--- a/latest/SR.docx
+++ b/latest/SR.docx
@@ -5089,7 +5089,7 @@
         <w:t xml:space="preserve"> </w:t>
       </w:r>
       <w:r>
-        <w:t xml:space="preserve">The requirements indicate both the necessary outcomes and the minimum steps necessary to be deemed to have achieved those outcomes. Radiometric corrections must lead to a valid measurement.</w:t>
+        <w:t xml:space="preserve">The requirements indicate both the necessary outcomes and the minimum steps necessary to be deemed to have achieved those outcomes.</w:t>
       </w:r>
     </w:p>
     <w:bookmarkStart w:id="152" w:name="sec:rac.measurements-measurement-sr"/>
@@ -5142,6 +5142,26 @@
       </w:pPr>
       <w:r>
         <w:t xml:space="preserve">Pixel values are expressed as a measurement of the Surface Reflectance of the land. This is a dimensionless value.</w:t>
+      </w:r>
+    </w:p>
+    <w:p>
+      <w:pPr>
+        <w:pStyle w:val="Textkrper"/>
+      </w:pPr>
+      <w:r>
+        <w:t xml:space="preserve">Notes:</w:t>
+      </w:r>
+    </w:p>
+    <w:p>
+      <w:pPr>
+        <w:pStyle w:val="Compact"/>
+        <w:numPr>
+          <w:ilvl w:val="0"/>
+          <w:numId w:val="1042"/>
+        </w:numPr>
+      </w:pPr>
+      <w:r>
+        <w:t xml:space="preserve">Radiometric corrections must lead to a valid measurement of surface reflectance.</w:t>
       </w:r>
     </w:p>
     <w:bookmarkEnd w:id="149"/>
@@ -5194,7 +5214,7 @@
         <w:pStyle w:val="Compact"/>
         <w:numPr>
           <w:ilvl w:val="0"/>
-          <w:numId w:val="1042"/>
+          <w:numId w:val="1043"/>
         </w:numPr>
       </w:pPr>
       <w:r>
@@ -5206,7 +5226,7 @@
         <w:pStyle w:val="Compact"/>
         <w:numPr>
           <w:ilvl w:val="0"/>
-          <w:numId w:val="1042"/>
+          <w:numId w:val="1043"/>
         </w:numPr>
       </w:pPr>
       <w:r>
@@ -5218,7 +5238,7 @@
         <w:pStyle w:val="Compact"/>
         <w:numPr>
           <w:ilvl w:val="0"/>
-          <w:numId w:val="1042"/>
+          <w:numId w:val="1043"/>
         </w:numPr>
       </w:pPr>
       <w:r>
@@ -5230,7 +5250,7 @@
         <w:pStyle w:val="Compact"/>
         <w:numPr>
           <w:ilvl w:val="0"/>
-          <w:numId w:val="1042"/>
+          <w:numId w:val="1043"/>
         </w:numPr>
       </w:pPr>
       <w:r>
@@ -5340,7 +5360,7 @@
         <w:pStyle w:val="Compact"/>
         <w:numPr>
           <w:ilvl w:val="0"/>
-          <w:numId w:val="1043"/>
+          <w:numId w:val="1044"/>
         </w:numPr>
       </w:pPr>
       <w:r>
@@ -5369,7 +5389,7 @@
         <w:pStyle w:val="Compact"/>
         <w:numPr>
           <w:ilvl w:val="0"/>
-          <w:numId w:val="1043"/>
+          <w:numId w:val="1044"/>
         </w:numPr>
       </w:pPr>
       <w:r>
@@ -5391,7 +5411,7 @@
         <w:pStyle w:val="Compact"/>
         <w:numPr>
           <w:ilvl w:val="0"/>
-          <w:numId w:val="1044"/>
+          <w:numId w:val="1045"/>
         </w:numPr>
       </w:pPr>
       <w:r>
@@ -5403,7 +5423,7 @@
         <w:pStyle w:val="Compact"/>
         <w:numPr>
           <w:ilvl w:val="0"/>
-          <w:numId w:val="1044"/>
+          <w:numId w:val="1045"/>
         </w:numPr>
       </w:pPr>
       <w:r>
@@ -5415,7 +5435,7 @@
         <w:pStyle w:val="Compact"/>
         <w:numPr>
           <w:ilvl w:val="0"/>
-          <w:numId w:val="1044"/>
+          <w:numId w:val="1045"/>
         </w:numPr>
       </w:pPr>
       <w:r>
@@ -5427,7 +5447,7 @@
         <w:pStyle w:val="Compact"/>
         <w:numPr>
           <w:ilvl w:val="0"/>
-          <w:numId w:val="1044"/>
+          <w:numId w:val="1045"/>
         </w:numPr>
       </w:pPr>
       <w:r>
@@ -5529,7 +5549,7 @@
         <w:pStyle w:val="Compact"/>
         <w:numPr>
           <w:ilvl w:val="0"/>
-          <w:numId w:val="1045"/>
+          <w:numId w:val="1046"/>
         </w:numPr>
       </w:pPr>
       <w:r>
@@ -5551,7 +5571,7 @@
         <w:pStyle w:val="Compact"/>
         <w:numPr>
           <w:ilvl w:val="0"/>
-          <w:numId w:val="1046"/>
+          <w:numId w:val="1047"/>
         </w:numPr>
       </w:pPr>
       <w:r>
@@ -5563,7 +5583,7 @@
         <w:pStyle w:val="Compact"/>
         <w:numPr>
           <w:ilvl w:val="0"/>
-          <w:numId w:val="1046"/>
+          <w:numId w:val="1047"/>
         </w:numPr>
       </w:pPr>
       <w:r>
@@ -5575,7 +5595,7 @@
         <w:pStyle w:val="Compact"/>
         <w:numPr>
           <w:ilvl w:val="0"/>
-          <w:numId w:val="1046"/>
+          <w:numId w:val="1047"/>
         </w:numPr>
       </w:pPr>
       <w:r>
@@ -5587,7 +5607,7 @@
         <w:pStyle w:val="Compact"/>
         <w:numPr>
           <w:ilvl w:val="0"/>
-          <w:numId w:val="1046"/>
+          <w:numId w:val="1047"/>
         </w:numPr>
       </w:pPr>
       <w:r>
@@ -5668,7 +5688,7 @@
         <w:pStyle w:val="Compact"/>
         <w:numPr>
           <w:ilvl w:val="0"/>
-          <w:numId w:val="1047"/>
+          <w:numId w:val="1048"/>
         </w:numPr>
       </w:pPr>
       <w:r>
@@ -5680,7 +5700,7 @@
         <w:pStyle w:val="Compact"/>
         <w:numPr>
           <w:ilvl w:val="0"/>
-          <w:numId w:val="1047"/>
+          <w:numId w:val="1048"/>
         </w:numPr>
       </w:pPr>
       <w:r>
@@ -5692,7 +5712,7 @@
         <w:pStyle w:val="Compact"/>
         <w:numPr>
           <w:ilvl w:val="0"/>
-          <w:numId w:val="1047"/>
+          <w:numId w:val="1048"/>
         </w:numPr>
       </w:pPr>
       <w:r>
@@ -5712,7 +5732,7 @@
         <w:pStyle w:val="Compact"/>
         <w:numPr>
           <w:ilvl w:val="0"/>
-          <w:numId w:val="1048"/>
+          <w:numId w:val="1049"/>
         </w:numPr>
       </w:pPr>
       <w:r>
@@ -5755,7 +5775,7 @@
         <w:pStyle w:val="Compact"/>
         <w:numPr>
           <w:ilvl w:val="0"/>
-          <w:numId w:val="1049"/>
+          <w:numId w:val="1050"/>
         </w:numPr>
       </w:pPr>
       <w:r>
@@ -5767,7 +5787,7 @@
         <w:pStyle w:val="Compact"/>
         <w:numPr>
           <w:ilvl w:val="0"/>
-          <w:numId w:val="1049"/>
+          <w:numId w:val="1050"/>
         </w:numPr>
       </w:pPr>
       <w:r>
@@ -5779,7 +5799,7 @@
         <w:pStyle w:val="Compact"/>
         <w:numPr>
           <w:ilvl w:val="0"/>
-          <w:numId w:val="1049"/>
+          <w:numId w:val="1050"/>
         </w:numPr>
       </w:pPr>
       <w:r>
@@ -5791,7 +5811,7 @@
         <w:pStyle w:val="Compact"/>
         <w:numPr>
           <w:ilvl w:val="0"/>
-          <w:numId w:val="1049"/>
+          <w:numId w:val="1050"/>
         </w:numPr>
       </w:pPr>
       <w:r>
@@ -5864,7 +5884,7 @@
         <w:pStyle w:val="Compact"/>
         <w:numPr>
           <w:ilvl w:val="0"/>
-          <w:numId w:val="1050"/>
+          <w:numId w:val="1051"/>
         </w:numPr>
       </w:pPr>
       <w:r>
@@ -5876,7 +5896,7 @@
         <w:pStyle w:val="Compact"/>
         <w:numPr>
           <w:ilvl w:val="0"/>
-          <w:numId w:val="1050"/>
+          <w:numId w:val="1051"/>
         </w:numPr>
       </w:pPr>
       <w:r>
@@ -5896,7 +5916,7 @@
         <w:pStyle w:val="Compact"/>
         <w:numPr>
           <w:ilvl w:val="0"/>
-          <w:numId w:val="1051"/>
+          <w:numId w:val="1052"/>
         </w:numPr>
       </w:pPr>
       <w:r>
@@ -5939,7 +5959,7 @@
         <w:pStyle w:val="Compact"/>
         <w:numPr>
           <w:ilvl w:val="0"/>
-          <w:numId w:val="1052"/>
+          <w:numId w:val="1053"/>
         </w:numPr>
       </w:pPr>
       <w:r>
@@ -5951,7 +5971,7 @@
         <w:pStyle w:val="Compact"/>
         <w:numPr>
           <w:ilvl w:val="0"/>
-          <w:numId w:val="1052"/>
+          <w:numId w:val="1053"/>
         </w:numPr>
       </w:pPr>
       <w:r>
@@ -5963,7 +5983,7 @@
         <w:pStyle w:val="Compact"/>
         <w:numPr>
           <w:ilvl w:val="0"/>
-          <w:numId w:val="1052"/>
+          <w:numId w:val="1053"/>
         </w:numPr>
       </w:pPr>
       <w:r>
@@ -5975,7 +5995,7 @@
         <w:pStyle w:val="Compact"/>
         <w:numPr>
           <w:ilvl w:val="0"/>
-          <w:numId w:val="1052"/>
+          <w:numId w:val="1053"/>
         </w:numPr>
       </w:pPr>
       <w:r>
@@ -6122,7 +6142,7 @@
         <w:pStyle w:val="Compact"/>
         <w:numPr>
           <w:ilvl w:val="0"/>
-          <w:numId w:val="1053"/>
+          <w:numId w:val="1054"/>
         </w:numPr>
       </w:pPr>
       <w:r>
@@ -6134,7 +6154,7 @@
         <w:pStyle w:val="Compact"/>
         <w:numPr>
           <w:ilvl w:val="0"/>
-          <w:numId w:val="1053"/>
+          <w:numId w:val="1054"/>
         </w:numPr>
       </w:pPr>
       <w:r>
@@ -6156,7 +6176,7 @@
         <w:pStyle w:val="Compact"/>
         <w:numPr>
           <w:ilvl w:val="0"/>
-          <w:numId w:val="1054"/>
+          <w:numId w:val="1055"/>
         </w:numPr>
       </w:pPr>
       <w:r>
@@ -6168,7 +6188,7 @@
         <w:pStyle w:val="Compact"/>
         <w:numPr>
           <w:ilvl w:val="0"/>
-          <w:numId w:val="1054"/>
+          <w:numId w:val="1055"/>
         </w:numPr>
       </w:pPr>
       <w:r>
@@ -6180,7 +6200,7 @@
         <w:pStyle w:val="Compact"/>
         <w:numPr>
           <w:ilvl w:val="0"/>
-          <w:numId w:val="1054"/>
+          <w:numId w:val="1055"/>
         </w:numPr>
       </w:pPr>
       <w:r>
@@ -6192,7 +6212,7 @@
         <w:pStyle w:val="Compact"/>
         <w:numPr>
           <w:ilvl w:val="0"/>
-          <w:numId w:val="1054"/>
+          <w:numId w:val="1055"/>
         </w:numPr>
       </w:pPr>
       <w:r>
@@ -6376,7 +6396,7 @@
         <w:pStyle w:val="Compact"/>
         <w:numPr>
           <w:ilvl w:val="0"/>
-          <w:numId w:val="1055"/>
+          <w:numId w:val="1056"/>
         </w:numPr>
       </w:pPr>
       <w:r>
@@ -6483,7 +6503,7 @@
         <w:pStyle w:val="Compact"/>
         <w:numPr>
           <w:ilvl w:val="0"/>
-          <w:numId w:val="1056"/>
+          <w:numId w:val="1057"/>
         </w:numPr>
       </w:pPr>
       <w:r>
@@ -6505,7 +6525,7 @@
         <w:pStyle w:val="Compact"/>
         <w:numPr>
           <w:ilvl w:val="0"/>
-          <w:numId w:val="1057"/>
+          <w:numId w:val="1058"/>
         </w:numPr>
       </w:pPr>
       <w:r>
@@ -6517,7 +6537,7 @@
         <w:pStyle w:val="Compact"/>
         <w:numPr>
           <w:ilvl w:val="0"/>
-          <w:numId w:val="1057"/>
+          <w:numId w:val="1058"/>
         </w:numPr>
       </w:pPr>
       <w:r>
@@ -6529,7 +6549,7 @@
         <w:pStyle w:val="Compact"/>
         <w:numPr>
           <w:ilvl w:val="0"/>
-          <w:numId w:val="1057"/>
+          <w:numId w:val="1058"/>
         </w:numPr>
       </w:pPr>
       <w:r>
@@ -6541,7 +6561,7 @@
         <w:pStyle w:val="Compact"/>
         <w:numPr>
           <w:ilvl w:val="0"/>
-          <w:numId w:val="1057"/>
+          <w:numId w:val="1058"/>
         </w:numPr>
       </w:pPr>
       <w:r>
@@ -8706,7 +8726,7 @@
         <w:pStyle w:val="Compact"/>
         <w:numPr>
           <w:ilvl w:val="0"/>
-          <w:numId w:val="1058"/>
+          <w:numId w:val="1059"/>
         </w:numPr>
       </w:pPr>
       <w:r>
@@ -8718,7 +8738,7 @@
         <w:pStyle w:val="Compact"/>
         <w:numPr>
           <w:ilvl w:val="0"/>
-          <w:numId w:val="1058"/>
+          <w:numId w:val="1059"/>
         </w:numPr>
       </w:pPr>
       <w:r>
@@ -10011,9 +10031,39 @@
     <w:abstractNumId w:val="991"/>
   </w:num>
   <w:num w:numId="1042">
+    <w:abstractNumId w:val="99411"/>
+    <w:lvlOverride w:ilvl="0">
+      <w:startOverride w:val="1"/>
+    </w:lvlOverride>
+    <w:lvlOverride w:ilvl="1">
+      <w:startOverride w:val="1"/>
+    </w:lvlOverride>
+    <w:lvlOverride w:ilvl="2">
+      <w:startOverride w:val="1"/>
+    </w:lvlOverride>
+    <w:lvlOverride w:ilvl="3">
+      <w:startOverride w:val="1"/>
+    </w:lvlOverride>
+    <w:lvlOverride w:ilvl="4">
+      <w:startOverride w:val="1"/>
+    </w:lvlOverride>
+    <w:lvlOverride w:ilvl="5">
+      <w:startOverride w:val="1"/>
+    </w:lvlOverride>
+    <w:lvlOverride w:ilvl="6">
+      <w:startOverride w:val="1"/>
+    </w:lvlOverride>
+    <w:lvlOverride w:ilvl="7">
+      <w:startOverride w:val="1"/>
+    </w:lvlOverride>
+    <w:lvlOverride w:ilvl="8">
+      <w:startOverride w:val="1"/>
+    </w:lvlOverride>
+  </w:num>
+  <w:num w:numId="1043">
     <w:abstractNumId w:val="991"/>
   </w:num>
-  <w:num w:numId="1043">
+  <w:num w:numId="1044">
     <w:abstractNumId w:val="99411"/>
     <w:lvlOverride w:ilvl="0">
       <w:startOverride w:val="1"/>
@@ -10043,10 +10093,10 @@
       <w:startOverride w:val="1"/>
     </w:lvlOverride>
   </w:num>
-  <w:num w:numId="1044">
+  <w:num w:numId="1045">
     <w:abstractNumId w:val="991"/>
   </w:num>
-  <w:num w:numId="1045">
+  <w:num w:numId="1046">
     <w:abstractNumId w:val="99411"/>
     <w:lvlOverride w:ilvl="0">
       <w:startOverride w:val="1"/>
@@ -10075,14 +10125,14 @@
     <w:lvlOverride w:ilvl="8">
       <w:startOverride w:val="1"/>
     </w:lvlOverride>
-  </w:num>
-  <w:num w:numId="1046">
-    <w:abstractNumId w:val="991"/>
   </w:num>
   <w:num w:numId="1047">
     <w:abstractNumId w:val="991"/>
   </w:num>
   <w:num w:numId="1048">
+    <w:abstractNumId w:val="991"/>
+  </w:num>
+  <w:num w:numId="1049">
     <w:abstractNumId w:val="99411"/>
     <w:lvlOverride w:ilvl="0">
       <w:startOverride w:val="1"/>
@@ -10111,14 +10161,14 @@
     <w:lvlOverride w:ilvl="8">
       <w:startOverride w:val="1"/>
     </w:lvlOverride>
-  </w:num>
-  <w:num w:numId="1049">
-    <w:abstractNumId w:val="991"/>
   </w:num>
   <w:num w:numId="1050">
     <w:abstractNumId w:val="991"/>
   </w:num>
   <w:num w:numId="1051">
+    <w:abstractNumId w:val="991"/>
+  </w:num>
+  <w:num w:numId="1052">
     <w:abstractNumId w:val="99411"/>
     <w:lvlOverride w:ilvl="0">
       <w:startOverride w:val="1"/>
@@ -10147,9 +10197,6 @@
     <w:lvlOverride w:ilvl="8">
       <w:startOverride w:val="1"/>
     </w:lvlOverride>
-  </w:num>
-  <w:num w:numId="1052">
-    <w:abstractNumId w:val="991"/>
   </w:num>
   <w:num w:numId="1053">
     <w:abstractNumId w:val="991"/>
@@ -10158,34 +10205,7 @@
     <w:abstractNumId w:val="991"/>
   </w:num>
   <w:num w:numId="1055">
-    <w:abstractNumId w:val="99411"/>
-    <w:lvlOverride w:ilvl="0">
-      <w:startOverride w:val="1"/>
-    </w:lvlOverride>
-    <w:lvlOverride w:ilvl="1">
-      <w:startOverride w:val="1"/>
-    </w:lvlOverride>
-    <w:lvlOverride w:ilvl="2">
-      <w:startOverride w:val="1"/>
-    </w:lvlOverride>
-    <w:lvlOverride w:ilvl="3">
-      <w:startOverride w:val="1"/>
-    </w:lvlOverride>
-    <w:lvlOverride w:ilvl="4">
-      <w:startOverride w:val="1"/>
-    </w:lvlOverride>
-    <w:lvlOverride w:ilvl="5">
-      <w:startOverride w:val="1"/>
-    </w:lvlOverride>
-    <w:lvlOverride w:ilvl="6">
-      <w:startOverride w:val="1"/>
-    </w:lvlOverride>
-    <w:lvlOverride w:ilvl="7">
-      <w:startOverride w:val="1"/>
-    </w:lvlOverride>
-    <w:lvlOverride w:ilvl="8">
-      <w:startOverride w:val="1"/>
-    </w:lvlOverride>
+    <w:abstractNumId w:val="991"/>
   </w:num>
   <w:num w:numId="1056">
     <w:abstractNumId w:val="99411"/>
@@ -10218,9 +10238,39 @@
     </w:lvlOverride>
   </w:num>
   <w:num w:numId="1057">
+    <w:abstractNumId w:val="99411"/>
+    <w:lvlOverride w:ilvl="0">
+      <w:startOverride w:val="1"/>
+    </w:lvlOverride>
+    <w:lvlOverride w:ilvl="1">
+      <w:startOverride w:val="1"/>
+    </w:lvlOverride>
+    <w:lvlOverride w:ilvl="2">
+      <w:startOverride w:val="1"/>
+    </w:lvlOverride>
+    <w:lvlOverride w:ilvl="3">
+      <w:startOverride w:val="1"/>
+    </w:lvlOverride>
+    <w:lvlOverride w:ilvl="4">
+      <w:startOverride w:val="1"/>
+    </w:lvlOverride>
+    <w:lvlOverride w:ilvl="5">
+      <w:startOverride w:val="1"/>
+    </w:lvlOverride>
+    <w:lvlOverride w:ilvl="6">
+      <w:startOverride w:val="1"/>
+    </w:lvlOverride>
+    <w:lvlOverride w:ilvl="7">
+      <w:startOverride w:val="1"/>
+    </w:lvlOverride>
+    <w:lvlOverride w:ilvl="8">
+      <w:startOverride w:val="1"/>
+    </w:lvlOverride>
+  </w:num>
+  <w:num w:numId="1058">
     <w:abstractNumId w:val="991"/>
   </w:num>
-  <w:num w:numId="1058">
+  <w:num w:numId="1059">
     <w:abstractNumId w:val="991"/>
   </w:num>
 </w:numbering>

--- a/latest/SR.docx
+++ b/latest/SR.docx
@@ -49,13 +49,13 @@
         </w:drawing>
       </w:r>
     </w:p>
-    <w:bookmarkStart w:id="195" w:name="ceos-ard---optical---surface-reflectance"/>
+    <w:bookmarkStart w:id="194" w:name="ceos-ard---optical---aquatic-reflectance"/>
     <w:p>
       <w:pPr>
         <w:pStyle w:val="berschrift1"/>
       </w:pPr>
       <w:r>
-        <w:t xml:space="preserve">CEOS-ARD - Optical - Surface Reflectance</w:t>
+        <w:t xml:space="preserve">CEOS-ARD - Optical - Aquatic Reflectance</w:t>
       </w:r>
     </w:p>
     <w:p>
@@ -80,7 +80,7 @@
         <w:pStyle w:val="FirstParagraph"/>
       </w:pPr>
       <w:r>
-        <w:t xml:space="preserve">Product Family Specification, Optical, Surface Reflectance</w:t>
+        <w:t xml:space="preserve">Product Family Specification, Optical, Aquatic Reflectance</w:t>
       </w:r>
     </w:p>
     <w:p>
@@ -103,7 +103,7 @@
       </w:hyperlink>
     </w:p>
     <w:bookmarkEnd w:id="24"/>
-    <w:bookmarkStart w:id="25" w:name="document-history"/>
+    <w:bookmarkStart w:id="26" w:name="document-history"/>
     <w:p>
       <w:pPr>
         <w:pStyle w:val="berschrift2"/>
@@ -112,16 +112,162 @@
         <w:t xml:space="preserve">Document History</w:t>
       </w:r>
     </w:p>
-    <w:p>
-      <w:pPr>
-        <w:pStyle w:val="FirstParagraph"/>
-      </w:pPr>
-      <w:r>
-        <w:t xml:space="preserve">Not available yet</w:t>
+    <w:bookmarkStart w:id="25" w:name="patch"/>
+    <w:p>
+      <w:pPr>
+        <w:pStyle w:val="berschrift3"/>
+      </w:pPr>
+      <w:r>
+        <w:t xml:space="preserve">2026-03-26 (PATCH)</w:t>
+      </w:r>
+    </w:p>
+    <w:p>
+      <w:pPr>
+        <w:pStyle w:val="FirstParagraph"/>
+      </w:pPr>
+      <w:r>
+        <w:rPr>
+          <w:b/>
+          <w:bCs/>
+        </w:rPr>
+        <w:t xml:space="preserve">This is a breaking change!</w:t>
+      </w:r>
+    </w:p>
+    <w:p>
+      <w:pPr>
+        <w:pStyle w:val="Compact"/>
+        <w:numPr>
+          <w:ilvl w:val="0"/>
+          <w:numId w:val="1001"/>
+        </w:numPr>
+      </w:pPr>
+      <w:r>
+        <w:t xml:space="preserve">Renamed CARD4L to CEOS-ARD</w:t>
+      </w:r>
+    </w:p>
+    <w:p>
+      <w:pPr>
+        <w:pStyle w:val="Compact"/>
+        <w:numPr>
+          <w:ilvl w:val="0"/>
+          <w:numId w:val="1001"/>
+        </w:numPr>
+      </w:pPr>
+      <w:r>
+        <w:t xml:space="preserve">Restructured the document; removed empty or unused parts</w:t>
+      </w:r>
+    </w:p>
+    <w:p>
+      <w:pPr>
+        <w:pStyle w:val="Compact"/>
+        <w:numPr>
+          <w:ilvl w:val="0"/>
+          <w:numId w:val="1001"/>
+        </w:numPr>
+      </w:pPr>
+      <w:r>
+        <w:t xml:space="preserve">Document history has ben reset. Check the previous versions for details</w:t>
+      </w:r>
+    </w:p>
+    <w:p>
+      <w:pPr>
+        <w:pStyle w:val="Compact"/>
+        <w:numPr>
+          <w:ilvl w:val="0"/>
+          <w:numId w:val="1001"/>
+        </w:numPr>
+      </w:pPr>
+      <w:r>
+        <w:t xml:space="preserve">Numerical identifiers were rotated and are deprecated; new textual identifiers have been added</w:t>
+      </w:r>
+    </w:p>
+    <w:p>
+      <w:pPr>
+        <w:pStyle w:val="Compact"/>
+        <w:numPr>
+          <w:ilvl w:val="0"/>
+          <w:numId w:val="1001"/>
+        </w:numPr>
+      </w:pPr>
+      <w:r>
+        <w:t xml:space="preserve">The requirement</w:t>
+      </w:r>
+      <w:r>
+        <w:t xml:space="preserve"> </w:t>
+      </w:r>
+      <w:r>
+        <w:t xml:space="preserve">“Radiometric corrections must lead to a valid measurement […]”</w:t>
+      </w:r>
+      <w:r>
+        <w:t xml:space="preserve"> </w:t>
+      </w:r>
+      <w:r>
+        <w:t xml:space="preserve">has been moved from the category description to the measurement requirement.</w:t>
+      </w:r>
+    </w:p>
+    <w:p>
+      <w:pPr>
+        <w:pStyle w:val="Compact"/>
+        <w:numPr>
+          <w:ilvl w:val="0"/>
+          <w:numId w:val="1001"/>
+        </w:numPr>
+      </w:pPr>
+      <w:r>
+        <w:t xml:space="preserve">If no threshold requirement applies, the wording has been made consistent (e.g. former req. 1.7 and 1.8).</w:t>
+      </w:r>
+    </w:p>
+    <w:p>
+      <w:pPr>
+        <w:pStyle w:val="Compact"/>
+        <w:numPr>
+          <w:ilvl w:val="0"/>
+          <w:numId w:val="1001"/>
+        </w:numPr>
+      </w:pPr>
+      <w:r>
+        <w:t xml:space="preserve">Former req. 2.13 has been removed as it had neither a threshold nor a goal requirement.</w:t>
+      </w:r>
+    </w:p>
+    <w:p>
+      <w:pPr>
+        <w:pStyle w:val="FirstParagraph"/>
+      </w:pPr>
+      <w:r>
+        <w:rPr>
+          <w:b/>
+          <w:bCs/>
+        </w:rPr>
+        <w:t xml:space="preserve">Justification:</w:t>
+      </w:r>
+      <w:r>
+        <w:t xml:space="preserve"> </w:t>
+      </w:r>
+      <w:r>
+        <w:t xml:space="preserve">Migration to the new CEOS-ARD building block.</w:t>
+      </w:r>
+    </w:p>
+    <w:p>
+      <w:pPr>
+        <w:pStyle w:val="Textkrper"/>
+      </w:pPr>
+      <w:r>
+        <w:rPr>
+          <w:b/>
+          <w:bCs/>
+        </w:rPr>
+        <w:t xml:space="preserve">Editor:</w:t>
+      </w:r>
+      <w:r>
+        <w:t xml:space="preserve"> </w:t>
+      </w:r>
+      <w:r>
+        <w:t xml:space="preserve">Matthias Mohr</w:t>
       </w:r>
     </w:p>
     <w:bookmarkEnd w:id="25"/>
-    <w:bookmarkStart w:id="26" w:name="contributing-authors"/>
+    <w:bookmarkEnd w:id="26"/>
+    <w:bookmarkStart w:id="27" w:name="contributing-authors"/>
     <w:p>
       <w:pPr>
         <w:pStyle w:val="berschrift2"/>
@@ -135,7 +281,7 @@
         <w:pStyle w:val="Compact"/>
         <w:numPr>
           <w:ilvl w:val="0"/>
-          <w:numId w:val="1001"/>
+          <w:numId w:val="1002"/>
         </w:numPr>
       </w:pPr>
       <w:r>
@@ -147,7 +293,7 @@
         <w:pStyle w:val="Compact"/>
         <w:numPr>
           <w:ilvl w:val="0"/>
-          <w:numId w:val="1001"/>
+          <w:numId w:val="1002"/>
         </w:numPr>
       </w:pPr>
       <w:r>
@@ -159,7 +305,7 @@
         <w:pStyle w:val="Compact"/>
         <w:numPr>
           <w:ilvl w:val="0"/>
-          <w:numId w:val="1001"/>
+          <w:numId w:val="1002"/>
         </w:numPr>
       </w:pPr>
       <w:r>
@@ -171,7 +317,7 @@
         <w:pStyle w:val="Compact"/>
         <w:numPr>
           <w:ilvl w:val="0"/>
-          <w:numId w:val="1001"/>
+          <w:numId w:val="1002"/>
         </w:numPr>
       </w:pPr>
       <w:r>
@@ -183,7 +329,7 @@
         <w:pStyle w:val="Compact"/>
         <w:numPr>
           <w:ilvl w:val="0"/>
-          <w:numId w:val="1001"/>
+          <w:numId w:val="1002"/>
         </w:numPr>
       </w:pPr>
       <w:r>
@@ -195,7 +341,7 @@
         <w:pStyle w:val="Compact"/>
         <w:numPr>
           <w:ilvl w:val="0"/>
-          <w:numId w:val="1001"/>
+          <w:numId w:val="1002"/>
         </w:numPr>
       </w:pPr>
       <w:r>
@@ -207,7 +353,7 @@
         <w:pStyle w:val="Compact"/>
         <w:numPr>
           <w:ilvl w:val="0"/>
-          <w:numId w:val="1001"/>
+          <w:numId w:val="1002"/>
         </w:numPr>
       </w:pPr>
       <w:r>
@@ -219,8 +365,8 @@
         <w:br w:type="page"/>
       </w:r>
     </w:p>
-    <w:bookmarkEnd w:id="26"/>
-    <w:bookmarkStart w:id="27" w:name="ceos-analysis-ready-data-definition"/>
+    <w:bookmarkEnd w:id="27"/>
+    <w:bookmarkStart w:id="28" w:name="ceos-analysis-ready-data-definition"/>
     <w:p>
       <w:pPr>
         <w:pStyle w:val="berschrift2"/>
@@ -237,8 +383,8 @@
         <w:t xml:space="preserve">CEOS Analysis Ready Data (CEOS-ARD) are satellite data that have been processed to a minimum set of requirements and organized into a form that allows immediate analysis with a minimum of additional user effort and interoperability both through time and with other datasets.</w:t>
       </w:r>
     </w:p>
-    <w:bookmarkEnd w:id="27"/>
-    <w:bookmarkStart w:id="28" w:name="description"/>
+    <w:bookmarkEnd w:id="28"/>
+    <w:bookmarkStart w:id="29" w:name="description"/>
     <w:p>
       <w:pPr>
         <w:pStyle w:val="berschrift2"/>
@@ -262,7 +408,7 @@
         <w:t xml:space="preserve"> </w:t>
       </w:r>
       <w:r>
-        <w:t xml:space="preserve">Optical, Surface Reflectance (SR)</w:t>
+        <w:t xml:space="preserve">Optical, Aquatic Reflectance (SR)</w:t>
       </w:r>
     </w:p>
     <w:p>
@@ -280,7 +426,7 @@
         <w:t xml:space="preserve"> </w:t>
       </w:r>
       <w:r>
-        <w:t xml:space="preserve">5.0.1-draft</w:t>
+        <w:t xml:space="preserve">2.0-draft</w:t>
       </w:r>
     </w:p>
     <w:p>
@@ -301,8 +447,8 @@
         <w:t xml:space="preserve">Data collected by Optical sensors</w:t>
       </w:r>
     </w:p>
-    <w:bookmarkEnd w:id="28"/>
-    <w:bookmarkStart w:id="29" w:name="background"/>
+    <w:bookmarkEnd w:id="29"/>
+    <w:bookmarkStart w:id="30" w:name="background"/>
     <w:p>
       <w:pPr>
         <w:pStyle w:val="berschrift2"/>
@@ -316,7 +462,7 @@
         <w:pStyle w:val="FirstParagraph"/>
       </w:pPr>
       <w:r>
-        <w:t xml:space="preserve">Data collected with multispectral optical sensors operating in the VIS/NIR/SWIR wavelengths at all ground sample distances and resolutions.</w:t>
+        <w:t xml:space="preserve">Data collected with multispectral and hyperspectral imaging sensors operating in the VIS/NIR/SWIR wavelengths over water bodies (including oceans, seas, coastal zones, and inland waters). These typically operate with ground sample distance and resolution in the order of 1-4000 metres however the specification is not inherently limited to these resolutions.</w:t>
       </w:r>
     </w:p>
     <w:p>
@@ -324,8 +470,8 @@
         <w:br w:type="page"/>
       </w:r>
     </w:p>
-    <w:bookmarkEnd w:id="29"/>
-    <w:bookmarkStart w:id="30" w:name="definitions-and-abbreviations"/>
+    <w:bookmarkEnd w:id="30"/>
+    <w:bookmarkStart w:id="31" w:name="definitions-and-abbreviations"/>
     <w:p>
       <w:pPr>
         <w:pStyle w:val="berschrift2"/>
@@ -339,6 +485,22 @@
         <w:pStyle w:val="DefinitionTerm"/>
       </w:pPr>
       <w:r>
+        <w:t xml:space="preserve">AR</w:t>
+      </w:r>
+    </w:p>
+    <w:p>
+      <w:pPr>
+        <w:pStyle w:val="Definition"/>
+      </w:pPr>
+      <w:r>
+        <w:t xml:space="preserve">Aquatic Reflectance</w:t>
+      </w:r>
+    </w:p>
+    <w:p>
+      <w:pPr>
+        <w:pStyle w:val="DefinitionTerm"/>
+      </w:pPr>
+      <w:r>
         <w:t xml:space="preserve">ATBD</w:t>
       </w:r>
     </w:p>
@@ -531,7 +693,7 @@
         <w:pStyle w:val="DefinitionTerm"/>
       </w:pPr>
       <w:r>
-        <w:t xml:space="preserve">SR</w:t>
+        <w:t xml:space="preserve">SWIR</w:t>
       </w:r>
     </w:p>
     <w:p>
@@ -539,7 +701,7 @@
         <w:pStyle w:val="Definition"/>
       </w:pPr>
       <w:r>
-        <w:t xml:space="preserve">Surface Reflectance</w:t>
+        <w:t xml:space="preserve">Shortwave Infrared</w:t>
       </w:r>
     </w:p>
     <w:p>
@@ -547,7 +709,7 @@
         <w:pStyle w:val="DefinitionTerm"/>
       </w:pPr>
       <w:r>
-        <w:t xml:space="preserve">SWIR</w:t>
+        <w:t xml:space="preserve">UTC</w:t>
       </w:r>
     </w:p>
     <w:p>
@@ -555,7 +717,7 @@
         <w:pStyle w:val="Definition"/>
       </w:pPr>
       <w:r>
-        <w:t xml:space="preserve">Shortwave Infrared</w:t>
+        <w:t xml:space="preserve">Coordinated Universal Time</w:t>
       </w:r>
     </w:p>
     <w:p>
@@ -563,7 +725,7 @@
         <w:pStyle w:val="DefinitionTerm"/>
       </w:pPr>
       <w:r>
-        <w:t xml:space="preserve">UTC</w:t>
+        <w:t xml:space="preserve">VIS</w:t>
       </w:r>
     </w:p>
     <w:p>
@@ -571,7 +733,7 @@
         <w:pStyle w:val="Definition"/>
       </w:pPr>
       <w:r>
-        <w:t xml:space="preserve">Coordinated Universal Time</w:t>
+        <w:t xml:space="preserve">Visible</w:t>
       </w:r>
     </w:p>
     <w:p>
@@ -579,7 +741,7 @@
         <w:pStyle w:val="DefinitionTerm"/>
       </w:pPr>
       <w:r>
-        <w:t xml:space="preserve">VIS</w:t>
+        <w:t xml:space="preserve">WGS84</w:t>
       </w:r>
     </w:p>
     <w:p>
@@ -587,22 +749,6 @@
         <w:pStyle w:val="Definition"/>
       </w:pPr>
       <w:r>
-        <w:t xml:space="preserve">Visible</w:t>
-      </w:r>
-    </w:p>
-    <w:p>
-      <w:pPr>
-        <w:pStyle w:val="DefinitionTerm"/>
-      </w:pPr>
-      <w:r>
-        <w:t xml:space="preserve">WGS84</w:t>
-      </w:r>
-    </w:p>
-    <w:p>
-      <w:pPr>
-        <w:pStyle w:val="Definition"/>
-      </w:pPr>
-      <w:r>
         <w:t xml:space="preserve">World Geodetic System 1984</w:t>
       </w:r>
     </w:p>
@@ -611,8 +757,8 @@
         <w:br w:type="page"/>
       </w:r>
     </w:p>
-    <w:bookmarkEnd w:id="30"/>
-    <w:bookmarkStart w:id="179" w:name="requirements"/>
+    <w:bookmarkEnd w:id="31"/>
+    <w:bookmarkStart w:id="180" w:name="requirements"/>
     <w:p>
       <w:pPr>
         <w:pStyle w:val="berschrift2"/>
@@ -667,7 +813,7 @@
         <w:t xml:space="preserve">Instead, use the textual identifier that is provided below the title.</w:t>
       </w:r>
     </w:p>
-    <w:bookmarkStart w:id="99" w:name="sec:meta"/>
+    <w:bookmarkStart w:id="100" w:name="sec:meta"/>
     <w:p>
       <w:pPr>
         <w:pStyle w:val="berschrift3"/>
@@ -721,7 +867,7 @@
         <w:t xml:space="preserve">suitability of the dataset, and must meet the requirements listed below.</w:t>
       </w:r>
     </w:p>
-    <w:bookmarkStart w:id="34" w:name="sec:meta.metadata-traceability-sr"/>
+    <w:bookmarkStart w:id="35" w:name="sec:meta-trcsr"/>
     <w:p>
       <w:pPr>
         <w:pStyle w:val="berschrift4"/>
@@ -753,10 +899,10 @@
         <w:rPr>
           <w:rStyle w:val="VerbatimChar"/>
         </w:rPr>
-        <w:t xml:space="preserve">meta.metadata-traceability-sr</w:t>
-      </w:r>
-    </w:p>
-    <w:bookmarkStart w:id="31" w:name="threshold-requirements"/>
+        <w:t xml:space="preserve">meta-trcsr</w:t>
+      </w:r>
+    </w:p>
+    <w:bookmarkStart w:id="32" w:name="threshold-requirements"/>
     <w:p>
       <w:pPr>
         <w:pStyle w:val="berschrift5"/>
@@ -776,8 +922,8 @@
         <w:t xml:space="preserve"> </w:t>
       </w:r>
     </w:p>
-    <w:bookmarkEnd w:id="31"/>
-    <w:bookmarkStart w:id="32" w:name="goal-requirements"/>
+    <w:bookmarkEnd w:id="32"/>
+    <w:bookmarkStart w:id="33" w:name="goal-requirements"/>
     <w:p>
       <w:pPr>
         <w:pStyle w:val="berschrift5"/>
@@ -807,7 +953,7 @@
         <w:pStyle w:val="Compact"/>
         <w:numPr>
           <w:ilvl w:val="0"/>
-          <w:numId w:val="1002"/>
+          <w:numId w:val="1003"/>
         </w:numPr>
       </w:pPr>
       <w:r>
@@ -816,7 +962,7 @@
       <w:r>
         <w:t xml:space="preserve">“</w:t>
       </w:r>
-      <w:hyperlink w:anchor="sec:rac.measurements-uncertainty-sr">
+      <w:hyperlink w:anchor="sec:rac-uncsr">
         <w:r>
           <w:rPr>
             <w:rStyle w:val="Hyperlink"/>
@@ -836,15 +982,15 @@
         <w:pStyle w:val="Compact"/>
         <w:numPr>
           <w:ilvl w:val="0"/>
-          <w:numId w:val="1002"/>
+          <w:numId w:val="1003"/>
         </w:numPr>
       </w:pPr>
       <w:r>
         <w:t xml:space="preserve">Information on traceability should be available in the metadata as a single DOI landing page.</w:t>
       </w:r>
     </w:p>
-    <w:bookmarkEnd w:id="32"/>
-    <w:bookmarkStart w:id="33" w:name="assessment"/>
+    <w:bookmarkEnd w:id="33"/>
+    <w:bookmarkStart w:id="34" w:name="assessment"/>
     <w:p>
       <w:pPr>
         <w:pStyle w:val="berschrift5"/>
@@ -858,7 +1004,7 @@
         <w:pStyle w:val="Compact"/>
         <w:numPr>
           <w:ilvl w:val="0"/>
-          <w:numId w:val="1003"/>
+          <w:numId w:val="1004"/>
         </w:numPr>
       </w:pPr>
       <w:r>
@@ -870,7 +1016,7 @@
         <w:pStyle w:val="Compact"/>
         <w:numPr>
           <w:ilvl w:val="0"/>
-          <w:numId w:val="1003"/>
+          <w:numId w:val="1004"/>
         </w:numPr>
       </w:pPr>
       <w:r>
@@ -882,7 +1028,7 @@
         <w:pStyle w:val="Compact"/>
         <w:numPr>
           <w:ilvl w:val="0"/>
-          <w:numId w:val="1003"/>
+          <w:numId w:val="1004"/>
         </w:numPr>
       </w:pPr>
       <w:r>
@@ -894,7 +1040,7 @@
         <w:pStyle w:val="Compact"/>
         <w:numPr>
           <w:ilvl w:val="0"/>
-          <w:numId w:val="1003"/>
+          <w:numId w:val="1004"/>
         </w:numPr>
       </w:pPr>
       <w:r>
@@ -908,9 +1054,9 @@
         </w:pict>
       </w:r>
     </w:p>
-    <w:bookmarkEnd w:id="33"/>
     <w:bookmarkEnd w:id="34"/>
-    <w:bookmarkStart w:id="38" w:name="X29a4cad0bb2171fce01da163f40f9a2126ffce7"/>
+    <w:bookmarkEnd w:id="35"/>
+    <w:bookmarkStart w:id="39" w:name="sec:meta-mrdopt"/>
     <w:p>
       <w:pPr>
         <w:pStyle w:val="berschrift4"/>
@@ -942,10 +1088,10 @@
         <w:rPr>
           <w:rStyle w:val="VerbatimChar"/>
         </w:rPr>
-        <w:t xml:space="preserve">meta.metadata-machine-readability-optical</w:t>
-      </w:r>
-    </w:p>
-    <w:bookmarkStart w:id="35" w:name="threshold-requirements-1"/>
+        <w:t xml:space="preserve">meta-mrdopt</w:t>
+      </w:r>
+    </w:p>
+    <w:bookmarkStart w:id="36" w:name="threshold-requirements-1"/>
     <w:p>
       <w:pPr>
         <w:pStyle w:val="berschrift5"/>
@@ -962,8 +1108,8 @@
         <w:t xml:space="preserve">Metadata is provided in a structure that enables a computer algorithm to be used to consistently and automatically identify and extract each component part for further use.</w:t>
       </w:r>
     </w:p>
-    <w:bookmarkEnd w:id="35"/>
-    <w:bookmarkStart w:id="36" w:name="goal-requirements-1"/>
+    <w:bookmarkEnd w:id="36"/>
+    <w:bookmarkStart w:id="37" w:name="goal-requirements-1"/>
     <w:p>
       <w:pPr>
         <w:pStyle w:val="berschrift5"/>
@@ -980,8 +1126,8 @@
         <w:t xml:space="preserve">As threshold, but metadata should be provided in a community endorsed standard that facilitates machine-readability, such as ISO 19115-2.</w:t>
       </w:r>
     </w:p>
-    <w:bookmarkEnd w:id="36"/>
-    <w:bookmarkStart w:id="37" w:name="assessment-1"/>
+    <w:bookmarkEnd w:id="37"/>
+    <w:bookmarkStart w:id="38" w:name="assessment-1"/>
     <w:p>
       <w:pPr>
         <w:pStyle w:val="berschrift5"/>
@@ -995,7 +1141,7 @@
         <w:pStyle w:val="Compact"/>
         <w:numPr>
           <w:ilvl w:val="0"/>
-          <w:numId w:val="1004"/>
+          <w:numId w:val="1005"/>
         </w:numPr>
       </w:pPr>
       <w:r>
@@ -1007,7 +1153,7 @@
         <w:pStyle w:val="Compact"/>
         <w:numPr>
           <w:ilvl w:val="0"/>
-          <w:numId w:val="1004"/>
+          <w:numId w:val="1005"/>
         </w:numPr>
       </w:pPr>
       <w:r>
@@ -1019,7 +1165,7 @@
         <w:pStyle w:val="Compact"/>
         <w:numPr>
           <w:ilvl w:val="0"/>
-          <w:numId w:val="1004"/>
+          <w:numId w:val="1005"/>
         </w:numPr>
       </w:pPr>
       <w:r>
@@ -1031,7 +1177,7 @@
         <w:pStyle w:val="Compact"/>
         <w:numPr>
           <w:ilvl w:val="0"/>
-          <w:numId w:val="1004"/>
+          <w:numId w:val="1005"/>
         </w:numPr>
       </w:pPr>
       <w:r>
@@ -1045,9 +1191,9 @@
         </w:pict>
       </w:r>
     </w:p>
-    <w:bookmarkEnd w:id="37"/>
     <w:bookmarkEnd w:id="38"/>
-    <w:bookmarkStart w:id="42" w:name="sec:meta.metadata-time-sr"/>
+    <w:bookmarkEnd w:id="39"/>
+    <w:bookmarkStart w:id="43" w:name="sec:meta-timsr"/>
     <w:p>
       <w:pPr>
         <w:pStyle w:val="berschrift4"/>
@@ -1079,10 +1225,10 @@
         <w:rPr>
           <w:rStyle w:val="VerbatimChar"/>
         </w:rPr>
-        <w:t xml:space="preserve">meta.metadata-time-sr</w:t>
-      </w:r>
-    </w:p>
-    <w:bookmarkStart w:id="39" w:name="threshold-requirements-2"/>
+        <w:t xml:space="preserve">meta-timsr</w:t>
+      </w:r>
+    </w:p>
+    <w:bookmarkStart w:id="40" w:name="threshold-requirements-2"/>
     <w:p>
       <w:pPr>
         <w:pStyle w:val="berschrift5"/>
@@ -1099,8 +1245,8 @@
         <w:t xml:space="preserve">The data collection time is identified in the metadata, expressed in date/time, to the second, with the time offset from UTC unambiguously identified.</w:t>
       </w:r>
     </w:p>
-    <w:bookmarkEnd w:id="39"/>
-    <w:bookmarkStart w:id="40" w:name="goal-requirements-2"/>
+    <w:bookmarkEnd w:id="40"/>
+    <w:bookmarkStart w:id="41" w:name="goal-requirements-2"/>
     <w:p>
       <w:pPr>
         <w:pStyle w:val="berschrift5"/>
@@ -1117,8 +1263,8 @@
         <w:t xml:space="preserve">Acquisition time for each pixel is identified (or can be reliably determined) in the metadata, expressed in date/time at UTC, to the second.</w:t>
       </w:r>
     </w:p>
-    <w:bookmarkEnd w:id="40"/>
-    <w:bookmarkStart w:id="41" w:name="assessment-2"/>
+    <w:bookmarkEnd w:id="41"/>
+    <w:bookmarkStart w:id="42" w:name="assessment-2"/>
     <w:p>
       <w:pPr>
         <w:pStyle w:val="berschrift5"/>
@@ -1132,7 +1278,7 @@
         <w:pStyle w:val="Compact"/>
         <w:numPr>
           <w:ilvl w:val="0"/>
-          <w:numId w:val="1005"/>
+          <w:numId w:val="1006"/>
         </w:numPr>
       </w:pPr>
       <w:r>
@@ -1144,7 +1290,7 @@
         <w:pStyle w:val="Compact"/>
         <w:numPr>
           <w:ilvl w:val="0"/>
-          <w:numId w:val="1005"/>
+          <w:numId w:val="1006"/>
         </w:numPr>
       </w:pPr>
       <w:r>
@@ -1156,7 +1302,7 @@
         <w:pStyle w:val="Compact"/>
         <w:numPr>
           <w:ilvl w:val="0"/>
-          <w:numId w:val="1005"/>
+          <w:numId w:val="1006"/>
         </w:numPr>
       </w:pPr>
       <w:r>
@@ -1168,7 +1314,7 @@
         <w:pStyle w:val="Compact"/>
         <w:numPr>
           <w:ilvl w:val="0"/>
-          <w:numId w:val="1005"/>
+          <w:numId w:val="1006"/>
         </w:numPr>
       </w:pPr>
       <w:r>
@@ -1182,9 +1328,9 @@
         </w:pict>
       </w:r>
     </w:p>
-    <w:bookmarkEnd w:id="41"/>
     <w:bookmarkEnd w:id="42"/>
-    <w:bookmarkStart w:id="46" w:name="sec:meta.metadata-geo-area-sr"/>
+    <w:bookmarkEnd w:id="43"/>
+    <w:bookmarkStart w:id="47" w:name="sec:meta-geoasr"/>
     <w:p>
       <w:pPr>
         <w:pStyle w:val="berschrift4"/>
@@ -1216,10 +1362,10 @@
         <w:rPr>
           <w:rStyle w:val="VerbatimChar"/>
         </w:rPr>
-        <w:t xml:space="preserve">meta.metadata-geo-area-sr</w:t>
-      </w:r>
-    </w:p>
-    <w:bookmarkStart w:id="43" w:name="threshold-requirements-3"/>
+        <w:t xml:space="preserve">meta-geoasr</w:t>
+      </w:r>
+    </w:p>
+    <w:bookmarkStart w:id="44" w:name="threshold-requirements-3"/>
     <w:p>
       <w:pPr>
         <w:pStyle w:val="berschrift5"/>
@@ -1236,8 +1382,8 @@
         <w:t xml:space="preserve">The surface location to which the data relate is identified, typically as a series of four corner points, expressed in an accepted coordinate reference system (e.g., WGS84).</w:t>
       </w:r>
     </w:p>
-    <w:bookmarkEnd w:id="43"/>
-    <w:bookmarkStart w:id="44" w:name="goal-requirements-3"/>
+    <w:bookmarkEnd w:id="44"/>
+    <w:bookmarkStart w:id="45" w:name="goal-requirements-3"/>
     <w:p>
       <w:pPr>
         <w:pStyle w:val="berschrift5"/>
@@ -1254,8 +1400,8 @@
         <w:t xml:space="preserve">The geographic area covered by the observations is identified specifically, such as through a set of coordinates of a closely bounding polygon. The location to which each pixel refers is identified (or can be reliably determined) with the projection system (if any) and reference datum provided.</w:t>
       </w:r>
     </w:p>
-    <w:bookmarkEnd w:id="44"/>
-    <w:bookmarkStart w:id="45" w:name="assessment-3"/>
+    <w:bookmarkEnd w:id="45"/>
+    <w:bookmarkStart w:id="46" w:name="assessment-3"/>
     <w:p>
       <w:pPr>
         <w:pStyle w:val="berschrift5"/>
@@ -1269,7 +1415,7 @@
         <w:pStyle w:val="Compact"/>
         <w:numPr>
           <w:ilvl w:val="0"/>
-          <w:numId w:val="1006"/>
+          <w:numId w:val="1007"/>
         </w:numPr>
       </w:pPr>
       <w:r>
@@ -1281,7 +1427,7 @@
         <w:pStyle w:val="Compact"/>
         <w:numPr>
           <w:ilvl w:val="0"/>
-          <w:numId w:val="1006"/>
+          <w:numId w:val="1007"/>
         </w:numPr>
       </w:pPr>
       <w:r>
@@ -1293,7 +1439,7 @@
         <w:pStyle w:val="Compact"/>
         <w:numPr>
           <w:ilvl w:val="0"/>
-          <w:numId w:val="1006"/>
+          <w:numId w:val="1007"/>
         </w:numPr>
       </w:pPr>
       <w:r>
@@ -1305,7 +1451,7 @@
         <w:pStyle w:val="Compact"/>
         <w:numPr>
           <w:ilvl w:val="0"/>
-          <w:numId w:val="1006"/>
+          <w:numId w:val="1007"/>
         </w:numPr>
       </w:pPr>
       <w:r>
@@ -1319,9 +1465,9 @@
         </w:pict>
       </w:r>
     </w:p>
-    <w:bookmarkEnd w:id="45"/>
     <w:bookmarkEnd w:id="46"/>
-    <w:bookmarkStart w:id="50" w:name="sec:meta.metadata-crs-optical"/>
+    <w:bookmarkEnd w:id="47"/>
+    <w:bookmarkStart w:id="51" w:name="sec:meta-crsopt"/>
     <w:p>
       <w:pPr>
         <w:pStyle w:val="berschrift4"/>
@@ -1353,10 +1499,10 @@
         <w:rPr>
           <w:rStyle w:val="VerbatimChar"/>
         </w:rPr>
-        <w:t xml:space="preserve">meta.metadata-crs-optical</w:t>
-      </w:r>
-    </w:p>
-    <w:bookmarkStart w:id="47" w:name="threshold-requirements-4"/>
+        <w:t xml:space="preserve">meta-crsopt</w:t>
+      </w:r>
+    </w:p>
+    <w:bookmarkStart w:id="48" w:name="threshold-requirements-4"/>
     <w:p>
       <w:pPr>
         <w:pStyle w:val="berschrift5"/>
@@ -1373,8 +1519,8 @@
         <w:t xml:space="preserve">The metadata lists the coordinate reference system that has been used.</w:t>
       </w:r>
     </w:p>
-    <w:bookmarkEnd w:id="47"/>
-    <w:bookmarkStart w:id="48" w:name="goal-requirements-4"/>
+    <w:bookmarkEnd w:id="48"/>
+    <w:bookmarkStart w:id="49" w:name="goal-requirements-4"/>
     <w:p>
       <w:pPr>
         <w:pStyle w:val="berschrift5"/>
@@ -1394,8 +1540,8 @@
         <w:t xml:space="preserve"> </w:t>
       </w:r>
     </w:p>
-    <w:bookmarkEnd w:id="48"/>
-    <w:bookmarkStart w:id="49" w:name="assessment-4"/>
+    <w:bookmarkEnd w:id="49"/>
+    <w:bookmarkStart w:id="50" w:name="assessment-4"/>
     <w:p>
       <w:pPr>
         <w:pStyle w:val="berschrift5"/>
@@ -1409,7 +1555,7 @@
         <w:pStyle w:val="Compact"/>
         <w:numPr>
           <w:ilvl w:val="0"/>
-          <w:numId w:val="1007"/>
+          <w:numId w:val="1008"/>
         </w:numPr>
       </w:pPr>
       <w:r>
@@ -1421,7 +1567,7 @@
         <w:pStyle w:val="Compact"/>
         <w:numPr>
           <w:ilvl w:val="0"/>
-          <w:numId w:val="1007"/>
+          <w:numId w:val="1008"/>
         </w:numPr>
       </w:pPr>
       <w:r>
@@ -1433,7 +1579,7 @@
         <w:pStyle w:val="Compact"/>
         <w:numPr>
           <w:ilvl w:val="0"/>
-          <w:numId w:val="1007"/>
+          <w:numId w:val="1008"/>
         </w:numPr>
       </w:pPr>
       <w:r>
@@ -1445,7 +1591,7 @@
         <w:pStyle w:val="Compact"/>
         <w:numPr>
           <w:ilvl w:val="0"/>
-          <w:numId w:val="1007"/>
+          <w:numId w:val="1008"/>
         </w:numPr>
       </w:pPr>
       <w:r>
@@ -1459,9 +1605,9 @@
         </w:pict>
       </w:r>
     </w:p>
-    <w:bookmarkEnd w:id="49"/>
     <w:bookmarkEnd w:id="50"/>
-    <w:bookmarkStart w:id="54" w:name="sec:meta.metadata-map-projection-sr"/>
+    <w:bookmarkEnd w:id="51"/>
+    <w:bookmarkStart w:id="55" w:name="sec:meta-mpsr"/>
     <w:p>
       <w:pPr>
         <w:pStyle w:val="berschrift4"/>
@@ -1493,10 +1639,10 @@
         <w:rPr>
           <w:rStyle w:val="VerbatimChar"/>
         </w:rPr>
-        <w:t xml:space="preserve">meta.metadata-map-projection-sr</w:t>
-      </w:r>
-    </w:p>
-    <w:bookmarkStart w:id="51" w:name="threshold-requirements-5"/>
+        <w:t xml:space="preserve">meta-mpsr</w:t>
+      </w:r>
+    </w:p>
+    <w:bookmarkStart w:id="52" w:name="threshold-requirements-5"/>
     <w:p>
       <w:pPr>
         <w:pStyle w:val="berschrift5"/>
@@ -1513,8 +1659,8 @@
         <w:t xml:space="preserve">The metadata lists the map projection that has been used (or geographical coordinates, if applicable) and any relevant parameters required in relation to use of data in that map projection.</w:t>
       </w:r>
     </w:p>
-    <w:bookmarkEnd w:id="51"/>
-    <w:bookmarkStart w:id="52" w:name="goal-requirements-5"/>
+    <w:bookmarkEnd w:id="52"/>
+    <w:bookmarkStart w:id="53" w:name="goal-requirements-5"/>
     <w:p>
       <w:pPr>
         <w:pStyle w:val="berschrift5"/>
@@ -1534,8 +1680,8 @@
         <w:t xml:space="preserve"> </w:t>
       </w:r>
     </w:p>
-    <w:bookmarkEnd w:id="52"/>
-    <w:bookmarkStart w:id="53" w:name="assessment-5"/>
+    <w:bookmarkEnd w:id="53"/>
+    <w:bookmarkStart w:id="54" w:name="assessment-5"/>
     <w:p>
       <w:pPr>
         <w:pStyle w:val="berschrift5"/>
@@ -1549,7 +1695,7 @@
         <w:pStyle w:val="Compact"/>
         <w:numPr>
           <w:ilvl w:val="0"/>
-          <w:numId w:val="1008"/>
+          <w:numId w:val="1009"/>
         </w:numPr>
       </w:pPr>
       <w:r>
@@ -1561,7 +1707,7 @@
         <w:pStyle w:val="Compact"/>
         <w:numPr>
           <w:ilvl w:val="0"/>
-          <w:numId w:val="1008"/>
+          <w:numId w:val="1009"/>
         </w:numPr>
       </w:pPr>
       <w:r>
@@ -1573,7 +1719,7 @@
         <w:pStyle w:val="Compact"/>
         <w:numPr>
           <w:ilvl w:val="0"/>
-          <w:numId w:val="1008"/>
+          <w:numId w:val="1009"/>
         </w:numPr>
       </w:pPr>
       <w:r>
@@ -1585,7 +1731,7 @@
         <w:pStyle w:val="Compact"/>
         <w:numPr>
           <w:ilvl w:val="0"/>
-          <w:numId w:val="1008"/>
+          <w:numId w:val="1009"/>
         </w:numPr>
       </w:pPr>
       <w:r>
@@ -1599,9 +1745,9 @@
         </w:pict>
       </w:r>
     </w:p>
-    <w:bookmarkEnd w:id="53"/>
     <w:bookmarkEnd w:id="54"/>
-    <w:bookmarkStart w:id="58" w:name="Xfe35898e198c75b75e1b1954133669ebc6350e0"/>
+    <w:bookmarkEnd w:id="55"/>
+    <w:bookmarkStart w:id="59" w:name="sec:meta-gmcmsr"/>
     <w:p>
       <w:pPr>
         <w:pStyle w:val="berschrift4"/>
@@ -1633,10 +1779,10 @@
         <w:rPr>
           <w:rStyle w:val="VerbatimChar"/>
         </w:rPr>
-        <w:t xml:space="preserve">meta.metadata-geometric-correction-methods-sr</w:t>
-      </w:r>
-    </w:p>
-    <w:bookmarkStart w:id="55" w:name="threshold-requirements-6"/>
+        <w:t xml:space="preserve">meta-gmcmsr</w:t>
+      </w:r>
+    </w:p>
+    <w:bookmarkStart w:id="56" w:name="threshold-requirements-6"/>
     <w:p>
       <w:pPr>
         <w:pStyle w:val="berschrift5"/>
@@ -1656,8 +1802,8 @@
         <w:t xml:space="preserve"> </w:t>
       </w:r>
     </w:p>
-    <w:bookmarkEnd w:id="55"/>
-    <w:bookmarkStart w:id="56" w:name="goal-requirements-6"/>
+    <w:bookmarkEnd w:id="56"/>
+    <w:bookmarkStart w:id="57" w:name="goal-requirements-6"/>
     <w:p>
       <w:pPr>
         <w:pStyle w:val="berschrift5"/>
@@ -1674,8 +1820,8 @@
         <w:t xml:space="preserve">Information on geometric correction methods should be available in the metadata as a single DOI landing page, including reference database and auxiliary data such as elevation model(s) and reference chip-sets.</w:t>
       </w:r>
     </w:p>
-    <w:bookmarkEnd w:id="56"/>
-    <w:bookmarkStart w:id="57" w:name="assessment-6"/>
+    <w:bookmarkEnd w:id="57"/>
+    <w:bookmarkStart w:id="58" w:name="assessment-6"/>
     <w:p>
       <w:pPr>
         <w:pStyle w:val="berschrift5"/>
@@ -1689,7 +1835,7 @@
         <w:pStyle w:val="Compact"/>
         <w:numPr>
           <w:ilvl w:val="0"/>
-          <w:numId w:val="1009"/>
+          <w:numId w:val="1010"/>
         </w:numPr>
       </w:pPr>
       <w:r>
@@ -1701,7 +1847,7 @@
         <w:pStyle w:val="Compact"/>
         <w:numPr>
           <w:ilvl w:val="0"/>
-          <w:numId w:val="1009"/>
+          <w:numId w:val="1010"/>
         </w:numPr>
       </w:pPr>
       <w:r>
@@ -1713,7 +1859,7 @@
         <w:pStyle w:val="Compact"/>
         <w:numPr>
           <w:ilvl w:val="0"/>
-          <w:numId w:val="1009"/>
+          <w:numId w:val="1010"/>
         </w:numPr>
       </w:pPr>
       <w:r>
@@ -1725,7 +1871,7 @@
         <w:pStyle w:val="Compact"/>
         <w:numPr>
           <w:ilvl w:val="0"/>
-          <w:numId w:val="1009"/>
+          <w:numId w:val="1010"/>
         </w:numPr>
       </w:pPr>
       <w:r>
@@ -1739,9 +1885,9 @@
         </w:pict>
       </w:r>
     </w:p>
-    <w:bookmarkEnd w:id="57"/>
     <w:bookmarkEnd w:id="58"/>
-    <w:bookmarkStart w:id="62" w:name="sec:meta.metadata-geometric-accuracy-sr"/>
+    <w:bookmarkEnd w:id="59"/>
+    <w:bookmarkStart w:id="63" w:name="sec:meta-gmasr"/>
     <w:p>
       <w:pPr>
         <w:pStyle w:val="berschrift4"/>
@@ -1773,10 +1919,10 @@
         <w:rPr>
           <w:rStyle w:val="VerbatimChar"/>
         </w:rPr>
-        <w:t xml:space="preserve">meta.metadata-geometric-accuracy-sr</w:t>
-      </w:r>
-    </w:p>
-    <w:bookmarkStart w:id="59" w:name="threshold-requirements-7"/>
+        <w:t xml:space="preserve">meta-gmasr</w:t>
+      </w:r>
+    </w:p>
+    <w:bookmarkStart w:id="60" w:name="threshold-requirements-7"/>
     <w:p>
       <w:pPr>
         <w:pStyle w:val="berschrift5"/>
@@ -1796,8 +1942,8 @@
         <w:t xml:space="preserve"> </w:t>
       </w:r>
     </w:p>
-    <w:bookmarkEnd w:id="59"/>
-    <w:bookmarkStart w:id="60" w:name="goal-requirements-7"/>
+    <w:bookmarkEnd w:id="60"/>
+    <w:bookmarkStart w:id="61" w:name="goal-requirements-7"/>
     <w:p>
       <w:pPr>
         <w:pStyle w:val="berschrift5"/>
@@ -1839,15 +1985,15 @@
         <w:pStyle w:val="Compact"/>
         <w:numPr>
           <w:ilvl w:val="0"/>
-          <w:numId w:val="1010"/>
+          <w:numId w:val="1011"/>
         </w:numPr>
       </w:pPr>
       <w:r>
         <w:t xml:space="preserve">Information on geometric accuracy of the data should be available in the metadata as a single DOI landing page.</w:t>
       </w:r>
     </w:p>
-    <w:bookmarkEnd w:id="60"/>
-    <w:bookmarkStart w:id="61" w:name="assessment-7"/>
+    <w:bookmarkEnd w:id="61"/>
+    <w:bookmarkStart w:id="62" w:name="assessment-7"/>
     <w:p>
       <w:pPr>
         <w:pStyle w:val="berschrift5"/>
@@ -1861,7 +2007,7 @@
         <w:pStyle w:val="Compact"/>
         <w:numPr>
           <w:ilvl w:val="0"/>
-          <w:numId w:val="1011"/>
+          <w:numId w:val="1012"/>
         </w:numPr>
       </w:pPr>
       <w:r>
@@ -1873,7 +2019,7 @@
         <w:pStyle w:val="Compact"/>
         <w:numPr>
           <w:ilvl w:val="0"/>
-          <w:numId w:val="1011"/>
+          <w:numId w:val="1012"/>
         </w:numPr>
       </w:pPr>
       <w:r>
@@ -1885,7 +2031,7 @@
         <w:pStyle w:val="Compact"/>
         <w:numPr>
           <w:ilvl w:val="0"/>
-          <w:numId w:val="1011"/>
+          <w:numId w:val="1012"/>
         </w:numPr>
       </w:pPr>
       <w:r>
@@ -1897,7 +2043,7 @@
         <w:pStyle w:val="Compact"/>
         <w:numPr>
           <w:ilvl w:val="0"/>
-          <w:numId w:val="1011"/>
+          <w:numId w:val="1012"/>
         </w:numPr>
       </w:pPr>
       <w:r>
@@ -1911,9 +2057,9 @@
         </w:pict>
       </w:r>
     </w:p>
-    <w:bookmarkEnd w:id="61"/>
     <w:bookmarkEnd w:id="62"/>
-    <w:bookmarkStart w:id="66" w:name="sec:meta.metadata-instrument-optical"/>
+    <w:bookmarkEnd w:id="63"/>
+    <w:bookmarkStart w:id="67" w:name="sec:meta-insopt"/>
     <w:p>
       <w:pPr>
         <w:pStyle w:val="berschrift4"/>
@@ -1945,10 +2091,10 @@
         <w:rPr>
           <w:rStyle w:val="VerbatimChar"/>
         </w:rPr>
-        <w:t xml:space="preserve">meta.metadata-instrument-optical</w:t>
-      </w:r>
-    </w:p>
-    <w:bookmarkStart w:id="63" w:name="threshold-requirements-8"/>
+        <w:t xml:space="preserve">meta-insopt</w:t>
+      </w:r>
+    </w:p>
+    <w:bookmarkStart w:id="64" w:name="threshold-requirements-8"/>
     <w:p>
       <w:pPr>
         <w:pStyle w:val="berschrift5"/>
@@ -1965,8 +2111,8 @@
         <w:t xml:space="preserve">The instrument used to collect the data is identified in the metadata.</w:t>
       </w:r>
     </w:p>
-    <w:bookmarkEnd w:id="63"/>
-    <w:bookmarkStart w:id="64" w:name="goal-requirements-8"/>
+    <w:bookmarkEnd w:id="64"/>
+    <w:bookmarkStart w:id="65" w:name="goal-requirements-8"/>
     <w:p>
       <w:pPr>
         <w:pStyle w:val="berschrift5"/>
@@ -1983,8 +2129,8 @@
         <w:t xml:space="preserve">As threshold, but information should be available in the metadata as a single DOI landing page with references to the relevant CEOS Missions, Instruments, and Measurements Database record.</w:t>
       </w:r>
     </w:p>
-    <w:bookmarkEnd w:id="64"/>
-    <w:bookmarkStart w:id="65" w:name="assessment-8"/>
+    <w:bookmarkEnd w:id="65"/>
+    <w:bookmarkStart w:id="66" w:name="assessment-8"/>
     <w:p>
       <w:pPr>
         <w:pStyle w:val="berschrift5"/>
@@ -1998,7 +2144,7 @@
         <w:pStyle w:val="Compact"/>
         <w:numPr>
           <w:ilvl w:val="0"/>
-          <w:numId w:val="1012"/>
+          <w:numId w:val="1013"/>
         </w:numPr>
       </w:pPr>
       <w:r>
@@ -2010,7 +2156,7 @@
         <w:pStyle w:val="Compact"/>
         <w:numPr>
           <w:ilvl w:val="0"/>
-          <w:numId w:val="1012"/>
+          <w:numId w:val="1013"/>
         </w:numPr>
       </w:pPr>
       <w:r>
@@ -2022,7 +2168,7 @@
         <w:pStyle w:val="Compact"/>
         <w:numPr>
           <w:ilvl w:val="0"/>
-          <w:numId w:val="1012"/>
+          <w:numId w:val="1013"/>
         </w:numPr>
       </w:pPr>
       <w:r>
@@ -2034,7 +2180,7 @@
         <w:pStyle w:val="Compact"/>
         <w:numPr>
           <w:ilvl w:val="0"/>
-          <w:numId w:val="1012"/>
+          <w:numId w:val="1013"/>
         </w:numPr>
       </w:pPr>
       <w:r>
@@ -2048,9 +2194,9 @@
         </w:pict>
       </w:r>
     </w:p>
-    <w:bookmarkEnd w:id="65"/>
     <w:bookmarkEnd w:id="66"/>
-    <w:bookmarkStart w:id="70" w:name="sec:meta.metadata-spectral-bands"/>
+    <w:bookmarkEnd w:id="67"/>
+    <w:bookmarkStart w:id="71" w:name="sec:meta-spcbnd"/>
     <w:p>
       <w:pPr>
         <w:pStyle w:val="berschrift4"/>
@@ -2082,10 +2228,10 @@
         <w:rPr>
           <w:rStyle w:val="VerbatimChar"/>
         </w:rPr>
-        <w:t xml:space="preserve">meta.metadata-spectral-bands</w:t>
-      </w:r>
-    </w:p>
-    <w:bookmarkStart w:id="67" w:name="threshold-requirements-9"/>
+        <w:t xml:space="preserve">meta-spcbnd</w:t>
+      </w:r>
+    </w:p>
+    <w:bookmarkStart w:id="68" w:name="threshold-requirements-9"/>
     <w:p>
       <w:pPr>
         <w:pStyle w:val="berschrift5"/>
@@ -2102,8 +2248,8 @@
         <w:t xml:space="preserve">The central wavelength for each band for which data is included is identified in the metadata, expressed in SI units.</w:t>
       </w:r>
     </w:p>
-    <w:bookmarkEnd w:id="67"/>
-    <w:bookmarkStart w:id="68" w:name="goal-requirements-9"/>
+    <w:bookmarkEnd w:id="68"/>
+    <w:bookmarkStart w:id="69" w:name="goal-requirements-9"/>
     <w:p>
       <w:pPr>
         <w:pStyle w:val="berschrift5"/>
@@ -2139,15 +2285,15 @@
         <w:pStyle w:val="Compact"/>
         <w:numPr>
           <w:ilvl w:val="0"/>
-          <w:numId w:val="1013"/>
+          <w:numId w:val="1014"/>
         </w:numPr>
       </w:pPr>
       <w:r>
         <w:t xml:space="preserve">Information on spectral bands should be available in the metadata as a single DOI landing page.</w:t>
       </w:r>
     </w:p>
-    <w:bookmarkEnd w:id="68"/>
-    <w:bookmarkStart w:id="69" w:name="assessment-9"/>
+    <w:bookmarkEnd w:id="69"/>
+    <w:bookmarkStart w:id="70" w:name="assessment-9"/>
     <w:p>
       <w:pPr>
         <w:pStyle w:val="berschrift5"/>
@@ -2161,7 +2307,7 @@
         <w:pStyle w:val="Compact"/>
         <w:numPr>
           <w:ilvl w:val="0"/>
-          <w:numId w:val="1014"/>
+          <w:numId w:val="1015"/>
         </w:numPr>
       </w:pPr>
       <w:r>
@@ -2173,7 +2319,7 @@
         <w:pStyle w:val="Compact"/>
         <w:numPr>
           <w:ilvl w:val="0"/>
-          <w:numId w:val="1014"/>
+          <w:numId w:val="1015"/>
         </w:numPr>
       </w:pPr>
       <w:r>
@@ -2185,7 +2331,7 @@
         <w:pStyle w:val="Compact"/>
         <w:numPr>
           <w:ilvl w:val="0"/>
-          <w:numId w:val="1014"/>
+          <w:numId w:val="1015"/>
         </w:numPr>
       </w:pPr>
       <w:r>
@@ -2197,7 +2343,7 @@
         <w:pStyle w:val="Compact"/>
         <w:numPr>
           <w:ilvl w:val="0"/>
-          <w:numId w:val="1014"/>
+          <w:numId w:val="1015"/>
         </w:numPr>
       </w:pPr>
       <w:r>
@@ -2211,9 +2357,9 @@
         </w:pict>
       </w:r>
     </w:p>
-    <w:bookmarkEnd w:id="69"/>
     <w:bookmarkEnd w:id="70"/>
-    <w:bookmarkStart w:id="74" w:name="X8f46182b84cf47dc4b1dd711f3a971ab7b5b689"/>
+    <w:bookmarkEnd w:id="71"/>
+    <w:bookmarkStart w:id="75" w:name="sec:meta-scaopt"/>
     <w:p>
       <w:pPr>
         <w:pStyle w:val="berschrift4"/>
@@ -2245,10 +2391,10 @@
         <w:rPr>
           <w:rStyle w:val="VerbatimChar"/>
         </w:rPr>
-        <w:t xml:space="preserve">meta.metadata-sensor-calibration-optical</w:t>
-      </w:r>
-    </w:p>
-    <w:bookmarkStart w:id="71" w:name="threshold-requirements-10"/>
+        <w:t xml:space="preserve">meta-scaopt</w:t>
+      </w:r>
+    </w:p>
+    <w:bookmarkStart w:id="72" w:name="threshold-requirements-10"/>
     <w:p>
       <w:pPr>
         <w:pStyle w:val="berschrift5"/>
@@ -2268,8 +2414,8 @@
         <w:t xml:space="preserve"> </w:t>
       </w:r>
     </w:p>
-    <w:bookmarkEnd w:id="71"/>
-    <w:bookmarkStart w:id="72" w:name="goal-requirements-10"/>
+    <w:bookmarkEnd w:id="72"/>
+    <w:bookmarkStart w:id="73" w:name="goal-requirements-10"/>
     <w:p>
       <w:pPr>
         <w:pStyle w:val="berschrift5"/>
@@ -2305,15 +2451,15 @@
         <w:pStyle w:val="Compact"/>
         <w:numPr>
           <w:ilvl w:val="0"/>
-          <w:numId w:val="1015"/>
+          <w:numId w:val="1016"/>
         </w:numPr>
       </w:pPr>
       <w:r>
         <w:t xml:space="preserve">Information on sensory calibration should be available in the metadata as a single DOI landing page.</w:t>
       </w:r>
     </w:p>
-    <w:bookmarkEnd w:id="72"/>
-    <w:bookmarkStart w:id="73" w:name="assessment-10"/>
+    <w:bookmarkEnd w:id="73"/>
+    <w:bookmarkStart w:id="74" w:name="assessment-10"/>
     <w:p>
       <w:pPr>
         <w:pStyle w:val="berschrift5"/>
@@ -2327,7 +2473,7 @@
         <w:pStyle w:val="Compact"/>
         <w:numPr>
           <w:ilvl w:val="0"/>
-          <w:numId w:val="1016"/>
+          <w:numId w:val="1017"/>
         </w:numPr>
       </w:pPr>
       <w:r>
@@ -2339,7 +2485,7 @@
         <w:pStyle w:val="Compact"/>
         <w:numPr>
           <w:ilvl w:val="0"/>
-          <w:numId w:val="1016"/>
+          <w:numId w:val="1017"/>
         </w:numPr>
       </w:pPr>
       <w:r>
@@ -2351,7 +2497,7 @@
         <w:pStyle w:val="Compact"/>
         <w:numPr>
           <w:ilvl w:val="0"/>
-          <w:numId w:val="1016"/>
+          <w:numId w:val="1017"/>
         </w:numPr>
       </w:pPr>
       <w:r>
@@ -2363,7 +2509,7 @@
         <w:pStyle w:val="Compact"/>
         <w:numPr>
           <w:ilvl w:val="0"/>
-          <w:numId w:val="1016"/>
+          <w:numId w:val="1017"/>
         </w:numPr>
       </w:pPr>
       <w:r>
@@ -2377,9 +2523,9 @@
         </w:pict>
       </w:r>
     </w:p>
-    <w:bookmarkEnd w:id="73"/>
     <w:bookmarkEnd w:id="74"/>
-    <w:bookmarkStart w:id="78" w:name="Xb6117a10f3e9f03b6c6dde0acdde1eece59ed12"/>
+    <w:bookmarkEnd w:id="75"/>
+    <w:bookmarkStart w:id="79" w:name="sec:meta-rmasr"/>
     <w:p>
       <w:pPr>
         <w:pStyle w:val="berschrift4"/>
@@ -2411,10 +2557,10 @@
         <w:rPr>
           <w:rStyle w:val="VerbatimChar"/>
         </w:rPr>
-        <w:t xml:space="preserve">meta.metadata-radiometric-accuracy-sr</w:t>
-      </w:r>
-    </w:p>
-    <w:bookmarkStart w:id="75" w:name="threshold-requirements-11"/>
+        <w:t xml:space="preserve">meta-rmasr</w:t>
+      </w:r>
+    </w:p>
+    <w:bookmarkStart w:id="76" w:name="threshold-requirements-11"/>
     <w:p>
       <w:pPr>
         <w:pStyle w:val="berschrift5"/>
@@ -2434,8 +2580,8 @@
         <w:t xml:space="preserve"> </w:t>
       </w:r>
     </w:p>
-    <w:bookmarkEnd w:id="75"/>
-    <w:bookmarkStart w:id="76" w:name="goal-requirements-11"/>
+    <w:bookmarkEnd w:id="76"/>
+    <w:bookmarkStart w:id="77" w:name="goal-requirements-11"/>
     <w:p>
       <w:pPr>
         <w:pStyle w:val="berschrift5"/>
@@ -2465,15 +2611,15 @@
         <w:pStyle w:val="Compact"/>
         <w:numPr>
           <w:ilvl w:val="0"/>
-          <w:numId w:val="1017"/>
+          <w:numId w:val="1018"/>
         </w:numPr>
       </w:pPr>
       <w:r>
         <w:t xml:space="preserve">Information on radiometric accuracy should be available in the metadata as a single DOI landing page.</w:t>
       </w:r>
     </w:p>
-    <w:bookmarkEnd w:id="76"/>
-    <w:bookmarkStart w:id="77" w:name="assessment-11"/>
+    <w:bookmarkEnd w:id="77"/>
+    <w:bookmarkStart w:id="78" w:name="assessment-11"/>
     <w:p>
       <w:pPr>
         <w:pStyle w:val="berschrift5"/>
@@ -2487,7 +2633,7 @@
         <w:pStyle w:val="Compact"/>
         <w:numPr>
           <w:ilvl w:val="0"/>
-          <w:numId w:val="1018"/>
+          <w:numId w:val="1019"/>
         </w:numPr>
       </w:pPr>
       <w:r>
@@ -2499,7 +2645,7 @@
         <w:pStyle w:val="Compact"/>
         <w:numPr>
           <w:ilvl w:val="0"/>
-          <w:numId w:val="1018"/>
+          <w:numId w:val="1019"/>
         </w:numPr>
       </w:pPr>
       <w:r>
@@ -2511,7 +2657,7 @@
         <w:pStyle w:val="Compact"/>
         <w:numPr>
           <w:ilvl w:val="0"/>
-          <w:numId w:val="1018"/>
+          <w:numId w:val="1019"/>
         </w:numPr>
       </w:pPr>
       <w:r>
@@ -2523,7 +2669,7 @@
         <w:pStyle w:val="Compact"/>
         <w:numPr>
           <w:ilvl w:val="0"/>
-          <w:numId w:val="1018"/>
+          <w:numId w:val="1019"/>
         </w:numPr>
       </w:pPr>
       <w:r>
@@ -2537,9 +2683,9 @@
         </w:pict>
       </w:r>
     </w:p>
-    <w:bookmarkEnd w:id="77"/>
     <w:bookmarkEnd w:id="78"/>
-    <w:bookmarkStart w:id="82" w:name="sec:meta.metadata-algorithms-sr"/>
+    <w:bookmarkEnd w:id="79"/>
+    <w:bookmarkStart w:id="83" w:name="sec:meta-algosr"/>
     <w:p>
       <w:pPr>
         <w:pStyle w:val="berschrift4"/>
@@ -2571,10 +2717,10 @@
         <w:rPr>
           <w:rStyle w:val="VerbatimChar"/>
         </w:rPr>
-        <w:t xml:space="preserve">meta.metadata-algorithms-sr</w:t>
-      </w:r>
-    </w:p>
-    <w:bookmarkStart w:id="79" w:name="threshold-requirements-12"/>
+        <w:t xml:space="preserve">meta-algosr</w:t>
+      </w:r>
+    </w:p>
+    <w:bookmarkStart w:id="80" w:name="threshold-requirements-12"/>
     <w:p>
       <w:pPr>
         <w:pStyle w:val="berschrift5"/>
@@ -2610,15 +2756,15 @@
         <w:pStyle w:val="Compact"/>
         <w:numPr>
           <w:ilvl w:val="0"/>
-          <w:numId w:val="1019"/>
+          <w:numId w:val="1020"/>
         </w:numPr>
       </w:pPr>
       <w:r>
         <w:t xml:space="preserve">Information on algorithms should be available in the metadata as a single DOI landing page.</w:t>
       </w:r>
     </w:p>
-    <w:bookmarkEnd w:id="79"/>
-    <w:bookmarkStart w:id="80" w:name="goal-requirements-12"/>
+    <w:bookmarkEnd w:id="80"/>
+    <w:bookmarkStart w:id="81" w:name="goal-requirements-12"/>
     <w:p>
       <w:pPr>
         <w:pStyle w:val="berschrift5"/>
@@ -2648,7 +2794,7 @@
         <w:pStyle w:val="Compact"/>
         <w:numPr>
           <w:ilvl w:val="0"/>
-          <w:numId w:val="1020"/>
+          <w:numId w:val="1021"/>
         </w:numPr>
       </w:pPr>
       <w:r>
@@ -2660,15 +2806,15 @@
         <w:pStyle w:val="Compact"/>
         <w:numPr>
           <w:ilvl w:val="0"/>
-          <w:numId w:val="1020"/>
+          <w:numId w:val="1021"/>
         </w:numPr>
       </w:pPr>
       <w:r>
         <w:t xml:space="preserve">Information on algorithms should be available in the metadata as a single DOI landing page.</w:t>
       </w:r>
     </w:p>
-    <w:bookmarkEnd w:id="80"/>
-    <w:bookmarkStart w:id="81" w:name="assessment-12"/>
+    <w:bookmarkEnd w:id="81"/>
+    <w:bookmarkStart w:id="82" w:name="assessment-12"/>
     <w:p>
       <w:pPr>
         <w:pStyle w:val="berschrift5"/>
@@ -2682,7 +2828,7 @@
         <w:pStyle w:val="Compact"/>
         <w:numPr>
           <w:ilvl w:val="0"/>
-          <w:numId w:val="1021"/>
+          <w:numId w:val="1022"/>
         </w:numPr>
       </w:pPr>
       <w:r>
@@ -2694,7 +2840,7 @@
         <w:pStyle w:val="Compact"/>
         <w:numPr>
           <w:ilvl w:val="0"/>
-          <w:numId w:val="1021"/>
+          <w:numId w:val="1022"/>
         </w:numPr>
       </w:pPr>
       <w:r>
@@ -2706,7 +2852,7 @@
         <w:pStyle w:val="Compact"/>
         <w:numPr>
           <w:ilvl w:val="0"/>
-          <w:numId w:val="1021"/>
+          <w:numId w:val="1022"/>
         </w:numPr>
       </w:pPr>
       <w:r>
@@ -2718,7 +2864,7 @@
         <w:pStyle w:val="Compact"/>
         <w:numPr>
           <w:ilvl w:val="0"/>
-          <w:numId w:val="1021"/>
+          <w:numId w:val="1022"/>
         </w:numPr>
       </w:pPr>
       <w:r>
@@ -2732,9 +2878,9 @@
         </w:pict>
       </w:r>
     </w:p>
-    <w:bookmarkEnd w:id="81"/>
     <w:bookmarkEnd w:id="82"/>
-    <w:bookmarkStart w:id="86" w:name="sec:meta.metadata-auxiliary-data-optical"/>
+    <w:bookmarkEnd w:id="83"/>
+    <w:bookmarkStart w:id="87" w:name="sec:meta-auxopt"/>
     <w:p>
       <w:pPr>
         <w:pStyle w:val="berschrift4"/>
@@ -2766,10 +2912,10 @@
         <w:rPr>
           <w:rStyle w:val="VerbatimChar"/>
         </w:rPr>
-        <w:t xml:space="preserve">meta.metadata-auxiliary-data-optical</w:t>
-      </w:r>
-    </w:p>
-    <w:bookmarkStart w:id="83" w:name="threshold-requirements-13"/>
+        <w:t xml:space="preserve">meta-auxopt</w:t>
+      </w:r>
+    </w:p>
+    <w:bookmarkStart w:id="84" w:name="threshold-requirements-13"/>
     <w:p>
       <w:pPr>
         <w:pStyle w:val="berschrift5"/>
@@ -2799,15 +2945,15 @@
         <w:pStyle w:val="Compact"/>
         <w:numPr>
           <w:ilvl w:val="0"/>
-          <w:numId w:val="1022"/>
+          <w:numId w:val="1023"/>
         </w:numPr>
       </w:pPr>
       <w:r>
         <w:t xml:space="preserve">Auxiliary data includes DEMs, aerosols, etc. data sources.</w:t>
       </w:r>
     </w:p>
-    <w:bookmarkEnd w:id="83"/>
-    <w:bookmarkStart w:id="84" w:name="goal-requirements-13"/>
+    <w:bookmarkEnd w:id="84"/>
+    <w:bookmarkStart w:id="85" w:name="goal-requirements-13"/>
     <w:p>
       <w:pPr>
         <w:pStyle w:val="berschrift5"/>
@@ -2824,8 +2970,8 @@
         <w:t xml:space="preserve">As threshold, but information on auxiliary data should be available in the metadata as a single DOI landing page and is also available for free online download, contemporaneously with the product or through a link to the source.</w:t>
       </w:r>
     </w:p>
-    <w:bookmarkEnd w:id="84"/>
-    <w:bookmarkStart w:id="85" w:name="assessment-13"/>
+    <w:bookmarkEnd w:id="85"/>
+    <w:bookmarkStart w:id="86" w:name="assessment-13"/>
     <w:p>
       <w:pPr>
         <w:pStyle w:val="berschrift5"/>
@@ -2839,7 +2985,7 @@
         <w:pStyle w:val="Compact"/>
         <w:numPr>
           <w:ilvl w:val="0"/>
-          <w:numId w:val="1023"/>
+          <w:numId w:val="1024"/>
         </w:numPr>
       </w:pPr>
       <w:r>
@@ -2851,7 +2997,7 @@
         <w:pStyle w:val="Compact"/>
         <w:numPr>
           <w:ilvl w:val="0"/>
-          <w:numId w:val="1023"/>
+          <w:numId w:val="1024"/>
         </w:numPr>
       </w:pPr>
       <w:r>
@@ -2863,7 +3009,7 @@
         <w:pStyle w:val="Compact"/>
         <w:numPr>
           <w:ilvl w:val="0"/>
-          <w:numId w:val="1023"/>
+          <w:numId w:val="1024"/>
         </w:numPr>
       </w:pPr>
       <w:r>
@@ -2875,7 +3021,7 @@
         <w:pStyle w:val="Compact"/>
         <w:numPr>
           <w:ilvl w:val="0"/>
-          <w:numId w:val="1023"/>
+          <w:numId w:val="1024"/>
         </w:numPr>
       </w:pPr>
       <w:r>
@@ -2889,9 +3035,9 @@
         </w:pict>
       </w:r>
     </w:p>
-    <w:bookmarkEnd w:id="85"/>
     <w:bookmarkEnd w:id="86"/>
-    <w:bookmarkStart w:id="90" w:name="X4cd0d54fa995b5c42635c24cc491e20d8a8b328"/>
+    <w:bookmarkEnd w:id="87"/>
+    <w:bookmarkStart w:id="91" w:name="sec:meta-pcpsr"/>
     <w:p>
       <w:pPr>
         <w:pStyle w:val="berschrift4"/>
@@ -2923,10 +3069,10 @@
         <w:rPr>
           <w:rStyle w:val="VerbatimChar"/>
         </w:rPr>
-        <w:t xml:space="preserve">meta.metadata-processing-chain-prov-sr</w:t>
-      </w:r>
-    </w:p>
-    <w:bookmarkStart w:id="87" w:name="threshold-requirements-14"/>
+        <w:t xml:space="preserve">meta-pcpsr</w:t>
+      </w:r>
+    </w:p>
+    <w:bookmarkStart w:id="88" w:name="threshold-requirements-14"/>
     <w:p>
       <w:pPr>
         <w:pStyle w:val="berschrift5"/>
@@ -2946,8 +3092,8 @@
         <w:t xml:space="preserve"> </w:t>
       </w:r>
     </w:p>
-    <w:bookmarkEnd w:id="87"/>
-    <w:bookmarkStart w:id="88" w:name="goal-requirements-14"/>
+    <w:bookmarkEnd w:id="88"/>
+    <w:bookmarkStart w:id="89" w:name="goal-requirements-14"/>
     <w:p>
       <w:pPr>
         <w:pStyle w:val="berschrift5"/>
@@ -2964,8 +3110,8 @@
         <w:t xml:space="preserve">Information on processing chain provenance should be available in the metadata as a single DOI landing page containing detailed description of the processing steps used to generate the product, including the versions of software used, giving full transparency to the users.</w:t>
       </w:r>
     </w:p>
-    <w:bookmarkEnd w:id="88"/>
-    <w:bookmarkStart w:id="89" w:name="assessment-14"/>
+    <w:bookmarkEnd w:id="89"/>
+    <w:bookmarkStart w:id="90" w:name="assessment-14"/>
     <w:p>
       <w:pPr>
         <w:pStyle w:val="berschrift5"/>
@@ -2979,7 +3125,7 @@
         <w:pStyle w:val="Compact"/>
         <w:numPr>
           <w:ilvl w:val="0"/>
-          <w:numId w:val="1024"/>
+          <w:numId w:val="1025"/>
         </w:numPr>
       </w:pPr>
       <w:r>
@@ -2991,7 +3137,7 @@
         <w:pStyle w:val="Compact"/>
         <w:numPr>
           <w:ilvl w:val="0"/>
-          <w:numId w:val="1024"/>
+          <w:numId w:val="1025"/>
         </w:numPr>
       </w:pPr>
       <w:r>
@@ -3003,7 +3149,7 @@
         <w:pStyle w:val="Compact"/>
         <w:numPr>
           <w:ilvl w:val="0"/>
-          <w:numId w:val="1024"/>
+          <w:numId w:val="1025"/>
         </w:numPr>
       </w:pPr>
       <w:r>
@@ -3015,7 +3161,7 @@
         <w:pStyle w:val="Compact"/>
         <w:numPr>
           <w:ilvl w:val="0"/>
-          <w:numId w:val="1024"/>
+          <w:numId w:val="1025"/>
         </w:numPr>
       </w:pPr>
       <w:r>
@@ -3029,9 +3175,9 @@
         </w:pict>
       </w:r>
     </w:p>
-    <w:bookmarkEnd w:id="89"/>
     <w:bookmarkEnd w:id="90"/>
-    <w:bookmarkStart w:id="94" w:name="sec:meta.metadata-data-access"/>
+    <w:bookmarkEnd w:id="91"/>
+    <w:bookmarkStart w:id="95" w:name="sec:meta-dacces"/>
     <w:p>
       <w:pPr>
         <w:pStyle w:val="berschrift4"/>
@@ -3063,10 +3209,10 @@
         <w:rPr>
           <w:rStyle w:val="VerbatimChar"/>
         </w:rPr>
-        <w:t xml:space="preserve">meta.metadata-data-access</w:t>
-      </w:r>
-    </w:p>
-    <w:bookmarkStart w:id="91" w:name="threshold-requirements-15"/>
+        <w:t xml:space="preserve">meta-dacces</w:t>
+      </w:r>
+    </w:p>
+    <w:bookmarkStart w:id="92" w:name="threshold-requirements-15"/>
     <w:p>
       <w:pPr>
         <w:pStyle w:val="berschrift5"/>
@@ -3096,15 +3242,15 @@
         <w:pStyle w:val="Compact"/>
         <w:numPr>
           <w:ilvl w:val="0"/>
-          <w:numId w:val="1025"/>
+          <w:numId w:val="1026"/>
         </w:numPr>
       </w:pPr>
       <w:r>
         <w:t xml:space="preserve">Manual and offline interaction action (e.g., login) may be required.</w:t>
       </w:r>
     </w:p>
-    <w:bookmarkEnd w:id="91"/>
-    <w:bookmarkStart w:id="92" w:name="goal-requirements-15"/>
+    <w:bookmarkEnd w:id="92"/>
+    <w:bookmarkStart w:id="93" w:name="goal-requirements-15"/>
     <w:p>
       <w:pPr>
         <w:pStyle w:val="berschrift5"/>
@@ -3124,8 +3270,8 @@
         <w:t xml:space="preserve"> </w:t>
       </w:r>
     </w:p>
-    <w:bookmarkEnd w:id="92"/>
-    <w:bookmarkStart w:id="93" w:name="assessment-15"/>
+    <w:bookmarkEnd w:id="93"/>
+    <w:bookmarkStart w:id="94" w:name="assessment-15"/>
     <w:p>
       <w:pPr>
         <w:pStyle w:val="berschrift5"/>
@@ -3139,7 +3285,7 @@
         <w:pStyle w:val="Compact"/>
         <w:numPr>
           <w:ilvl w:val="0"/>
-          <w:numId w:val="1026"/>
+          <w:numId w:val="1027"/>
         </w:numPr>
       </w:pPr>
       <w:r>
@@ -3151,7 +3297,7 @@
         <w:pStyle w:val="Compact"/>
         <w:numPr>
           <w:ilvl w:val="0"/>
-          <w:numId w:val="1026"/>
+          <w:numId w:val="1027"/>
         </w:numPr>
       </w:pPr>
       <w:r>
@@ -3163,7 +3309,7 @@
         <w:pStyle w:val="Compact"/>
         <w:numPr>
           <w:ilvl w:val="0"/>
-          <w:numId w:val="1026"/>
+          <w:numId w:val="1027"/>
         </w:numPr>
       </w:pPr>
       <w:r>
@@ -3175,7 +3321,7 @@
         <w:pStyle w:val="Compact"/>
         <w:numPr>
           <w:ilvl w:val="0"/>
-          <w:numId w:val="1026"/>
+          <w:numId w:val="1027"/>
         </w:numPr>
       </w:pPr>
       <w:r>
@@ -3189,9 +3335,9 @@
         </w:pict>
       </w:r>
     </w:p>
-    <w:bookmarkEnd w:id="93"/>
     <w:bookmarkEnd w:id="94"/>
-    <w:bookmarkStart w:id="98" w:name="sec:meta.metadata-data-quality-sr"/>
+    <w:bookmarkEnd w:id="95"/>
+    <w:bookmarkStart w:id="99" w:name="sec:meta-dqlsr"/>
     <w:p>
       <w:pPr>
         <w:pStyle w:val="berschrift4"/>
@@ -3223,10 +3369,10 @@
         <w:rPr>
           <w:rStyle w:val="VerbatimChar"/>
         </w:rPr>
-        <w:t xml:space="preserve">meta.metadata-data-quality-sr</w:t>
-      </w:r>
-    </w:p>
-    <w:bookmarkStart w:id="95" w:name="threshold-requirements-16"/>
+        <w:t xml:space="preserve">meta-dqlsr</w:t>
+      </w:r>
+    </w:p>
+    <w:bookmarkStart w:id="96" w:name="threshold-requirements-16"/>
     <w:p>
       <w:pPr>
         <w:pStyle w:val="berschrift5"/>
@@ -3246,8 +3392,8 @@
         <w:t xml:space="preserve"> </w:t>
       </w:r>
     </w:p>
-    <w:bookmarkEnd w:id="95"/>
-    <w:bookmarkStart w:id="96" w:name="goal-requirements-16"/>
+    <w:bookmarkEnd w:id="96"/>
+    <w:bookmarkStart w:id="97" w:name="goal-requirements-16"/>
     <w:p>
       <w:pPr>
         <w:pStyle w:val="berschrift5"/>
@@ -3269,15 +3415,15 @@
         <w:pStyle w:val="Compact"/>
         <w:numPr>
           <w:ilvl w:val="0"/>
-          <w:numId w:val="1027"/>
+          <w:numId w:val="1028"/>
         </w:numPr>
       </w:pPr>
       <w:r>
         <w:t xml:space="preserve">Proportion of observations over land (c.f. ocean) affected by non-target phenomena, e.g., cloud and cloud shadows</w:t>
       </w:r>
     </w:p>
-    <w:bookmarkEnd w:id="96"/>
-    <w:bookmarkStart w:id="97" w:name="assessment-16"/>
+    <w:bookmarkEnd w:id="97"/>
+    <w:bookmarkStart w:id="98" w:name="assessment-16"/>
     <w:p>
       <w:pPr>
         <w:pStyle w:val="berschrift5"/>
@@ -3291,7 +3437,7 @@
         <w:pStyle w:val="Compact"/>
         <w:numPr>
           <w:ilvl w:val="0"/>
-          <w:numId w:val="1028"/>
+          <w:numId w:val="1029"/>
         </w:numPr>
       </w:pPr>
       <w:r>
@@ -3303,7 +3449,7 @@
         <w:pStyle w:val="Compact"/>
         <w:numPr>
           <w:ilvl w:val="0"/>
-          <w:numId w:val="1028"/>
+          <w:numId w:val="1029"/>
         </w:numPr>
       </w:pPr>
       <w:r>
@@ -3315,7 +3461,7 @@
         <w:pStyle w:val="Compact"/>
         <w:numPr>
           <w:ilvl w:val="0"/>
-          <w:numId w:val="1028"/>
+          <w:numId w:val="1029"/>
         </w:numPr>
       </w:pPr>
       <w:r>
@@ -3327,17 +3473,17 @@
         <w:pStyle w:val="Compact"/>
         <w:numPr>
           <w:ilvl w:val="0"/>
-          <w:numId w:val="1028"/>
+          <w:numId w:val="1029"/>
         </w:numPr>
       </w:pPr>
       <w:r>
         <w:t xml:space="preserve">Recommended Requirement Modification:</w:t>
       </w:r>
     </w:p>
-    <w:bookmarkEnd w:id="97"/>
     <w:bookmarkEnd w:id="98"/>
     <w:bookmarkEnd w:id="99"/>
-    <w:bookmarkStart w:id="148" w:name="sec:pxl"/>
+    <w:bookmarkEnd w:id="100"/>
+    <w:bookmarkStart w:id="149" w:name="sec:pxl"/>
     <w:p>
       <w:pPr>
         <w:pStyle w:val="berschrift3"/>
@@ -3375,7 +3521,7 @@
         <w:t xml:space="preserve">Per-pixel metadata should allow users to discriminate between (choose) observations on the basis of their individual suitability for applications.</w:t>
       </w:r>
     </w:p>
-    <w:bookmarkStart w:id="103" w:name="Xbd096392ec9119363bbacbb327cc9e20bb67125"/>
+    <w:bookmarkStart w:id="104" w:name="sec:pxl-mrdppo"/>
     <w:p>
       <w:pPr>
         <w:pStyle w:val="berschrift4"/>
@@ -3407,10 +3553,10 @@
         <w:rPr>
           <w:rStyle w:val="VerbatimChar"/>
         </w:rPr>
-        <w:t xml:space="preserve">pxl.metadata-machine-readability-per-pixel-optical</w:t>
-      </w:r>
-    </w:p>
-    <w:bookmarkStart w:id="100" w:name="threshold-requirements-17"/>
+        <w:t xml:space="preserve">pxl-mrdppo</w:t>
+      </w:r>
+    </w:p>
+    <w:bookmarkStart w:id="101" w:name="threshold-requirements-17"/>
     <w:p>
       <w:pPr>
         <w:pStyle w:val="berschrift5"/>
@@ -3427,8 +3573,8 @@
         <w:t xml:space="preserve">Metadata is provided in a structure that enables a computer algorithm to be used to consistently and automatically identify and extract each component part for further use.</w:t>
       </w:r>
     </w:p>
-    <w:bookmarkEnd w:id="100"/>
-    <w:bookmarkStart w:id="101" w:name="goal-requirements-17"/>
+    <w:bookmarkEnd w:id="101"/>
+    <w:bookmarkStart w:id="102" w:name="goal-requirements-17"/>
     <w:p>
       <w:pPr>
         <w:pStyle w:val="berschrift5"/>
@@ -3448,8 +3594,8 @@
         <w:t xml:space="preserve"> </w:t>
       </w:r>
     </w:p>
-    <w:bookmarkEnd w:id="101"/>
-    <w:bookmarkStart w:id="102" w:name="assessment-17"/>
+    <w:bookmarkEnd w:id="102"/>
+    <w:bookmarkStart w:id="103" w:name="assessment-17"/>
     <w:p>
       <w:pPr>
         <w:pStyle w:val="berschrift5"/>
@@ -3463,7 +3609,7 @@
         <w:pStyle w:val="Compact"/>
         <w:numPr>
           <w:ilvl w:val="0"/>
-          <w:numId w:val="1029"/>
+          <w:numId w:val="1030"/>
         </w:numPr>
       </w:pPr>
       <w:r>
@@ -3475,7 +3621,7 @@
         <w:pStyle w:val="Compact"/>
         <w:numPr>
           <w:ilvl w:val="0"/>
-          <w:numId w:val="1029"/>
+          <w:numId w:val="1030"/>
         </w:numPr>
       </w:pPr>
       <w:r>
@@ -3487,7 +3633,7 @@
         <w:pStyle w:val="Compact"/>
         <w:numPr>
           <w:ilvl w:val="0"/>
-          <w:numId w:val="1029"/>
+          <w:numId w:val="1030"/>
         </w:numPr>
       </w:pPr>
       <w:r>
@@ -3499,7 +3645,7 @@
         <w:pStyle w:val="Compact"/>
         <w:numPr>
           <w:ilvl w:val="0"/>
-          <w:numId w:val="1029"/>
+          <w:numId w:val="1030"/>
         </w:numPr>
       </w:pPr>
       <w:r>
@@ -3513,9 +3659,9 @@
         </w:pict>
       </w:r>
     </w:p>
-    <w:bookmarkEnd w:id="102"/>
     <w:bookmarkEnd w:id="103"/>
-    <w:bookmarkStart w:id="107" w:name="sec:pxl.per-pixel-nodata"/>
+    <w:bookmarkEnd w:id="104"/>
+    <w:bookmarkStart w:id="108" w:name="sec:pxl-ppnodt"/>
     <w:p>
       <w:pPr>
         <w:pStyle w:val="berschrift4"/>
@@ -3547,10 +3693,10 @@
         <w:rPr>
           <w:rStyle w:val="VerbatimChar"/>
         </w:rPr>
-        <w:t xml:space="preserve">pxl.per-pixel-nodata</w:t>
-      </w:r>
-    </w:p>
-    <w:bookmarkStart w:id="104" w:name="threshold-requirements-18"/>
+        <w:t xml:space="preserve">pxl-ppnodt</w:t>
+      </w:r>
+    </w:p>
+    <w:bookmarkStart w:id="105" w:name="threshold-requirements-18"/>
     <w:p>
       <w:pPr>
         <w:pStyle w:val="berschrift5"/>
@@ -3573,8 +3719,8 @@
         <w:t xml:space="preserve">) are flagged.</w:t>
       </w:r>
     </w:p>
-    <w:bookmarkEnd w:id="104"/>
-    <w:bookmarkStart w:id="105" w:name="goal-requirements-18"/>
+    <w:bookmarkEnd w:id="105"/>
+    <w:bookmarkStart w:id="106" w:name="goal-requirements-18"/>
     <w:p>
       <w:pPr>
         <w:pStyle w:val="berschrift5"/>
@@ -3594,8 +3740,8 @@
         <w:t xml:space="preserve"> </w:t>
       </w:r>
     </w:p>
-    <w:bookmarkEnd w:id="105"/>
-    <w:bookmarkStart w:id="106" w:name="assessment-18"/>
+    <w:bookmarkEnd w:id="106"/>
+    <w:bookmarkStart w:id="107" w:name="assessment-18"/>
     <w:p>
       <w:pPr>
         <w:pStyle w:val="berschrift5"/>
@@ -3609,7 +3755,7 @@
         <w:pStyle w:val="Compact"/>
         <w:numPr>
           <w:ilvl w:val="0"/>
-          <w:numId w:val="1030"/>
+          <w:numId w:val="1031"/>
         </w:numPr>
       </w:pPr>
       <w:r>
@@ -3621,7 +3767,7 @@
         <w:pStyle w:val="Compact"/>
         <w:numPr>
           <w:ilvl w:val="0"/>
-          <w:numId w:val="1030"/>
+          <w:numId w:val="1031"/>
         </w:numPr>
       </w:pPr>
       <w:r>
@@ -3633,7 +3779,7 @@
         <w:pStyle w:val="Compact"/>
         <w:numPr>
           <w:ilvl w:val="0"/>
-          <w:numId w:val="1030"/>
+          <w:numId w:val="1031"/>
         </w:numPr>
       </w:pPr>
       <w:r>
@@ -3645,7 +3791,7 @@
         <w:pStyle w:val="Compact"/>
         <w:numPr>
           <w:ilvl w:val="0"/>
-          <w:numId w:val="1030"/>
+          <w:numId w:val="1031"/>
         </w:numPr>
       </w:pPr>
       <w:r>
@@ -3659,9 +3805,9 @@
         </w:pict>
       </w:r>
     </w:p>
-    <w:bookmarkEnd w:id="106"/>
     <w:bookmarkEnd w:id="107"/>
-    <w:bookmarkStart w:id="111" w:name="sec:pxl.per-pixel-incomplete-testing"/>
+    <w:bookmarkEnd w:id="108"/>
+    <w:bookmarkStart w:id="112" w:name="sec:pxl-ppinct"/>
     <w:p>
       <w:pPr>
         <w:pStyle w:val="berschrift4"/>
@@ -3693,10 +3839,10 @@
         <w:rPr>
           <w:rStyle w:val="VerbatimChar"/>
         </w:rPr>
-        <w:t xml:space="preserve">pxl.per-pixel-incomplete-testing</w:t>
-      </w:r>
-    </w:p>
-    <w:bookmarkStart w:id="108" w:name="threshold-requirements-19"/>
+        <w:t xml:space="preserve">pxl-ppinct</w:t>
+      </w:r>
+    </w:p>
+    <w:bookmarkStart w:id="109" w:name="threshold-requirements-19"/>
     <w:p>
       <w:pPr>
         <w:pStyle w:val="berschrift5"/>
@@ -3726,15 +3872,15 @@
         <w:pStyle w:val="Compact"/>
         <w:numPr>
           <w:ilvl w:val="0"/>
-          <w:numId w:val="1031"/>
+          <w:numId w:val="1032"/>
         </w:numPr>
       </w:pPr>
       <w:r>
         <w:t xml:space="preserve">This may be the result of missing ancillary data for a subset of the pixels.</w:t>
       </w:r>
     </w:p>
-    <w:bookmarkEnd w:id="108"/>
-    <w:bookmarkStart w:id="109" w:name="goal-requirements-19"/>
+    <w:bookmarkEnd w:id="109"/>
+    <w:bookmarkStart w:id="110" w:name="goal-requirements-19"/>
     <w:p>
       <w:pPr>
         <w:pStyle w:val="berschrift5"/>
@@ -3751,8 +3897,8 @@
         <w:t xml:space="preserve">The metadata identifies which tests have, and have not, been successfully completed for each pixel.</w:t>
       </w:r>
     </w:p>
-    <w:bookmarkEnd w:id="109"/>
-    <w:bookmarkStart w:id="110" w:name="assessment-19"/>
+    <w:bookmarkEnd w:id="110"/>
+    <w:bookmarkStart w:id="111" w:name="assessment-19"/>
     <w:p>
       <w:pPr>
         <w:pStyle w:val="berschrift5"/>
@@ -3766,7 +3912,7 @@
         <w:pStyle w:val="Compact"/>
         <w:numPr>
           <w:ilvl w:val="0"/>
-          <w:numId w:val="1032"/>
+          <w:numId w:val="1033"/>
         </w:numPr>
       </w:pPr>
       <w:r>
@@ -3778,7 +3924,7 @@
         <w:pStyle w:val="Compact"/>
         <w:numPr>
           <w:ilvl w:val="0"/>
-          <w:numId w:val="1032"/>
+          <w:numId w:val="1033"/>
         </w:numPr>
       </w:pPr>
       <w:r>
@@ -3790,7 +3936,7 @@
         <w:pStyle w:val="Compact"/>
         <w:numPr>
           <w:ilvl w:val="0"/>
-          <w:numId w:val="1032"/>
+          <w:numId w:val="1033"/>
         </w:numPr>
       </w:pPr>
       <w:r>
@@ -3802,7 +3948,7 @@
         <w:pStyle w:val="Compact"/>
         <w:numPr>
           <w:ilvl w:val="0"/>
-          <w:numId w:val="1032"/>
+          <w:numId w:val="1033"/>
         </w:numPr>
       </w:pPr>
       <w:r>
@@ -3816,9 +3962,9 @@
         </w:pict>
       </w:r>
     </w:p>
-    <w:bookmarkEnd w:id="110"/>
     <w:bookmarkEnd w:id="111"/>
-    <w:bookmarkStart w:id="115" w:name="sec:pxl.per-pixel-saturation"/>
+    <w:bookmarkEnd w:id="112"/>
+    <w:bookmarkStart w:id="116" w:name="sec:pxl-ppsatn"/>
     <w:p>
       <w:pPr>
         <w:pStyle w:val="berschrift4"/>
@@ -3850,10 +3996,10 @@
         <w:rPr>
           <w:rStyle w:val="VerbatimChar"/>
         </w:rPr>
-        <w:t xml:space="preserve">pxl.per-pixel-saturation</w:t>
-      </w:r>
-    </w:p>
-    <w:bookmarkStart w:id="112" w:name="threshold-requirements-20"/>
+        <w:t xml:space="preserve">pxl-ppsatn</w:t>
+      </w:r>
+    </w:p>
+    <w:bookmarkStart w:id="113" w:name="threshold-requirements-20"/>
     <w:p>
       <w:pPr>
         <w:pStyle w:val="berschrift5"/>
@@ -3870,8 +4016,8 @@
         <w:t xml:space="preserve">Metadata indicates where one or more pixel in the input spectral bands are saturated.</w:t>
       </w:r>
     </w:p>
-    <w:bookmarkEnd w:id="112"/>
-    <w:bookmarkStart w:id="113" w:name="goal-requirements-20"/>
+    <w:bookmarkEnd w:id="113"/>
+    <w:bookmarkStart w:id="114" w:name="goal-requirements-20"/>
     <w:p>
       <w:pPr>
         <w:pStyle w:val="berschrift5"/>
@@ -3888,8 +4034,8 @@
         <w:t xml:space="preserve">Metadata indicates which pixels are saturated for each spectral band.</w:t>
       </w:r>
     </w:p>
-    <w:bookmarkEnd w:id="113"/>
-    <w:bookmarkStart w:id="114" w:name="assessment-20"/>
+    <w:bookmarkEnd w:id="114"/>
+    <w:bookmarkStart w:id="115" w:name="assessment-20"/>
     <w:p>
       <w:pPr>
         <w:pStyle w:val="berschrift5"/>
@@ -3903,7 +4049,7 @@
         <w:pStyle w:val="Compact"/>
         <w:numPr>
           <w:ilvl w:val="0"/>
-          <w:numId w:val="1033"/>
+          <w:numId w:val="1034"/>
         </w:numPr>
       </w:pPr>
       <w:r>
@@ -3915,7 +4061,7 @@
         <w:pStyle w:val="Compact"/>
         <w:numPr>
           <w:ilvl w:val="0"/>
-          <w:numId w:val="1033"/>
+          <w:numId w:val="1034"/>
         </w:numPr>
       </w:pPr>
       <w:r>
@@ -3927,7 +4073,7 @@
         <w:pStyle w:val="Compact"/>
         <w:numPr>
           <w:ilvl w:val="0"/>
-          <w:numId w:val="1033"/>
+          <w:numId w:val="1034"/>
         </w:numPr>
       </w:pPr>
       <w:r>
@@ -3939,7 +4085,7 @@
         <w:pStyle w:val="Compact"/>
         <w:numPr>
           <w:ilvl w:val="0"/>
-          <w:numId w:val="1033"/>
+          <w:numId w:val="1034"/>
         </w:numPr>
       </w:pPr>
       <w:r>
@@ -3953,9 +4099,9 @@
         </w:pict>
       </w:r>
     </w:p>
-    <w:bookmarkEnd w:id="114"/>
     <w:bookmarkEnd w:id="115"/>
-    <w:bookmarkStart w:id="119" w:name="sec:pxl.per-pixel-cloud"/>
+    <w:bookmarkEnd w:id="116"/>
+    <w:bookmarkStart w:id="120" w:name="sec:pxl-ppclod"/>
     <w:p>
       <w:pPr>
         <w:pStyle w:val="berschrift4"/>
@@ -3987,10 +4133,10 @@
         <w:rPr>
           <w:rStyle w:val="VerbatimChar"/>
         </w:rPr>
-        <w:t xml:space="preserve">pxl.per-pixel-cloud</w:t>
-      </w:r>
-    </w:p>
-    <w:bookmarkStart w:id="116" w:name="threshold-requirements-21"/>
+        <w:t xml:space="preserve">pxl-ppclod</w:t>
+      </w:r>
+    </w:p>
+    <w:bookmarkStart w:id="117" w:name="threshold-requirements-21"/>
     <w:p>
       <w:pPr>
         <w:pStyle w:val="berschrift5"/>
@@ -4007,8 +4153,8 @@
         <w:t xml:space="preserve">Metadata indicates whether a pixel is assessed as being cloud.</w:t>
       </w:r>
     </w:p>
-    <w:bookmarkEnd w:id="116"/>
-    <w:bookmarkStart w:id="117" w:name="goal-requirements-21"/>
+    <w:bookmarkEnd w:id="117"/>
+    <w:bookmarkStart w:id="118" w:name="goal-requirements-21"/>
     <w:p>
       <w:pPr>
         <w:pStyle w:val="berschrift5"/>
@@ -4025,8 +4171,8 @@
         <w:t xml:space="preserve">As threshold, but information on cloud detection should be available in the metadata as a single DOI landing page.</w:t>
       </w:r>
     </w:p>
-    <w:bookmarkEnd w:id="117"/>
-    <w:bookmarkStart w:id="118" w:name="assessment-21"/>
+    <w:bookmarkEnd w:id="118"/>
+    <w:bookmarkStart w:id="119" w:name="assessment-21"/>
     <w:p>
       <w:pPr>
         <w:pStyle w:val="berschrift5"/>
@@ -4040,7 +4186,7 @@
         <w:pStyle w:val="Compact"/>
         <w:numPr>
           <w:ilvl w:val="0"/>
-          <w:numId w:val="1034"/>
+          <w:numId w:val="1035"/>
         </w:numPr>
       </w:pPr>
       <w:r>
@@ -4052,7 +4198,7 @@
         <w:pStyle w:val="Compact"/>
         <w:numPr>
           <w:ilvl w:val="0"/>
-          <w:numId w:val="1034"/>
+          <w:numId w:val="1035"/>
         </w:numPr>
       </w:pPr>
       <w:r>
@@ -4064,7 +4210,7 @@
         <w:pStyle w:val="Compact"/>
         <w:numPr>
           <w:ilvl w:val="0"/>
-          <w:numId w:val="1034"/>
+          <w:numId w:val="1035"/>
         </w:numPr>
       </w:pPr>
       <w:r>
@@ -4076,7 +4222,7 @@
         <w:pStyle w:val="Compact"/>
         <w:numPr>
           <w:ilvl w:val="0"/>
-          <w:numId w:val="1034"/>
+          <w:numId w:val="1035"/>
         </w:numPr>
       </w:pPr>
       <w:r>
@@ -4090,9 +4236,9 @@
         </w:pict>
       </w:r>
     </w:p>
-    <w:bookmarkEnd w:id="118"/>
     <w:bookmarkEnd w:id="119"/>
-    <w:bookmarkStart w:id="123" w:name="sec:pxl.per-pixel-cloud-shadow"/>
+    <w:bookmarkEnd w:id="120"/>
+    <w:bookmarkStart w:id="124" w:name="sec:pxl-ppclsd"/>
     <w:p>
       <w:pPr>
         <w:pStyle w:val="berschrift4"/>
@@ -4124,10 +4270,10 @@
         <w:rPr>
           <w:rStyle w:val="VerbatimChar"/>
         </w:rPr>
-        <w:t xml:space="preserve">pxl.per-pixel-cloud-shadow</w:t>
-      </w:r>
-    </w:p>
-    <w:bookmarkStart w:id="120" w:name="threshold-requirements-22"/>
+        <w:t xml:space="preserve">pxl-ppclsd</w:t>
+      </w:r>
+    </w:p>
+    <w:bookmarkStart w:id="121" w:name="threshold-requirements-22"/>
     <w:p>
       <w:pPr>
         <w:pStyle w:val="berschrift5"/>
@@ -4144,8 +4290,8 @@
         <w:t xml:space="preserve">Metadata indicates whether a pixel is assessed as being cloud shadow.</w:t>
       </w:r>
     </w:p>
-    <w:bookmarkEnd w:id="120"/>
-    <w:bookmarkStart w:id="121" w:name="goal-requirements-22"/>
+    <w:bookmarkEnd w:id="121"/>
+    <w:bookmarkStart w:id="122" w:name="goal-requirements-22"/>
     <w:p>
       <w:pPr>
         <w:pStyle w:val="berschrift5"/>
@@ -4162,8 +4308,8 @@
         <w:t xml:space="preserve">As threshold, but information on cloud shadow detection should be available in the metadata as a single DOI landing page.</w:t>
       </w:r>
     </w:p>
-    <w:bookmarkEnd w:id="121"/>
-    <w:bookmarkStart w:id="122" w:name="assessment-22"/>
+    <w:bookmarkEnd w:id="122"/>
+    <w:bookmarkStart w:id="123" w:name="assessment-22"/>
     <w:p>
       <w:pPr>
         <w:pStyle w:val="berschrift5"/>
@@ -4177,7 +4323,7 @@
         <w:pStyle w:val="Compact"/>
         <w:numPr>
           <w:ilvl w:val="0"/>
-          <w:numId w:val="1035"/>
+          <w:numId w:val="1036"/>
         </w:numPr>
       </w:pPr>
       <w:r>
@@ -4189,7 +4335,7 @@
         <w:pStyle w:val="Compact"/>
         <w:numPr>
           <w:ilvl w:val="0"/>
-          <w:numId w:val="1035"/>
+          <w:numId w:val="1036"/>
         </w:numPr>
       </w:pPr>
       <w:r>
@@ -4201,7 +4347,7 @@
         <w:pStyle w:val="Compact"/>
         <w:numPr>
           <w:ilvl w:val="0"/>
-          <w:numId w:val="1035"/>
+          <w:numId w:val="1036"/>
         </w:numPr>
       </w:pPr>
       <w:r>
@@ -4213,7 +4359,7 @@
         <w:pStyle w:val="Compact"/>
         <w:numPr>
           <w:ilvl w:val="0"/>
-          <w:numId w:val="1035"/>
+          <w:numId w:val="1036"/>
         </w:numPr>
       </w:pPr>
       <w:r>
@@ -4227,9 +4373,9 @@
         </w:pict>
       </w:r>
     </w:p>
-    <w:bookmarkEnd w:id="122"/>
     <w:bookmarkEnd w:id="123"/>
-    <w:bookmarkStart w:id="127" w:name="sec:pxl.per-pixel-land-water-sr"/>
+    <w:bookmarkEnd w:id="124"/>
+    <w:bookmarkStart w:id="128" w:name="sec:pxl-pplwsr"/>
     <w:p>
       <w:pPr>
         <w:pStyle w:val="berschrift4"/>
@@ -4261,10 +4407,10 @@
         <w:rPr>
           <w:rStyle w:val="VerbatimChar"/>
         </w:rPr>
-        <w:t xml:space="preserve">pxl.per-pixel-land-water-sr</w:t>
-      </w:r>
-    </w:p>
-    <w:bookmarkStart w:id="124" w:name="threshold-requirements-23"/>
+        <w:t xml:space="preserve">pxl-pplwsr</w:t>
+      </w:r>
+    </w:p>
+    <w:bookmarkStart w:id="125" w:name="threshold-requirements-23"/>
     <w:p>
       <w:pPr>
         <w:pStyle w:val="berschrift5"/>
@@ -4284,8 +4430,8 @@
         <w:t xml:space="preserve"> </w:t>
       </w:r>
     </w:p>
-    <w:bookmarkEnd w:id="124"/>
-    <w:bookmarkStart w:id="125" w:name="goal-requirements-23"/>
+    <w:bookmarkEnd w:id="125"/>
+    <w:bookmarkStart w:id="126" w:name="goal-requirements-23"/>
     <w:p>
       <w:pPr>
         <w:pStyle w:val="berschrift5"/>
@@ -4302,8 +4448,8 @@
         <w:t xml:space="preserve">The metadata indicates whether a pixel is assessed as being land or water. Information on land/water mask should be available in the metadata as a single DOI landing page.</w:t>
       </w:r>
     </w:p>
-    <w:bookmarkEnd w:id="125"/>
-    <w:bookmarkStart w:id="126" w:name="assessment-23"/>
+    <w:bookmarkEnd w:id="126"/>
+    <w:bookmarkStart w:id="127" w:name="assessment-23"/>
     <w:p>
       <w:pPr>
         <w:pStyle w:val="berschrift5"/>
@@ -4317,7 +4463,7 @@
         <w:pStyle w:val="Compact"/>
         <w:numPr>
           <w:ilvl w:val="0"/>
-          <w:numId w:val="1036"/>
+          <w:numId w:val="1037"/>
         </w:numPr>
       </w:pPr>
       <w:r>
@@ -4329,7 +4475,7 @@
         <w:pStyle w:val="Compact"/>
         <w:numPr>
           <w:ilvl w:val="0"/>
-          <w:numId w:val="1036"/>
+          <w:numId w:val="1037"/>
         </w:numPr>
       </w:pPr>
       <w:r>
@@ -4341,7 +4487,7 @@
         <w:pStyle w:val="Compact"/>
         <w:numPr>
           <w:ilvl w:val="0"/>
-          <w:numId w:val="1036"/>
+          <w:numId w:val="1037"/>
         </w:numPr>
       </w:pPr>
       <w:r>
@@ -4353,7 +4499,7 @@
         <w:pStyle w:val="Compact"/>
         <w:numPr>
           <w:ilvl w:val="0"/>
-          <w:numId w:val="1036"/>
+          <w:numId w:val="1037"/>
         </w:numPr>
       </w:pPr>
       <w:r>
@@ -4367,9 +4513,9 @@
         </w:pict>
       </w:r>
     </w:p>
-    <w:bookmarkEnd w:id="126"/>
     <w:bookmarkEnd w:id="127"/>
-    <w:bookmarkStart w:id="131" w:name="sec:pxl.per-pixel-snow-ice-sr"/>
+    <w:bookmarkEnd w:id="128"/>
+    <w:bookmarkStart w:id="132" w:name="sec:pxl-ppsisr"/>
     <w:p>
       <w:pPr>
         <w:pStyle w:val="berschrift4"/>
@@ -4401,10 +4547,10 @@
         <w:rPr>
           <w:rStyle w:val="VerbatimChar"/>
         </w:rPr>
-        <w:t xml:space="preserve">pxl.per-pixel-snow-ice-sr</w:t>
-      </w:r>
-    </w:p>
-    <w:bookmarkStart w:id="128" w:name="threshold-requirements-24"/>
+        <w:t xml:space="preserve">pxl-ppsisr</w:t>
+      </w:r>
+    </w:p>
+    <w:bookmarkStart w:id="129" w:name="threshold-requirements-24"/>
     <w:p>
       <w:pPr>
         <w:pStyle w:val="berschrift5"/>
@@ -4424,8 +4570,8 @@
         <w:t xml:space="preserve"> </w:t>
       </w:r>
     </w:p>
-    <w:bookmarkEnd w:id="128"/>
-    <w:bookmarkStart w:id="129" w:name="goal-requirements-24"/>
+    <w:bookmarkEnd w:id="129"/>
+    <w:bookmarkStart w:id="130" w:name="goal-requirements-24"/>
     <w:p>
       <w:pPr>
         <w:pStyle w:val="berschrift5"/>
@@ -4442,8 +4588,8 @@
         <w:t xml:space="preserve">The metadata indicates whether a pixel is assessed as being snow/ice or not. Information on snow/ice mask should be available in the metadata as a single DOI landing page.</w:t>
       </w:r>
     </w:p>
-    <w:bookmarkEnd w:id="129"/>
-    <w:bookmarkStart w:id="130" w:name="assessment-24"/>
+    <w:bookmarkEnd w:id="130"/>
+    <w:bookmarkStart w:id="131" w:name="assessment-24"/>
     <w:p>
       <w:pPr>
         <w:pStyle w:val="berschrift5"/>
@@ -4457,7 +4603,7 @@
         <w:pStyle w:val="Compact"/>
         <w:numPr>
           <w:ilvl w:val="0"/>
-          <w:numId w:val="1037"/>
+          <w:numId w:val="1038"/>
         </w:numPr>
       </w:pPr>
       <w:r>
@@ -4469,7 +4615,7 @@
         <w:pStyle w:val="Compact"/>
         <w:numPr>
           <w:ilvl w:val="0"/>
-          <w:numId w:val="1037"/>
+          <w:numId w:val="1038"/>
         </w:numPr>
       </w:pPr>
       <w:r>
@@ -4481,7 +4627,7 @@
         <w:pStyle w:val="Compact"/>
         <w:numPr>
           <w:ilvl w:val="0"/>
-          <w:numId w:val="1037"/>
+          <w:numId w:val="1038"/>
         </w:numPr>
       </w:pPr>
       <w:r>
@@ -4493,7 +4639,7 @@
         <w:pStyle w:val="Compact"/>
         <w:numPr>
           <w:ilvl w:val="0"/>
-          <w:numId w:val="1037"/>
+          <w:numId w:val="1038"/>
         </w:numPr>
       </w:pPr>
       <w:r>
@@ -4507,9 +4653,9 @@
         </w:pict>
       </w:r>
     </w:p>
-    <w:bookmarkEnd w:id="130"/>
     <w:bookmarkEnd w:id="131"/>
-    <w:bookmarkStart w:id="135" w:name="sec:pxl.per-pixel-terrain-shadow"/>
+    <w:bookmarkEnd w:id="132"/>
+    <w:bookmarkStart w:id="136" w:name="sec:pxl-pptshr"/>
     <w:p>
       <w:pPr>
         <w:pStyle w:val="berschrift4"/>
@@ -4541,10 +4687,10 @@
         <w:rPr>
           <w:rStyle w:val="VerbatimChar"/>
         </w:rPr>
-        <w:t xml:space="preserve">pxl.per-pixel-terrain-shadow</w:t>
-      </w:r>
-    </w:p>
-    <w:bookmarkStart w:id="132" w:name="threshold-requirements-25"/>
+        <w:t xml:space="preserve">pxl-pptshr</w:t>
+      </w:r>
+    </w:p>
+    <w:bookmarkStart w:id="133" w:name="threshold-requirements-25"/>
     <w:p>
       <w:pPr>
         <w:pStyle w:val="berschrift5"/>
@@ -4564,8 +4710,8 @@
         <w:t xml:space="preserve"> </w:t>
       </w:r>
     </w:p>
-    <w:bookmarkEnd w:id="132"/>
-    <w:bookmarkStart w:id="133" w:name="goal-requirements-25"/>
+    <w:bookmarkEnd w:id="133"/>
+    <w:bookmarkStart w:id="134" w:name="goal-requirements-25"/>
     <w:p>
       <w:pPr>
         <w:pStyle w:val="berschrift5"/>
@@ -4582,8 +4728,8 @@
         <w:t xml:space="preserve">The metadata indicates pixels that are not directly illuminated due to terrain shadowing.</w:t>
       </w:r>
     </w:p>
-    <w:bookmarkEnd w:id="133"/>
-    <w:bookmarkStart w:id="134" w:name="assessment-25"/>
+    <w:bookmarkEnd w:id="134"/>
+    <w:bookmarkStart w:id="135" w:name="assessment-25"/>
     <w:p>
       <w:pPr>
         <w:pStyle w:val="berschrift5"/>
@@ -4597,7 +4743,7 @@
         <w:pStyle w:val="Compact"/>
         <w:numPr>
           <w:ilvl w:val="0"/>
-          <w:numId w:val="1038"/>
+          <w:numId w:val="1039"/>
         </w:numPr>
       </w:pPr>
       <w:r>
@@ -4609,7 +4755,7 @@
         <w:pStyle w:val="Compact"/>
         <w:numPr>
           <w:ilvl w:val="0"/>
-          <w:numId w:val="1038"/>
+          <w:numId w:val="1039"/>
         </w:numPr>
       </w:pPr>
       <w:r>
@@ -4621,7 +4767,7 @@
         <w:pStyle w:val="Compact"/>
         <w:numPr>
           <w:ilvl w:val="0"/>
-          <w:numId w:val="1038"/>
+          <w:numId w:val="1039"/>
         </w:numPr>
       </w:pPr>
       <w:r>
@@ -4633,7 +4779,7 @@
         <w:pStyle w:val="Compact"/>
         <w:numPr>
           <w:ilvl w:val="0"/>
-          <w:numId w:val="1038"/>
+          <w:numId w:val="1039"/>
         </w:numPr>
       </w:pPr>
       <w:r>
@@ -4647,9 +4793,9 @@
         </w:pict>
       </w:r>
     </w:p>
-    <w:bookmarkEnd w:id="134"/>
     <w:bookmarkEnd w:id="135"/>
-    <w:bookmarkStart w:id="139" w:name="sec:pxl.per-pixel-terrain-occlusion"/>
+    <w:bookmarkEnd w:id="136"/>
+    <w:bookmarkStart w:id="140" w:name="sec:pxl-pptocc"/>
     <w:p>
       <w:pPr>
         <w:pStyle w:val="berschrift4"/>
@@ -4681,10 +4827,10 @@
         <w:rPr>
           <w:rStyle w:val="VerbatimChar"/>
         </w:rPr>
-        <w:t xml:space="preserve">pxl.per-pixel-terrain-occlusion</w:t>
-      </w:r>
-    </w:p>
-    <w:bookmarkStart w:id="136" w:name="threshold-requirements-26"/>
+        <w:t xml:space="preserve">pxl-pptocc</w:t>
+      </w:r>
+    </w:p>
+    <w:bookmarkStart w:id="137" w:name="threshold-requirements-26"/>
     <w:p>
       <w:pPr>
         <w:pStyle w:val="berschrift5"/>
@@ -4704,8 +4850,8 @@
         <w:t xml:space="preserve"> </w:t>
       </w:r>
     </w:p>
-    <w:bookmarkEnd w:id="136"/>
-    <w:bookmarkStart w:id="137" w:name="goal-requirements-26"/>
+    <w:bookmarkEnd w:id="137"/>
+    <w:bookmarkStart w:id="138" w:name="goal-requirements-26"/>
     <w:p>
       <w:pPr>
         <w:pStyle w:val="berschrift5"/>
@@ -4722,8 +4868,8 @@
         <w:t xml:space="preserve">The metadata indicates pixels that are not visible to the sensor due to terrain occlusion during off-nadir viewing.</w:t>
       </w:r>
     </w:p>
-    <w:bookmarkEnd w:id="137"/>
-    <w:bookmarkStart w:id="138" w:name="assessment-26"/>
+    <w:bookmarkEnd w:id="138"/>
+    <w:bookmarkStart w:id="139" w:name="assessment-26"/>
     <w:p>
       <w:pPr>
         <w:pStyle w:val="berschrift5"/>
@@ -4737,7 +4883,7 @@
         <w:pStyle w:val="Compact"/>
         <w:numPr>
           <w:ilvl w:val="0"/>
-          <w:numId w:val="1039"/>
+          <w:numId w:val="1040"/>
         </w:numPr>
       </w:pPr>
       <w:r>
@@ -4749,7 +4895,7 @@
         <w:pStyle w:val="Compact"/>
         <w:numPr>
           <w:ilvl w:val="0"/>
-          <w:numId w:val="1039"/>
+          <w:numId w:val="1040"/>
         </w:numPr>
       </w:pPr>
       <w:r>
@@ -4761,7 +4907,7 @@
         <w:pStyle w:val="Compact"/>
         <w:numPr>
           <w:ilvl w:val="0"/>
-          <w:numId w:val="1039"/>
+          <w:numId w:val="1040"/>
         </w:numPr>
       </w:pPr>
       <w:r>
@@ -4773,7 +4919,7 @@
         <w:pStyle w:val="Compact"/>
         <w:numPr>
           <w:ilvl w:val="0"/>
-          <w:numId w:val="1039"/>
+          <w:numId w:val="1040"/>
         </w:numPr>
       </w:pPr>
       <w:r>
@@ -4787,9 +4933,9 @@
         </w:pict>
       </w:r>
     </w:p>
-    <w:bookmarkEnd w:id="138"/>
     <w:bookmarkEnd w:id="139"/>
-    <w:bookmarkStart w:id="143" w:name="sec:pxl.per-pixel-view-angles-solar"/>
+    <w:bookmarkEnd w:id="140"/>
+    <w:bookmarkStart w:id="144" w:name="sec:pxl-ppvaso"/>
     <w:p>
       <w:pPr>
         <w:pStyle w:val="berschrift4"/>
@@ -4821,10 +4967,10 @@
         <w:rPr>
           <w:rStyle w:val="VerbatimChar"/>
         </w:rPr>
-        <w:t xml:space="preserve">pxl.per-pixel-view-angles-solar</w:t>
-      </w:r>
-    </w:p>
-    <w:bookmarkStart w:id="140" w:name="threshold-requirements-27"/>
+        <w:t xml:space="preserve">pxl-ppvaso</w:t>
+      </w:r>
+    </w:p>
+    <w:bookmarkStart w:id="141" w:name="threshold-requirements-27"/>
     <w:p>
       <w:pPr>
         <w:pStyle w:val="berschrift5"/>
@@ -4841,8 +4987,8 @@
         <w:t xml:space="preserve">Provide average solar and sensor viewing azimuth and zenith angles.</w:t>
       </w:r>
     </w:p>
-    <w:bookmarkEnd w:id="140"/>
-    <w:bookmarkStart w:id="141" w:name="goal-requirements-27"/>
+    <w:bookmarkEnd w:id="141"/>
+    <w:bookmarkStart w:id="142" w:name="goal-requirements-27"/>
     <w:p>
       <w:pPr>
         <w:pStyle w:val="berschrift5"/>
@@ -4859,8 +5005,8 @@
         <w:t xml:space="preserve">Provide per-pixel solar and sensor viewing azimuth and zenith angles.</w:t>
       </w:r>
     </w:p>
-    <w:bookmarkEnd w:id="141"/>
-    <w:bookmarkStart w:id="142" w:name="assessment-27"/>
+    <w:bookmarkEnd w:id="142"/>
+    <w:bookmarkStart w:id="143" w:name="assessment-27"/>
     <w:p>
       <w:pPr>
         <w:pStyle w:val="berschrift5"/>
@@ -4874,7 +5020,7 @@
         <w:pStyle w:val="Compact"/>
         <w:numPr>
           <w:ilvl w:val="0"/>
-          <w:numId w:val="1040"/>
+          <w:numId w:val="1041"/>
         </w:numPr>
       </w:pPr>
       <w:r>
@@ -4886,7 +5032,7 @@
         <w:pStyle w:val="Compact"/>
         <w:numPr>
           <w:ilvl w:val="0"/>
-          <w:numId w:val="1040"/>
+          <w:numId w:val="1041"/>
         </w:numPr>
       </w:pPr>
       <w:r>
@@ -4898,7 +5044,7 @@
         <w:pStyle w:val="Compact"/>
         <w:numPr>
           <w:ilvl w:val="0"/>
-          <w:numId w:val="1040"/>
+          <w:numId w:val="1041"/>
         </w:numPr>
       </w:pPr>
       <w:r>
@@ -4910,7 +5056,7 @@
         <w:pStyle w:val="Compact"/>
         <w:numPr>
           <w:ilvl w:val="0"/>
-          <w:numId w:val="1040"/>
+          <w:numId w:val="1041"/>
         </w:numPr>
       </w:pPr>
       <w:r>
@@ -4924,9 +5070,9 @@
         </w:pict>
       </w:r>
     </w:p>
-    <w:bookmarkEnd w:id="142"/>
     <w:bookmarkEnd w:id="143"/>
-    <w:bookmarkStart w:id="147" w:name="sec:pxl.per-pixel-terrain-illumination"/>
+    <w:bookmarkEnd w:id="144"/>
+    <w:bookmarkStart w:id="148" w:name="sec:pxl-pptill"/>
     <w:p>
       <w:pPr>
         <w:pStyle w:val="berschrift4"/>
@@ -4958,10 +5104,10 @@
         <w:rPr>
           <w:rStyle w:val="VerbatimChar"/>
         </w:rPr>
-        <w:t xml:space="preserve">pxl.per-pixel-terrain-illumination</w:t>
-      </w:r>
-    </w:p>
-    <w:bookmarkStart w:id="144" w:name="threshold-requirements-28"/>
+        <w:t xml:space="preserve">pxl-pptill</w:t>
+      </w:r>
+    </w:p>
+    <w:bookmarkStart w:id="145" w:name="threshold-requirements-28"/>
     <w:p>
       <w:pPr>
         <w:pStyle w:val="berschrift5"/>
@@ -4981,8 +5127,8 @@
         <w:t xml:space="preserve"> </w:t>
       </w:r>
     </w:p>
-    <w:bookmarkEnd w:id="144"/>
-    <w:bookmarkStart w:id="145" w:name="goal-requirements-28"/>
+    <w:bookmarkEnd w:id="145"/>
+    <w:bookmarkStart w:id="146" w:name="goal-requirements-28"/>
     <w:p>
       <w:pPr>
         <w:pStyle w:val="berschrift5"/>
@@ -4999,8 +5145,8 @@
         <w:t xml:space="preserve">Coefficients used for terrain illumination correction are provided for each pixel.</w:t>
       </w:r>
     </w:p>
-    <w:bookmarkEnd w:id="145"/>
-    <w:bookmarkStart w:id="146" w:name="assessment-28"/>
+    <w:bookmarkEnd w:id="146"/>
+    <w:bookmarkStart w:id="147" w:name="assessment-28"/>
     <w:p>
       <w:pPr>
         <w:pStyle w:val="berschrift5"/>
@@ -5014,7 +5160,7 @@
         <w:pStyle w:val="Compact"/>
         <w:numPr>
           <w:ilvl w:val="0"/>
-          <w:numId w:val="1041"/>
+          <w:numId w:val="1042"/>
         </w:numPr>
       </w:pPr>
       <w:r>
@@ -5026,7 +5172,7 @@
         <w:pStyle w:val="Compact"/>
         <w:numPr>
           <w:ilvl w:val="0"/>
-          <w:numId w:val="1041"/>
+          <w:numId w:val="1042"/>
         </w:numPr>
       </w:pPr>
       <w:r>
@@ -5038,7 +5184,7 @@
         <w:pStyle w:val="Compact"/>
         <w:numPr>
           <w:ilvl w:val="0"/>
-          <w:numId w:val="1041"/>
+          <w:numId w:val="1042"/>
         </w:numPr>
       </w:pPr>
       <w:r>
@@ -5050,17 +5196,17 @@
         <w:pStyle w:val="Compact"/>
         <w:numPr>
           <w:ilvl w:val="0"/>
-          <w:numId w:val="1041"/>
+          <w:numId w:val="1042"/>
         </w:numPr>
       </w:pPr>
       <w:r>
         <w:t xml:space="preserve">Recommended Requirement Modification:</w:t>
       </w:r>
     </w:p>
-    <w:bookmarkEnd w:id="146"/>
     <w:bookmarkEnd w:id="147"/>
     <w:bookmarkEnd w:id="148"/>
-    <w:bookmarkStart w:id="173" w:name="sec:rac"/>
+    <w:bookmarkEnd w:id="149"/>
+    <w:bookmarkStart w:id="174" w:name="sec:rac"/>
     <w:p>
       <w:pPr>
         <w:pStyle w:val="berschrift3"/>
@@ -5092,7 +5238,7 @@
         <w:t xml:space="preserve">The requirements indicate both the necessary outcomes and the minimum steps necessary to be deemed to have achieved those outcomes.</w:t>
       </w:r>
     </w:p>
-    <w:bookmarkStart w:id="152" w:name="sec:rac.measurements-measurement-sr"/>
+    <w:bookmarkStart w:id="153" w:name="sec:rac-mssr"/>
     <w:p>
       <w:pPr>
         <w:pStyle w:val="berschrift4"/>
@@ -5124,10 +5270,10 @@
         <w:rPr>
           <w:rStyle w:val="VerbatimChar"/>
         </w:rPr>
-        <w:t xml:space="preserve">rac.measurements-measurement-sr</w:t>
-      </w:r>
-    </w:p>
-    <w:bookmarkStart w:id="149" w:name="threshold-requirements-29"/>
+        <w:t xml:space="preserve">rac-mssr</w:t>
+      </w:r>
+    </w:p>
+    <w:bookmarkStart w:id="150" w:name="threshold-requirements-29"/>
     <w:p>
       <w:pPr>
         <w:pStyle w:val="berschrift5"/>
@@ -5157,15 +5303,15 @@
         <w:pStyle w:val="Compact"/>
         <w:numPr>
           <w:ilvl w:val="0"/>
-          <w:numId w:val="1042"/>
+          <w:numId w:val="1043"/>
         </w:numPr>
       </w:pPr>
       <w:r>
         <w:t xml:space="preserve">Radiometric corrections must lead to a valid measurement of surface reflectance.</w:t>
       </w:r>
     </w:p>
-    <w:bookmarkEnd w:id="149"/>
-    <w:bookmarkStart w:id="150" w:name="goal-requirements-29"/>
+    <w:bookmarkEnd w:id="150"/>
+    <w:bookmarkStart w:id="151" w:name="goal-requirements-29"/>
     <w:p>
       <w:pPr>
         <w:pStyle w:val="berschrift5"/>
@@ -5184,7 +5330,7 @@
       <w:r>
         <w:t xml:space="preserve">“</w:t>
       </w:r>
-      <w:hyperlink w:anchor="sec:meta.metadata-traceability-sr">
+      <w:hyperlink w:anchor="sec:meta-trcsr">
         <w:r>
           <w:rPr>
             <w:rStyle w:val="Hyperlink"/>
@@ -5199,8 +5345,8 @@
         <w:t xml:space="preserve">).</w:t>
       </w:r>
     </w:p>
-    <w:bookmarkEnd w:id="150"/>
-    <w:bookmarkStart w:id="151" w:name="assessment-29"/>
+    <w:bookmarkEnd w:id="151"/>
+    <w:bookmarkStart w:id="152" w:name="assessment-29"/>
     <w:p>
       <w:pPr>
         <w:pStyle w:val="berschrift5"/>
@@ -5214,7 +5360,7 @@
         <w:pStyle w:val="Compact"/>
         <w:numPr>
           <w:ilvl w:val="0"/>
-          <w:numId w:val="1043"/>
+          <w:numId w:val="1044"/>
         </w:numPr>
       </w:pPr>
       <w:r>
@@ -5226,7 +5372,7 @@
         <w:pStyle w:val="Compact"/>
         <w:numPr>
           <w:ilvl w:val="0"/>
-          <w:numId w:val="1043"/>
+          <w:numId w:val="1044"/>
         </w:numPr>
       </w:pPr>
       <w:r>
@@ -5238,7 +5384,7 @@
         <w:pStyle w:val="Compact"/>
         <w:numPr>
           <w:ilvl w:val="0"/>
-          <w:numId w:val="1043"/>
+          <w:numId w:val="1044"/>
         </w:numPr>
       </w:pPr>
       <w:r>
@@ -5250,7 +5396,7 @@
         <w:pStyle w:val="Compact"/>
         <w:numPr>
           <w:ilvl w:val="0"/>
-          <w:numId w:val="1043"/>
+          <w:numId w:val="1044"/>
         </w:numPr>
       </w:pPr>
       <w:r>
@@ -5264,9 +5410,9 @@
         </w:pict>
       </w:r>
     </w:p>
-    <w:bookmarkEnd w:id="151"/>
     <w:bookmarkEnd w:id="152"/>
-    <w:bookmarkStart w:id="156" w:name="sec:rac.measurements-uncertainty-sr"/>
+    <w:bookmarkEnd w:id="153"/>
+    <w:bookmarkStart w:id="157" w:name="sec:rac-uncsr"/>
     <w:p>
       <w:pPr>
         <w:pStyle w:val="berschrift4"/>
@@ -5298,7 +5444,7 @@
         <w:rPr>
           <w:rStyle w:val="VerbatimChar"/>
         </w:rPr>
-        <w:t xml:space="preserve">rac.measurements-uncertainty-sr</w:t>
+        <w:t xml:space="preserve">rac-uncsr</w:t>
       </w:r>
     </w:p>
     <w:p>
@@ -5309,7 +5455,7 @@
         <w:t xml:space="preserve">Note: In current practice, users determine fitness for purpose based on knowledge of the lineage of the data, rather than on a specific estimate of measurement uncertainty.</w:t>
       </w:r>
     </w:p>
-    <w:bookmarkStart w:id="153" w:name="threshold-requirements-30"/>
+    <w:bookmarkStart w:id="154" w:name="threshold-requirements-30"/>
     <w:p>
       <w:pPr>
         <w:pStyle w:val="berschrift5"/>
@@ -5329,8 +5475,8 @@
         <w:t xml:space="preserve"> </w:t>
       </w:r>
     </w:p>
-    <w:bookmarkEnd w:id="153"/>
-    <w:bookmarkStart w:id="154" w:name="goal-requirements-30"/>
+    <w:bookmarkEnd w:id="154"/>
+    <w:bookmarkStart w:id="155" w:name="goal-requirements-30"/>
     <w:p>
       <w:pPr>
         <w:pStyle w:val="berschrift5"/>
@@ -5360,7 +5506,7 @@
         <w:pStyle w:val="Compact"/>
         <w:numPr>
           <w:ilvl w:val="0"/>
-          <w:numId w:val="1044"/>
+          <w:numId w:val="1045"/>
         </w:numPr>
       </w:pPr>
       <w:r>
@@ -5369,7 +5515,7 @@
       <w:r>
         <w:t xml:space="preserve">“</w:t>
       </w:r>
-      <w:hyperlink w:anchor="sec:meta.metadata-traceability-sr">
+      <w:hyperlink w:anchor="sec:meta-trcsr">
         <w:r>
           <w:rPr>
             <w:rStyle w:val="Hyperlink"/>
@@ -5389,15 +5535,15 @@
         <w:pStyle w:val="Compact"/>
         <w:numPr>
           <w:ilvl w:val="0"/>
-          <w:numId w:val="1044"/>
+          <w:numId w:val="1045"/>
         </w:numPr>
       </w:pPr>
       <w:r>
         <w:t xml:space="preserve">Information on measurement uncertainty should be available in the metadata as a single DOI landing page.</w:t>
       </w:r>
     </w:p>
-    <w:bookmarkEnd w:id="154"/>
-    <w:bookmarkStart w:id="155" w:name="assessment-30"/>
+    <w:bookmarkEnd w:id="155"/>
+    <w:bookmarkStart w:id="156" w:name="assessment-30"/>
     <w:p>
       <w:pPr>
         <w:pStyle w:val="berschrift5"/>
@@ -5411,7 +5557,7 @@
         <w:pStyle w:val="Compact"/>
         <w:numPr>
           <w:ilvl w:val="0"/>
-          <w:numId w:val="1045"/>
+          <w:numId w:val="1046"/>
         </w:numPr>
       </w:pPr>
       <w:r>
@@ -5423,7 +5569,7 @@
         <w:pStyle w:val="Compact"/>
         <w:numPr>
           <w:ilvl w:val="0"/>
-          <w:numId w:val="1045"/>
+          <w:numId w:val="1046"/>
         </w:numPr>
       </w:pPr>
       <w:r>
@@ -5435,7 +5581,7 @@
         <w:pStyle w:val="Compact"/>
         <w:numPr>
           <w:ilvl w:val="0"/>
-          <w:numId w:val="1045"/>
+          <w:numId w:val="1046"/>
         </w:numPr>
       </w:pPr>
       <w:r>
@@ -5447,7 +5593,7 @@
         <w:pStyle w:val="Compact"/>
         <w:numPr>
           <w:ilvl w:val="0"/>
-          <w:numId w:val="1045"/>
+          <w:numId w:val="1046"/>
         </w:numPr>
       </w:pPr>
       <w:r>
@@ -5461,9 +5607,9 @@
         </w:pict>
       </w:r>
     </w:p>
-    <w:bookmarkEnd w:id="155"/>
     <w:bookmarkEnd w:id="156"/>
-    <w:bookmarkStart w:id="160" w:name="sec:rac.measurements-normalisation-sr"/>
+    <w:bookmarkEnd w:id="157"/>
+    <w:bookmarkStart w:id="161" w:name="sec:rac-nrmsr"/>
     <w:p>
       <w:pPr>
         <w:pStyle w:val="berschrift4"/>
@@ -5495,10 +5641,10 @@
         <w:rPr>
           <w:rStyle w:val="VerbatimChar"/>
         </w:rPr>
-        <w:t xml:space="preserve">rac.measurements-normalisation-sr</w:t>
-      </w:r>
-    </w:p>
-    <w:bookmarkStart w:id="157" w:name="threshold-requirements-31"/>
+        <w:t xml:space="preserve">rac-nrmsr</w:t>
+      </w:r>
+    </w:p>
+    <w:bookmarkStart w:id="158" w:name="threshold-requirements-31"/>
     <w:p>
       <w:pPr>
         <w:pStyle w:val="berschrift5"/>
@@ -5518,8 +5664,8 @@
         <w:t xml:space="preserve"> </w:t>
       </w:r>
     </w:p>
-    <w:bookmarkEnd w:id="157"/>
-    <w:bookmarkStart w:id="158" w:name="goal-requirements-31"/>
+    <w:bookmarkEnd w:id="158"/>
+    <w:bookmarkStart w:id="159" w:name="goal-requirements-31"/>
     <w:p>
       <w:pPr>
         <w:pStyle w:val="berschrift5"/>
@@ -5549,15 +5695,15 @@
         <w:pStyle w:val="Compact"/>
         <w:numPr>
           <w:ilvl w:val="0"/>
-          <w:numId w:val="1046"/>
+          <w:numId w:val="1047"/>
         </w:numPr>
       </w:pPr>
       <w:r>
         <w:t xml:space="preserve">Information on measurement normalisation should be available in the metadata as a single DOI landing page.</w:t>
       </w:r>
     </w:p>
-    <w:bookmarkEnd w:id="158"/>
-    <w:bookmarkStart w:id="159" w:name="assessment-31"/>
+    <w:bookmarkEnd w:id="159"/>
+    <w:bookmarkStart w:id="160" w:name="assessment-31"/>
     <w:p>
       <w:pPr>
         <w:pStyle w:val="berschrift5"/>
@@ -5571,7 +5717,7 @@
         <w:pStyle w:val="Compact"/>
         <w:numPr>
           <w:ilvl w:val="0"/>
-          <w:numId w:val="1047"/>
+          <w:numId w:val="1048"/>
         </w:numPr>
       </w:pPr>
       <w:r>
@@ -5583,7 +5729,7 @@
         <w:pStyle w:val="Compact"/>
         <w:numPr>
           <w:ilvl w:val="0"/>
-          <w:numId w:val="1047"/>
+          <w:numId w:val="1048"/>
         </w:numPr>
       </w:pPr>
       <w:r>
@@ -5595,7 +5741,7 @@
         <w:pStyle w:val="Compact"/>
         <w:numPr>
           <w:ilvl w:val="0"/>
-          <w:numId w:val="1047"/>
+          <w:numId w:val="1048"/>
         </w:numPr>
       </w:pPr>
       <w:r>
@@ -5607,7 +5753,7 @@
         <w:pStyle w:val="Compact"/>
         <w:numPr>
           <w:ilvl w:val="0"/>
-          <w:numId w:val="1047"/>
+          <w:numId w:val="1048"/>
         </w:numPr>
       </w:pPr>
       <w:r>
@@ -5621,9 +5767,9 @@
         </w:pict>
       </w:r>
     </w:p>
-    <w:bookmarkEnd w:id="159"/>
     <w:bookmarkEnd w:id="160"/>
-    <w:bookmarkStart w:id="164" w:name="X741141f21859a3ba0e76c1feb5e5a9fb9b1561b"/>
+    <w:bookmarkEnd w:id="161"/>
+    <w:bookmarkStart w:id="165" w:name="sec:rac-dirsct"/>
     <w:p>
       <w:pPr>
         <w:pStyle w:val="berschrift4"/>
@@ -5655,10 +5801,10 @@
         <w:rPr>
           <w:rStyle w:val="VerbatimChar"/>
         </w:rPr>
-        <w:t xml:space="preserve">rac.measurements-directional-atmospheric-scattering</w:t>
-      </w:r>
-    </w:p>
-    <w:bookmarkStart w:id="161" w:name="threshold-requirements-32"/>
+        <w:t xml:space="preserve">rac-dirsct</w:t>
+      </w:r>
+    </w:p>
+    <w:bookmarkStart w:id="162" w:name="threshold-requirements-32"/>
     <w:p>
       <w:pPr>
         <w:pStyle w:val="berschrift5"/>
@@ -5688,7 +5834,7 @@
         <w:pStyle w:val="Compact"/>
         <w:numPr>
           <w:ilvl w:val="0"/>
-          <w:numId w:val="1048"/>
+          <w:numId w:val="1049"/>
         </w:numPr>
       </w:pPr>
       <w:r>
@@ -5700,7 +5846,7 @@
         <w:pStyle w:val="Compact"/>
         <w:numPr>
           <w:ilvl w:val="0"/>
-          <w:numId w:val="1048"/>
+          <w:numId w:val="1049"/>
         </w:numPr>
       </w:pPr>
       <w:r>
@@ -5712,7 +5858,7 @@
         <w:pStyle w:val="Compact"/>
         <w:numPr>
           <w:ilvl w:val="0"/>
-          <w:numId w:val="1048"/>
+          <w:numId w:val="1049"/>
         </w:numPr>
       </w:pPr>
       <w:r>
@@ -5732,15 +5878,15 @@
         <w:pStyle w:val="Compact"/>
         <w:numPr>
           <w:ilvl w:val="0"/>
-          <w:numId w:val="1049"/>
+          <w:numId w:val="1050"/>
         </w:numPr>
       </w:pPr>
       <w:r>
         <w:t xml:space="preserve">Examples of technical documentation include an Algorithm Theoretical Basis Document, product user guide, etc.</w:t>
       </w:r>
     </w:p>
-    <w:bookmarkEnd w:id="161"/>
-    <w:bookmarkStart w:id="162" w:name="goal-requirements-32"/>
+    <w:bookmarkEnd w:id="162"/>
+    <w:bookmarkStart w:id="163" w:name="goal-requirements-32"/>
     <w:p>
       <w:pPr>
         <w:pStyle w:val="berschrift5"/>
@@ -5760,8 +5906,8 @@
         <w:t xml:space="preserve"> </w:t>
       </w:r>
     </w:p>
-    <w:bookmarkEnd w:id="162"/>
-    <w:bookmarkStart w:id="163" w:name="assessment-32"/>
+    <w:bookmarkEnd w:id="163"/>
+    <w:bookmarkStart w:id="164" w:name="assessment-32"/>
     <w:p>
       <w:pPr>
         <w:pStyle w:val="berschrift5"/>
@@ -5775,7 +5921,7 @@
         <w:pStyle w:val="Compact"/>
         <w:numPr>
           <w:ilvl w:val="0"/>
-          <w:numId w:val="1050"/>
+          <w:numId w:val="1051"/>
         </w:numPr>
       </w:pPr>
       <w:r>
@@ -5787,7 +5933,7 @@
         <w:pStyle w:val="Compact"/>
         <w:numPr>
           <w:ilvl w:val="0"/>
-          <w:numId w:val="1050"/>
+          <w:numId w:val="1051"/>
         </w:numPr>
       </w:pPr>
       <w:r>
@@ -5799,7 +5945,7 @@
         <w:pStyle w:val="Compact"/>
         <w:numPr>
           <w:ilvl w:val="0"/>
-          <w:numId w:val="1050"/>
+          <w:numId w:val="1051"/>
         </w:numPr>
       </w:pPr>
       <w:r>
@@ -5811,7 +5957,7 @@
         <w:pStyle w:val="Compact"/>
         <w:numPr>
           <w:ilvl w:val="0"/>
-          <w:numId w:val="1050"/>
+          <w:numId w:val="1051"/>
         </w:numPr>
       </w:pPr>
       <w:r>
@@ -5825,9 +5971,9 @@
         </w:pict>
       </w:r>
     </w:p>
-    <w:bookmarkEnd w:id="163"/>
     <w:bookmarkEnd w:id="164"/>
-    <w:bookmarkStart w:id="168" w:name="sec:rac.corrections-water-vapour"/>
+    <w:bookmarkEnd w:id="165"/>
+    <w:bookmarkStart w:id="169" w:name="sec:rac-wvapor"/>
     <w:p>
       <w:pPr>
         <w:pStyle w:val="berschrift4"/>
@@ -5859,10 +6005,10 @@
         <w:rPr>
           <w:rStyle w:val="VerbatimChar"/>
         </w:rPr>
-        <w:t xml:space="preserve">rac.corrections-water-vapour</w:t>
-      </w:r>
-    </w:p>
-    <w:bookmarkStart w:id="165" w:name="threshold-requirements-33"/>
+        <w:t xml:space="preserve">rac-wvapor</w:t>
+      </w:r>
+    </w:p>
+    <w:bookmarkStart w:id="166" w:name="threshold-requirements-33"/>
     <w:p>
       <w:pPr>
         <w:pStyle w:val="berschrift5"/>
@@ -5884,7 +6030,7 @@
         <w:pStyle w:val="Compact"/>
         <w:numPr>
           <w:ilvl w:val="0"/>
-          <w:numId w:val="1051"/>
+          <w:numId w:val="1052"/>
         </w:numPr>
       </w:pPr>
       <w:r>
@@ -5896,7 +6042,7 @@
         <w:pStyle w:val="Compact"/>
         <w:numPr>
           <w:ilvl w:val="0"/>
-          <w:numId w:val="1051"/>
+          <w:numId w:val="1052"/>
         </w:numPr>
       </w:pPr>
       <w:r>
@@ -5916,15 +6062,15 @@
         <w:pStyle w:val="Compact"/>
         <w:numPr>
           <w:ilvl w:val="0"/>
-          <w:numId w:val="1052"/>
+          <w:numId w:val="1053"/>
         </w:numPr>
       </w:pPr>
       <w:r>
         <w:t xml:space="preserve">Examples of technical documentation include an Algorithm Theoretical Basis Document, product user guide, etc.</w:t>
       </w:r>
     </w:p>
-    <w:bookmarkEnd w:id="165"/>
-    <w:bookmarkStart w:id="166" w:name="goal-requirements-33"/>
+    <w:bookmarkEnd w:id="166"/>
+    <w:bookmarkStart w:id="167" w:name="goal-requirements-33"/>
     <w:p>
       <w:pPr>
         <w:pStyle w:val="berschrift5"/>
@@ -5944,8 +6090,8 @@
         <w:t xml:space="preserve"> </w:t>
       </w:r>
     </w:p>
-    <w:bookmarkEnd w:id="166"/>
-    <w:bookmarkStart w:id="167" w:name="assessment-33"/>
+    <w:bookmarkEnd w:id="167"/>
+    <w:bookmarkStart w:id="168" w:name="assessment-33"/>
     <w:p>
       <w:pPr>
         <w:pStyle w:val="berschrift5"/>
@@ -5959,7 +6105,7 @@
         <w:pStyle w:val="Compact"/>
         <w:numPr>
           <w:ilvl w:val="0"/>
-          <w:numId w:val="1053"/>
+          <w:numId w:val="1054"/>
         </w:numPr>
       </w:pPr>
       <w:r>
@@ -5971,7 +6117,7 @@
         <w:pStyle w:val="Compact"/>
         <w:numPr>
           <w:ilvl w:val="0"/>
-          <w:numId w:val="1053"/>
+          <w:numId w:val="1054"/>
         </w:numPr>
       </w:pPr>
       <w:r>
@@ -5983,7 +6129,7 @@
         <w:pStyle w:val="Compact"/>
         <w:numPr>
           <w:ilvl w:val="0"/>
-          <w:numId w:val="1053"/>
+          <w:numId w:val="1054"/>
         </w:numPr>
       </w:pPr>
       <w:r>
@@ -5995,7 +6141,7 @@
         <w:pStyle w:val="Compact"/>
         <w:numPr>
           <w:ilvl w:val="0"/>
-          <w:numId w:val="1053"/>
+          <w:numId w:val="1054"/>
         </w:numPr>
       </w:pPr>
       <w:r>
@@ -6009,9 +6155,9 @@
         </w:pict>
       </w:r>
     </w:p>
-    <w:bookmarkEnd w:id="167"/>
     <w:bookmarkEnd w:id="168"/>
-    <w:bookmarkStart w:id="172" w:name="sec:rac.corrections-ozone"/>
+    <w:bookmarkEnd w:id="169"/>
+    <w:bookmarkStart w:id="173" w:name="sec:rac-ozone"/>
     <w:p>
       <w:pPr>
         <w:pStyle w:val="berschrift4"/>
@@ -6043,10 +6189,10 @@
         <w:rPr>
           <w:rStyle w:val="VerbatimChar"/>
         </w:rPr>
-        <w:t xml:space="preserve">rac.corrections-ozone</w:t>
-      </w:r>
-    </w:p>
-    <w:bookmarkStart w:id="169" w:name="threshold-requirements-34"/>
+        <w:t xml:space="preserve">rac-ozone</w:t>
+      </w:r>
+    </w:p>
+    <w:bookmarkStart w:id="170" w:name="threshold-requirements-34"/>
     <w:p>
       <w:pPr>
         <w:pStyle w:val="berschrift5"/>
@@ -6066,8 +6212,8 @@
         <w:t xml:space="preserve"> </w:t>
       </w:r>
     </w:p>
-    <w:bookmarkEnd w:id="169"/>
-    <w:bookmarkStart w:id="170" w:name="goal-requirements-34"/>
+    <w:bookmarkEnd w:id="170"/>
+    <w:bookmarkStart w:id="171" w:name="goal-requirements-34"/>
     <w:p>
       <w:pPr>
         <w:pStyle w:val="berschrift5"/>
@@ -6094,7 +6240,7 @@
       <w:r>
         <w:t xml:space="preserve">“</w:t>
       </w:r>
-      <w:hyperlink w:anchor="sec:meta.metadata-geometric-accuracy-sr">
+      <w:hyperlink w:anchor="sec:meta-gmasr">
         <w:r>
           <w:rPr>
             <w:rStyle w:val="Hyperlink"/>
@@ -6114,7 +6260,7 @@
       <w:r>
         <w:t xml:space="preserve">“</w:t>
       </w:r>
-      <w:hyperlink w:anchor="sec:meta.metadata-instrument-optical">
+      <w:hyperlink w:anchor="sec:meta-insopt">
         <w:r>
           <w:rPr>
             <w:rStyle w:val="Hyperlink"/>
@@ -6142,7 +6288,7 @@
         <w:pStyle w:val="Compact"/>
         <w:numPr>
           <w:ilvl w:val="0"/>
-          <w:numId w:val="1054"/>
+          <w:numId w:val="1055"/>
         </w:numPr>
       </w:pPr>
       <w:r>
@@ -6154,15 +6300,15 @@
         <w:pStyle w:val="Compact"/>
         <w:numPr>
           <w:ilvl w:val="0"/>
-          <w:numId w:val="1054"/>
+          <w:numId w:val="1055"/>
         </w:numPr>
       </w:pPr>
       <w:r>
         <w:t xml:space="preserve">technical documentation regarding the implementation of that algorithm</w:t>
       </w:r>
     </w:p>
-    <w:bookmarkEnd w:id="170"/>
-    <w:bookmarkStart w:id="171" w:name="assessment-34"/>
+    <w:bookmarkEnd w:id="171"/>
+    <w:bookmarkStart w:id="172" w:name="assessment-34"/>
     <w:p>
       <w:pPr>
         <w:pStyle w:val="berschrift5"/>
@@ -6176,7 +6322,7 @@
         <w:pStyle w:val="Compact"/>
         <w:numPr>
           <w:ilvl w:val="0"/>
-          <w:numId w:val="1055"/>
+          <w:numId w:val="1056"/>
         </w:numPr>
       </w:pPr>
       <w:r>
@@ -6188,7 +6334,7 @@
         <w:pStyle w:val="Compact"/>
         <w:numPr>
           <w:ilvl w:val="0"/>
-          <w:numId w:val="1055"/>
+          <w:numId w:val="1056"/>
         </w:numPr>
       </w:pPr>
       <w:r>
@@ -6200,7 +6346,7 @@
         <w:pStyle w:val="Compact"/>
         <w:numPr>
           <w:ilvl w:val="0"/>
-          <w:numId w:val="1055"/>
+          <w:numId w:val="1056"/>
         </w:numPr>
       </w:pPr>
       <w:r>
@@ -6212,17 +6358,17 @@
         <w:pStyle w:val="Compact"/>
         <w:numPr>
           <w:ilvl w:val="0"/>
-          <w:numId w:val="1055"/>
+          <w:numId w:val="1056"/>
         </w:numPr>
       </w:pPr>
       <w:r>
         <w:t xml:space="preserve">Recommended Requirement Modification:</w:t>
       </w:r>
     </w:p>
-    <w:bookmarkEnd w:id="171"/>
     <w:bookmarkEnd w:id="172"/>
     <w:bookmarkEnd w:id="173"/>
-    <w:bookmarkStart w:id="178" w:name="sec:gcor"/>
+    <w:bookmarkEnd w:id="174"/>
+    <w:bookmarkStart w:id="179" w:name="sec:gcor"/>
     <w:p>
       <w:pPr>
         <w:pStyle w:val="berschrift3"/>
@@ -6254,7 +6400,7 @@
         <w:t xml:space="preserve">This section specifies any geometric correction requirements that must be met in order for the data to be analysis ready.</w:t>
       </w:r>
     </w:p>
-    <w:bookmarkStart w:id="177" w:name="sec:gcor.corrections-geometric-sr"/>
+    <w:bookmarkStart w:id="178" w:name="sec:gcor-geocsr"/>
     <w:p>
       <w:pPr>
         <w:pStyle w:val="berschrift4"/>
@@ -6286,10 +6432,10 @@
         <w:rPr>
           <w:rStyle w:val="VerbatimChar"/>
         </w:rPr>
-        <w:t xml:space="preserve">gcor.corrections-geometric-sr</w:t>
-      </w:r>
-    </w:p>
-    <w:bookmarkStart w:id="174" w:name="threshold-requirements-35"/>
+        <w:t xml:space="preserve">gcor-geocsr</w:t>
+      </w:r>
+    </w:p>
+    <w:bookmarkStart w:id="175" w:name="threshold-requirements-35"/>
     <w:p>
       <w:pPr>
         <w:pStyle w:val="berschrift5"/>
@@ -6348,7 +6494,7 @@
       <w:r>
         <w:t xml:space="preserve">“</w:t>
       </w:r>
-      <w:hyperlink w:anchor="sec:meta.metadata-geometric-accuracy-sr">
+      <w:hyperlink w:anchor="sec:meta-gmasr">
         <w:r>
           <w:rPr>
             <w:rStyle w:val="Hyperlink"/>
@@ -6368,7 +6514,7 @@
       <w:r>
         <w:t xml:space="preserve">“</w:t>
       </w:r>
-      <w:hyperlink w:anchor="sec:meta.metadata-instrument-optical">
+      <w:hyperlink w:anchor="sec:meta-insopt">
         <w:r>
           <w:rPr>
             <w:rStyle w:val="Hyperlink"/>
@@ -6396,7 +6542,7 @@
         <w:pStyle w:val="Compact"/>
         <w:numPr>
           <w:ilvl w:val="0"/>
-          <w:numId w:val="1056"/>
+          <w:numId w:val="1057"/>
         </w:numPr>
       </w:pPr>
       <w:r>
@@ -6419,8 +6565,8 @@
         <w:t xml:space="preserve">sources as the geometric corrections for each of the sources may differ.</w:t>
       </w:r>
     </w:p>
-    <w:bookmarkEnd w:id="174"/>
-    <w:bookmarkStart w:id="175" w:name="goal-requirements-35"/>
+    <w:bookmarkEnd w:id="175"/>
+    <w:bookmarkStart w:id="176" w:name="goal-requirements-35"/>
     <w:p>
       <w:pPr>
         <w:pStyle w:val="berschrift5"/>
@@ -6455,7 +6601,7 @@
       <w:r>
         <w:t xml:space="preserve">“</w:t>
       </w:r>
-      <w:hyperlink w:anchor="sec:meta.metadata-geometric-accuracy-sr">
+      <w:hyperlink w:anchor="sec:meta-gmasr">
         <w:r>
           <w:rPr>
             <w:rStyle w:val="Hyperlink"/>
@@ -6475,7 +6621,7 @@
       <w:r>
         <w:t xml:space="preserve">“</w:t>
       </w:r>
-      <w:hyperlink w:anchor="sec:meta.metadata-instrument-optical">
+      <w:hyperlink w:anchor="sec:meta-insopt">
         <w:r>
           <w:rPr>
             <w:rStyle w:val="Hyperlink"/>
@@ -6503,15 +6649,15 @@
         <w:pStyle w:val="Compact"/>
         <w:numPr>
           <w:ilvl w:val="0"/>
-          <w:numId w:val="1057"/>
+          <w:numId w:val="1058"/>
         </w:numPr>
       </w:pPr>
       <w:r>
         <w:t xml:space="preserve">This requirement is intended to enable interoperability between imagery from different platforms that meet this level of correction, and with non-image spatial data such as GIS layers and terrain models.</w:t>
       </w:r>
     </w:p>
-    <w:bookmarkEnd w:id="175"/>
-    <w:bookmarkStart w:id="176" w:name="assessment-35"/>
+    <w:bookmarkEnd w:id="176"/>
+    <w:bookmarkStart w:id="177" w:name="assessment-35"/>
     <w:p>
       <w:pPr>
         <w:pStyle w:val="berschrift5"/>
@@ -6525,7 +6671,7 @@
         <w:pStyle w:val="Compact"/>
         <w:numPr>
           <w:ilvl w:val="0"/>
-          <w:numId w:val="1058"/>
+          <w:numId w:val="1059"/>
         </w:numPr>
       </w:pPr>
       <w:r>
@@ -6537,7 +6683,7 @@
         <w:pStyle w:val="Compact"/>
         <w:numPr>
           <w:ilvl w:val="0"/>
-          <w:numId w:val="1058"/>
+          <w:numId w:val="1059"/>
         </w:numPr>
       </w:pPr>
       <w:r>
@@ -6549,7 +6695,7 @@
         <w:pStyle w:val="Compact"/>
         <w:numPr>
           <w:ilvl w:val="0"/>
-          <w:numId w:val="1058"/>
+          <w:numId w:val="1059"/>
         </w:numPr>
       </w:pPr>
       <w:r>
@@ -6561,7 +6707,7 @@
         <w:pStyle w:val="Compact"/>
         <w:numPr>
           <w:ilvl w:val="0"/>
-          <w:numId w:val="1058"/>
+          <w:numId w:val="1059"/>
         </w:numPr>
       </w:pPr>
       <w:r>
@@ -6573,11 +6719,11 @@
         <w:br w:type="page"/>
       </w:r>
     </w:p>
-    <w:bookmarkEnd w:id="176"/>
     <w:bookmarkEnd w:id="177"/>
     <w:bookmarkEnd w:id="178"/>
     <w:bookmarkEnd w:id="179"/>
-    <w:bookmarkStart w:id="184" w:name="summary-self-assessment-table"/>
+    <w:bookmarkEnd w:id="180"/>
+    <w:bookmarkStart w:id="185" w:name="summary-self-assessment-table"/>
     <w:p>
       <w:pPr>
         <w:pStyle w:val="berschrift2"/>
@@ -6586,13 +6732,1544 @@
         <w:t xml:space="preserve">Summary Self-Assessment Table</w:t>
       </w:r>
     </w:p>
-    <w:bookmarkStart w:id="180" w:name="general-metadata"/>
+    <w:bookmarkStart w:id="181" w:name="general-metadata"/>
     <w:p>
       <w:pPr>
         <w:pStyle w:val="berschrift3"/>
       </w:pPr>
       <w:r>
         <w:t xml:space="preserve">General Metadata</w:t>
+      </w:r>
+    </w:p>
+    <w:tbl>
+      <w:tblPr>
+        <w:tblStyle w:val="Table"/>
+        <w:tblW w:type="auto" w:w="0"/>
+        <w:tblLook w:firstRow="1" w:lastRow="0" w:firstColumn="0" w:lastColumn="0" w:noHBand="0" w:noVBand="0" w:val="0020"/>
+      </w:tblPr>
+      <w:tblGrid>
+        <w:gridCol w:w="1980"/>
+        <w:gridCol w:w="1980"/>
+        <w:gridCol w:w="1980"/>
+        <w:gridCol w:w="1980"/>
+      </w:tblGrid>
+      <w:tr>
+        <w:trPr>
+          <w:tblHeader w:val="on"/>
+        </w:trPr>
+        <w:tc>
+          <w:tcPr/>
+          <w:p>
+            <w:pPr>
+              <w:pStyle w:val="Compact"/>
+            </w:pPr>
+            <w:r>
+              <w:t xml:space="preserve">Requirement ID</w:t>
+            </w:r>
+          </w:p>
+        </w:tc>
+        <w:tc>
+          <w:tcPr/>
+          <w:p>
+            <w:pPr>
+              <w:pStyle w:val="Compact"/>
+            </w:pPr>
+            <w:r>
+              <w:t xml:space="preserve">Requirement Title</w:t>
+            </w:r>
+          </w:p>
+        </w:tc>
+        <w:tc>
+          <w:tcPr/>
+          <w:p>
+            <w:pPr>
+              <w:pStyle w:val="Compact"/>
+              <w:jc w:val="center"/>
+            </w:pPr>
+            <w:r>
+              <w:t xml:space="preserve">Threshold</w:t>
+            </w:r>
+          </w:p>
+        </w:tc>
+        <w:tc>
+          <w:tcPr/>
+          <w:p>
+            <w:pPr>
+              <w:pStyle w:val="Compact"/>
+              <w:jc w:val="center"/>
+            </w:pPr>
+            <w:r>
+              <w:t xml:space="preserve">Goal</w:t>
+            </w:r>
+          </w:p>
+        </w:tc>
+      </w:tr>
+      <w:tr>
+        <w:tc>
+          <w:tcPr/>
+          <w:p>
+            <w:pPr>
+              <w:pStyle w:val="Compact"/>
+            </w:pPr>
+            <w:r>
+              <w:rPr>
+                <w:rStyle w:val="VerbatimChar"/>
+              </w:rPr>
+              <w:t xml:space="preserve">meta-trcsr</w:t>
+            </w:r>
+          </w:p>
+        </w:tc>
+        <w:tc>
+          <w:tcPr/>
+          <w:p>
+            <w:pPr>
+              <w:pStyle w:val="Compact"/>
+            </w:pPr>
+            <w:r>
+              <w:t xml:space="preserve">Traceability</w:t>
+            </w:r>
+          </w:p>
+        </w:tc>
+        <w:tc>
+          <w:tcPr/>
+          <w:p>
+            <w:pPr>
+              <w:pStyle w:val="Compact"/>
+              <w:jc w:val="center"/>
+            </w:pPr>
+            <w:r>
+              <w:rPr>
+                <w:i/>
+                <w:iCs/>
+              </w:rPr>
+              <w:t xml:space="preserve">not required</w:t>
+            </w:r>
+          </w:p>
+        </w:tc>
+        <w:tc>
+          <w:tcPr/>
+          <w:p>
+            <w:pPr>
+              <w:pStyle w:val="Compact"/>
+            </w:pPr>
+          </w:p>
+        </w:tc>
+      </w:tr>
+      <w:tr>
+        <w:tc>
+          <w:tcPr/>
+          <w:p>
+            <w:pPr>
+              <w:pStyle w:val="Compact"/>
+            </w:pPr>
+            <w:r>
+              <w:rPr>
+                <w:rStyle w:val="VerbatimChar"/>
+              </w:rPr>
+              <w:t xml:space="preserve">meta-mrdopt</w:t>
+            </w:r>
+          </w:p>
+        </w:tc>
+        <w:tc>
+          <w:tcPr/>
+          <w:p>
+            <w:pPr>
+              <w:pStyle w:val="Compact"/>
+            </w:pPr>
+            <w:r>
+              <w:t xml:space="preserve">Metadata Machine Readability</w:t>
+            </w:r>
+          </w:p>
+        </w:tc>
+        <w:tc>
+          <w:tcPr/>
+          <w:p>
+            <w:pPr>
+              <w:pStyle w:val="Compact"/>
+            </w:pPr>
+          </w:p>
+        </w:tc>
+        <w:tc>
+          <w:tcPr/>
+          <w:p>
+            <w:pPr>
+              <w:pStyle w:val="Compact"/>
+            </w:pPr>
+          </w:p>
+        </w:tc>
+      </w:tr>
+      <w:tr>
+        <w:tc>
+          <w:tcPr/>
+          <w:p>
+            <w:pPr>
+              <w:pStyle w:val="Compact"/>
+            </w:pPr>
+            <w:r>
+              <w:rPr>
+                <w:rStyle w:val="VerbatimChar"/>
+              </w:rPr>
+              <w:t xml:space="preserve">meta-timsr</w:t>
+            </w:r>
+          </w:p>
+        </w:tc>
+        <w:tc>
+          <w:tcPr/>
+          <w:p>
+            <w:pPr>
+              <w:pStyle w:val="Compact"/>
+            </w:pPr>
+            <w:r>
+              <w:t xml:space="preserve">Data Collection Time</w:t>
+            </w:r>
+          </w:p>
+        </w:tc>
+        <w:tc>
+          <w:tcPr/>
+          <w:p>
+            <w:pPr>
+              <w:pStyle w:val="Compact"/>
+            </w:pPr>
+          </w:p>
+        </w:tc>
+        <w:tc>
+          <w:tcPr/>
+          <w:p>
+            <w:pPr>
+              <w:pStyle w:val="Compact"/>
+            </w:pPr>
+          </w:p>
+        </w:tc>
+      </w:tr>
+      <w:tr>
+        <w:tc>
+          <w:tcPr/>
+          <w:p>
+            <w:pPr>
+              <w:pStyle w:val="Compact"/>
+            </w:pPr>
+            <w:r>
+              <w:rPr>
+                <w:rStyle w:val="VerbatimChar"/>
+              </w:rPr>
+              <w:t xml:space="preserve">meta-geoasr</w:t>
+            </w:r>
+          </w:p>
+        </w:tc>
+        <w:tc>
+          <w:tcPr/>
+          <w:p>
+            <w:pPr>
+              <w:pStyle w:val="Compact"/>
+            </w:pPr>
+            <w:r>
+              <w:t xml:space="preserve">Geographical Area</w:t>
+            </w:r>
+          </w:p>
+        </w:tc>
+        <w:tc>
+          <w:tcPr/>
+          <w:p>
+            <w:pPr>
+              <w:pStyle w:val="Compact"/>
+            </w:pPr>
+          </w:p>
+        </w:tc>
+        <w:tc>
+          <w:tcPr/>
+          <w:p>
+            <w:pPr>
+              <w:pStyle w:val="Compact"/>
+            </w:pPr>
+          </w:p>
+        </w:tc>
+      </w:tr>
+      <w:tr>
+        <w:tc>
+          <w:tcPr/>
+          <w:p>
+            <w:pPr>
+              <w:pStyle w:val="Compact"/>
+            </w:pPr>
+            <w:r>
+              <w:rPr>
+                <w:rStyle w:val="VerbatimChar"/>
+              </w:rPr>
+              <w:t xml:space="preserve">meta-crsopt</w:t>
+            </w:r>
+          </w:p>
+        </w:tc>
+        <w:tc>
+          <w:tcPr/>
+          <w:p>
+            <w:pPr>
+              <w:pStyle w:val="Compact"/>
+            </w:pPr>
+            <w:r>
+              <w:t xml:space="preserve">Coordinate Reference System</w:t>
+            </w:r>
+          </w:p>
+        </w:tc>
+        <w:tc>
+          <w:tcPr/>
+          <w:p>
+            <w:pPr>
+              <w:pStyle w:val="Compact"/>
+            </w:pPr>
+          </w:p>
+        </w:tc>
+        <w:tc>
+          <w:tcPr/>
+          <w:p>
+            <w:pPr>
+              <w:pStyle w:val="Compact"/>
+              <w:jc w:val="center"/>
+            </w:pPr>
+            <w:r>
+              <w:rPr>
+                <w:i/>
+                <w:iCs/>
+              </w:rPr>
+              <w:t xml:space="preserve">as threshold</w:t>
+            </w:r>
+          </w:p>
+        </w:tc>
+      </w:tr>
+      <w:tr>
+        <w:tc>
+          <w:tcPr/>
+          <w:p>
+            <w:pPr>
+              <w:pStyle w:val="Compact"/>
+            </w:pPr>
+            <w:r>
+              <w:rPr>
+                <w:rStyle w:val="VerbatimChar"/>
+              </w:rPr>
+              <w:t xml:space="preserve">meta-mpsr</w:t>
+            </w:r>
+          </w:p>
+        </w:tc>
+        <w:tc>
+          <w:tcPr/>
+          <w:p>
+            <w:pPr>
+              <w:pStyle w:val="Compact"/>
+            </w:pPr>
+            <w:r>
+              <w:t xml:space="preserve">Map Projection</w:t>
+            </w:r>
+          </w:p>
+        </w:tc>
+        <w:tc>
+          <w:tcPr/>
+          <w:p>
+            <w:pPr>
+              <w:pStyle w:val="Compact"/>
+            </w:pPr>
+          </w:p>
+        </w:tc>
+        <w:tc>
+          <w:tcPr/>
+          <w:p>
+            <w:pPr>
+              <w:pStyle w:val="Compact"/>
+              <w:jc w:val="center"/>
+            </w:pPr>
+            <w:r>
+              <w:rPr>
+                <w:i/>
+                <w:iCs/>
+              </w:rPr>
+              <w:t xml:space="preserve">as threshold</w:t>
+            </w:r>
+          </w:p>
+        </w:tc>
+      </w:tr>
+      <w:tr>
+        <w:tc>
+          <w:tcPr/>
+          <w:p>
+            <w:pPr>
+              <w:pStyle w:val="Compact"/>
+            </w:pPr>
+            <w:r>
+              <w:rPr>
+                <w:rStyle w:val="VerbatimChar"/>
+              </w:rPr>
+              <w:t xml:space="preserve">meta-gmcmsr</w:t>
+            </w:r>
+          </w:p>
+        </w:tc>
+        <w:tc>
+          <w:tcPr/>
+          <w:p>
+            <w:pPr>
+              <w:pStyle w:val="Compact"/>
+            </w:pPr>
+            <w:r>
+              <w:t xml:space="preserve">Geometric Correction Methods</w:t>
+            </w:r>
+          </w:p>
+        </w:tc>
+        <w:tc>
+          <w:tcPr/>
+          <w:p>
+            <w:pPr>
+              <w:pStyle w:val="Compact"/>
+              <w:jc w:val="center"/>
+            </w:pPr>
+            <w:r>
+              <w:rPr>
+                <w:i/>
+                <w:iCs/>
+              </w:rPr>
+              <w:t xml:space="preserve">not required</w:t>
+            </w:r>
+          </w:p>
+        </w:tc>
+        <w:tc>
+          <w:tcPr/>
+          <w:p>
+            <w:pPr>
+              <w:pStyle w:val="Compact"/>
+            </w:pPr>
+          </w:p>
+        </w:tc>
+      </w:tr>
+      <w:tr>
+        <w:tc>
+          <w:tcPr/>
+          <w:p>
+            <w:pPr>
+              <w:pStyle w:val="Compact"/>
+            </w:pPr>
+            <w:r>
+              <w:rPr>
+                <w:rStyle w:val="VerbatimChar"/>
+              </w:rPr>
+              <w:t xml:space="preserve">meta-gmasr</w:t>
+            </w:r>
+          </w:p>
+        </w:tc>
+        <w:tc>
+          <w:tcPr/>
+          <w:p>
+            <w:pPr>
+              <w:pStyle w:val="Compact"/>
+            </w:pPr>
+            <w:r>
+              <w:t xml:space="preserve">Geometric Accuracy of the Data</w:t>
+            </w:r>
+          </w:p>
+        </w:tc>
+        <w:tc>
+          <w:tcPr/>
+          <w:p>
+            <w:pPr>
+              <w:pStyle w:val="Compact"/>
+              <w:jc w:val="center"/>
+            </w:pPr>
+            <w:r>
+              <w:rPr>
+                <w:i/>
+                <w:iCs/>
+              </w:rPr>
+              <w:t xml:space="preserve">not required</w:t>
+            </w:r>
+          </w:p>
+        </w:tc>
+        <w:tc>
+          <w:tcPr/>
+          <w:p>
+            <w:pPr>
+              <w:pStyle w:val="Compact"/>
+            </w:pPr>
+          </w:p>
+        </w:tc>
+      </w:tr>
+      <w:tr>
+        <w:tc>
+          <w:tcPr/>
+          <w:p>
+            <w:pPr>
+              <w:pStyle w:val="Compact"/>
+            </w:pPr>
+            <w:r>
+              <w:rPr>
+                <w:rStyle w:val="VerbatimChar"/>
+              </w:rPr>
+              <w:t xml:space="preserve">meta-insopt</w:t>
+            </w:r>
+          </w:p>
+        </w:tc>
+        <w:tc>
+          <w:tcPr/>
+          <w:p>
+            <w:pPr>
+              <w:pStyle w:val="Compact"/>
+            </w:pPr>
+            <w:r>
+              <w:t xml:space="preserve">Instrument</w:t>
+            </w:r>
+          </w:p>
+        </w:tc>
+        <w:tc>
+          <w:tcPr/>
+          <w:p>
+            <w:pPr>
+              <w:pStyle w:val="Compact"/>
+            </w:pPr>
+          </w:p>
+        </w:tc>
+        <w:tc>
+          <w:tcPr/>
+          <w:p>
+            <w:pPr>
+              <w:pStyle w:val="Compact"/>
+            </w:pPr>
+          </w:p>
+        </w:tc>
+      </w:tr>
+      <w:tr>
+        <w:tc>
+          <w:tcPr/>
+          <w:p>
+            <w:pPr>
+              <w:pStyle w:val="Compact"/>
+            </w:pPr>
+            <w:r>
+              <w:rPr>
+                <w:rStyle w:val="VerbatimChar"/>
+              </w:rPr>
+              <w:t xml:space="preserve">meta-spcbnd</w:t>
+            </w:r>
+          </w:p>
+        </w:tc>
+        <w:tc>
+          <w:tcPr/>
+          <w:p>
+            <w:pPr>
+              <w:pStyle w:val="Compact"/>
+            </w:pPr>
+            <w:r>
+              <w:t xml:space="preserve">Spectral Bands</w:t>
+            </w:r>
+          </w:p>
+        </w:tc>
+        <w:tc>
+          <w:tcPr/>
+          <w:p>
+            <w:pPr>
+              <w:pStyle w:val="Compact"/>
+            </w:pPr>
+          </w:p>
+        </w:tc>
+        <w:tc>
+          <w:tcPr/>
+          <w:p>
+            <w:pPr>
+              <w:pStyle w:val="Compact"/>
+            </w:pPr>
+          </w:p>
+        </w:tc>
+      </w:tr>
+      <w:tr>
+        <w:tc>
+          <w:tcPr/>
+          <w:p>
+            <w:pPr>
+              <w:pStyle w:val="Compact"/>
+            </w:pPr>
+            <w:r>
+              <w:rPr>
+                <w:rStyle w:val="VerbatimChar"/>
+              </w:rPr>
+              <w:t xml:space="preserve">meta-scaopt</w:t>
+            </w:r>
+          </w:p>
+        </w:tc>
+        <w:tc>
+          <w:tcPr/>
+          <w:p>
+            <w:pPr>
+              <w:pStyle w:val="Compact"/>
+            </w:pPr>
+            <w:r>
+              <w:t xml:space="preserve">Sensor Calibration</w:t>
+            </w:r>
+          </w:p>
+        </w:tc>
+        <w:tc>
+          <w:tcPr/>
+          <w:p>
+            <w:pPr>
+              <w:pStyle w:val="Compact"/>
+              <w:jc w:val="center"/>
+            </w:pPr>
+            <w:r>
+              <w:rPr>
+                <w:i/>
+                <w:iCs/>
+              </w:rPr>
+              <w:t xml:space="preserve">not required</w:t>
+            </w:r>
+          </w:p>
+        </w:tc>
+        <w:tc>
+          <w:tcPr/>
+          <w:p>
+            <w:pPr>
+              <w:pStyle w:val="Compact"/>
+            </w:pPr>
+          </w:p>
+        </w:tc>
+      </w:tr>
+      <w:tr>
+        <w:tc>
+          <w:tcPr/>
+          <w:p>
+            <w:pPr>
+              <w:pStyle w:val="Compact"/>
+            </w:pPr>
+            <w:r>
+              <w:rPr>
+                <w:rStyle w:val="VerbatimChar"/>
+              </w:rPr>
+              <w:t xml:space="preserve">meta-rmasr</w:t>
+            </w:r>
+          </w:p>
+        </w:tc>
+        <w:tc>
+          <w:tcPr/>
+          <w:p>
+            <w:pPr>
+              <w:pStyle w:val="Compact"/>
+            </w:pPr>
+            <w:r>
+              <w:t xml:space="preserve">Radiometric Accuracy</w:t>
+            </w:r>
+          </w:p>
+        </w:tc>
+        <w:tc>
+          <w:tcPr/>
+          <w:p>
+            <w:pPr>
+              <w:pStyle w:val="Compact"/>
+              <w:jc w:val="center"/>
+            </w:pPr>
+            <w:r>
+              <w:rPr>
+                <w:i/>
+                <w:iCs/>
+              </w:rPr>
+              <w:t xml:space="preserve">not required</w:t>
+            </w:r>
+          </w:p>
+        </w:tc>
+        <w:tc>
+          <w:tcPr/>
+          <w:p>
+            <w:pPr>
+              <w:pStyle w:val="Compact"/>
+            </w:pPr>
+          </w:p>
+        </w:tc>
+      </w:tr>
+      <w:tr>
+        <w:tc>
+          <w:tcPr/>
+          <w:p>
+            <w:pPr>
+              <w:pStyle w:val="Compact"/>
+            </w:pPr>
+            <w:r>
+              <w:rPr>
+                <w:rStyle w:val="VerbatimChar"/>
+              </w:rPr>
+              <w:t xml:space="preserve">meta-algosr</w:t>
+            </w:r>
+          </w:p>
+        </w:tc>
+        <w:tc>
+          <w:tcPr/>
+          <w:p>
+            <w:pPr>
+              <w:pStyle w:val="Compact"/>
+            </w:pPr>
+            <w:r>
+              <w:t xml:space="preserve">Algorithms</w:t>
+            </w:r>
+          </w:p>
+        </w:tc>
+        <w:tc>
+          <w:tcPr/>
+          <w:p>
+            <w:pPr>
+              <w:pStyle w:val="Compact"/>
+            </w:pPr>
+          </w:p>
+        </w:tc>
+        <w:tc>
+          <w:tcPr/>
+          <w:p>
+            <w:pPr>
+              <w:pStyle w:val="Compact"/>
+            </w:pPr>
+          </w:p>
+        </w:tc>
+      </w:tr>
+      <w:tr>
+        <w:tc>
+          <w:tcPr/>
+          <w:p>
+            <w:pPr>
+              <w:pStyle w:val="Compact"/>
+            </w:pPr>
+            <w:r>
+              <w:rPr>
+                <w:rStyle w:val="VerbatimChar"/>
+              </w:rPr>
+              <w:t xml:space="preserve">meta-auxopt</w:t>
+            </w:r>
+          </w:p>
+        </w:tc>
+        <w:tc>
+          <w:tcPr/>
+          <w:p>
+            <w:pPr>
+              <w:pStyle w:val="Compact"/>
+            </w:pPr>
+            <w:r>
+              <w:t xml:space="preserve">Auxiliary Data</w:t>
+            </w:r>
+          </w:p>
+        </w:tc>
+        <w:tc>
+          <w:tcPr/>
+          <w:p>
+            <w:pPr>
+              <w:pStyle w:val="Compact"/>
+            </w:pPr>
+          </w:p>
+        </w:tc>
+        <w:tc>
+          <w:tcPr/>
+          <w:p>
+            <w:pPr>
+              <w:pStyle w:val="Compact"/>
+            </w:pPr>
+          </w:p>
+        </w:tc>
+      </w:tr>
+      <w:tr>
+        <w:tc>
+          <w:tcPr/>
+          <w:p>
+            <w:pPr>
+              <w:pStyle w:val="Compact"/>
+            </w:pPr>
+            <w:r>
+              <w:rPr>
+                <w:rStyle w:val="VerbatimChar"/>
+              </w:rPr>
+              <w:t xml:space="preserve">meta-pcpsr</w:t>
+            </w:r>
+          </w:p>
+        </w:tc>
+        <w:tc>
+          <w:tcPr/>
+          <w:p>
+            <w:pPr>
+              <w:pStyle w:val="Compact"/>
+            </w:pPr>
+            <w:r>
+              <w:t xml:space="preserve">Processing Chain Provenance</w:t>
+            </w:r>
+          </w:p>
+        </w:tc>
+        <w:tc>
+          <w:tcPr/>
+          <w:p>
+            <w:pPr>
+              <w:pStyle w:val="Compact"/>
+              <w:jc w:val="center"/>
+            </w:pPr>
+            <w:r>
+              <w:rPr>
+                <w:i/>
+                <w:iCs/>
+              </w:rPr>
+              <w:t xml:space="preserve">not required</w:t>
+            </w:r>
+          </w:p>
+        </w:tc>
+        <w:tc>
+          <w:tcPr/>
+          <w:p>
+            <w:pPr>
+              <w:pStyle w:val="Compact"/>
+            </w:pPr>
+          </w:p>
+        </w:tc>
+      </w:tr>
+      <w:tr>
+        <w:tc>
+          <w:tcPr/>
+          <w:p>
+            <w:pPr>
+              <w:pStyle w:val="Compact"/>
+            </w:pPr>
+            <w:r>
+              <w:rPr>
+                <w:rStyle w:val="VerbatimChar"/>
+              </w:rPr>
+              <w:t xml:space="preserve">meta-dacces</w:t>
+            </w:r>
+          </w:p>
+        </w:tc>
+        <w:tc>
+          <w:tcPr/>
+          <w:p>
+            <w:pPr>
+              <w:pStyle w:val="Compact"/>
+            </w:pPr>
+            <w:r>
+              <w:t xml:space="preserve">Data Access</w:t>
+            </w:r>
+          </w:p>
+        </w:tc>
+        <w:tc>
+          <w:tcPr/>
+          <w:p>
+            <w:pPr>
+              <w:pStyle w:val="Compact"/>
+            </w:pPr>
+          </w:p>
+        </w:tc>
+        <w:tc>
+          <w:tcPr/>
+          <w:p>
+            <w:pPr>
+              <w:pStyle w:val="Compact"/>
+              <w:jc w:val="center"/>
+            </w:pPr>
+            <w:r>
+              <w:rPr>
+                <w:i/>
+                <w:iCs/>
+              </w:rPr>
+              <w:t xml:space="preserve">as threshold</w:t>
+            </w:r>
+          </w:p>
+        </w:tc>
+      </w:tr>
+      <w:tr>
+        <w:tc>
+          <w:tcPr/>
+          <w:p>
+            <w:pPr>
+              <w:pStyle w:val="Compact"/>
+            </w:pPr>
+            <w:r>
+              <w:rPr>
+                <w:rStyle w:val="VerbatimChar"/>
+              </w:rPr>
+              <w:t xml:space="preserve">meta-dqlsr</w:t>
+            </w:r>
+          </w:p>
+        </w:tc>
+        <w:tc>
+          <w:tcPr/>
+          <w:p>
+            <w:pPr>
+              <w:pStyle w:val="Compact"/>
+            </w:pPr>
+            <w:r>
+              <w:t xml:space="preserve">Overall Data Quality</w:t>
+            </w:r>
+          </w:p>
+        </w:tc>
+        <w:tc>
+          <w:tcPr/>
+          <w:p>
+            <w:pPr>
+              <w:pStyle w:val="Compact"/>
+              <w:jc w:val="center"/>
+            </w:pPr>
+            <w:r>
+              <w:rPr>
+                <w:i/>
+                <w:iCs/>
+              </w:rPr>
+              <w:t xml:space="preserve">not required</w:t>
+            </w:r>
+          </w:p>
+        </w:tc>
+        <w:tc>
+          <w:tcPr/>
+          <w:p>
+            <w:pPr>
+              <w:pStyle w:val="Compact"/>
+            </w:pPr>
+          </w:p>
+        </w:tc>
+      </w:tr>
+    </w:tbl>
+    <w:bookmarkEnd w:id="181"/>
+    <w:bookmarkStart w:id="182" w:name="per-pixel-metadata"/>
+    <w:p>
+      <w:pPr>
+        <w:pStyle w:val="berschrift3"/>
+      </w:pPr>
+      <w:r>
+        <w:t xml:space="preserve">Per-Pixel Metadata</w:t>
+      </w:r>
+    </w:p>
+    <w:tbl>
+      <w:tblPr>
+        <w:tblStyle w:val="Table"/>
+        <w:tblW w:type="auto" w:w="0"/>
+        <w:tblLook w:firstRow="1" w:lastRow="0" w:firstColumn="0" w:lastColumn="0" w:noHBand="0" w:noVBand="0" w:val="0020"/>
+      </w:tblPr>
+      <w:tblGrid>
+        <w:gridCol w:w="1980"/>
+        <w:gridCol w:w="1980"/>
+        <w:gridCol w:w="1980"/>
+        <w:gridCol w:w="1980"/>
+      </w:tblGrid>
+      <w:tr>
+        <w:trPr>
+          <w:tblHeader w:val="on"/>
+        </w:trPr>
+        <w:tc>
+          <w:tcPr/>
+          <w:p>
+            <w:pPr>
+              <w:pStyle w:val="Compact"/>
+            </w:pPr>
+            <w:r>
+              <w:t xml:space="preserve">Requirement ID</w:t>
+            </w:r>
+          </w:p>
+        </w:tc>
+        <w:tc>
+          <w:tcPr/>
+          <w:p>
+            <w:pPr>
+              <w:pStyle w:val="Compact"/>
+            </w:pPr>
+            <w:r>
+              <w:t xml:space="preserve">Requirement Title</w:t>
+            </w:r>
+          </w:p>
+        </w:tc>
+        <w:tc>
+          <w:tcPr/>
+          <w:p>
+            <w:pPr>
+              <w:pStyle w:val="Compact"/>
+              <w:jc w:val="center"/>
+            </w:pPr>
+            <w:r>
+              <w:t xml:space="preserve">Threshold</w:t>
+            </w:r>
+          </w:p>
+        </w:tc>
+        <w:tc>
+          <w:tcPr/>
+          <w:p>
+            <w:pPr>
+              <w:pStyle w:val="Compact"/>
+              <w:jc w:val="center"/>
+            </w:pPr>
+            <w:r>
+              <w:t xml:space="preserve">Goal</w:t>
+            </w:r>
+          </w:p>
+        </w:tc>
+      </w:tr>
+      <w:tr>
+        <w:tc>
+          <w:tcPr/>
+          <w:p>
+            <w:pPr>
+              <w:pStyle w:val="Compact"/>
+            </w:pPr>
+            <w:r>
+              <w:rPr>
+                <w:rStyle w:val="VerbatimChar"/>
+              </w:rPr>
+              <w:t xml:space="preserve">pxl-mrdppo</w:t>
+            </w:r>
+          </w:p>
+        </w:tc>
+        <w:tc>
+          <w:tcPr/>
+          <w:p>
+            <w:pPr>
+              <w:pStyle w:val="Compact"/>
+            </w:pPr>
+            <w:r>
+              <w:t xml:space="preserve">Metadata Machine Readability</w:t>
+            </w:r>
+          </w:p>
+        </w:tc>
+        <w:tc>
+          <w:tcPr/>
+          <w:p>
+            <w:pPr>
+              <w:pStyle w:val="Compact"/>
+            </w:pPr>
+          </w:p>
+        </w:tc>
+        <w:tc>
+          <w:tcPr/>
+          <w:p>
+            <w:pPr>
+              <w:pStyle w:val="Compact"/>
+              <w:jc w:val="center"/>
+            </w:pPr>
+            <w:r>
+              <w:rPr>
+                <w:i/>
+                <w:iCs/>
+              </w:rPr>
+              <w:t xml:space="preserve">as threshold</w:t>
+            </w:r>
+          </w:p>
+        </w:tc>
+      </w:tr>
+      <w:tr>
+        <w:tc>
+          <w:tcPr/>
+          <w:p>
+            <w:pPr>
+              <w:pStyle w:val="Compact"/>
+            </w:pPr>
+            <w:r>
+              <w:rPr>
+                <w:rStyle w:val="VerbatimChar"/>
+              </w:rPr>
+              <w:t xml:space="preserve">pxl-ppnodt</w:t>
+            </w:r>
+          </w:p>
+        </w:tc>
+        <w:tc>
+          <w:tcPr/>
+          <w:p>
+            <w:pPr>
+              <w:pStyle w:val="Compact"/>
+            </w:pPr>
+            <w:r>
+              <w:t xml:space="preserve">No Data</w:t>
+            </w:r>
+          </w:p>
+        </w:tc>
+        <w:tc>
+          <w:tcPr/>
+          <w:p>
+            <w:pPr>
+              <w:pStyle w:val="Compact"/>
+            </w:pPr>
+          </w:p>
+        </w:tc>
+        <w:tc>
+          <w:tcPr/>
+          <w:p>
+            <w:pPr>
+              <w:pStyle w:val="Compact"/>
+              <w:jc w:val="center"/>
+            </w:pPr>
+            <w:r>
+              <w:rPr>
+                <w:i/>
+                <w:iCs/>
+              </w:rPr>
+              <w:t xml:space="preserve">as threshold</w:t>
+            </w:r>
+          </w:p>
+        </w:tc>
+      </w:tr>
+      <w:tr>
+        <w:tc>
+          <w:tcPr/>
+          <w:p>
+            <w:pPr>
+              <w:pStyle w:val="Compact"/>
+            </w:pPr>
+            <w:r>
+              <w:rPr>
+                <w:rStyle w:val="VerbatimChar"/>
+              </w:rPr>
+              <w:t xml:space="preserve">pxl-ppinct</w:t>
+            </w:r>
+          </w:p>
+        </w:tc>
+        <w:tc>
+          <w:tcPr/>
+          <w:p>
+            <w:pPr>
+              <w:pStyle w:val="Compact"/>
+            </w:pPr>
+            <w:r>
+              <w:t xml:space="preserve">Incomplete Testing</w:t>
+            </w:r>
+          </w:p>
+        </w:tc>
+        <w:tc>
+          <w:tcPr/>
+          <w:p>
+            <w:pPr>
+              <w:pStyle w:val="Compact"/>
+            </w:pPr>
+          </w:p>
+        </w:tc>
+        <w:tc>
+          <w:tcPr/>
+          <w:p>
+            <w:pPr>
+              <w:pStyle w:val="Compact"/>
+            </w:pPr>
+          </w:p>
+        </w:tc>
+      </w:tr>
+      <w:tr>
+        <w:tc>
+          <w:tcPr/>
+          <w:p>
+            <w:pPr>
+              <w:pStyle w:val="Compact"/>
+            </w:pPr>
+            <w:r>
+              <w:rPr>
+                <w:rStyle w:val="VerbatimChar"/>
+              </w:rPr>
+              <w:t xml:space="preserve">pxl-ppsatn</w:t>
+            </w:r>
+          </w:p>
+        </w:tc>
+        <w:tc>
+          <w:tcPr/>
+          <w:p>
+            <w:pPr>
+              <w:pStyle w:val="Compact"/>
+            </w:pPr>
+            <w:r>
+              <w:t xml:space="preserve">Saturation</w:t>
+            </w:r>
+          </w:p>
+        </w:tc>
+        <w:tc>
+          <w:tcPr/>
+          <w:p>
+            <w:pPr>
+              <w:pStyle w:val="Compact"/>
+            </w:pPr>
+          </w:p>
+        </w:tc>
+        <w:tc>
+          <w:tcPr/>
+          <w:p>
+            <w:pPr>
+              <w:pStyle w:val="Compact"/>
+            </w:pPr>
+          </w:p>
+        </w:tc>
+      </w:tr>
+      <w:tr>
+        <w:tc>
+          <w:tcPr/>
+          <w:p>
+            <w:pPr>
+              <w:pStyle w:val="Compact"/>
+            </w:pPr>
+            <w:r>
+              <w:rPr>
+                <w:rStyle w:val="VerbatimChar"/>
+              </w:rPr>
+              <w:t xml:space="preserve">pxl-ppclod</w:t>
+            </w:r>
+          </w:p>
+        </w:tc>
+        <w:tc>
+          <w:tcPr/>
+          <w:p>
+            <w:pPr>
+              <w:pStyle w:val="Compact"/>
+            </w:pPr>
+            <w:r>
+              <w:t xml:space="preserve">Cloud</w:t>
+            </w:r>
+          </w:p>
+        </w:tc>
+        <w:tc>
+          <w:tcPr/>
+          <w:p>
+            <w:pPr>
+              <w:pStyle w:val="Compact"/>
+            </w:pPr>
+          </w:p>
+        </w:tc>
+        <w:tc>
+          <w:tcPr/>
+          <w:p>
+            <w:pPr>
+              <w:pStyle w:val="Compact"/>
+            </w:pPr>
+          </w:p>
+        </w:tc>
+      </w:tr>
+      <w:tr>
+        <w:tc>
+          <w:tcPr/>
+          <w:p>
+            <w:pPr>
+              <w:pStyle w:val="Compact"/>
+            </w:pPr>
+            <w:r>
+              <w:rPr>
+                <w:rStyle w:val="VerbatimChar"/>
+              </w:rPr>
+              <w:t xml:space="preserve">pxl-ppclsd</w:t>
+            </w:r>
+          </w:p>
+        </w:tc>
+        <w:tc>
+          <w:tcPr/>
+          <w:p>
+            <w:pPr>
+              <w:pStyle w:val="Compact"/>
+            </w:pPr>
+            <w:r>
+              <w:t xml:space="preserve">Cloud Shadow</w:t>
+            </w:r>
+          </w:p>
+        </w:tc>
+        <w:tc>
+          <w:tcPr/>
+          <w:p>
+            <w:pPr>
+              <w:pStyle w:val="Compact"/>
+            </w:pPr>
+          </w:p>
+        </w:tc>
+        <w:tc>
+          <w:tcPr/>
+          <w:p>
+            <w:pPr>
+              <w:pStyle w:val="Compact"/>
+            </w:pPr>
+          </w:p>
+        </w:tc>
+      </w:tr>
+      <w:tr>
+        <w:tc>
+          <w:tcPr/>
+          <w:p>
+            <w:pPr>
+              <w:pStyle w:val="Compact"/>
+            </w:pPr>
+            <w:r>
+              <w:rPr>
+                <w:rStyle w:val="VerbatimChar"/>
+              </w:rPr>
+              <w:t xml:space="preserve">pxl-pplwsr</w:t>
+            </w:r>
+          </w:p>
+        </w:tc>
+        <w:tc>
+          <w:tcPr/>
+          <w:p>
+            <w:pPr>
+              <w:pStyle w:val="Compact"/>
+            </w:pPr>
+            <w:r>
+              <w:t xml:space="preserve">Land/Water Mask</w:t>
+            </w:r>
+          </w:p>
+        </w:tc>
+        <w:tc>
+          <w:tcPr/>
+          <w:p>
+            <w:pPr>
+              <w:pStyle w:val="Compact"/>
+              <w:jc w:val="center"/>
+            </w:pPr>
+            <w:r>
+              <w:rPr>
+                <w:i/>
+                <w:iCs/>
+              </w:rPr>
+              <w:t xml:space="preserve">not required</w:t>
+            </w:r>
+          </w:p>
+        </w:tc>
+        <w:tc>
+          <w:tcPr/>
+          <w:p>
+            <w:pPr>
+              <w:pStyle w:val="Compact"/>
+            </w:pPr>
+          </w:p>
+        </w:tc>
+      </w:tr>
+      <w:tr>
+        <w:tc>
+          <w:tcPr/>
+          <w:p>
+            <w:pPr>
+              <w:pStyle w:val="Compact"/>
+            </w:pPr>
+            <w:r>
+              <w:rPr>
+                <w:rStyle w:val="VerbatimChar"/>
+              </w:rPr>
+              <w:t xml:space="preserve">pxl-ppsisr</w:t>
+            </w:r>
+          </w:p>
+        </w:tc>
+        <w:tc>
+          <w:tcPr/>
+          <w:p>
+            <w:pPr>
+              <w:pStyle w:val="Compact"/>
+            </w:pPr>
+            <w:r>
+              <w:t xml:space="preserve">Snow/Ice Mask</w:t>
+            </w:r>
+          </w:p>
+        </w:tc>
+        <w:tc>
+          <w:tcPr/>
+          <w:p>
+            <w:pPr>
+              <w:pStyle w:val="Compact"/>
+              <w:jc w:val="center"/>
+            </w:pPr>
+            <w:r>
+              <w:rPr>
+                <w:i/>
+                <w:iCs/>
+              </w:rPr>
+              <w:t xml:space="preserve">not required</w:t>
+            </w:r>
+          </w:p>
+        </w:tc>
+        <w:tc>
+          <w:tcPr/>
+          <w:p>
+            <w:pPr>
+              <w:pStyle w:val="Compact"/>
+            </w:pPr>
+          </w:p>
+        </w:tc>
+      </w:tr>
+      <w:tr>
+        <w:tc>
+          <w:tcPr/>
+          <w:p>
+            <w:pPr>
+              <w:pStyle w:val="Compact"/>
+            </w:pPr>
+            <w:r>
+              <w:rPr>
+                <w:rStyle w:val="VerbatimChar"/>
+              </w:rPr>
+              <w:t xml:space="preserve">pxl-pptshr</w:t>
+            </w:r>
+          </w:p>
+        </w:tc>
+        <w:tc>
+          <w:tcPr/>
+          <w:p>
+            <w:pPr>
+              <w:pStyle w:val="Compact"/>
+            </w:pPr>
+            <w:r>
+              <w:t xml:space="preserve">Terrain Shadow Mask</w:t>
+            </w:r>
+          </w:p>
+        </w:tc>
+        <w:tc>
+          <w:tcPr/>
+          <w:p>
+            <w:pPr>
+              <w:pStyle w:val="Compact"/>
+              <w:jc w:val="center"/>
+            </w:pPr>
+            <w:r>
+              <w:rPr>
+                <w:i/>
+                <w:iCs/>
+              </w:rPr>
+              <w:t xml:space="preserve">not required</w:t>
+            </w:r>
+          </w:p>
+        </w:tc>
+        <w:tc>
+          <w:tcPr/>
+          <w:p>
+            <w:pPr>
+              <w:pStyle w:val="Compact"/>
+            </w:pPr>
+          </w:p>
+        </w:tc>
+      </w:tr>
+      <w:tr>
+        <w:tc>
+          <w:tcPr/>
+          <w:p>
+            <w:pPr>
+              <w:pStyle w:val="Compact"/>
+            </w:pPr>
+            <w:r>
+              <w:rPr>
+                <w:rStyle w:val="VerbatimChar"/>
+              </w:rPr>
+              <w:t xml:space="preserve">pxl-pptocc</w:t>
+            </w:r>
+          </w:p>
+        </w:tc>
+        <w:tc>
+          <w:tcPr/>
+          <w:p>
+            <w:pPr>
+              <w:pStyle w:val="Compact"/>
+            </w:pPr>
+            <w:r>
+              <w:t xml:space="preserve">Terrain Occlusion</w:t>
+            </w:r>
+          </w:p>
+        </w:tc>
+        <w:tc>
+          <w:tcPr/>
+          <w:p>
+            <w:pPr>
+              <w:pStyle w:val="Compact"/>
+              <w:jc w:val="center"/>
+            </w:pPr>
+            <w:r>
+              <w:rPr>
+                <w:i/>
+                <w:iCs/>
+              </w:rPr>
+              <w:t xml:space="preserve">not required</w:t>
+            </w:r>
+          </w:p>
+        </w:tc>
+        <w:tc>
+          <w:tcPr/>
+          <w:p>
+            <w:pPr>
+              <w:pStyle w:val="Compact"/>
+            </w:pPr>
+          </w:p>
+        </w:tc>
+      </w:tr>
+      <w:tr>
+        <w:tc>
+          <w:tcPr/>
+          <w:p>
+            <w:pPr>
+              <w:pStyle w:val="Compact"/>
+            </w:pPr>
+            <w:r>
+              <w:rPr>
+                <w:rStyle w:val="VerbatimChar"/>
+              </w:rPr>
+              <w:t xml:space="preserve">pxl-ppvaso</w:t>
+            </w:r>
+          </w:p>
+        </w:tc>
+        <w:tc>
+          <w:tcPr/>
+          <w:p>
+            <w:pPr>
+              <w:pStyle w:val="Compact"/>
+            </w:pPr>
+            <w:r>
+              <w:t xml:space="preserve">Solar and Viewing Geometry</w:t>
+            </w:r>
+          </w:p>
+        </w:tc>
+        <w:tc>
+          <w:tcPr/>
+          <w:p>
+            <w:pPr>
+              <w:pStyle w:val="Compact"/>
+            </w:pPr>
+          </w:p>
+        </w:tc>
+        <w:tc>
+          <w:tcPr/>
+          <w:p>
+            <w:pPr>
+              <w:pStyle w:val="Compact"/>
+            </w:pPr>
+          </w:p>
+        </w:tc>
+      </w:tr>
+      <w:tr>
+        <w:tc>
+          <w:tcPr/>
+          <w:p>
+            <w:pPr>
+              <w:pStyle w:val="Compact"/>
+            </w:pPr>
+            <w:r>
+              <w:rPr>
+                <w:rStyle w:val="VerbatimChar"/>
+              </w:rPr>
+              <w:t xml:space="preserve">pxl-pptill</w:t>
+            </w:r>
+          </w:p>
+        </w:tc>
+        <w:tc>
+          <w:tcPr/>
+          <w:p>
+            <w:pPr>
+              <w:pStyle w:val="Compact"/>
+            </w:pPr>
+            <w:r>
+              <w:t xml:space="preserve">Terrain Illumination Correction</w:t>
+            </w:r>
+          </w:p>
+        </w:tc>
+        <w:tc>
+          <w:tcPr/>
+          <w:p>
+            <w:pPr>
+              <w:pStyle w:val="Compact"/>
+              <w:jc w:val="center"/>
+            </w:pPr>
+            <w:r>
+              <w:rPr>
+                <w:i/>
+                <w:iCs/>
+              </w:rPr>
+              <w:t xml:space="preserve">not required</w:t>
+            </w:r>
+          </w:p>
+        </w:tc>
+        <w:tc>
+          <w:tcPr/>
+          <w:p>
+            <w:pPr>
+              <w:pStyle w:val="Compact"/>
+            </w:pPr>
+          </w:p>
+        </w:tc>
+      </w:tr>
+    </w:tbl>
+    <w:bookmarkEnd w:id="182"/>
+    <w:bookmarkStart w:id="183" w:name="radiometric-and-atmospheric-corrections"/>
+    <w:p>
+      <w:pPr>
+        <w:pStyle w:val="berschrift3"/>
+      </w:pPr>
+      <w:r>
+        <w:t xml:space="preserve">Radiometric and Atmospheric Corrections</w:t>
       </w:r>
     </w:p>
     <w:tbl>
@@ -6670,7 +8347,7 @@
               <w:rPr>
                 <w:rStyle w:val="VerbatimChar"/>
               </w:rPr>
-              <w:t xml:space="preserve">meta.metadata-traceability-sr</w:t>
+              <w:t xml:space="preserve">rac-mssr</w:t>
             </w:r>
           </w:p>
         </w:tc>
@@ -6681,7 +8358,50 @@
               <w:pStyle w:val="Compact"/>
             </w:pPr>
             <w:r>
-              <w:t xml:space="preserve">Traceability</w:t>
+              <w:t xml:space="preserve">Measurement</w:t>
+            </w:r>
+          </w:p>
+        </w:tc>
+        <w:tc>
+          <w:tcPr/>
+          <w:p>
+            <w:pPr>
+              <w:pStyle w:val="Compact"/>
+            </w:pPr>
+          </w:p>
+        </w:tc>
+        <w:tc>
+          <w:tcPr/>
+          <w:p>
+            <w:pPr>
+              <w:pStyle w:val="Compact"/>
+            </w:pPr>
+          </w:p>
+        </w:tc>
+      </w:tr>
+      <w:tr>
+        <w:tc>
+          <w:tcPr/>
+          <w:p>
+            <w:pPr>
+              <w:pStyle w:val="Compact"/>
+            </w:pPr>
+            <w:r>
+              <w:rPr>
+                <w:rStyle w:val="VerbatimChar"/>
+              </w:rPr>
+              <w:t xml:space="preserve">rac-uncsr</w:t>
+            </w:r>
+          </w:p>
+        </w:tc>
+        <w:tc>
+          <w:tcPr/>
+          <w:p>
+            <w:pPr>
+              <w:pStyle w:val="Compact"/>
+            </w:pPr>
+            <w:r>
+              <w:t xml:space="preserve">Measurement Uncertainty</w:t>
             </w:r>
           </w:p>
         </w:tc>
@@ -6721,7 +8441,7 @@
               <w:rPr>
                 <w:rStyle w:val="VerbatimChar"/>
               </w:rPr>
-              <w:t xml:space="preserve">meta.metadata-machine-readability-optical</w:t>
+              <w:t xml:space="preserve">rac-nrmsr</w:t>
             </w:r>
           </w:p>
         </w:tc>
@@ -6732,7 +8452,7 @@
               <w:pStyle w:val="Compact"/>
             </w:pPr>
             <w:r>
-              <w:t xml:space="preserve">Metadata Machine Readability</w:t>
+              <w:t xml:space="preserve">Measurement Normalisation</w:t>
             </w:r>
           </w:p>
         </w:tc>
@@ -6741,7 +8461,15 @@
           <w:p>
             <w:pPr>
               <w:pStyle w:val="Compact"/>
-            </w:pPr>
+              <w:jc w:val="center"/>
+            </w:pPr>
+            <w:r>
+              <w:rPr>
+                <w:i/>
+                <w:iCs/>
+              </w:rPr>
+              <w:t xml:space="preserve">not required</w:t>
+            </w:r>
           </w:p>
         </w:tc>
         <w:tc>
@@ -6764,7 +8492,7 @@
               <w:rPr>
                 <w:rStyle w:val="VerbatimChar"/>
               </w:rPr>
-              <w:t xml:space="preserve">meta.metadata-time-sr</w:t>
+              <w:t xml:space="preserve">rac-dirsct</w:t>
             </w:r>
           </w:p>
         </w:tc>
@@ -6775,93 +8503,7 @@
               <w:pStyle w:val="Compact"/>
             </w:pPr>
             <w:r>
-              <w:t xml:space="preserve">Data Collection Time</w:t>
-            </w:r>
-          </w:p>
-        </w:tc>
-        <w:tc>
-          <w:tcPr/>
-          <w:p>
-            <w:pPr>
-              <w:pStyle w:val="Compact"/>
-            </w:pPr>
-          </w:p>
-        </w:tc>
-        <w:tc>
-          <w:tcPr/>
-          <w:p>
-            <w:pPr>
-              <w:pStyle w:val="Compact"/>
-            </w:pPr>
-          </w:p>
-        </w:tc>
-      </w:tr>
-      <w:tr>
-        <w:tc>
-          <w:tcPr/>
-          <w:p>
-            <w:pPr>
-              <w:pStyle w:val="Compact"/>
-            </w:pPr>
-            <w:r>
-              <w:rPr>
-                <w:rStyle w:val="VerbatimChar"/>
-              </w:rPr>
-              <w:t xml:space="preserve">meta.metadata-geo-area-sr</w:t>
-            </w:r>
-          </w:p>
-        </w:tc>
-        <w:tc>
-          <w:tcPr/>
-          <w:p>
-            <w:pPr>
-              <w:pStyle w:val="Compact"/>
-            </w:pPr>
-            <w:r>
-              <w:t xml:space="preserve">Geographical Area</w:t>
-            </w:r>
-          </w:p>
-        </w:tc>
-        <w:tc>
-          <w:tcPr/>
-          <w:p>
-            <w:pPr>
-              <w:pStyle w:val="Compact"/>
-            </w:pPr>
-          </w:p>
-        </w:tc>
-        <w:tc>
-          <w:tcPr/>
-          <w:p>
-            <w:pPr>
-              <w:pStyle w:val="Compact"/>
-            </w:pPr>
-          </w:p>
-        </w:tc>
-      </w:tr>
-      <w:tr>
-        <w:tc>
-          <w:tcPr/>
-          <w:p>
-            <w:pPr>
-              <w:pStyle w:val="Compact"/>
-            </w:pPr>
-            <w:r>
-              <w:rPr>
-                <w:rStyle w:val="VerbatimChar"/>
-              </w:rPr>
-              <w:t xml:space="preserve">meta.metadata-crs-optical</w:t>
-            </w:r>
-          </w:p>
-        </w:tc>
-        <w:tc>
-          <w:tcPr/>
-          <w:p>
-            <w:pPr>
-              <w:pStyle w:val="Compact"/>
-            </w:pPr>
-            <w:r>
-              <w:t xml:space="preserve">Coordinate Reference System</w:t>
+              <w:t xml:space="preserve">Directional Atmospheric Scattering</w:t>
             </w:r>
           </w:p>
         </w:tc>
@@ -6901,7 +8543,7 @@
               <w:rPr>
                 <w:rStyle w:val="VerbatimChar"/>
               </w:rPr>
-              <w:t xml:space="preserve">meta.metadata-map-projection-sr</w:t>
+              <w:t xml:space="preserve">rac-wvapor</w:t>
             </w:r>
           </w:p>
         </w:tc>
@@ -6912,7 +8554,7 @@
               <w:pStyle w:val="Compact"/>
             </w:pPr>
             <w:r>
-              <w:t xml:space="preserve">Map Projection</w:t>
+              <w:t xml:space="preserve">Water Vapour Corrections</w:t>
             </w:r>
           </w:p>
         </w:tc>
@@ -6952,7 +8594,7 @@
               <w:rPr>
                 <w:rStyle w:val="VerbatimChar"/>
               </w:rPr>
-              <w:t xml:space="preserve">meta.metadata-geometric-correction-methods-sr</w:t>
+              <w:t xml:space="preserve">rac-ozone</w:t>
             </w:r>
           </w:p>
         </w:tc>
@@ -6963,7 +8605,7 @@
               <w:pStyle w:val="Compact"/>
             </w:pPr>
             <w:r>
-              <w:t xml:space="preserve">Geometric Correction Methods</w:t>
+              <w:t xml:space="preserve">Ozone Corrections</w:t>
             </w:r>
           </w:p>
         </w:tc>
@@ -6992,1507 +8634,9 @@
           </w:p>
         </w:tc>
       </w:tr>
-      <w:tr>
-        <w:tc>
-          <w:tcPr/>
-          <w:p>
-            <w:pPr>
-              <w:pStyle w:val="Compact"/>
-            </w:pPr>
-            <w:r>
-              <w:rPr>
-                <w:rStyle w:val="VerbatimChar"/>
-              </w:rPr>
-              <w:t xml:space="preserve">meta.metadata-geometric-accuracy-sr</w:t>
-            </w:r>
-          </w:p>
-        </w:tc>
-        <w:tc>
-          <w:tcPr/>
-          <w:p>
-            <w:pPr>
-              <w:pStyle w:val="Compact"/>
-            </w:pPr>
-            <w:r>
-              <w:t xml:space="preserve">Geometric Accuracy of the Data</w:t>
-            </w:r>
-          </w:p>
-        </w:tc>
-        <w:tc>
-          <w:tcPr/>
-          <w:p>
-            <w:pPr>
-              <w:pStyle w:val="Compact"/>
-              <w:jc w:val="center"/>
-            </w:pPr>
-            <w:r>
-              <w:rPr>
-                <w:i/>
-                <w:iCs/>
-              </w:rPr>
-              <w:t xml:space="preserve">not required</w:t>
-            </w:r>
-          </w:p>
-        </w:tc>
-        <w:tc>
-          <w:tcPr/>
-          <w:p>
-            <w:pPr>
-              <w:pStyle w:val="Compact"/>
-            </w:pPr>
-          </w:p>
-        </w:tc>
-      </w:tr>
-      <w:tr>
-        <w:tc>
-          <w:tcPr/>
-          <w:p>
-            <w:pPr>
-              <w:pStyle w:val="Compact"/>
-            </w:pPr>
-            <w:r>
-              <w:rPr>
-                <w:rStyle w:val="VerbatimChar"/>
-              </w:rPr>
-              <w:t xml:space="preserve">meta.metadata-instrument-optical</w:t>
-            </w:r>
-          </w:p>
-        </w:tc>
-        <w:tc>
-          <w:tcPr/>
-          <w:p>
-            <w:pPr>
-              <w:pStyle w:val="Compact"/>
-            </w:pPr>
-            <w:r>
-              <w:t xml:space="preserve">Instrument</w:t>
-            </w:r>
-          </w:p>
-        </w:tc>
-        <w:tc>
-          <w:tcPr/>
-          <w:p>
-            <w:pPr>
-              <w:pStyle w:val="Compact"/>
-            </w:pPr>
-          </w:p>
-        </w:tc>
-        <w:tc>
-          <w:tcPr/>
-          <w:p>
-            <w:pPr>
-              <w:pStyle w:val="Compact"/>
-            </w:pPr>
-          </w:p>
-        </w:tc>
-      </w:tr>
-      <w:tr>
-        <w:tc>
-          <w:tcPr/>
-          <w:p>
-            <w:pPr>
-              <w:pStyle w:val="Compact"/>
-            </w:pPr>
-            <w:r>
-              <w:rPr>
-                <w:rStyle w:val="VerbatimChar"/>
-              </w:rPr>
-              <w:t xml:space="preserve">meta.metadata-spectral-bands</w:t>
-            </w:r>
-          </w:p>
-        </w:tc>
-        <w:tc>
-          <w:tcPr/>
-          <w:p>
-            <w:pPr>
-              <w:pStyle w:val="Compact"/>
-            </w:pPr>
-            <w:r>
-              <w:t xml:space="preserve">Spectral Bands</w:t>
-            </w:r>
-          </w:p>
-        </w:tc>
-        <w:tc>
-          <w:tcPr/>
-          <w:p>
-            <w:pPr>
-              <w:pStyle w:val="Compact"/>
-            </w:pPr>
-          </w:p>
-        </w:tc>
-        <w:tc>
-          <w:tcPr/>
-          <w:p>
-            <w:pPr>
-              <w:pStyle w:val="Compact"/>
-            </w:pPr>
-          </w:p>
-        </w:tc>
-      </w:tr>
-      <w:tr>
-        <w:tc>
-          <w:tcPr/>
-          <w:p>
-            <w:pPr>
-              <w:pStyle w:val="Compact"/>
-            </w:pPr>
-            <w:r>
-              <w:rPr>
-                <w:rStyle w:val="VerbatimChar"/>
-              </w:rPr>
-              <w:t xml:space="preserve">meta.metadata-sensor-calibration-optical</w:t>
-            </w:r>
-          </w:p>
-        </w:tc>
-        <w:tc>
-          <w:tcPr/>
-          <w:p>
-            <w:pPr>
-              <w:pStyle w:val="Compact"/>
-            </w:pPr>
-            <w:r>
-              <w:t xml:space="preserve">Sensor Calibration</w:t>
-            </w:r>
-          </w:p>
-        </w:tc>
-        <w:tc>
-          <w:tcPr/>
-          <w:p>
-            <w:pPr>
-              <w:pStyle w:val="Compact"/>
-              <w:jc w:val="center"/>
-            </w:pPr>
-            <w:r>
-              <w:rPr>
-                <w:i/>
-                <w:iCs/>
-              </w:rPr>
-              <w:t xml:space="preserve">not required</w:t>
-            </w:r>
-          </w:p>
-        </w:tc>
-        <w:tc>
-          <w:tcPr/>
-          <w:p>
-            <w:pPr>
-              <w:pStyle w:val="Compact"/>
-            </w:pPr>
-          </w:p>
-        </w:tc>
-      </w:tr>
-      <w:tr>
-        <w:tc>
-          <w:tcPr/>
-          <w:p>
-            <w:pPr>
-              <w:pStyle w:val="Compact"/>
-            </w:pPr>
-            <w:r>
-              <w:rPr>
-                <w:rStyle w:val="VerbatimChar"/>
-              </w:rPr>
-              <w:t xml:space="preserve">meta.metadata-radiometric-accuracy-sr</w:t>
-            </w:r>
-          </w:p>
-        </w:tc>
-        <w:tc>
-          <w:tcPr/>
-          <w:p>
-            <w:pPr>
-              <w:pStyle w:val="Compact"/>
-            </w:pPr>
-            <w:r>
-              <w:t xml:space="preserve">Radiometric Accuracy</w:t>
-            </w:r>
-          </w:p>
-        </w:tc>
-        <w:tc>
-          <w:tcPr/>
-          <w:p>
-            <w:pPr>
-              <w:pStyle w:val="Compact"/>
-              <w:jc w:val="center"/>
-            </w:pPr>
-            <w:r>
-              <w:rPr>
-                <w:i/>
-                <w:iCs/>
-              </w:rPr>
-              <w:t xml:space="preserve">not required</w:t>
-            </w:r>
-          </w:p>
-        </w:tc>
-        <w:tc>
-          <w:tcPr/>
-          <w:p>
-            <w:pPr>
-              <w:pStyle w:val="Compact"/>
-            </w:pPr>
-          </w:p>
-        </w:tc>
-      </w:tr>
-      <w:tr>
-        <w:tc>
-          <w:tcPr/>
-          <w:p>
-            <w:pPr>
-              <w:pStyle w:val="Compact"/>
-            </w:pPr>
-            <w:r>
-              <w:rPr>
-                <w:rStyle w:val="VerbatimChar"/>
-              </w:rPr>
-              <w:t xml:space="preserve">meta.metadata-algorithms-sr</w:t>
-            </w:r>
-          </w:p>
-        </w:tc>
-        <w:tc>
-          <w:tcPr/>
-          <w:p>
-            <w:pPr>
-              <w:pStyle w:val="Compact"/>
-            </w:pPr>
-            <w:r>
-              <w:t xml:space="preserve">Algorithms</w:t>
-            </w:r>
-          </w:p>
-        </w:tc>
-        <w:tc>
-          <w:tcPr/>
-          <w:p>
-            <w:pPr>
-              <w:pStyle w:val="Compact"/>
-            </w:pPr>
-          </w:p>
-        </w:tc>
-        <w:tc>
-          <w:tcPr/>
-          <w:p>
-            <w:pPr>
-              <w:pStyle w:val="Compact"/>
-            </w:pPr>
-          </w:p>
-        </w:tc>
-      </w:tr>
-      <w:tr>
-        <w:tc>
-          <w:tcPr/>
-          <w:p>
-            <w:pPr>
-              <w:pStyle w:val="Compact"/>
-            </w:pPr>
-            <w:r>
-              <w:rPr>
-                <w:rStyle w:val="VerbatimChar"/>
-              </w:rPr>
-              <w:t xml:space="preserve">meta.metadata-auxiliary-data-optical</w:t>
-            </w:r>
-          </w:p>
-        </w:tc>
-        <w:tc>
-          <w:tcPr/>
-          <w:p>
-            <w:pPr>
-              <w:pStyle w:val="Compact"/>
-            </w:pPr>
-            <w:r>
-              <w:t xml:space="preserve">Auxiliary Data</w:t>
-            </w:r>
-          </w:p>
-        </w:tc>
-        <w:tc>
-          <w:tcPr/>
-          <w:p>
-            <w:pPr>
-              <w:pStyle w:val="Compact"/>
-            </w:pPr>
-          </w:p>
-        </w:tc>
-        <w:tc>
-          <w:tcPr/>
-          <w:p>
-            <w:pPr>
-              <w:pStyle w:val="Compact"/>
-            </w:pPr>
-          </w:p>
-        </w:tc>
-      </w:tr>
-      <w:tr>
-        <w:tc>
-          <w:tcPr/>
-          <w:p>
-            <w:pPr>
-              <w:pStyle w:val="Compact"/>
-            </w:pPr>
-            <w:r>
-              <w:rPr>
-                <w:rStyle w:val="VerbatimChar"/>
-              </w:rPr>
-              <w:t xml:space="preserve">meta.metadata-processing-chain-prov-sr</w:t>
-            </w:r>
-          </w:p>
-        </w:tc>
-        <w:tc>
-          <w:tcPr/>
-          <w:p>
-            <w:pPr>
-              <w:pStyle w:val="Compact"/>
-            </w:pPr>
-            <w:r>
-              <w:t xml:space="preserve">Processing Chain Provenance</w:t>
-            </w:r>
-          </w:p>
-        </w:tc>
-        <w:tc>
-          <w:tcPr/>
-          <w:p>
-            <w:pPr>
-              <w:pStyle w:val="Compact"/>
-              <w:jc w:val="center"/>
-            </w:pPr>
-            <w:r>
-              <w:rPr>
-                <w:i/>
-                <w:iCs/>
-              </w:rPr>
-              <w:t xml:space="preserve">not required</w:t>
-            </w:r>
-          </w:p>
-        </w:tc>
-        <w:tc>
-          <w:tcPr/>
-          <w:p>
-            <w:pPr>
-              <w:pStyle w:val="Compact"/>
-            </w:pPr>
-          </w:p>
-        </w:tc>
-      </w:tr>
-      <w:tr>
-        <w:tc>
-          <w:tcPr/>
-          <w:p>
-            <w:pPr>
-              <w:pStyle w:val="Compact"/>
-            </w:pPr>
-            <w:r>
-              <w:rPr>
-                <w:rStyle w:val="VerbatimChar"/>
-              </w:rPr>
-              <w:t xml:space="preserve">meta.metadata-data-access</w:t>
-            </w:r>
-          </w:p>
-        </w:tc>
-        <w:tc>
-          <w:tcPr/>
-          <w:p>
-            <w:pPr>
-              <w:pStyle w:val="Compact"/>
-            </w:pPr>
-            <w:r>
-              <w:t xml:space="preserve">Data Access</w:t>
-            </w:r>
-          </w:p>
-        </w:tc>
-        <w:tc>
-          <w:tcPr/>
-          <w:p>
-            <w:pPr>
-              <w:pStyle w:val="Compact"/>
-            </w:pPr>
-          </w:p>
-        </w:tc>
-        <w:tc>
-          <w:tcPr/>
-          <w:p>
-            <w:pPr>
-              <w:pStyle w:val="Compact"/>
-              <w:jc w:val="center"/>
-            </w:pPr>
-            <w:r>
-              <w:rPr>
-                <w:i/>
-                <w:iCs/>
-              </w:rPr>
-              <w:t xml:space="preserve">as threshold</w:t>
-            </w:r>
-          </w:p>
-        </w:tc>
-      </w:tr>
-      <w:tr>
-        <w:tc>
-          <w:tcPr/>
-          <w:p>
-            <w:pPr>
-              <w:pStyle w:val="Compact"/>
-            </w:pPr>
-            <w:r>
-              <w:rPr>
-                <w:rStyle w:val="VerbatimChar"/>
-              </w:rPr>
-              <w:t xml:space="preserve">meta.metadata-data-quality-sr</w:t>
-            </w:r>
-          </w:p>
-        </w:tc>
-        <w:tc>
-          <w:tcPr/>
-          <w:p>
-            <w:pPr>
-              <w:pStyle w:val="Compact"/>
-            </w:pPr>
-            <w:r>
-              <w:t xml:space="preserve">Overall Data Quality</w:t>
-            </w:r>
-          </w:p>
-        </w:tc>
-        <w:tc>
-          <w:tcPr/>
-          <w:p>
-            <w:pPr>
-              <w:pStyle w:val="Compact"/>
-              <w:jc w:val="center"/>
-            </w:pPr>
-            <w:r>
-              <w:rPr>
-                <w:i/>
-                <w:iCs/>
-              </w:rPr>
-              <w:t xml:space="preserve">not required</w:t>
-            </w:r>
-          </w:p>
-        </w:tc>
-        <w:tc>
-          <w:tcPr/>
-          <w:p>
-            <w:pPr>
-              <w:pStyle w:val="Compact"/>
-            </w:pPr>
-          </w:p>
-        </w:tc>
-      </w:tr>
     </w:tbl>
-    <w:bookmarkEnd w:id="180"/>
-    <w:bookmarkStart w:id="181" w:name="per-pixel-metadata"/>
-    <w:p>
-      <w:pPr>
-        <w:pStyle w:val="berschrift3"/>
-      </w:pPr>
-      <w:r>
-        <w:t xml:space="preserve">Per-Pixel Metadata</w:t>
-      </w:r>
-    </w:p>
-    <w:tbl>
-      <w:tblPr>
-        <w:tblStyle w:val="Table"/>
-        <w:tblW w:type="pct" w:w="5000"/>
-        <w:tblLayout w:type="fixed"/>
-        <w:tblLook w:firstRow="1" w:lastRow="0" w:firstColumn="0" w:lastColumn="0" w:noHBand="0" w:noVBand="0" w:val="0020"/>
-      </w:tblPr>
-      <w:tblGrid>
-        <w:gridCol w:w="2520"/>
-        <w:gridCol w:w="3060"/>
-        <w:gridCol w:w="1620"/>
-        <w:gridCol w:w="720"/>
-      </w:tblGrid>
-      <w:tr>
-        <w:trPr>
-          <w:tblHeader w:val="on"/>
-        </w:trPr>
-        <w:tc>
-          <w:tcPr/>
-          <w:p>
-            <w:pPr>
-              <w:pStyle w:val="Compact"/>
-            </w:pPr>
-            <w:r>
-              <w:t xml:space="preserve">Requirement ID</w:t>
-            </w:r>
-          </w:p>
-        </w:tc>
-        <w:tc>
-          <w:tcPr/>
-          <w:p>
-            <w:pPr>
-              <w:pStyle w:val="Compact"/>
-            </w:pPr>
-            <w:r>
-              <w:t xml:space="preserve">Requirement Title</w:t>
-            </w:r>
-          </w:p>
-        </w:tc>
-        <w:tc>
-          <w:tcPr/>
-          <w:p>
-            <w:pPr>
-              <w:pStyle w:val="Compact"/>
-              <w:jc w:val="center"/>
-            </w:pPr>
-            <w:r>
-              <w:t xml:space="preserve">Threshold</w:t>
-            </w:r>
-          </w:p>
-        </w:tc>
-        <w:tc>
-          <w:tcPr/>
-          <w:p>
-            <w:pPr>
-              <w:pStyle w:val="Compact"/>
-              <w:jc w:val="center"/>
-            </w:pPr>
-            <w:r>
-              <w:t xml:space="preserve">Goal</w:t>
-            </w:r>
-          </w:p>
-        </w:tc>
-      </w:tr>
-      <w:tr>
-        <w:tc>
-          <w:tcPr/>
-          <w:p>
-            <w:pPr>
-              <w:pStyle w:val="Compact"/>
-            </w:pPr>
-            <w:r>
-              <w:rPr>
-                <w:rStyle w:val="VerbatimChar"/>
-              </w:rPr>
-              <w:t xml:space="preserve">pxl.metadata-machine-readability-per-pixel-optical</w:t>
-            </w:r>
-          </w:p>
-        </w:tc>
-        <w:tc>
-          <w:tcPr/>
-          <w:p>
-            <w:pPr>
-              <w:pStyle w:val="Compact"/>
-            </w:pPr>
-            <w:r>
-              <w:t xml:space="preserve">Metadata Machine Readability</w:t>
-            </w:r>
-          </w:p>
-        </w:tc>
-        <w:tc>
-          <w:tcPr/>
-          <w:p>
-            <w:pPr>
-              <w:pStyle w:val="Compact"/>
-            </w:pPr>
-          </w:p>
-        </w:tc>
-        <w:tc>
-          <w:tcPr/>
-          <w:p>
-            <w:pPr>
-              <w:pStyle w:val="Compact"/>
-              <w:jc w:val="center"/>
-            </w:pPr>
-            <w:r>
-              <w:rPr>
-                <w:i/>
-                <w:iCs/>
-              </w:rPr>
-              <w:t xml:space="preserve">as threshold</w:t>
-            </w:r>
-          </w:p>
-        </w:tc>
-      </w:tr>
-      <w:tr>
-        <w:tc>
-          <w:tcPr/>
-          <w:p>
-            <w:pPr>
-              <w:pStyle w:val="Compact"/>
-            </w:pPr>
-            <w:r>
-              <w:rPr>
-                <w:rStyle w:val="VerbatimChar"/>
-              </w:rPr>
-              <w:t xml:space="preserve">pxl.per-pixel-nodata</w:t>
-            </w:r>
-          </w:p>
-        </w:tc>
-        <w:tc>
-          <w:tcPr/>
-          <w:p>
-            <w:pPr>
-              <w:pStyle w:val="Compact"/>
-            </w:pPr>
-            <w:r>
-              <w:t xml:space="preserve">No Data</w:t>
-            </w:r>
-          </w:p>
-        </w:tc>
-        <w:tc>
-          <w:tcPr/>
-          <w:p>
-            <w:pPr>
-              <w:pStyle w:val="Compact"/>
-            </w:pPr>
-          </w:p>
-        </w:tc>
-        <w:tc>
-          <w:tcPr/>
-          <w:p>
-            <w:pPr>
-              <w:pStyle w:val="Compact"/>
-              <w:jc w:val="center"/>
-            </w:pPr>
-            <w:r>
-              <w:rPr>
-                <w:i/>
-                <w:iCs/>
-              </w:rPr>
-              <w:t xml:space="preserve">as threshold</w:t>
-            </w:r>
-          </w:p>
-        </w:tc>
-      </w:tr>
-      <w:tr>
-        <w:tc>
-          <w:tcPr/>
-          <w:p>
-            <w:pPr>
-              <w:pStyle w:val="Compact"/>
-            </w:pPr>
-            <w:r>
-              <w:rPr>
-                <w:rStyle w:val="VerbatimChar"/>
-              </w:rPr>
-              <w:t xml:space="preserve">pxl.per-pixel-incomplete-testing</w:t>
-            </w:r>
-          </w:p>
-        </w:tc>
-        <w:tc>
-          <w:tcPr/>
-          <w:p>
-            <w:pPr>
-              <w:pStyle w:val="Compact"/>
-            </w:pPr>
-            <w:r>
-              <w:t xml:space="preserve">Incomplete Testing</w:t>
-            </w:r>
-          </w:p>
-        </w:tc>
-        <w:tc>
-          <w:tcPr/>
-          <w:p>
-            <w:pPr>
-              <w:pStyle w:val="Compact"/>
-            </w:pPr>
-          </w:p>
-        </w:tc>
-        <w:tc>
-          <w:tcPr/>
-          <w:p>
-            <w:pPr>
-              <w:pStyle w:val="Compact"/>
-            </w:pPr>
-          </w:p>
-        </w:tc>
-      </w:tr>
-      <w:tr>
-        <w:tc>
-          <w:tcPr/>
-          <w:p>
-            <w:pPr>
-              <w:pStyle w:val="Compact"/>
-            </w:pPr>
-            <w:r>
-              <w:rPr>
-                <w:rStyle w:val="VerbatimChar"/>
-              </w:rPr>
-              <w:t xml:space="preserve">pxl.per-pixel-saturation</w:t>
-            </w:r>
-          </w:p>
-        </w:tc>
-        <w:tc>
-          <w:tcPr/>
-          <w:p>
-            <w:pPr>
-              <w:pStyle w:val="Compact"/>
-            </w:pPr>
-            <w:r>
-              <w:t xml:space="preserve">Saturation</w:t>
-            </w:r>
-          </w:p>
-        </w:tc>
-        <w:tc>
-          <w:tcPr/>
-          <w:p>
-            <w:pPr>
-              <w:pStyle w:val="Compact"/>
-            </w:pPr>
-          </w:p>
-        </w:tc>
-        <w:tc>
-          <w:tcPr/>
-          <w:p>
-            <w:pPr>
-              <w:pStyle w:val="Compact"/>
-            </w:pPr>
-          </w:p>
-        </w:tc>
-      </w:tr>
-      <w:tr>
-        <w:tc>
-          <w:tcPr/>
-          <w:p>
-            <w:pPr>
-              <w:pStyle w:val="Compact"/>
-            </w:pPr>
-            <w:r>
-              <w:rPr>
-                <w:rStyle w:val="VerbatimChar"/>
-              </w:rPr>
-              <w:t xml:space="preserve">pxl.per-pixel-cloud</w:t>
-            </w:r>
-          </w:p>
-        </w:tc>
-        <w:tc>
-          <w:tcPr/>
-          <w:p>
-            <w:pPr>
-              <w:pStyle w:val="Compact"/>
-            </w:pPr>
-            <w:r>
-              <w:t xml:space="preserve">Cloud</w:t>
-            </w:r>
-          </w:p>
-        </w:tc>
-        <w:tc>
-          <w:tcPr/>
-          <w:p>
-            <w:pPr>
-              <w:pStyle w:val="Compact"/>
-            </w:pPr>
-          </w:p>
-        </w:tc>
-        <w:tc>
-          <w:tcPr/>
-          <w:p>
-            <w:pPr>
-              <w:pStyle w:val="Compact"/>
-            </w:pPr>
-          </w:p>
-        </w:tc>
-      </w:tr>
-      <w:tr>
-        <w:tc>
-          <w:tcPr/>
-          <w:p>
-            <w:pPr>
-              <w:pStyle w:val="Compact"/>
-            </w:pPr>
-            <w:r>
-              <w:rPr>
-                <w:rStyle w:val="VerbatimChar"/>
-              </w:rPr>
-              <w:t xml:space="preserve">pxl.per-pixel-cloud-shadow</w:t>
-            </w:r>
-          </w:p>
-        </w:tc>
-        <w:tc>
-          <w:tcPr/>
-          <w:p>
-            <w:pPr>
-              <w:pStyle w:val="Compact"/>
-            </w:pPr>
-            <w:r>
-              <w:t xml:space="preserve">Cloud Shadow</w:t>
-            </w:r>
-          </w:p>
-        </w:tc>
-        <w:tc>
-          <w:tcPr/>
-          <w:p>
-            <w:pPr>
-              <w:pStyle w:val="Compact"/>
-            </w:pPr>
-          </w:p>
-        </w:tc>
-        <w:tc>
-          <w:tcPr/>
-          <w:p>
-            <w:pPr>
-              <w:pStyle w:val="Compact"/>
-            </w:pPr>
-          </w:p>
-        </w:tc>
-      </w:tr>
-      <w:tr>
-        <w:tc>
-          <w:tcPr/>
-          <w:p>
-            <w:pPr>
-              <w:pStyle w:val="Compact"/>
-            </w:pPr>
-            <w:r>
-              <w:rPr>
-                <w:rStyle w:val="VerbatimChar"/>
-              </w:rPr>
-              <w:t xml:space="preserve">pxl.per-pixel-land-water-sr</w:t>
-            </w:r>
-          </w:p>
-        </w:tc>
-        <w:tc>
-          <w:tcPr/>
-          <w:p>
-            <w:pPr>
-              <w:pStyle w:val="Compact"/>
-            </w:pPr>
-            <w:r>
-              <w:t xml:space="preserve">Land/Water Mask</w:t>
-            </w:r>
-          </w:p>
-        </w:tc>
-        <w:tc>
-          <w:tcPr/>
-          <w:p>
-            <w:pPr>
-              <w:pStyle w:val="Compact"/>
-              <w:jc w:val="center"/>
-            </w:pPr>
-            <w:r>
-              <w:rPr>
-                <w:i/>
-                <w:iCs/>
-              </w:rPr>
-              <w:t xml:space="preserve">not required</w:t>
-            </w:r>
-          </w:p>
-        </w:tc>
-        <w:tc>
-          <w:tcPr/>
-          <w:p>
-            <w:pPr>
-              <w:pStyle w:val="Compact"/>
-            </w:pPr>
-          </w:p>
-        </w:tc>
-      </w:tr>
-      <w:tr>
-        <w:tc>
-          <w:tcPr/>
-          <w:p>
-            <w:pPr>
-              <w:pStyle w:val="Compact"/>
-            </w:pPr>
-            <w:r>
-              <w:rPr>
-                <w:rStyle w:val="VerbatimChar"/>
-              </w:rPr>
-              <w:t xml:space="preserve">pxl.per-pixel-snow-ice-sr</w:t>
-            </w:r>
-          </w:p>
-        </w:tc>
-        <w:tc>
-          <w:tcPr/>
-          <w:p>
-            <w:pPr>
-              <w:pStyle w:val="Compact"/>
-            </w:pPr>
-            <w:r>
-              <w:t xml:space="preserve">Snow/Ice Mask</w:t>
-            </w:r>
-          </w:p>
-        </w:tc>
-        <w:tc>
-          <w:tcPr/>
-          <w:p>
-            <w:pPr>
-              <w:pStyle w:val="Compact"/>
-              <w:jc w:val="center"/>
-            </w:pPr>
-            <w:r>
-              <w:rPr>
-                <w:i/>
-                <w:iCs/>
-              </w:rPr>
-              <w:t xml:space="preserve">not required</w:t>
-            </w:r>
-          </w:p>
-        </w:tc>
-        <w:tc>
-          <w:tcPr/>
-          <w:p>
-            <w:pPr>
-              <w:pStyle w:val="Compact"/>
-            </w:pPr>
-          </w:p>
-        </w:tc>
-      </w:tr>
-      <w:tr>
-        <w:tc>
-          <w:tcPr/>
-          <w:p>
-            <w:pPr>
-              <w:pStyle w:val="Compact"/>
-            </w:pPr>
-            <w:r>
-              <w:rPr>
-                <w:rStyle w:val="VerbatimChar"/>
-              </w:rPr>
-              <w:t xml:space="preserve">pxl.per-pixel-terrain-shadow</w:t>
-            </w:r>
-          </w:p>
-        </w:tc>
-        <w:tc>
-          <w:tcPr/>
-          <w:p>
-            <w:pPr>
-              <w:pStyle w:val="Compact"/>
-            </w:pPr>
-            <w:r>
-              <w:t xml:space="preserve">Terrain Shadow Mask</w:t>
-            </w:r>
-          </w:p>
-        </w:tc>
-        <w:tc>
-          <w:tcPr/>
-          <w:p>
-            <w:pPr>
-              <w:pStyle w:val="Compact"/>
-              <w:jc w:val="center"/>
-            </w:pPr>
-            <w:r>
-              <w:rPr>
-                <w:i/>
-                <w:iCs/>
-              </w:rPr>
-              <w:t xml:space="preserve">not required</w:t>
-            </w:r>
-          </w:p>
-        </w:tc>
-        <w:tc>
-          <w:tcPr/>
-          <w:p>
-            <w:pPr>
-              <w:pStyle w:val="Compact"/>
-            </w:pPr>
-          </w:p>
-        </w:tc>
-      </w:tr>
-      <w:tr>
-        <w:tc>
-          <w:tcPr/>
-          <w:p>
-            <w:pPr>
-              <w:pStyle w:val="Compact"/>
-            </w:pPr>
-            <w:r>
-              <w:rPr>
-                <w:rStyle w:val="VerbatimChar"/>
-              </w:rPr>
-              <w:t xml:space="preserve">pxl.per-pixel-terrain-occlusion</w:t>
-            </w:r>
-          </w:p>
-        </w:tc>
-        <w:tc>
-          <w:tcPr/>
-          <w:p>
-            <w:pPr>
-              <w:pStyle w:val="Compact"/>
-            </w:pPr>
-            <w:r>
-              <w:t xml:space="preserve">Terrain Occlusion</w:t>
-            </w:r>
-          </w:p>
-        </w:tc>
-        <w:tc>
-          <w:tcPr/>
-          <w:p>
-            <w:pPr>
-              <w:pStyle w:val="Compact"/>
-              <w:jc w:val="center"/>
-            </w:pPr>
-            <w:r>
-              <w:rPr>
-                <w:i/>
-                <w:iCs/>
-              </w:rPr>
-              <w:t xml:space="preserve">not required</w:t>
-            </w:r>
-          </w:p>
-        </w:tc>
-        <w:tc>
-          <w:tcPr/>
-          <w:p>
-            <w:pPr>
-              <w:pStyle w:val="Compact"/>
-            </w:pPr>
-          </w:p>
-        </w:tc>
-      </w:tr>
-      <w:tr>
-        <w:tc>
-          <w:tcPr/>
-          <w:p>
-            <w:pPr>
-              <w:pStyle w:val="Compact"/>
-            </w:pPr>
-            <w:r>
-              <w:rPr>
-                <w:rStyle w:val="VerbatimChar"/>
-              </w:rPr>
-              <w:t xml:space="preserve">pxl.per-pixel-view-angles-solar</w:t>
-            </w:r>
-          </w:p>
-        </w:tc>
-        <w:tc>
-          <w:tcPr/>
-          <w:p>
-            <w:pPr>
-              <w:pStyle w:val="Compact"/>
-            </w:pPr>
-            <w:r>
-              <w:t xml:space="preserve">Solar and Viewing Geometry</w:t>
-            </w:r>
-          </w:p>
-        </w:tc>
-        <w:tc>
-          <w:tcPr/>
-          <w:p>
-            <w:pPr>
-              <w:pStyle w:val="Compact"/>
-            </w:pPr>
-          </w:p>
-        </w:tc>
-        <w:tc>
-          <w:tcPr/>
-          <w:p>
-            <w:pPr>
-              <w:pStyle w:val="Compact"/>
-            </w:pPr>
-          </w:p>
-        </w:tc>
-      </w:tr>
-      <w:tr>
-        <w:tc>
-          <w:tcPr/>
-          <w:p>
-            <w:pPr>
-              <w:pStyle w:val="Compact"/>
-            </w:pPr>
-            <w:r>
-              <w:rPr>
-                <w:rStyle w:val="VerbatimChar"/>
-              </w:rPr>
-              <w:t xml:space="preserve">pxl.per-pixel-terrain-illumination</w:t>
-            </w:r>
-          </w:p>
-        </w:tc>
-        <w:tc>
-          <w:tcPr/>
-          <w:p>
-            <w:pPr>
-              <w:pStyle w:val="Compact"/>
-            </w:pPr>
-            <w:r>
-              <w:t xml:space="preserve">Terrain Illumination Correction</w:t>
-            </w:r>
-          </w:p>
-        </w:tc>
-        <w:tc>
-          <w:tcPr/>
-          <w:p>
-            <w:pPr>
-              <w:pStyle w:val="Compact"/>
-              <w:jc w:val="center"/>
-            </w:pPr>
-            <w:r>
-              <w:rPr>
-                <w:i/>
-                <w:iCs/>
-              </w:rPr>
-              <w:t xml:space="preserve">not required</w:t>
-            </w:r>
-          </w:p>
-        </w:tc>
-        <w:tc>
-          <w:tcPr/>
-          <w:p>
-            <w:pPr>
-              <w:pStyle w:val="Compact"/>
-            </w:pPr>
-          </w:p>
-        </w:tc>
-      </w:tr>
-    </w:tbl>
-    <w:bookmarkEnd w:id="181"/>
-    <w:bookmarkStart w:id="182" w:name="radiometric-and-atmospheric-corrections"/>
-    <w:p>
-      <w:pPr>
-        <w:pStyle w:val="berschrift3"/>
-      </w:pPr>
-      <w:r>
-        <w:t xml:space="preserve">Radiometric and Atmospheric Corrections</w:t>
-      </w:r>
-    </w:p>
-    <w:tbl>
-      <w:tblPr>
-        <w:tblStyle w:val="Table"/>
-        <w:tblW w:type="pct" w:w="5000"/>
-        <w:tblLayout w:type="fixed"/>
-        <w:tblLook w:firstRow="1" w:lastRow="0" w:firstColumn="0" w:lastColumn="0" w:noHBand="0" w:noVBand="0" w:val="0020"/>
-      </w:tblPr>
-      <w:tblGrid>
-        <w:gridCol w:w="2520"/>
-        <w:gridCol w:w="3060"/>
-        <w:gridCol w:w="1620"/>
-        <w:gridCol w:w="720"/>
-      </w:tblGrid>
-      <w:tr>
-        <w:trPr>
-          <w:tblHeader w:val="on"/>
-        </w:trPr>
-        <w:tc>
-          <w:tcPr/>
-          <w:p>
-            <w:pPr>
-              <w:pStyle w:val="Compact"/>
-            </w:pPr>
-            <w:r>
-              <w:t xml:space="preserve">Requirement ID</w:t>
-            </w:r>
-          </w:p>
-        </w:tc>
-        <w:tc>
-          <w:tcPr/>
-          <w:p>
-            <w:pPr>
-              <w:pStyle w:val="Compact"/>
-            </w:pPr>
-            <w:r>
-              <w:t xml:space="preserve">Requirement Title</w:t>
-            </w:r>
-          </w:p>
-        </w:tc>
-        <w:tc>
-          <w:tcPr/>
-          <w:p>
-            <w:pPr>
-              <w:pStyle w:val="Compact"/>
-              <w:jc w:val="center"/>
-            </w:pPr>
-            <w:r>
-              <w:t xml:space="preserve">Threshold</w:t>
-            </w:r>
-          </w:p>
-        </w:tc>
-        <w:tc>
-          <w:tcPr/>
-          <w:p>
-            <w:pPr>
-              <w:pStyle w:val="Compact"/>
-              <w:jc w:val="center"/>
-            </w:pPr>
-            <w:r>
-              <w:t xml:space="preserve">Goal</w:t>
-            </w:r>
-          </w:p>
-        </w:tc>
-      </w:tr>
-      <w:tr>
-        <w:tc>
-          <w:tcPr/>
-          <w:p>
-            <w:pPr>
-              <w:pStyle w:val="Compact"/>
-            </w:pPr>
-            <w:r>
-              <w:rPr>
-                <w:rStyle w:val="VerbatimChar"/>
-              </w:rPr>
-              <w:t xml:space="preserve">rac.measurements-measurement-sr</w:t>
-            </w:r>
-          </w:p>
-        </w:tc>
-        <w:tc>
-          <w:tcPr/>
-          <w:p>
-            <w:pPr>
-              <w:pStyle w:val="Compact"/>
-            </w:pPr>
-            <w:r>
-              <w:t xml:space="preserve">Measurement</w:t>
-            </w:r>
-          </w:p>
-        </w:tc>
-        <w:tc>
-          <w:tcPr/>
-          <w:p>
-            <w:pPr>
-              <w:pStyle w:val="Compact"/>
-            </w:pPr>
-          </w:p>
-        </w:tc>
-        <w:tc>
-          <w:tcPr/>
-          <w:p>
-            <w:pPr>
-              <w:pStyle w:val="Compact"/>
-            </w:pPr>
-          </w:p>
-        </w:tc>
-      </w:tr>
-      <w:tr>
-        <w:tc>
-          <w:tcPr/>
-          <w:p>
-            <w:pPr>
-              <w:pStyle w:val="Compact"/>
-            </w:pPr>
-            <w:r>
-              <w:rPr>
-                <w:rStyle w:val="VerbatimChar"/>
-              </w:rPr>
-              <w:t xml:space="preserve">rac.measurements-uncertainty-sr</w:t>
-            </w:r>
-          </w:p>
-        </w:tc>
-        <w:tc>
-          <w:tcPr/>
-          <w:p>
-            <w:pPr>
-              <w:pStyle w:val="Compact"/>
-            </w:pPr>
-            <w:r>
-              <w:t xml:space="preserve">Measurement Uncertainty</w:t>
-            </w:r>
-          </w:p>
-        </w:tc>
-        <w:tc>
-          <w:tcPr/>
-          <w:p>
-            <w:pPr>
-              <w:pStyle w:val="Compact"/>
-              <w:jc w:val="center"/>
-            </w:pPr>
-            <w:r>
-              <w:rPr>
-                <w:i/>
-                <w:iCs/>
-              </w:rPr>
-              <w:t xml:space="preserve">not required</w:t>
-            </w:r>
-          </w:p>
-        </w:tc>
-        <w:tc>
-          <w:tcPr/>
-          <w:p>
-            <w:pPr>
-              <w:pStyle w:val="Compact"/>
-            </w:pPr>
-          </w:p>
-        </w:tc>
-      </w:tr>
-      <w:tr>
-        <w:tc>
-          <w:tcPr/>
-          <w:p>
-            <w:pPr>
-              <w:pStyle w:val="Compact"/>
-            </w:pPr>
-            <w:r>
-              <w:rPr>
-                <w:rStyle w:val="VerbatimChar"/>
-              </w:rPr>
-              <w:t xml:space="preserve">rac.measurements-normalisation-sr</w:t>
-            </w:r>
-          </w:p>
-        </w:tc>
-        <w:tc>
-          <w:tcPr/>
-          <w:p>
-            <w:pPr>
-              <w:pStyle w:val="Compact"/>
-            </w:pPr>
-            <w:r>
-              <w:t xml:space="preserve">Measurement Normalisation</w:t>
-            </w:r>
-          </w:p>
-        </w:tc>
-        <w:tc>
-          <w:tcPr/>
-          <w:p>
-            <w:pPr>
-              <w:pStyle w:val="Compact"/>
-              <w:jc w:val="center"/>
-            </w:pPr>
-            <w:r>
-              <w:rPr>
-                <w:i/>
-                <w:iCs/>
-              </w:rPr>
-              <w:t xml:space="preserve">not required</w:t>
-            </w:r>
-          </w:p>
-        </w:tc>
-        <w:tc>
-          <w:tcPr/>
-          <w:p>
-            <w:pPr>
-              <w:pStyle w:val="Compact"/>
-            </w:pPr>
-          </w:p>
-        </w:tc>
-      </w:tr>
-      <w:tr>
-        <w:tc>
-          <w:tcPr/>
-          <w:p>
-            <w:pPr>
-              <w:pStyle w:val="Compact"/>
-            </w:pPr>
-            <w:r>
-              <w:rPr>
-                <w:rStyle w:val="VerbatimChar"/>
-              </w:rPr>
-              <w:t xml:space="preserve">rac.measurements-directional-atmospheric-scattering</w:t>
-            </w:r>
-          </w:p>
-        </w:tc>
-        <w:tc>
-          <w:tcPr/>
-          <w:p>
-            <w:pPr>
-              <w:pStyle w:val="Compact"/>
-            </w:pPr>
-            <w:r>
-              <w:t xml:space="preserve">Directional Atmospheric Scattering</w:t>
-            </w:r>
-          </w:p>
-        </w:tc>
-        <w:tc>
-          <w:tcPr/>
-          <w:p>
-            <w:pPr>
-              <w:pStyle w:val="Compact"/>
-            </w:pPr>
-          </w:p>
-        </w:tc>
-        <w:tc>
-          <w:tcPr/>
-          <w:p>
-            <w:pPr>
-              <w:pStyle w:val="Compact"/>
-              <w:jc w:val="center"/>
-            </w:pPr>
-            <w:r>
-              <w:rPr>
-                <w:i/>
-                <w:iCs/>
-              </w:rPr>
-              <w:t xml:space="preserve">as threshold</w:t>
-            </w:r>
-          </w:p>
-        </w:tc>
-      </w:tr>
-      <w:tr>
-        <w:tc>
-          <w:tcPr/>
-          <w:p>
-            <w:pPr>
-              <w:pStyle w:val="Compact"/>
-            </w:pPr>
-            <w:r>
-              <w:rPr>
-                <w:rStyle w:val="VerbatimChar"/>
-              </w:rPr>
-              <w:t xml:space="preserve">rac.corrections-water-vapour</w:t>
-            </w:r>
-          </w:p>
-        </w:tc>
-        <w:tc>
-          <w:tcPr/>
-          <w:p>
-            <w:pPr>
-              <w:pStyle w:val="Compact"/>
-            </w:pPr>
-            <w:r>
-              <w:t xml:space="preserve">Water Vapour Corrections</w:t>
-            </w:r>
-          </w:p>
-        </w:tc>
-        <w:tc>
-          <w:tcPr/>
-          <w:p>
-            <w:pPr>
-              <w:pStyle w:val="Compact"/>
-            </w:pPr>
-          </w:p>
-        </w:tc>
-        <w:tc>
-          <w:tcPr/>
-          <w:p>
-            <w:pPr>
-              <w:pStyle w:val="Compact"/>
-              <w:jc w:val="center"/>
-            </w:pPr>
-            <w:r>
-              <w:rPr>
-                <w:i/>
-                <w:iCs/>
-              </w:rPr>
-              <w:t xml:space="preserve">as threshold</w:t>
-            </w:r>
-          </w:p>
-        </w:tc>
-      </w:tr>
-      <w:tr>
-        <w:tc>
-          <w:tcPr/>
-          <w:p>
-            <w:pPr>
-              <w:pStyle w:val="Compact"/>
-            </w:pPr>
-            <w:r>
-              <w:rPr>
-                <w:rStyle w:val="VerbatimChar"/>
-              </w:rPr>
-              <w:t xml:space="preserve">rac.corrections-ozone</w:t>
-            </w:r>
-          </w:p>
-        </w:tc>
-        <w:tc>
-          <w:tcPr/>
-          <w:p>
-            <w:pPr>
-              <w:pStyle w:val="Compact"/>
-            </w:pPr>
-            <w:r>
-              <w:t xml:space="preserve">Ozone Corrections</w:t>
-            </w:r>
-          </w:p>
-        </w:tc>
-        <w:tc>
-          <w:tcPr/>
-          <w:p>
-            <w:pPr>
-              <w:pStyle w:val="Compact"/>
-              <w:jc w:val="center"/>
-            </w:pPr>
-            <w:r>
-              <w:rPr>
-                <w:i/>
-                <w:iCs/>
-              </w:rPr>
-              <w:t xml:space="preserve">not required</w:t>
-            </w:r>
-          </w:p>
-        </w:tc>
-        <w:tc>
-          <w:tcPr/>
-          <w:p>
-            <w:pPr>
-              <w:pStyle w:val="Compact"/>
-            </w:pPr>
-          </w:p>
-        </w:tc>
-      </w:tr>
-    </w:tbl>
-    <w:bookmarkEnd w:id="182"/>
-    <w:bookmarkStart w:id="183" w:name="geometric-corrections"/>
+    <w:bookmarkEnd w:id="183"/>
+    <w:bookmarkStart w:id="184" w:name="geometric-corrections"/>
     <w:p>
       <w:pPr>
         <w:pStyle w:val="berschrift3"/>
@@ -8575,7 +8719,7 @@
               <w:rPr>
                 <w:rStyle w:val="VerbatimChar"/>
               </w:rPr>
-              <w:t xml:space="preserve">gcor.corrections-geometric-sr</w:t>
+              <w:t xml:space="preserve">gcor-geocsr</w:t>
             </w:r>
           </w:p>
         </w:tc>
@@ -8613,9 +8757,9 @@
         <w:br w:type="page"/>
       </w:r>
     </w:p>
-    <w:bookmarkEnd w:id="183"/>
     <w:bookmarkEnd w:id="184"/>
-    <w:bookmarkStart w:id="189" w:name="introduction"/>
+    <w:bookmarkEnd w:id="185"/>
+    <w:bookmarkStart w:id="190" w:name="introduction"/>
     <w:p>
       <w:pPr>
         <w:pStyle w:val="berschrift2"/>
@@ -8644,7 +8788,7 @@
         <w:t xml:space="preserve">This Guidance material does not replace or override the specifications.</w:t>
       </w:r>
     </w:p>
-    <w:bookmarkStart w:id="185" w:name="sec:intro-what-are-ceos-ard-products"/>
+    <w:bookmarkStart w:id="186" w:name="sec:intro-what-are-ceos-ard-products"/>
     <w:p>
       <w:pPr>
         <w:pStyle w:val="berschrift3"/>
@@ -8703,8 +8847,8 @@
         <w:t xml:space="preserve">for other types of satellite products.</w:t>
       </w:r>
     </w:p>
-    <w:bookmarkEnd w:id="185"/>
-    <w:bookmarkStart w:id="187" w:name="sec:intro-when-is-a-product-ceos-ard"/>
+    <w:bookmarkEnd w:id="186"/>
+    <w:bookmarkStart w:id="188" w:name="sec:intro-when-is-a-product-ceos-ard"/>
     <w:p>
       <w:pPr>
         <w:pStyle w:val="berschrift3"/>
@@ -8726,7 +8870,7 @@
         <w:pStyle w:val="Compact"/>
         <w:numPr>
           <w:ilvl w:val="0"/>
-          <w:numId w:val="1059"/>
+          <w:numId w:val="1060"/>
         </w:numPr>
       </w:pPr>
       <w:r>
@@ -8738,7 +8882,7 @@
         <w:pStyle w:val="Compact"/>
         <w:numPr>
           <w:ilvl w:val="0"/>
-          <w:numId w:val="1059"/>
+          <w:numId w:val="1060"/>
         </w:numPr>
       </w:pPr>
       <w:r>
@@ -8755,7 +8899,7 @@
       <w:r>
         <w:t xml:space="preserve"> </w:t>
       </w:r>
-      <w:hyperlink r:id="rId186">
+      <w:hyperlink r:id="rId187">
         <w:r>
           <w:rPr>
             <w:rStyle w:val="Hyperlink"/>
@@ -8775,8 +8919,8 @@
         <w:t xml:space="preserve">A product can continue to use CEOS-ARD branding as long as its generation and distribution remain consistent with the peer-reviewed assessment.</w:t>
       </w:r>
     </w:p>
-    <w:bookmarkEnd w:id="187"/>
-    <w:bookmarkStart w:id="188" w:name="sec:intro-difference-threshold-goal"/>
+    <w:bookmarkEnd w:id="188"/>
+    <w:bookmarkStart w:id="189" w:name="sec:intro-difference-threshold-goal"/>
     <w:p>
       <w:pPr>
         <w:pStyle w:val="berschrift3"/>
@@ -8979,9 +9123,9 @@
         <w:br w:type="page"/>
       </w:r>
     </w:p>
-    <w:bookmarkEnd w:id="188"/>
     <w:bookmarkEnd w:id="189"/>
-    <w:bookmarkStart w:id="194" w:name="references"/>
+    <w:bookmarkEnd w:id="190"/>
+    <w:bookmarkStart w:id="193" w:name="references"/>
     <w:p>
       <w:pPr>
         <w:pStyle w:val="berschrift2"/>
@@ -8990,8 +9134,8 @@
         <w:t xml:space="preserve">References</w:t>
       </w:r>
     </w:p>
-    <w:bookmarkStart w:id="193" w:name="refs"/>
-    <w:bookmarkStart w:id="190" w:name="ref-iso19115_2_2009"/>
+    <w:bookmarkStart w:id="192" w:name="refs"/>
+    <w:bookmarkStart w:id="191" w:name="ref-iso19115_2_2009"/>
     <w:p>
       <w:pPr>
         <w:pStyle w:val="Literaturverzeichnis"/>
@@ -9018,53 +9162,10 @@
         <w:t xml:space="preserve">Standard. Geneva, CH: International Organization for Standardization.</w:t>
       </w:r>
     </w:p>
-    <w:bookmarkEnd w:id="190"/>
-    <w:bookmarkStart w:id="192" w:name="ref-li2012"/>
-    <w:p>
-      <w:pPr>
-        <w:pStyle w:val="Literaturverzeichnis"/>
-      </w:pPr>
-      <w:r>
-        <w:t xml:space="preserve">Li, Fuqin, David L. B. Jupp, Medhavy Thankappan, Leo Lymburner, Norman Mueller, Adam Lewis, and Alex Held. 2012.</w:t>
-      </w:r>
-      <w:r>
-        <w:t xml:space="preserve"> </w:t>
-      </w:r>
-      <w:r>
-        <w:t xml:space="preserve">“A Physics-Based Atmospheric and BRDF Correction for Landsat Data over Mountainous Terrain.”</w:t>
-      </w:r>
-      <w:r>
-        <w:t xml:space="preserve"> </w:t>
-      </w:r>
-      <w:r>
-        <w:rPr>
-          <w:i/>
-          <w:iCs/>
-        </w:rPr>
-        <w:t xml:space="preserve">Remote Sensing of Environment</w:t>
-      </w:r>
-      <w:r>
-        <w:t xml:space="preserve"> </w:t>
-      </w:r>
-      <w:r>
-        <w:t xml:space="preserve">124: 756–70. https://doi.org/</w:t>
-      </w:r>
-      <w:hyperlink r:id="rId191">
-        <w:r>
-          <w:rPr>
-            <w:rStyle w:val="Hyperlink"/>
-          </w:rPr>
-          <w:t xml:space="preserve">https://doi.org/10.1016/j.rse.2012.06.018</w:t>
-        </w:r>
-      </w:hyperlink>
-      <w:r>
-        <w:t xml:space="preserve">.</w:t>
-      </w:r>
-    </w:p>
+    <w:bookmarkEnd w:id="191"/>
     <w:bookmarkEnd w:id="192"/>
     <w:bookmarkEnd w:id="193"/>
     <w:bookmarkEnd w:id="194"/>
-    <w:bookmarkEnd w:id="195"/>
     <w:sectPr>
       <w:headerReference r:id="rId11" w:type="even"/>
       <w:headerReference r:id="rId10" w:type="default"/>
@@ -9641,6 +9742,9 @@
     <w:abstractNumId w:val="991"/>
   </w:num>
   <w:num w:numId="1002">
+    <w:abstractNumId w:val="991"/>
+  </w:num>
+  <w:num w:numId="1003">
     <w:abstractNumId w:val="99411"/>
     <w:lvlOverride w:ilvl="0">
       <w:startOverride w:val="1"/>
@@ -9669,9 +9773,6 @@
     <w:lvlOverride w:ilvl="8">
       <w:startOverride w:val="1"/>
     </w:lvlOverride>
-  </w:num>
-  <w:num w:numId="1003">
-    <w:abstractNumId w:val="991"/>
   </w:num>
   <w:num w:numId="1004">
     <w:abstractNumId w:val="991"/>
@@ -9692,6 +9793,9 @@
     <w:abstractNumId w:val="991"/>
   </w:num>
   <w:num w:numId="1010">
+    <w:abstractNumId w:val="991"/>
+  </w:num>
+  <w:num w:numId="1011">
     <w:abstractNumId w:val="99411"/>
     <w:lvlOverride w:ilvl="0">
       <w:startOverride w:val="1"/>
@@ -9720,14 +9824,14 @@
     <w:lvlOverride w:ilvl="8">
       <w:startOverride w:val="1"/>
     </w:lvlOverride>
-  </w:num>
-  <w:num w:numId="1011">
-    <w:abstractNumId w:val="991"/>
   </w:num>
   <w:num w:numId="1012">
     <w:abstractNumId w:val="991"/>
   </w:num>
   <w:num w:numId="1013">
+    <w:abstractNumId w:val="991"/>
+  </w:num>
+  <w:num w:numId="1014">
     <w:abstractNumId w:val="99411"/>
     <w:lvlOverride w:ilvl="0">
       <w:startOverride w:val="1"/>
@@ -9757,10 +9861,10 @@
       <w:startOverride w:val="1"/>
     </w:lvlOverride>
   </w:num>
-  <w:num w:numId="1014">
+  <w:num w:numId="1015">
     <w:abstractNumId w:val="991"/>
   </w:num>
-  <w:num w:numId="1015">
+  <w:num w:numId="1016">
     <w:abstractNumId w:val="99411"/>
     <w:lvlOverride w:ilvl="0">
       <w:startOverride w:val="1"/>
@@ -9790,10 +9894,10 @@
       <w:startOverride w:val="1"/>
     </w:lvlOverride>
   </w:num>
-  <w:num w:numId="1016">
+  <w:num w:numId="1017">
     <w:abstractNumId w:val="991"/>
   </w:num>
-  <w:num w:numId="1017">
+  <w:num w:numId="1018">
     <w:abstractNumId w:val="99411"/>
     <w:lvlOverride w:ilvl="0">
       <w:startOverride w:val="1"/>
@@ -9823,38 +9927,8 @@
       <w:startOverride w:val="1"/>
     </w:lvlOverride>
   </w:num>
-  <w:num w:numId="1018">
+  <w:num w:numId="1019">
     <w:abstractNumId w:val="991"/>
-  </w:num>
-  <w:num w:numId="1019">
-    <w:abstractNumId w:val="99411"/>
-    <w:lvlOverride w:ilvl="0">
-      <w:startOverride w:val="1"/>
-    </w:lvlOverride>
-    <w:lvlOverride w:ilvl="1">
-      <w:startOverride w:val="1"/>
-    </w:lvlOverride>
-    <w:lvlOverride w:ilvl="2">
-      <w:startOverride w:val="1"/>
-    </w:lvlOverride>
-    <w:lvlOverride w:ilvl="3">
-      <w:startOverride w:val="1"/>
-    </w:lvlOverride>
-    <w:lvlOverride w:ilvl="4">
-      <w:startOverride w:val="1"/>
-    </w:lvlOverride>
-    <w:lvlOverride w:ilvl="5">
-      <w:startOverride w:val="1"/>
-    </w:lvlOverride>
-    <w:lvlOverride w:ilvl="6">
-      <w:startOverride w:val="1"/>
-    </w:lvlOverride>
-    <w:lvlOverride w:ilvl="7">
-      <w:startOverride w:val="1"/>
-    </w:lvlOverride>
-    <w:lvlOverride w:ilvl="8">
-      <w:startOverride w:val="1"/>
-    </w:lvlOverride>
   </w:num>
   <w:num w:numId="1020">
     <w:abstractNumId w:val="99411"/>
@@ -9887,9 +9961,39 @@
     </w:lvlOverride>
   </w:num>
   <w:num w:numId="1021">
+    <w:abstractNumId w:val="99411"/>
+    <w:lvlOverride w:ilvl="0">
+      <w:startOverride w:val="1"/>
+    </w:lvlOverride>
+    <w:lvlOverride w:ilvl="1">
+      <w:startOverride w:val="1"/>
+    </w:lvlOverride>
+    <w:lvlOverride w:ilvl="2">
+      <w:startOverride w:val="1"/>
+    </w:lvlOverride>
+    <w:lvlOverride w:ilvl="3">
+      <w:startOverride w:val="1"/>
+    </w:lvlOverride>
+    <w:lvlOverride w:ilvl="4">
+      <w:startOverride w:val="1"/>
+    </w:lvlOverride>
+    <w:lvlOverride w:ilvl="5">
+      <w:startOverride w:val="1"/>
+    </w:lvlOverride>
+    <w:lvlOverride w:ilvl="6">
+      <w:startOverride w:val="1"/>
+    </w:lvlOverride>
+    <w:lvlOverride w:ilvl="7">
+      <w:startOverride w:val="1"/>
+    </w:lvlOverride>
+    <w:lvlOverride w:ilvl="8">
+      <w:startOverride w:val="1"/>
+    </w:lvlOverride>
+  </w:num>
+  <w:num w:numId="1022">
     <w:abstractNumId w:val="991"/>
   </w:num>
-  <w:num w:numId="1022">
+  <w:num w:numId="1023">
     <w:abstractNumId w:val="99411"/>
     <w:lvlOverride w:ilvl="0">
       <w:startOverride w:val="1"/>
@@ -9918,14 +10022,14 @@
     <w:lvlOverride w:ilvl="8">
       <w:startOverride w:val="1"/>
     </w:lvlOverride>
-  </w:num>
-  <w:num w:numId="1023">
-    <w:abstractNumId w:val="991"/>
   </w:num>
   <w:num w:numId="1024">
     <w:abstractNumId w:val="991"/>
   </w:num>
   <w:num w:numId="1025">
+    <w:abstractNumId w:val="991"/>
+  </w:num>
+  <w:num w:numId="1026">
     <w:abstractNumId w:val="99411"/>
     <w:lvlOverride w:ilvl="0">
       <w:startOverride w:val="1"/>
@@ -9954,9 +10058,6 @@
     <w:lvlOverride w:ilvl="8">
       <w:startOverride w:val="1"/>
     </w:lvlOverride>
-  </w:num>
-  <w:num w:numId="1026">
-    <w:abstractNumId w:val="991"/>
   </w:num>
   <w:num w:numId="1027">
     <w:abstractNumId w:val="991"/>
@@ -9971,6 +10072,9 @@
     <w:abstractNumId w:val="991"/>
   </w:num>
   <w:num w:numId="1031">
+    <w:abstractNumId w:val="991"/>
+  </w:num>
+  <w:num w:numId="1032">
     <w:abstractNumId w:val="99411"/>
     <w:lvlOverride w:ilvl="0">
       <w:startOverride w:val="1"/>
@@ -9999,9 +10103,6 @@
     <w:lvlOverride w:ilvl="8">
       <w:startOverride w:val="1"/>
     </w:lvlOverride>
-  </w:num>
-  <w:num w:numId="1032">
-    <w:abstractNumId w:val="991"/>
   </w:num>
   <w:num w:numId="1033">
     <w:abstractNumId w:val="991"/>
@@ -10031,6 +10132,9 @@
     <w:abstractNumId w:val="991"/>
   </w:num>
   <w:num w:numId="1042">
+    <w:abstractNumId w:val="991"/>
+  </w:num>
+  <w:num w:numId="1043">
     <w:abstractNumId w:val="99411"/>
     <w:lvlOverride w:ilvl="0">
       <w:startOverride w:val="1"/>
@@ -10060,10 +10164,10 @@
       <w:startOverride w:val="1"/>
     </w:lvlOverride>
   </w:num>
-  <w:num w:numId="1043">
+  <w:num w:numId="1044">
     <w:abstractNumId w:val="991"/>
   </w:num>
-  <w:num w:numId="1044">
+  <w:num w:numId="1045">
     <w:abstractNumId w:val="99411"/>
     <w:lvlOverride w:ilvl="0">
       <w:startOverride w:val="1"/>
@@ -10093,10 +10197,10 @@
       <w:startOverride w:val="1"/>
     </w:lvlOverride>
   </w:num>
-  <w:num w:numId="1045">
+  <w:num w:numId="1046">
     <w:abstractNumId w:val="991"/>
   </w:num>
-  <w:num w:numId="1046">
+  <w:num w:numId="1047">
     <w:abstractNumId w:val="99411"/>
     <w:lvlOverride w:ilvl="0">
       <w:startOverride w:val="1"/>
@@ -10125,14 +10229,14 @@
     <w:lvlOverride w:ilvl="8">
       <w:startOverride w:val="1"/>
     </w:lvlOverride>
-  </w:num>
-  <w:num w:numId="1047">
-    <w:abstractNumId w:val="991"/>
   </w:num>
   <w:num w:numId="1048">
     <w:abstractNumId w:val="991"/>
   </w:num>
   <w:num w:numId="1049">
+    <w:abstractNumId w:val="991"/>
+  </w:num>
+  <w:num w:numId="1050">
     <w:abstractNumId w:val="99411"/>
     <w:lvlOverride w:ilvl="0">
       <w:startOverride w:val="1"/>
@@ -10161,14 +10265,14 @@
     <w:lvlOverride w:ilvl="8">
       <w:startOverride w:val="1"/>
     </w:lvlOverride>
-  </w:num>
-  <w:num w:numId="1050">
-    <w:abstractNumId w:val="991"/>
   </w:num>
   <w:num w:numId="1051">
     <w:abstractNumId w:val="991"/>
   </w:num>
   <w:num w:numId="1052">
+    <w:abstractNumId w:val="991"/>
+  </w:num>
+  <w:num w:numId="1053">
     <w:abstractNumId w:val="99411"/>
     <w:lvlOverride w:ilvl="0">
       <w:startOverride w:val="1"/>
@@ -10197,9 +10301,6 @@
     <w:lvlOverride w:ilvl="8">
       <w:startOverride w:val="1"/>
     </w:lvlOverride>
-  </w:num>
-  <w:num w:numId="1053">
-    <w:abstractNumId w:val="991"/>
   </w:num>
   <w:num w:numId="1054">
     <w:abstractNumId w:val="991"/>
@@ -10208,34 +10309,7 @@
     <w:abstractNumId w:val="991"/>
   </w:num>
   <w:num w:numId="1056">
-    <w:abstractNumId w:val="99411"/>
-    <w:lvlOverride w:ilvl="0">
-      <w:startOverride w:val="1"/>
-    </w:lvlOverride>
-    <w:lvlOverride w:ilvl="1">
-      <w:startOverride w:val="1"/>
-    </w:lvlOverride>
-    <w:lvlOverride w:ilvl="2">
-      <w:startOverride w:val="1"/>
-    </w:lvlOverride>
-    <w:lvlOverride w:ilvl="3">
-      <w:startOverride w:val="1"/>
-    </w:lvlOverride>
-    <w:lvlOverride w:ilvl="4">
-      <w:startOverride w:val="1"/>
-    </w:lvlOverride>
-    <w:lvlOverride w:ilvl="5">
-      <w:startOverride w:val="1"/>
-    </w:lvlOverride>
-    <w:lvlOverride w:ilvl="6">
-      <w:startOverride w:val="1"/>
-    </w:lvlOverride>
-    <w:lvlOverride w:ilvl="7">
-      <w:startOverride w:val="1"/>
-    </w:lvlOverride>
-    <w:lvlOverride w:ilvl="8">
-      <w:startOverride w:val="1"/>
-    </w:lvlOverride>
+    <w:abstractNumId w:val="991"/>
   </w:num>
   <w:num w:numId="1057">
     <w:abstractNumId w:val="99411"/>
@@ -10268,9 +10342,39 @@
     </w:lvlOverride>
   </w:num>
   <w:num w:numId="1058">
+    <w:abstractNumId w:val="99411"/>
+    <w:lvlOverride w:ilvl="0">
+      <w:startOverride w:val="1"/>
+    </w:lvlOverride>
+    <w:lvlOverride w:ilvl="1">
+      <w:startOverride w:val="1"/>
+    </w:lvlOverride>
+    <w:lvlOverride w:ilvl="2">
+      <w:startOverride w:val="1"/>
+    </w:lvlOverride>
+    <w:lvlOverride w:ilvl="3">
+      <w:startOverride w:val="1"/>
+    </w:lvlOverride>
+    <w:lvlOverride w:ilvl="4">
+      <w:startOverride w:val="1"/>
+    </w:lvlOverride>
+    <w:lvlOverride w:ilvl="5">
+      <w:startOverride w:val="1"/>
+    </w:lvlOverride>
+    <w:lvlOverride w:ilvl="6">
+      <w:startOverride w:val="1"/>
+    </w:lvlOverride>
+    <w:lvlOverride w:ilvl="7">
+      <w:startOverride w:val="1"/>
+    </w:lvlOverride>
+    <w:lvlOverride w:ilvl="8">
+      <w:startOverride w:val="1"/>
+    </w:lvlOverride>
+  </w:num>
+  <w:num w:numId="1059">
     <w:abstractNumId w:val="991"/>
   </w:num>
-  <w:num w:numId="1059">
+  <w:num w:numId="1060">
     <w:abstractNumId w:val="991"/>
   </w:num>
 </w:numbering>

--- a/latest/SR.docx
+++ b/latest/SR.docx
@@ -119,18 +119,6 @@
       </w:pPr>
       <w:r>
         <w:t xml:space="preserve">2026-03-26 (PATCH)</w:t>
-      </w:r>
-    </w:p>
-    <w:p>
-      <w:pPr>
-        <w:pStyle w:val="FirstParagraph"/>
-      </w:pPr>
-      <w:r>
-        <w:rPr>
-          <w:b/>
-          <w:bCs/>
-        </w:rPr>
-        <w:t xml:space="preserve">This is a breaking change!</w:t>
       </w:r>
     </w:p>
     <w:p>

--- a/latest/SR.docx
+++ b/latest/SR.docx
@@ -49,13 +49,13 @@
         </w:drawing>
       </w:r>
     </w:p>
-    <w:bookmarkStart w:id="194" w:name="ceos-ard---optical---aquatic-reflectance"/>
+    <w:bookmarkStart w:id="196" w:name="ceos-ard---optical---surface-reflectance"/>
     <w:p>
       <w:pPr>
         <w:pStyle w:val="berschrift1"/>
       </w:pPr>
       <w:r>
-        <w:t xml:space="preserve">CEOS-ARD - Optical - Aquatic Reflectance</w:t>
+        <w:t xml:space="preserve">CEOS-ARD - Optical - Surface Reflectance</w:t>
       </w:r>
     </w:p>
     <w:p>
@@ -80,7 +80,7 @@
         <w:pStyle w:val="FirstParagraph"/>
       </w:pPr>
       <w:r>
-        <w:t xml:space="preserve">Product Family Specification, Optical, Aquatic Reflectance</w:t>
+        <w:t xml:space="preserve">Product Family Specification, Optical, Surface Reflectance</w:t>
       </w:r>
     </w:p>
     <w:p>
@@ -396,7 +396,7 @@
         <w:t xml:space="preserve"> </w:t>
       </w:r>
       <w:r>
-        <w:t xml:space="preserve">Optical, Aquatic Reflectance (SR)</w:t>
+        <w:t xml:space="preserve">Optical, Surface Reflectance (SR)</w:t>
       </w:r>
     </w:p>
     <w:p>
@@ -414,7 +414,7 @@
         <w:t xml:space="preserve"> </w:t>
       </w:r>
       <w:r>
-        <w:t xml:space="preserve">2.0-draft</w:t>
+        <w:t xml:space="preserve">5.0.1-draft</w:t>
       </w:r>
     </w:p>
     <w:p>
@@ -450,7 +450,7 @@
         <w:pStyle w:val="FirstParagraph"/>
       </w:pPr>
       <w:r>
-        <w:t xml:space="preserve">Data collected with multispectral and hyperspectral imaging sensors operating in the VIS/NIR/SWIR wavelengths over water bodies (including oceans, seas, coastal zones, and inland waters). These typically operate with ground sample distance and resolution in the order of 1-4000 metres however the specification is not inherently limited to these resolutions.</w:t>
+        <w:t xml:space="preserve">Data collected with multispectral optical sensors operating in the VIS/NIR/SWIR wavelengths at all ground sample distances and resolutions.</w:t>
       </w:r>
     </w:p>
     <w:p>
@@ -473,7 +473,7 @@
         <w:pStyle w:val="DefinitionTerm"/>
       </w:pPr>
       <w:r>
-        <w:t xml:space="preserve">AR</w:t>
+        <w:t xml:space="preserve">ATBD</w:t>
       </w:r>
     </w:p>
     <w:p>
@@ -481,7 +481,7 @@
         <w:pStyle w:val="Definition"/>
       </w:pPr>
       <w:r>
-        <w:t xml:space="preserve">Aquatic Reflectance</w:t>
+        <w:t xml:space="preserve">Algorithm Theoretical Basis Document</w:t>
       </w:r>
     </w:p>
     <w:p>
@@ -489,7 +489,7 @@
         <w:pStyle w:val="DefinitionTerm"/>
       </w:pPr>
       <w:r>
-        <w:t xml:space="preserve">ATBD</w:t>
+        <w:t xml:space="preserve">Auxiliary Data</w:t>
       </w:r>
     </w:p>
     <w:p>
@@ -497,7 +497,7 @@
         <w:pStyle w:val="Definition"/>
       </w:pPr>
       <w:r>
-        <w:t xml:space="preserve">Algorithm Theoretical Basis Document</w:t>
+        <w:t xml:space="preserve">The data required for instrument processing, which does not originate in the instrument itself or from the satellite. Some auxiliary data will be generated in the ground segment, whilst other data will be provided from external sources, e.g., DEM, aerosols.</w:t>
       </w:r>
     </w:p>
     <w:p>
@@ -505,7 +505,7 @@
         <w:pStyle w:val="DefinitionTerm"/>
       </w:pPr>
       <w:r>
-        <w:t xml:space="preserve">Auxiliary Data</w:t>
+        <w:t xml:space="preserve">BRDF</w:t>
       </w:r>
     </w:p>
     <w:p>
@@ -513,7 +513,7 @@
         <w:pStyle w:val="Definition"/>
       </w:pPr>
       <w:r>
-        <w:t xml:space="preserve">The data required for instrument processing, which does not originate in the instrument itself or from the satellite. Some auxiliary data will be generated in the ground segment, whilst other data will be provided from external sources, e.g., DEM, aerosols.</w:t>
+        <w:t xml:space="preserve">Bi-Directional Reflectance Function</w:t>
       </w:r>
     </w:p>
     <w:p>
@@ -521,7 +521,7 @@
         <w:pStyle w:val="DefinitionTerm"/>
       </w:pPr>
       <w:r>
-        <w:t xml:space="preserve">BRDF</w:t>
+        <w:t xml:space="preserve">CEOS-ARD</w:t>
       </w:r>
     </w:p>
     <w:p>
@@ -529,7 +529,7 @@
         <w:pStyle w:val="Definition"/>
       </w:pPr>
       <w:r>
-        <w:t xml:space="preserve">Bi-Directional Reflectance Function</w:t>
+        <w:t xml:space="preserve">Committee on Earth Observation Satellites - Analysis Ready Data</w:t>
       </w:r>
     </w:p>
     <w:p>
@@ -537,7 +537,7 @@
         <w:pStyle w:val="DefinitionTerm"/>
       </w:pPr>
       <w:r>
-        <w:t xml:space="preserve">CEOS-ARD</w:t>
+        <w:t xml:space="preserve">CEP</w:t>
       </w:r>
     </w:p>
     <w:p>
@@ -545,7 +545,7 @@
         <w:pStyle w:val="Definition"/>
       </w:pPr>
       <w:r>
-        <w:t xml:space="preserve">Committee on Earth Observation Satellites - Analysis Ready Data</w:t>
+        <w:t xml:space="preserve">Circular Error Probability, often provided with an additional percentage (e.g. CEP90 for 90% probability)</w:t>
       </w:r>
     </w:p>
     <w:p>
@@ -553,7 +553,7 @@
         <w:pStyle w:val="DefinitionTerm"/>
       </w:pPr>
       <w:r>
-        <w:t xml:space="preserve">CEP</w:t>
+        <w:t xml:space="preserve">DEM</w:t>
       </w:r>
     </w:p>
     <w:p>
@@ -561,7 +561,7 @@
         <w:pStyle w:val="Definition"/>
       </w:pPr>
       <w:r>
-        <w:t xml:space="preserve">Circular Error Probability, often provided with an additional percentage (e.g. CEP90 for 90% probability)</w:t>
+        <w:t xml:space="preserve">Digital Elevation Model</w:t>
       </w:r>
     </w:p>
     <w:p>
@@ -569,7 +569,7 @@
         <w:pStyle w:val="DefinitionTerm"/>
       </w:pPr>
       <w:r>
-        <w:t xml:space="preserve">DEM</w:t>
+        <w:t xml:space="preserve">DOI</w:t>
       </w:r>
     </w:p>
     <w:p>
@@ -577,7 +577,7 @@
         <w:pStyle w:val="Definition"/>
       </w:pPr>
       <w:r>
-        <w:t xml:space="preserve">Digital Elevation Model</w:t>
+        <w:t xml:space="preserve">Digital Object Identifier</w:t>
       </w:r>
     </w:p>
     <w:p>
@@ -585,7 +585,7 @@
         <w:pStyle w:val="DefinitionTerm"/>
       </w:pPr>
       <w:r>
-        <w:t xml:space="preserve">DOI</w:t>
+        <w:t xml:space="preserve">GIS</w:t>
       </w:r>
     </w:p>
     <w:p>
@@ -593,7 +593,7 @@
         <w:pStyle w:val="Definition"/>
       </w:pPr>
       <w:r>
-        <w:t xml:space="preserve">Digital Object Identifier</w:t>
+        <w:t xml:space="preserve">Geographic Information System</w:t>
       </w:r>
     </w:p>
     <w:p>
@@ -601,7 +601,7 @@
         <w:pStyle w:val="DefinitionTerm"/>
       </w:pPr>
       <w:r>
-        <w:t xml:space="preserve">GIS</w:t>
+        <w:t xml:space="preserve">NIR</w:t>
       </w:r>
     </w:p>
     <w:p>
@@ -609,7 +609,7 @@
         <w:pStyle w:val="Definition"/>
       </w:pPr>
       <w:r>
-        <w:t xml:space="preserve">Geographic Information System</w:t>
+        <w:t xml:space="preserve">Near Infrared</w:t>
       </w:r>
     </w:p>
     <w:p>
@@ -617,7 +617,7 @@
         <w:pStyle w:val="DefinitionTerm"/>
       </w:pPr>
       <w:r>
-        <w:t xml:space="preserve">NIR</w:t>
+        <w:t xml:space="preserve">RMSE</w:t>
       </w:r>
     </w:p>
     <w:p>
@@ -625,7 +625,7 @@
         <w:pStyle w:val="Definition"/>
       </w:pPr>
       <w:r>
-        <w:t xml:space="preserve">Near Infrared</w:t>
+        <w:t xml:space="preserve">Root Mean Square Error</w:t>
       </w:r>
     </w:p>
     <w:p>
@@ -633,7 +633,7 @@
         <w:pStyle w:val="DefinitionTerm"/>
       </w:pPr>
       <w:r>
-        <w:t xml:space="preserve">RMSE</w:t>
+        <w:t xml:space="preserve">rRMSE</w:t>
       </w:r>
     </w:p>
     <w:p>
@@ -641,7 +641,7 @@
         <w:pStyle w:val="Definition"/>
       </w:pPr>
       <w:r>
-        <w:t xml:space="preserve">Root Mean Square Error</w:t>
+        <w:t xml:space="preserve">Radial Root Mean Square Error</w:t>
       </w:r>
     </w:p>
     <w:p>
@@ -649,7 +649,7 @@
         <w:pStyle w:val="DefinitionTerm"/>
       </w:pPr>
       <w:r>
-        <w:t xml:space="preserve">rRMSE</w:t>
+        <w:t xml:space="preserve">SI</w:t>
       </w:r>
     </w:p>
     <w:p>
@@ -657,7 +657,7 @@
         <w:pStyle w:val="Definition"/>
       </w:pPr>
       <w:r>
-        <w:t xml:space="preserve">Radial Root Mean Square Error</w:t>
+        <w:t xml:space="preserve">International System of Units, internationally known by the abbreviation SI (from French Système international d’unités)</w:t>
       </w:r>
     </w:p>
     <w:p>
@@ -665,7 +665,7 @@
         <w:pStyle w:val="DefinitionTerm"/>
       </w:pPr>
       <w:r>
-        <w:t xml:space="preserve">SI</w:t>
+        <w:t xml:space="preserve">SR</w:t>
       </w:r>
     </w:p>
     <w:p>
@@ -673,7 +673,7 @@
         <w:pStyle w:val="Definition"/>
       </w:pPr>
       <w:r>
-        <w:t xml:space="preserve">International System of Units, internationally known by the abbreviation SI (from French Système international d’unités)</w:t>
+        <w:t xml:space="preserve">Surface Reflectance</w:t>
       </w:r>
     </w:p>
     <w:p>
@@ -9113,7 +9113,7 @@
     </w:p>
     <w:bookmarkEnd w:id="189"/>
     <w:bookmarkEnd w:id="190"/>
-    <w:bookmarkStart w:id="193" w:name="references"/>
+    <w:bookmarkStart w:id="195" w:name="references"/>
     <w:p>
       <w:pPr>
         <w:pStyle w:val="berschrift2"/>
@@ -9122,7 +9122,7 @@
         <w:t xml:space="preserve">References</w:t>
       </w:r>
     </w:p>
-    <w:bookmarkStart w:id="192" w:name="refs"/>
+    <w:bookmarkStart w:id="194" w:name="refs"/>
     <w:bookmarkStart w:id="191" w:name="ref-iso19115_2_2009"/>
     <w:p>
       <w:pPr>
@@ -9151,9 +9151,52 @@
       </w:r>
     </w:p>
     <w:bookmarkEnd w:id="191"/>
-    <w:bookmarkEnd w:id="192"/>
+    <w:bookmarkStart w:id="193" w:name="ref-li2012"/>
+    <w:p>
+      <w:pPr>
+        <w:pStyle w:val="Literaturverzeichnis"/>
+      </w:pPr>
+      <w:r>
+        <w:t xml:space="preserve">Li, Fuqin, David L. B. Jupp, Medhavy Thankappan, Leo Lymburner, Norman Mueller, Adam Lewis, and Alex Held. 2012.</w:t>
+      </w:r>
+      <w:r>
+        <w:t xml:space="preserve"> </w:t>
+      </w:r>
+      <w:r>
+        <w:t xml:space="preserve">“A Physics-Based Atmospheric and BRDF Correction for Landsat Data over Mountainous Terrain.”</w:t>
+      </w:r>
+      <w:r>
+        <w:t xml:space="preserve"> </w:t>
+      </w:r>
+      <w:r>
+        <w:rPr>
+          <w:i/>
+          <w:iCs/>
+        </w:rPr>
+        <w:t xml:space="preserve">Remote Sensing of Environment</w:t>
+      </w:r>
+      <w:r>
+        <w:t xml:space="preserve"> </w:t>
+      </w:r>
+      <w:r>
+        <w:t xml:space="preserve">124: 756–70. https://doi.org/</w:t>
+      </w:r>
+      <w:hyperlink r:id="rId192">
+        <w:r>
+          <w:rPr>
+            <w:rStyle w:val="Hyperlink"/>
+          </w:rPr>
+          <w:t xml:space="preserve">https://doi.org/10.1016/j.rse.2012.06.018</w:t>
+        </w:r>
+      </w:hyperlink>
+      <w:r>
+        <w:t xml:space="preserve">.</w:t>
+      </w:r>
+    </w:p>
     <w:bookmarkEnd w:id="193"/>
     <w:bookmarkEnd w:id="194"/>
+    <w:bookmarkEnd w:id="195"/>
+    <w:bookmarkEnd w:id="196"/>
     <w:sectPr>
       <w:headerReference r:id="rId11" w:type="even"/>
       <w:headerReference r:id="rId10" w:type="default"/>

--- a/latest/SR.docx
+++ b/latest/SR.docx
@@ -49,7 +49,7 @@
         </w:drawing>
       </w:r>
     </w:p>
-    <w:bookmarkStart w:id="196" w:name="ceos-ard---optical---surface-reflectance"/>
+    <w:bookmarkStart w:id="195" w:name="ceos-ard---optical---surface-reflectance"/>
     <w:p>
       <w:pPr>
         <w:pStyle w:val="berschrift1"/>
@@ -154,7 +154,7 @@
         </w:numPr>
       </w:pPr>
       <w:r>
-        <w:t xml:space="preserve">Document history has ben reset. Check the previous versions for details</w:t>
+        <w:t xml:space="preserve">Document history has been reset. Check the previous versions for details</w:t>
       </w:r>
     </w:p>
     <w:p>
@@ -232,7 +232,7 @@
         <w:t xml:space="preserve"> </w:t>
       </w:r>
       <w:r>
-        <w:t xml:space="preserve">Migration to the new CEOS-ARD building block.</w:t>
+        <w:t xml:space="preserve">Migration to building blocks.</w:t>
       </w:r>
     </w:p>
     <w:p>
@@ -432,25 +432,294 @@
         <w:t xml:space="preserve"> </w:t>
       </w:r>
       <w:r>
-        <w:t xml:space="preserve">Data collected by Optical sensors</w:t>
+        <w:t xml:space="preserve">Data collected with multispectral optical sensors operating in the VIS/NIR/SWIR wavelengths at all ground sample distances and resolutions.</w:t>
+      </w:r>
+    </w:p>
+    <w:p>
+      <w:r>
+        <w:br w:type="page"/>
       </w:r>
     </w:p>
     <w:bookmarkEnd w:id="29"/>
-    <w:bookmarkStart w:id="30" w:name="background"/>
+    <w:bookmarkStart w:id="30" w:name="definitions-and-abbreviations"/>
     <w:p>
       <w:pPr>
         <w:pStyle w:val="berschrift2"/>
       </w:pPr>
       <w:r>
-        <w:t xml:space="preserve">Background</w:t>
-      </w:r>
-    </w:p>
-    <w:p>
-      <w:pPr>
-        <w:pStyle w:val="FirstParagraph"/>
-      </w:pPr>
-      <w:r>
-        <w:t xml:space="preserve">Data collected with multispectral optical sensors operating in the VIS/NIR/SWIR wavelengths at all ground sample distances and resolutions.</w:t>
+        <w:t xml:space="preserve">Definitions and Abbreviations</w:t>
+      </w:r>
+    </w:p>
+    <w:p>
+      <w:pPr>
+        <w:pStyle w:val="DefinitionTerm"/>
+      </w:pPr>
+      <w:r>
+        <w:t xml:space="preserve">ATBD</w:t>
+      </w:r>
+    </w:p>
+    <w:p>
+      <w:pPr>
+        <w:pStyle w:val="Definition"/>
+      </w:pPr>
+      <w:r>
+        <w:t xml:space="preserve">Algorithm Theoretical Basis Document</w:t>
+      </w:r>
+    </w:p>
+    <w:p>
+      <w:pPr>
+        <w:pStyle w:val="DefinitionTerm"/>
+      </w:pPr>
+      <w:r>
+        <w:t xml:space="preserve">Auxiliary Data</w:t>
+      </w:r>
+    </w:p>
+    <w:p>
+      <w:pPr>
+        <w:pStyle w:val="Definition"/>
+      </w:pPr>
+      <w:r>
+        <w:t xml:space="preserve">The data required for instrument processing, which does not originate in the instrument itself or from the satellite. Some auxiliary data will be generated in the ground segment, whilst other data will be provided from external sources, e.g., DEM, aerosols.</w:t>
+      </w:r>
+    </w:p>
+    <w:p>
+      <w:pPr>
+        <w:pStyle w:val="DefinitionTerm"/>
+      </w:pPr>
+      <w:r>
+        <w:t xml:space="preserve">BRDF</w:t>
+      </w:r>
+    </w:p>
+    <w:p>
+      <w:pPr>
+        <w:pStyle w:val="Definition"/>
+      </w:pPr>
+      <w:r>
+        <w:t xml:space="preserve">Bi-Directional Reflectance Function</w:t>
+      </w:r>
+    </w:p>
+    <w:p>
+      <w:pPr>
+        <w:pStyle w:val="DefinitionTerm"/>
+      </w:pPr>
+      <w:r>
+        <w:t xml:space="preserve">CEOS-ARD</w:t>
+      </w:r>
+    </w:p>
+    <w:p>
+      <w:pPr>
+        <w:pStyle w:val="Definition"/>
+      </w:pPr>
+      <w:r>
+        <w:t xml:space="preserve">Committee on Earth Observation Satellites - Analysis Ready Data</w:t>
+      </w:r>
+    </w:p>
+    <w:p>
+      <w:pPr>
+        <w:pStyle w:val="DefinitionTerm"/>
+      </w:pPr>
+      <w:r>
+        <w:t xml:space="preserve">CEP</w:t>
+      </w:r>
+    </w:p>
+    <w:p>
+      <w:pPr>
+        <w:pStyle w:val="Definition"/>
+      </w:pPr>
+      <w:r>
+        <w:t xml:space="preserve">Circular Error Probability, often provided with an additional percentage (e.g. CEP90 for 90% probability)</w:t>
+      </w:r>
+    </w:p>
+    <w:p>
+      <w:pPr>
+        <w:pStyle w:val="DefinitionTerm"/>
+      </w:pPr>
+      <w:r>
+        <w:t xml:space="preserve">DEM</w:t>
+      </w:r>
+    </w:p>
+    <w:p>
+      <w:pPr>
+        <w:pStyle w:val="Definition"/>
+      </w:pPr>
+      <w:r>
+        <w:t xml:space="preserve">Digital Elevation Model</w:t>
+      </w:r>
+    </w:p>
+    <w:p>
+      <w:pPr>
+        <w:pStyle w:val="DefinitionTerm"/>
+      </w:pPr>
+      <w:r>
+        <w:t xml:space="preserve">DOI</w:t>
+      </w:r>
+    </w:p>
+    <w:p>
+      <w:pPr>
+        <w:pStyle w:val="Definition"/>
+      </w:pPr>
+      <w:r>
+        <w:t xml:space="preserve">Digital Object Identifier</w:t>
+      </w:r>
+    </w:p>
+    <w:p>
+      <w:pPr>
+        <w:pStyle w:val="DefinitionTerm"/>
+      </w:pPr>
+      <w:r>
+        <w:t xml:space="preserve">GIS</w:t>
+      </w:r>
+    </w:p>
+    <w:p>
+      <w:pPr>
+        <w:pStyle w:val="Definition"/>
+      </w:pPr>
+      <w:r>
+        <w:t xml:space="preserve">Geographic Information System</w:t>
+      </w:r>
+    </w:p>
+    <w:p>
+      <w:pPr>
+        <w:pStyle w:val="DefinitionTerm"/>
+      </w:pPr>
+      <w:r>
+        <w:t xml:space="preserve">NIR</w:t>
+      </w:r>
+    </w:p>
+    <w:p>
+      <w:pPr>
+        <w:pStyle w:val="Definition"/>
+      </w:pPr>
+      <w:r>
+        <w:t xml:space="preserve">Near Infrared</w:t>
+      </w:r>
+    </w:p>
+    <w:p>
+      <w:pPr>
+        <w:pStyle w:val="DefinitionTerm"/>
+      </w:pPr>
+      <w:r>
+        <w:t xml:space="preserve">RMSE</w:t>
+      </w:r>
+    </w:p>
+    <w:p>
+      <w:pPr>
+        <w:pStyle w:val="Definition"/>
+      </w:pPr>
+      <w:r>
+        <w:t xml:space="preserve">Root Mean Square Error</w:t>
+      </w:r>
+    </w:p>
+    <w:p>
+      <w:pPr>
+        <w:pStyle w:val="DefinitionTerm"/>
+      </w:pPr>
+      <w:r>
+        <w:t xml:space="preserve">rRMSE</w:t>
+      </w:r>
+    </w:p>
+    <w:p>
+      <w:pPr>
+        <w:pStyle w:val="Definition"/>
+      </w:pPr>
+      <w:r>
+        <w:t xml:space="preserve">Radial Root Mean Square Error</w:t>
+      </w:r>
+    </w:p>
+    <w:p>
+      <w:pPr>
+        <w:pStyle w:val="DefinitionTerm"/>
+      </w:pPr>
+      <w:r>
+        <w:t xml:space="preserve">SI</w:t>
+      </w:r>
+    </w:p>
+    <w:p>
+      <w:pPr>
+        <w:pStyle w:val="Definition"/>
+      </w:pPr>
+      <w:r>
+        <w:t xml:space="preserve">International System of Units, internationally known by the abbreviation SI (from French Système international d’unités)</w:t>
+      </w:r>
+    </w:p>
+    <w:p>
+      <w:pPr>
+        <w:pStyle w:val="DefinitionTerm"/>
+      </w:pPr>
+      <w:r>
+        <w:t xml:space="preserve">SR</w:t>
+      </w:r>
+    </w:p>
+    <w:p>
+      <w:pPr>
+        <w:pStyle w:val="Definition"/>
+      </w:pPr>
+      <w:r>
+        <w:t xml:space="preserve">Surface Reflectance</w:t>
+      </w:r>
+    </w:p>
+    <w:p>
+      <w:pPr>
+        <w:pStyle w:val="DefinitionTerm"/>
+      </w:pPr>
+      <w:r>
+        <w:t xml:space="preserve">SWIR</w:t>
+      </w:r>
+    </w:p>
+    <w:p>
+      <w:pPr>
+        <w:pStyle w:val="Definition"/>
+      </w:pPr>
+      <w:r>
+        <w:t xml:space="preserve">Shortwave Infrared</w:t>
+      </w:r>
+    </w:p>
+    <w:p>
+      <w:pPr>
+        <w:pStyle w:val="DefinitionTerm"/>
+      </w:pPr>
+      <w:r>
+        <w:t xml:space="preserve">UTC</w:t>
+      </w:r>
+    </w:p>
+    <w:p>
+      <w:pPr>
+        <w:pStyle w:val="Definition"/>
+      </w:pPr>
+      <w:r>
+        <w:t xml:space="preserve">Coordinated Universal Time</w:t>
+      </w:r>
+    </w:p>
+    <w:p>
+      <w:pPr>
+        <w:pStyle w:val="DefinitionTerm"/>
+      </w:pPr>
+      <w:r>
+        <w:t xml:space="preserve">VIS</w:t>
+      </w:r>
+    </w:p>
+    <w:p>
+      <w:pPr>
+        <w:pStyle w:val="Definition"/>
+      </w:pPr>
+      <w:r>
+        <w:t xml:space="preserve">Visible</w:t>
+      </w:r>
+    </w:p>
+    <w:p>
+      <w:pPr>
+        <w:pStyle w:val="DefinitionTerm"/>
+      </w:pPr>
+      <w:r>
+        <w:t xml:space="preserve">WGS84</w:t>
+      </w:r>
+    </w:p>
+    <w:p>
+      <w:pPr>
+        <w:pStyle w:val="Definition"/>
+      </w:pPr>
+      <w:r>
+        <w:t xml:space="preserve">World Geodetic System 1984</w:t>
       </w:r>
     </w:p>
     <w:p>
@@ -459,294 +728,7 @@
       </w:r>
     </w:p>
     <w:bookmarkEnd w:id="30"/>
-    <w:bookmarkStart w:id="31" w:name="definitions-and-abbreviations"/>
-    <w:p>
-      <w:pPr>
-        <w:pStyle w:val="berschrift2"/>
-      </w:pPr>
-      <w:r>
-        <w:t xml:space="preserve">Definitions and Abbreviations</w:t>
-      </w:r>
-    </w:p>
-    <w:p>
-      <w:pPr>
-        <w:pStyle w:val="DefinitionTerm"/>
-      </w:pPr>
-      <w:r>
-        <w:t xml:space="preserve">ATBD</w:t>
-      </w:r>
-    </w:p>
-    <w:p>
-      <w:pPr>
-        <w:pStyle w:val="Definition"/>
-      </w:pPr>
-      <w:r>
-        <w:t xml:space="preserve">Algorithm Theoretical Basis Document</w:t>
-      </w:r>
-    </w:p>
-    <w:p>
-      <w:pPr>
-        <w:pStyle w:val="DefinitionTerm"/>
-      </w:pPr>
-      <w:r>
-        <w:t xml:space="preserve">Auxiliary Data</w:t>
-      </w:r>
-    </w:p>
-    <w:p>
-      <w:pPr>
-        <w:pStyle w:val="Definition"/>
-      </w:pPr>
-      <w:r>
-        <w:t xml:space="preserve">The data required for instrument processing, which does not originate in the instrument itself or from the satellite. Some auxiliary data will be generated in the ground segment, whilst other data will be provided from external sources, e.g., DEM, aerosols.</w:t>
-      </w:r>
-    </w:p>
-    <w:p>
-      <w:pPr>
-        <w:pStyle w:val="DefinitionTerm"/>
-      </w:pPr>
-      <w:r>
-        <w:t xml:space="preserve">BRDF</w:t>
-      </w:r>
-    </w:p>
-    <w:p>
-      <w:pPr>
-        <w:pStyle w:val="Definition"/>
-      </w:pPr>
-      <w:r>
-        <w:t xml:space="preserve">Bi-Directional Reflectance Function</w:t>
-      </w:r>
-    </w:p>
-    <w:p>
-      <w:pPr>
-        <w:pStyle w:val="DefinitionTerm"/>
-      </w:pPr>
-      <w:r>
-        <w:t xml:space="preserve">CEOS-ARD</w:t>
-      </w:r>
-    </w:p>
-    <w:p>
-      <w:pPr>
-        <w:pStyle w:val="Definition"/>
-      </w:pPr>
-      <w:r>
-        <w:t xml:space="preserve">Committee on Earth Observation Satellites - Analysis Ready Data</w:t>
-      </w:r>
-    </w:p>
-    <w:p>
-      <w:pPr>
-        <w:pStyle w:val="DefinitionTerm"/>
-      </w:pPr>
-      <w:r>
-        <w:t xml:space="preserve">CEP</w:t>
-      </w:r>
-    </w:p>
-    <w:p>
-      <w:pPr>
-        <w:pStyle w:val="Definition"/>
-      </w:pPr>
-      <w:r>
-        <w:t xml:space="preserve">Circular Error Probability, often provided with an additional percentage (e.g. CEP90 for 90% probability)</w:t>
-      </w:r>
-    </w:p>
-    <w:p>
-      <w:pPr>
-        <w:pStyle w:val="DefinitionTerm"/>
-      </w:pPr>
-      <w:r>
-        <w:t xml:space="preserve">DEM</w:t>
-      </w:r>
-    </w:p>
-    <w:p>
-      <w:pPr>
-        <w:pStyle w:val="Definition"/>
-      </w:pPr>
-      <w:r>
-        <w:t xml:space="preserve">Digital Elevation Model</w:t>
-      </w:r>
-    </w:p>
-    <w:p>
-      <w:pPr>
-        <w:pStyle w:val="DefinitionTerm"/>
-      </w:pPr>
-      <w:r>
-        <w:t xml:space="preserve">DOI</w:t>
-      </w:r>
-    </w:p>
-    <w:p>
-      <w:pPr>
-        <w:pStyle w:val="Definition"/>
-      </w:pPr>
-      <w:r>
-        <w:t xml:space="preserve">Digital Object Identifier</w:t>
-      </w:r>
-    </w:p>
-    <w:p>
-      <w:pPr>
-        <w:pStyle w:val="DefinitionTerm"/>
-      </w:pPr>
-      <w:r>
-        <w:t xml:space="preserve">GIS</w:t>
-      </w:r>
-    </w:p>
-    <w:p>
-      <w:pPr>
-        <w:pStyle w:val="Definition"/>
-      </w:pPr>
-      <w:r>
-        <w:t xml:space="preserve">Geographic Information System</w:t>
-      </w:r>
-    </w:p>
-    <w:p>
-      <w:pPr>
-        <w:pStyle w:val="DefinitionTerm"/>
-      </w:pPr>
-      <w:r>
-        <w:t xml:space="preserve">NIR</w:t>
-      </w:r>
-    </w:p>
-    <w:p>
-      <w:pPr>
-        <w:pStyle w:val="Definition"/>
-      </w:pPr>
-      <w:r>
-        <w:t xml:space="preserve">Near Infrared</w:t>
-      </w:r>
-    </w:p>
-    <w:p>
-      <w:pPr>
-        <w:pStyle w:val="DefinitionTerm"/>
-      </w:pPr>
-      <w:r>
-        <w:t xml:space="preserve">RMSE</w:t>
-      </w:r>
-    </w:p>
-    <w:p>
-      <w:pPr>
-        <w:pStyle w:val="Definition"/>
-      </w:pPr>
-      <w:r>
-        <w:t xml:space="preserve">Root Mean Square Error</w:t>
-      </w:r>
-    </w:p>
-    <w:p>
-      <w:pPr>
-        <w:pStyle w:val="DefinitionTerm"/>
-      </w:pPr>
-      <w:r>
-        <w:t xml:space="preserve">rRMSE</w:t>
-      </w:r>
-    </w:p>
-    <w:p>
-      <w:pPr>
-        <w:pStyle w:val="Definition"/>
-      </w:pPr>
-      <w:r>
-        <w:t xml:space="preserve">Radial Root Mean Square Error</w:t>
-      </w:r>
-    </w:p>
-    <w:p>
-      <w:pPr>
-        <w:pStyle w:val="DefinitionTerm"/>
-      </w:pPr>
-      <w:r>
-        <w:t xml:space="preserve">SI</w:t>
-      </w:r>
-    </w:p>
-    <w:p>
-      <w:pPr>
-        <w:pStyle w:val="Definition"/>
-      </w:pPr>
-      <w:r>
-        <w:t xml:space="preserve">International System of Units, internationally known by the abbreviation SI (from French Système international d’unités)</w:t>
-      </w:r>
-    </w:p>
-    <w:p>
-      <w:pPr>
-        <w:pStyle w:val="DefinitionTerm"/>
-      </w:pPr>
-      <w:r>
-        <w:t xml:space="preserve">SR</w:t>
-      </w:r>
-    </w:p>
-    <w:p>
-      <w:pPr>
-        <w:pStyle w:val="Definition"/>
-      </w:pPr>
-      <w:r>
-        <w:t xml:space="preserve">Surface Reflectance</w:t>
-      </w:r>
-    </w:p>
-    <w:p>
-      <w:pPr>
-        <w:pStyle w:val="DefinitionTerm"/>
-      </w:pPr>
-      <w:r>
-        <w:t xml:space="preserve">SWIR</w:t>
-      </w:r>
-    </w:p>
-    <w:p>
-      <w:pPr>
-        <w:pStyle w:val="Definition"/>
-      </w:pPr>
-      <w:r>
-        <w:t xml:space="preserve">Shortwave Infrared</w:t>
-      </w:r>
-    </w:p>
-    <w:p>
-      <w:pPr>
-        <w:pStyle w:val="DefinitionTerm"/>
-      </w:pPr>
-      <w:r>
-        <w:t xml:space="preserve">UTC</w:t>
-      </w:r>
-    </w:p>
-    <w:p>
-      <w:pPr>
-        <w:pStyle w:val="Definition"/>
-      </w:pPr>
-      <w:r>
-        <w:t xml:space="preserve">Coordinated Universal Time</w:t>
-      </w:r>
-    </w:p>
-    <w:p>
-      <w:pPr>
-        <w:pStyle w:val="DefinitionTerm"/>
-      </w:pPr>
-      <w:r>
-        <w:t xml:space="preserve">VIS</w:t>
-      </w:r>
-    </w:p>
-    <w:p>
-      <w:pPr>
-        <w:pStyle w:val="Definition"/>
-      </w:pPr>
-      <w:r>
-        <w:t xml:space="preserve">Visible</w:t>
-      </w:r>
-    </w:p>
-    <w:p>
-      <w:pPr>
-        <w:pStyle w:val="DefinitionTerm"/>
-      </w:pPr>
-      <w:r>
-        <w:t xml:space="preserve">WGS84</w:t>
-      </w:r>
-    </w:p>
-    <w:p>
-      <w:pPr>
-        <w:pStyle w:val="Definition"/>
-      </w:pPr>
-      <w:r>
-        <w:t xml:space="preserve">World Geodetic System 1984</w:t>
-      </w:r>
-    </w:p>
-    <w:p>
-      <w:r>
-        <w:br w:type="page"/>
-      </w:r>
-    </w:p>
-    <w:bookmarkEnd w:id="31"/>
-    <w:bookmarkStart w:id="180" w:name="requirements"/>
+    <w:bookmarkStart w:id="179" w:name="requirements"/>
     <w:p>
       <w:pPr>
         <w:pStyle w:val="berschrift2"/>
@@ -801,7 +783,7 @@
         <w:t xml:space="preserve">Instead, use the textual identifier that is provided below the title.</w:t>
       </w:r>
     </w:p>
-    <w:bookmarkStart w:id="100" w:name="sec:meta"/>
+    <w:bookmarkStart w:id="99" w:name="sec:meta"/>
     <w:p>
       <w:pPr>
         <w:pStyle w:val="berschrift3"/>
@@ -855,7 +837,7 @@
         <w:t xml:space="preserve">suitability of the dataset, and must meet the requirements listed below.</w:t>
       </w:r>
     </w:p>
-    <w:bookmarkStart w:id="35" w:name="sec:meta-trcsr"/>
+    <w:bookmarkStart w:id="34" w:name="sec:meta-trace-sr"/>
     <w:p>
       <w:pPr>
         <w:pStyle w:val="berschrift4"/>
@@ -887,10 +869,10 @@
         <w:rPr>
           <w:rStyle w:val="VerbatimChar"/>
         </w:rPr>
-        <w:t xml:space="preserve">meta-trcsr</w:t>
-      </w:r>
-    </w:p>
-    <w:bookmarkStart w:id="32" w:name="threshold-requirements"/>
+        <w:t xml:space="preserve">meta-trace-sr</w:t>
+      </w:r>
+    </w:p>
+    <w:bookmarkStart w:id="31" w:name="threshold-requirements"/>
     <w:p>
       <w:pPr>
         <w:pStyle w:val="berschrift5"/>
@@ -910,8 +892,8 @@
         <w:t xml:space="preserve"> </w:t>
       </w:r>
     </w:p>
-    <w:bookmarkEnd w:id="32"/>
-    <w:bookmarkStart w:id="33" w:name="goal-requirements"/>
+    <w:bookmarkEnd w:id="31"/>
+    <w:bookmarkStart w:id="32" w:name="goal-requirements"/>
     <w:p>
       <w:pPr>
         <w:pStyle w:val="berschrift5"/>
@@ -950,7 +932,7 @@
       <w:r>
         <w:t xml:space="preserve">“</w:t>
       </w:r>
-      <w:hyperlink w:anchor="sec:rac-uncsr">
+      <w:hyperlink w:anchor="sec:rac-muncer-sr">
         <w:r>
           <w:rPr>
             <w:rStyle w:val="Hyperlink"/>
@@ -977,8 +959,8 @@
         <w:t xml:space="preserve">Information on traceability should be available in the metadata as a single DOI landing page.</w:t>
       </w:r>
     </w:p>
-    <w:bookmarkEnd w:id="33"/>
-    <w:bookmarkStart w:id="34" w:name="assessment"/>
+    <w:bookmarkEnd w:id="32"/>
+    <w:bookmarkStart w:id="33" w:name="assessment"/>
     <w:p>
       <w:pPr>
         <w:pStyle w:val="berschrift5"/>
@@ -1042,9 +1024,9 @@
         </w:pict>
       </w:r>
     </w:p>
+    <w:bookmarkEnd w:id="33"/>
     <w:bookmarkEnd w:id="34"/>
-    <w:bookmarkEnd w:id="35"/>
-    <w:bookmarkStart w:id="39" w:name="sec:meta-mrdopt"/>
+    <w:bookmarkStart w:id="38" w:name="sec:meta-memare-optical"/>
     <w:p>
       <w:pPr>
         <w:pStyle w:val="berschrift4"/>
@@ -1076,10 +1058,10 @@
         <w:rPr>
           <w:rStyle w:val="VerbatimChar"/>
         </w:rPr>
-        <w:t xml:space="preserve">meta-mrdopt</w:t>
-      </w:r>
-    </w:p>
-    <w:bookmarkStart w:id="36" w:name="threshold-requirements-1"/>
+        <w:t xml:space="preserve">meta-memare-optical</w:t>
+      </w:r>
+    </w:p>
+    <w:bookmarkStart w:id="35" w:name="threshold-requirements-1"/>
     <w:p>
       <w:pPr>
         <w:pStyle w:val="berschrift5"/>
@@ -1096,26 +1078,26 @@
         <w:t xml:space="preserve">Metadata is provided in a structure that enables a computer algorithm to be used to consistently and automatically identify and extract each component part for further use.</w:t>
       </w:r>
     </w:p>
+    <w:bookmarkEnd w:id="35"/>
+    <w:bookmarkStart w:id="36" w:name="goal-requirements-1"/>
+    <w:p>
+      <w:pPr>
+        <w:pStyle w:val="berschrift5"/>
+      </w:pPr>
+      <w:r>
+        <w:t xml:space="preserve">Goal requirements:</w:t>
+      </w:r>
+    </w:p>
+    <w:p>
+      <w:pPr>
+        <w:pStyle w:val="FirstParagraph"/>
+      </w:pPr>
+      <w:r>
+        <w:t xml:space="preserve">As threshold, but metadata should be provided in a community endorsed standard that facilitates machine-readability, such as ISO 19115-2.</w:t>
+      </w:r>
+    </w:p>
     <w:bookmarkEnd w:id="36"/>
-    <w:bookmarkStart w:id="37" w:name="goal-requirements-1"/>
-    <w:p>
-      <w:pPr>
-        <w:pStyle w:val="berschrift5"/>
-      </w:pPr>
-      <w:r>
-        <w:t xml:space="preserve">Goal requirements:</w:t>
-      </w:r>
-    </w:p>
-    <w:p>
-      <w:pPr>
-        <w:pStyle w:val="FirstParagraph"/>
-      </w:pPr>
-      <w:r>
-        <w:t xml:space="preserve">As threshold, but metadata should be provided in a community endorsed standard that facilitates machine-readability, such as ISO 19115-2.</w:t>
-      </w:r>
-    </w:p>
-    <w:bookmarkEnd w:id="37"/>
-    <w:bookmarkStart w:id="38" w:name="assessment-1"/>
+    <w:bookmarkStart w:id="37" w:name="assessment-1"/>
     <w:p>
       <w:pPr>
         <w:pStyle w:val="berschrift5"/>
@@ -1179,9 +1161,9 @@
         </w:pict>
       </w:r>
     </w:p>
+    <w:bookmarkEnd w:id="37"/>
     <w:bookmarkEnd w:id="38"/>
-    <w:bookmarkEnd w:id="39"/>
-    <w:bookmarkStart w:id="43" w:name="sec:meta-timsr"/>
+    <w:bookmarkStart w:id="42" w:name="sec:meta-time-sr"/>
     <w:p>
       <w:pPr>
         <w:pStyle w:val="berschrift4"/>
@@ -1213,10 +1195,10 @@
         <w:rPr>
           <w:rStyle w:val="VerbatimChar"/>
         </w:rPr>
-        <w:t xml:space="preserve">meta-timsr</w:t>
-      </w:r>
-    </w:p>
-    <w:bookmarkStart w:id="40" w:name="threshold-requirements-2"/>
+        <w:t xml:space="preserve">meta-time-sr</w:t>
+      </w:r>
+    </w:p>
+    <w:bookmarkStart w:id="39" w:name="threshold-requirements-2"/>
     <w:p>
       <w:pPr>
         <w:pStyle w:val="berschrift5"/>
@@ -1233,26 +1215,26 @@
         <w:t xml:space="preserve">The data collection time is identified in the metadata, expressed in date/time, to the second, with the time offset from UTC unambiguously identified.</w:t>
       </w:r>
     </w:p>
+    <w:bookmarkEnd w:id="39"/>
+    <w:bookmarkStart w:id="40" w:name="goal-requirements-2"/>
+    <w:p>
+      <w:pPr>
+        <w:pStyle w:val="berschrift5"/>
+      </w:pPr>
+      <w:r>
+        <w:t xml:space="preserve">Goal requirements:</w:t>
+      </w:r>
+    </w:p>
+    <w:p>
+      <w:pPr>
+        <w:pStyle w:val="FirstParagraph"/>
+      </w:pPr>
+      <w:r>
+        <w:t xml:space="preserve">Acquisition time for each pixel is identified (or can be reliably determined) in the metadata, expressed in date/time at UTC, to the second.</w:t>
+      </w:r>
+    </w:p>
     <w:bookmarkEnd w:id="40"/>
-    <w:bookmarkStart w:id="41" w:name="goal-requirements-2"/>
-    <w:p>
-      <w:pPr>
-        <w:pStyle w:val="berschrift5"/>
-      </w:pPr>
-      <w:r>
-        <w:t xml:space="preserve">Goal requirements:</w:t>
-      </w:r>
-    </w:p>
-    <w:p>
-      <w:pPr>
-        <w:pStyle w:val="FirstParagraph"/>
-      </w:pPr>
-      <w:r>
-        <w:t xml:space="preserve">Acquisition time for each pixel is identified (or can be reliably determined) in the metadata, expressed in date/time at UTC, to the second.</w:t>
-      </w:r>
-    </w:p>
-    <w:bookmarkEnd w:id="41"/>
-    <w:bookmarkStart w:id="42" w:name="assessment-2"/>
+    <w:bookmarkStart w:id="41" w:name="assessment-2"/>
     <w:p>
       <w:pPr>
         <w:pStyle w:val="berschrift5"/>
@@ -1316,9 +1298,9 @@
         </w:pict>
       </w:r>
     </w:p>
+    <w:bookmarkEnd w:id="41"/>
     <w:bookmarkEnd w:id="42"/>
-    <w:bookmarkEnd w:id="43"/>
-    <w:bookmarkStart w:id="47" w:name="sec:meta-geoasr"/>
+    <w:bookmarkStart w:id="46" w:name="sec:meta-geoarea-optical"/>
     <w:p>
       <w:pPr>
         <w:pStyle w:val="berschrift4"/>
@@ -1350,10 +1332,10 @@
         <w:rPr>
           <w:rStyle w:val="VerbatimChar"/>
         </w:rPr>
-        <w:t xml:space="preserve">meta-geoasr</w:t>
-      </w:r>
-    </w:p>
-    <w:bookmarkStart w:id="44" w:name="threshold-requirements-3"/>
+        <w:t xml:space="preserve">meta-geoarea-optical</w:t>
+      </w:r>
+    </w:p>
+    <w:bookmarkStart w:id="43" w:name="threshold-requirements-3"/>
     <w:p>
       <w:pPr>
         <w:pStyle w:val="berschrift5"/>
@@ -1367,29 +1349,29 @@
         <w:pStyle w:val="FirstParagraph"/>
       </w:pPr>
       <w:r>
-        <w:t xml:space="preserve">The surface location to which the data relate is identified, typically as a series of four corner points, expressed in an accepted coordinate reference system (e.g., WGS84).</w:t>
+        <w:t xml:space="preserve">The surface location to which the data relates is identified, typically as a series of four corner points, expressed in an accepted coordinate reference system (e.g., WGS84).</w:t>
+      </w:r>
+    </w:p>
+    <w:bookmarkEnd w:id="43"/>
+    <w:bookmarkStart w:id="44" w:name="goal-requirements-3"/>
+    <w:p>
+      <w:pPr>
+        <w:pStyle w:val="berschrift5"/>
+      </w:pPr>
+      <w:r>
+        <w:t xml:space="preserve">Goal requirements:</w:t>
+      </w:r>
+    </w:p>
+    <w:p>
+      <w:pPr>
+        <w:pStyle w:val="FirstParagraph"/>
+      </w:pPr>
+      <w:r>
+        <w:t xml:space="preserve">The geographic area covered by the observations is identified specifically, such as through a set of coordinates of a closely bounding polygon. The location to which each pixel refers is identified (or can be reliably determined) with the projection system (if any) and reference datum provided.</w:t>
       </w:r>
     </w:p>
     <w:bookmarkEnd w:id="44"/>
-    <w:bookmarkStart w:id="45" w:name="goal-requirements-3"/>
-    <w:p>
-      <w:pPr>
-        <w:pStyle w:val="berschrift5"/>
-      </w:pPr>
-      <w:r>
-        <w:t xml:space="preserve">Goal requirements:</w:t>
-      </w:r>
-    </w:p>
-    <w:p>
-      <w:pPr>
-        <w:pStyle w:val="FirstParagraph"/>
-      </w:pPr>
-      <w:r>
-        <w:t xml:space="preserve">The geographic area covered by the observations is identified specifically, such as through a set of coordinates of a closely bounding polygon. The location to which each pixel refers is identified (or can be reliably determined) with the projection system (if any) and reference datum provided.</w:t>
-      </w:r>
-    </w:p>
-    <w:bookmarkEnd w:id="45"/>
-    <w:bookmarkStart w:id="46" w:name="assessment-3"/>
+    <w:bookmarkStart w:id="45" w:name="assessment-3"/>
     <w:p>
       <w:pPr>
         <w:pStyle w:val="berschrift5"/>
@@ -1453,9 +1435,9 @@
         </w:pict>
       </w:r>
     </w:p>
+    <w:bookmarkEnd w:id="45"/>
     <w:bookmarkEnd w:id="46"/>
-    <w:bookmarkEnd w:id="47"/>
-    <w:bookmarkStart w:id="51" w:name="sec:meta-crsopt"/>
+    <w:bookmarkStart w:id="50" w:name="sec:meta-crs-optical"/>
     <w:p>
       <w:pPr>
         <w:pStyle w:val="berschrift4"/>
@@ -1487,10 +1469,10 @@
         <w:rPr>
           <w:rStyle w:val="VerbatimChar"/>
         </w:rPr>
-        <w:t xml:space="preserve">meta-crsopt</w:t>
-      </w:r>
-    </w:p>
-    <w:bookmarkStart w:id="48" w:name="threshold-requirements-4"/>
+        <w:t xml:space="preserve">meta-crs-optical</w:t>
+      </w:r>
+    </w:p>
+    <w:bookmarkStart w:id="47" w:name="threshold-requirements-4"/>
     <w:p>
       <w:pPr>
         <w:pStyle w:val="berschrift5"/>
@@ -1507,29 +1489,29 @@
         <w:t xml:space="preserve">The metadata lists the coordinate reference system that has been used.</w:t>
       </w:r>
     </w:p>
+    <w:bookmarkEnd w:id="47"/>
+    <w:bookmarkStart w:id="48" w:name="goal-requirements-4"/>
+    <w:p>
+      <w:pPr>
+        <w:pStyle w:val="berschrift5"/>
+      </w:pPr>
+      <w:r>
+        <w:t xml:space="preserve">Goal requirements:</w:t>
+      </w:r>
+    </w:p>
+    <w:p>
+      <w:pPr>
+        <w:pStyle w:val="FirstParagraph"/>
+      </w:pPr>
+      <w:r>
+        <w:t xml:space="preserve">As threshold.</w:t>
+      </w:r>
+      <w:r>
+        <w:t xml:space="preserve"> </w:t>
+      </w:r>
+    </w:p>
     <w:bookmarkEnd w:id="48"/>
-    <w:bookmarkStart w:id="49" w:name="goal-requirements-4"/>
-    <w:p>
-      <w:pPr>
-        <w:pStyle w:val="berschrift5"/>
-      </w:pPr>
-      <w:r>
-        <w:t xml:space="preserve">Goal requirements:</w:t>
-      </w:r>
-    </w:p>
-    <w:p>
-      <w:pPr>
-        <w:pStyle w:val="FirstParagraph"/>
-      </w:pPr>
-      <w:r>
-        <w:t xml:space="preserve">As threshold.</w:t>
-      </w:r>
-      <w:r>
-        <w:t xml:space="preserve"> </w:t>
-      </w:r>
-    </w:p>
-    <w:bookmarkEnd w:id="49"/>
-    <w:bookmarkStart w:id="50" w:name="assessment-4"/>
+    <w:bookmarkStart w:id="49" w:name="assessment-4"/>
     <w:p>
       <w:pPr>
         <w:pStyle w:val="berschrift5"/>
@@ -1593,9 +1575,9 @@
         </w:pict>
       </w:r>
     </w:p>
+    <w:bookmarkEnd w:id="49"/>
     <w:bookmarkEnd w:id="50"/>
-    <w:bookmarkEnd w:id="51"/>
-    <w:bookmarkStart w:id="55" w:name="sec:meta-mpsr"/>
+    <w:bookmarkStart w:id="54" w:name="sec:meta-mapproj-sr"/>
     <w:p>
       <w:pPr>
         <w:pStyle w:val="berschrift4"/>
@@ -1627,10 +1609,10 @@
         <w:rPr>
           <w:rStyle w:val="VerbatimChar"/>
         </w:rPr>
-        <w:t xml:space="preserve">meta-mpsr</w:t>
-      </w:r>
-    </w:p>
-    <w:bookmarkStart w:id="52" w:name="threshold-requirements-5"/>
+        <w:t xml:space="preserve">meta-mapproj-sr</w:t>
+      </w:r>
+    </w:p>
+    <w:bookmarkStart w:id="51" w:name="threshold-requirements-5"/>
     <w:p>
       <w:pPr>
         <w:pStyle w:val="berschrift5"/>
@@ -1647,29 +1629,29 @@
         <w:t xml:space="preserve">The metadata lists the map projection that has been used (or geographical coordinates, if applicable) and any relevant parameters required in relation to use of data in that map projection.</w:t>
       </w:r>
     </w:p>
+    <w:bookmarkEnd w:id="51"/>
+    <w:bookmarkStart w:id="52" w:name="goal-requirements-5"/>
+    <w:p>
+      <w:pPr>
+        <w:pStyle w:val="berschrift5"/>
+      </w:pPr>
+      <w:r>
+        <w:t xml:space="preserve">Goal requirements:</w:t>
+      </w:r>
+    </w:p>
+    <w:p>
+      <w:pPr>
+        <w:pStyle w:val="FirstParagraph"/>
+      </w:pPr>
+      <w:r>
+        <w:t xml:space="preserve">As threshold.</w:t>
+      </w:r>
+      <w:r>
+        <w:t xml:space="preserve"> </w:t>
+      </w:r>
+    </w:p>
     <w:bookmarkEnd w:id="52"/>
-    <w:bookmarkStart w:id="53" w:name="goal-requirements-5"/>
-    <w:p>
-      <w:pPr>
-        <w:pStyle w:val="berschrift5"/>
-      </w:pPr>
-      <w:r>
-        <w:t xml:space="preserve">Goal requirements:</w:t>
-      </w:r>
-    </w:p>
-    <w:p>
-      <w:pPr>
-        <w:pStyle w:val="FirstParagraph"/>
-      </w:pPr>
-      <w:r>
-        <w:t xml:space="preserve">As threshold.</w:t>
-      </w:r>
-      <w:r>
-        <w:t xml:space="preserve"> </w:t>
-      </w:r>
-    </w:p>
-    <w:bookmarkEnd w:id="53"/>
-    <w:bookmarkStart w:id="54" w:name="assessment-5"/>
+    <w:bookmarkStart w:id="53" w:name="assessment-5"/>
     <w:p>
       <w:pPr>
         <w:pStyle w:val="berschrift5"/>
@@ -1733,9 +1715,9 @@
         </w:pict>
       </w:r>
     </w:p>
+    <w:bookmarkEnd w:id="53"/>
     <w:bookmarkEnd w:id="54"/>
-    <w:bookmarkEnd w:id="55"/>
-    <w:bookmarkStart w:id="59" w:name="sec:meta-gmcmsr"/>
+    <w:bookmarkStart w:id="58" w:name="sec:meta-geocorm-sr"/>
     <w:p>
       <w:pPr>
         <w:pStyle w:val="berschrift4"/>
@@ -1767,10 +1749,10 @@
         <w:rPr>
           <w:rStyle w:val="VerbatimChar"/>
         </w:rPr>
-        <w:t xml:space="preserve">meta-gmcmsr</w:t>
-      </w:r>
-    </w:p>
-    <w:bookmarkStart w:id="56" w:name="threshold-requirements-6"/>
+        <w:t xml:space="preserve">meta-geocorm-sr</w:t>
+      </w:r>
+    </w:p>
+    <w:bookmarkStart w:id="55" w:name="threshold-requirements-6"/>
     <w:p>
       <w:pPr>
         <w:pStyle w:val="berschrift5"/>
@@ -1790,26 +1772,26 @@
         <w:t xml:space="preserve"> </w:t>
       </w:r>
     </w:p>
+    <w:bookmarkEnd w:id="55"/>
+    <w:bookmarkStart w:id="56" w:name="goal-requirements-6"/>
+    <w:p>
+      <w:pPr>
+        <w:pStyle w:val="berschrift5"/>
+      </w:pPr>
+      <w:r>
+        <w:t xml:space="preserve">Goal requirements:</w:t>
+      </w:r>
+    </w:p>
+    <w:p>
+      <w:pPr>
+        <w:pStyle w:val="FirstParagraph"/>
+      </w:pPr>
+      <w:r>
+        <w:t xml:space="preserve">Information on geometric correction methods should be available in the metadata as a single DOI landing page, including reference database and auxiliary data such as elevation model(s) and reference chip-sets.</w:t>
+      </w:r>
+    </w:p>
     <w:bookmarkEnd w:id="56"/>
-    <w:bookmarkStart w:id="57" w:name="goal-requirements-6"/>
-    <w:p>
-      <w:pPr>
-        <w:pStyle w:val="berschrift5"/>
-      </w:pPr>
-      <w:r>
-        <w:t xml:space="preserve">Goal requirements:</w:t>
-      </w:r>
-    </w:p>
-    <w:p>
-      <w:pPr>
-        <w:pStyle w:val="FirstParagraph"/>
-      </w:pPr>
-      <w:r>
-        <w:t xml:space="preserve">Information on geometric correction methods should be available in the metadata as a single DOI landing page, including reference database and auxiliary data such as elevation model(s) and reference chip-sets.</w:t>
-      </w:r>
-    </w:p>
-    <w:bookmarkEnd w:id="57"/>
-    <w:bookmarkStart w:id="58" w:name="assessment-6"/>
+    <w:bookmarkStart w:id="57" w:name="assessment-6"/>
     <w:p>
       <w:pPr>
         <w:pStyle w:val="berschrift5"/>
@@ -1873,9 +1855,9 @@
         </w:pict>
       </w:r>
     </w:p>
+    <w:bookmarkEnd w:id="57"/>
     <w:bookmarkEnd w:id="58"/>
-    <w:bookmarkEnd w:id="59"/>
-    <w:bookmarkStart w:id="63" w:name="sec:meta-gmasr"/>
+    <w:bookmarkStart w:id="62" w:name="sec:meta-geoacc-sr"/>
     <w:p>
       <w:pPr>
         <w:pStyle w:val="berschrift4"/>
@@ -1907,10 +1889,10 @@
         <w:rPr>
           <w:rStyle w:val="VerbatimChar"/>
         </w:rPr>
-        <w:t xml:space="preserve">meta-gmasr</w:t>
-      </w:r>
-    </w:p>
-    <w:bookmarkStart w:id="60" w:name="threshold-requirements-7"/>
+        <w:t xml:space="preserve">meta-geoacc-sr</w:t>
+      </w:r>
+    </w:p>
+    <w:bookmarkStart w:id="59" w:name="threshold-requirements-7"/>
     <w:p>
       <w:pPr>
         <w:pStyle w:val="berschrift5"/>
@@ -1930,58 +1912,58 @@
         <w:t xml:space="preserve"> </w:t>
       </w:r>
     </w:p>
+    <w:bookmarkEnd w:id="59"/>
+    <w:bookmarkStart w:id="60" w:name="goal-requirements-7"/>
+    <w:p>
+      <w:pPr>
+        <w:pStyle w:val="berschrift5"/>
+      </w:pPr>
+      <w:r>
+        <w:t xml:space="preserve">Goal requirements:</w:t>
+      </w:r>
+    </w:p>
+    <w:p>
+      <w:pPr>
+        <w:pStyle w:val="FirstParagraph"/>
+      </w:pPr>
+      <w:r>
+        <w:t xml:space="preserve">The metadata includes metrics describing the assessed geodetic accuracy of the data, expressed units of the coordinate system of the data.</w:t>
+      </w:r>
+      <w:r>
+        <w:t xml:space="preserve"> </w:t>
+      </w:r>
+      <w:r>
+        <w:t xml:space="preserve">Accuracy is assessed by independent verification (as well as internal model-fit where applicable).</w:t>
+      </w:r>
+      <w:r>
+        <w:t xml:space="preserve"> </w:t>
+      </w:r>
+      <w:r>
+        <w:t xml:space="preserve">Uncertainties are expressed quantitatively, for example, as root mean square error (RMSE) or Circular Error Probability (CEP90, CEP95), etc.</w:t>
+      </w:r>
+    </w:p>
+    <w:p>
+      <w:pPr>
+        <w:pStyle w:val="Textkrper"/>
+      </w:pPr>
+      <w:r>
+        <w:t xml:space="preserve">Note:</w:t>
+      </w:r>
+    </w:p>
+    <w:p>
+      <w:pPr>
+        <w:pStyle w:val="Compact"/>
+        <w:numPr>
+          <w:ilvl w:val="0"/>
+          <w:numId w:val="1011"/>
+        </w:numPr>
+      </w:pPr>
+      <w:r>
+        <w:t xml:space="preserve">Information on geometric accuracy of the data should be available in the metadata as a single DOI landing page.</w:t>
+      </w:r>
+    </w:p>
     <w:bookmarkEnd w:id="60"/>
-    <w:bookmarkStart w:id="61" w:name="goal-requirements-7"/>
-    <w:p>
-      <w:pPr>
-        <w:pStyle w:val="berschrift5"/>
-      </w:pPr>
-      <w:r>
-        <w:t xml:space="preserve">Goal requirements:</w:t>
-      </w:r>
-    </w:p>
-    <w:p>
-      <w:pPr>
-        <w:pStyle w:val="FirstParagraph"/>
-      </w:pPr>
-      <w:r>
-        <w:t xml:space="preserve">The metadata includes metrics describing the assessed geodetic accuracy of the data, expressed units of the coordinate system of the data.</w:t>
-      </w:r>
-      <w:r>
-        <w:t xml:space="preserve"> </w:t>
-      </w:r>
-      <w:r>
-        <w:t xml:space="preserve">Accuracy is assessed by independent verification (as well as internal model-fit where applicable).</w:t>
-      </w:r>
-      <w:r>
-        <w:t xml:space="preserve"> </w:t>
-      </w:r>
-      <w:r>
-        <w:t xml:space="preserve">Uncertainties are expressed quantitatively, for example, as root mean square error (RMSE) or Circular Error Probability (CEP90, CEP95), etc.</w:t>
-      </w:r>
-    </w:p>
-    <w:p>
-      <w:pPr>
-        <w:pStyle w:val="Textkrper"/>
-      </w:pPr>
-      <w:r>
-        <w:t xml:space="preserve">Notes:</w:t>
-      </w:r>
-    </w:p>
-    <w:p>
-      <w:pPr>
-        <w:pStyle w:val="Compact"/>
-        <w:numPr>
-          <w:ilvl w:val="0"/>
-          <w:numId w:val="1011"/>
-        </w:numPr>
-      </w:pPr>
-      <w:r>
-        <w:t xml:space="preserve">Information on geometric accuracy of the data should be available in the metadata as a single DOI landing page.</w:t>
-      </w:r>
-    </w:p>
-    <w:bookmarkEnd w:id="61"/>
-    <w:bookmarkStart w:id="62" w:name="assessment-7"/>
+    <w:bookmarkStart w:id="61" w:name="assessment-7"/>
     <w:p>
       <w:pPr>
         <w:pStyle w:val="berschrift5"/>
@@ -2045,9 +2027,9 @@
         </w:pict>
       </w:r>
     </w:p>
+    <w:bookmarkEnd w:id="61"/>
     <w:bookmarkEnd w:id="62"/>
-    <w:bookmarkEnd w:id="63"/>
-    <w:bookmarkStart w:id="67" w:name="sec:meta-insopt"/>
+    <w:bookmarkStart w:id="66" w:name="sec:meta-instru-optical"/>
     <w:p>
       <w:pPr>
         <w:pStyle w:val="berschrift4"/>
@@ -2079,10 +2061,10 @@
         <w:rPr>
           <w:rStyle w:val="VerbatimChar"/>
         </w:rPr>
-        <w:t xml:space="preserve">meta-insopt</w:t>
-      </w:r>
-    </w:p>
-    <w:bookmarkStart w:id="64" w:name="threshold-requirements-8"/>
+        <w:t xml:space="preserve">meta-instru-optical</w:t>
+      </w:r>
+    </w:p>
+    <w:bookmarkStart w:id="63" w:name="threshold-requirements-8"/>
     <w:p>
       <w:pPr>
         <w:pStyle w:val="berschrift5"/>
@@ -2099,26 +2081,26 @@
         <w:t xml:space="preserve">The instrument used to collect the data is identified in the metadata.</w:t>
       </w:r>
     </w:p>
+    <w:bookmarkEnd w:id="63"/>
+    <w:bookmarkStart w:id="64" w:name="goal-requirements-8"/>
+    <w:p>
+      <w:pPr>
+        <w:pStyle w:val="berschrift5"/>
+      </w:pPr>
+      <w:r>
+        <w:t xml:space="preserve">Goal requirements:</w:t>
+      </w:r>
+    </w:p>
+    <w:p>
+      <w:pPr>
+        <w:pStyle w:val="FirstParagraph"/>
+      </w:pPr>
+      <w:r>
+        <w:t xml:space="preserve">As threshold, but information should be available in the metadata as a single DOI landing page with references to the relevant CEOS Missions, Instruments, and Measurements Database record.</w:t>
+      </w:r>
+    </w:p>
     <w:bookmarkEnd w:id="64"/>
-    <w:bookmarkStart w:id="65" w:name="goal-requirements-8"/>
-    <w:p>
-      <w:pPr>
-        <w:pStyle w:val="berschrift5"/>
-      </w:pPr>
-      <w:r>
-        <w:t xml:space="preserve">Goal requirements:</w:t>
-      </w:r>
-    </w:p>
-    <w:p>
-      <w:pPr>
-        <w:pStyle w:val="FirstParagraph"/>
-      </w:pPr>
-      <w:r>
-        <w:t xml:space="preserve">As threshold, but information should be available in the metadata as a single DOI landing page with references to the relevant CEOS Missions, Instruments, and Measurements Database record.</w:t>
-      </w:r>
-    </w:p>
-    <w:bookmarkEnd w:id="65"/>
-    <w:bookmarkStart w:id="66" w:name="assessment-8"/>
+    <w:bookmarkStart w:id="65" w:name="assessment-8"/>
     <w:p>
       <w:pPr>
         <w:pStyle w:val="berschrift5"/>
@@ -2182,9 +2164,9 @@
         </w:pict>
       </w:r>
     </w:p>
+    <w:bookmarkEnd w:id="65"/>
     <w:bookmarkEnd w:id="66"/>
-    <w:bookmarkEnd w:id="67"/>
-    <w:bookmarkStart w:id="71" w:name="sec:meta-spcbnd"/>
+    <w:bookmarkStart w:id="70" w:name="sec:meta-specband"/>
     <w:p>
       <w:pPr>
         <w:pStyle w:val="berschrift4"/>
@@ -2216,10 +2198,10 @@
         <w:rPr>
           <w:rStyle w:val="VerbatimChar"/>
         </w:rPr>
-        <w:t xml:space="preserve">meta-spcbnd</w:t>
-      </w:r>
-    </w:p>
-    <w:bookmarkStart w:id="68" w:name="threshold-requirements-9"/>
+        <w:t xml:space="preserve">meta-specband</w:t>
+      </w:r>
+    </w:p>
+    <w:bookmarkStart w:id="67" w:name="threshold-requirements-9"/>
     <w:p>
       <w:pPr>
         <w:pStyle w:val="berschrift5"/>
@@ -2236,52 +2218,52 @@
         <w:t xml:space="preserve">The central wavelength for each band for which data is included is identified in the metadata, expressed in SI units.</w:t>
       </w:r>
     </w:p>
+    <w:bookmarkEnd w:id="67"/>
+    <w:bookmarkStart w:id="68" w:name="goal-requirements-9"/>
+    <w:p>
+      <w:pPr>
+        <w:pStyle w:val="berschrift5"/>
+      </w:pPr>
+      <w:r>
+        <w:t xml:space="preserve">Goal requirements:</w:t>
+      </w:r>
+    </w:p>
+    <w:p>
+      <w:pPr>
+        <w:pStyle w:val="FirstParagraph"/>
+      </w:pPr>
+      <w:r>
+        <w:t xml:space="preserve">As threshold, with instrument spectral response details (e.g., full spectral response function) also included or directly accessible using details in the metadata.</w:t>
+      </w:r>
+      <w:r>
+        <w:t xml:space="preserve"> </w:t>
+      </w:r>
+      <w:r>
+        <w:t xml:space="preserve">Central wavelength and bandwidth at full-width half maximum value of the relative spectral response function are provided at least.</w:t>
+      </w:r>
+    </w:p>
+    <w:p>
+      <w:pPr>
+        <w:pStyle w:val="Textkrper"/>
+      </w:pPr>
+      <w:r>
+        <w:t xml:space="preserve">Note:</w:t>
+      </w:r>
+    </w:p>
+    <w:p>
+      <w:pPr>
+        <w:pStyle w:val="Compact"/>
+        <w:numPr>
+          <w:ilvl w:val="0"/>
+          <w:numId w:val="1014"/>
+        </w:numPr>
+      </w:pPr>
+      <w:r>
+        <w:t xml:space="preserve">Information on spectral bands should be available in the metadata as a single DOI landing page.</w:t>
+      </w:r>
+    </w:p>
     <w:bookmarkEnd w:id="68"/>
-    <w:bookmarkStart w:id="69" w:name="goal-requirements-9"/>
-    <w:p>
-      <w:pPr>
-        <w:pStyle w:val="berschrift5"/>
-      </w:pPr>
-      <w:r>
-        <w:t xml:space="preserve">Goal requirements:</w:t>
-      </w:r>
-    </w:p>
-    <w:p>
-      <w:pPr>
-        <w:pStyle w:val="FirstParagraph"/>
-      </w:pPr>
-      <w:r>
-        <w:t xml:space="preserve">As threshold, with instrument spectral response details (e.g., full spectral response function) also included or directly accessible using details in the metadata.</w:t>
-      </w:r>
-      <w:r>
-        <w:t xml:space="preserve"> </w:t>
-      </w:r>
-      <w:r>
-        <w:t xml:space="preserve">Central wavelength and bandwidth at full-width half maximum value of the relative spectral response function are provided at least.</w:t>
-      </w:r>
-    </w:p>
-    <w:p>
-      <w:pPr>
-        <w:pStyle w:val="Textkrper"/>
-      </w:pPr>
-      <w:r>
-        <w:t xml:space="preserve">Notes:</w:t>
-      </w:r>
-    </w:p>
-    <w:p>
-      <w:pPr>
-        <w:pStyle w:val="Compact"/>
-        <w:numPr>
-          <w:ilvl w:val="0"/>
-          <w:numId w:val="1014"/>
-        </w:numPr>
-      </w:pPr>
-      <w:r>
-        <w:t xml:space="preserve">Information on spectral bands should be available in the metadata as a single DOI landing page.</w:t>
-      </w:r>
-    </w:p>
-    <w:bookmarkEnd w:id="69"/>
-    <w:bookmarkStart w:id="70" w:name="assessment-9"/>
+    <w:bookmarkStart w:id="69" w:name="assessment-9"/>
     <w:p>
       <w:pPr>
         <w:pStyle w:val="berschrift5"/>
@@ -2345,9 +2327,9 @@
         </w:pict>
       </w:r>
     </w:p>
+    <w:bookmarkEnd w:id="69"/>
     <w:bookmarkEnd w:id="70"/>
-    <w:bookmarkEnd w:id="71"/>
-    <w:bookmarkStart w:id="75" w:name="sec:meta-scaopt"/>
+    <w:bookmarkStart w:id="74" w:name="sec:meta-sencal-optical"/>
     <w:p>
       <w:pPr>
         <w:pStyle w:val="berschrift4"/>
@@ -2379,10 +2361,10 @@
         <w:rPr>
           <w:rStyle w:val="VerbatimChar"/>
         </w:rPr>
-        <w:t xml:space="preserve">meta-scaopt</w:t>
-      </w:r>
-    </w:p>
-    <w:bookmarkStart w:id="72" w:name="threshold-requirements-10"/>
+        <w:t xml:space="preserve">meta-sencal-optical</w:t>
+      </w:r>
+    </w:p>
+    <w:bookmarkStart w:id="71" w:name="threshold-requirements-10"/>
     <w:p>
       <w:pPr>
         <w:pStyle w:val="berschrift5"/>
@@ -2402,52 +2384,52 @@
         <w:t xml:space="preserve"> </w:t>
       </w:r>
     </w:p>
+    <w:bookmarkEnd w:id="71"/>
+    <w:bookmarkStart w:id="72" w:name="goal-requirements-10"/>
+    <w:p>
+      <w:pPr>
+        <w:pStyle w:val="berschrift5"/>
+      </w:pPr>
+      <w:r>
+        <w:t xml:space="preserve">Goal requirements:</w:t>
+      </w:r>
+    </w:p>
+    <w:p>
+      <w:pPr>
+        <w:pStyle w:val="FirstParagraph"/>
+      </w:pPr>
+      <w:r>
+        <w:t xml:space="preserve">Sensor calibration parameters are identified in the metadata or can be accessed using details included in the metadata.</w:t>
+      </w:r>
+      <w:r>
+        <w:t xml:space="preserve"> </w:t>
+      </w:r>
+      <w:r>
+        <w:t xml:space="preserve">Ideally this would support machine-to-machine access.</w:t>
+      </w:r>
+    </w:p>
+    <w:p>
+      <w:pPr>
+        <w:pStyle w:val="Textkrper"/>
+      </w:pPr>
+      <w:r>
+        <w:t xml:space="preserve">Note:</w:t>
+      </w:r>
+    </w:p>
+    <w:p>
+      <w:pPr>
+        <w:pStyle w:val="Compact"/>
+        <w:numPr>
+          <w:ilvl w:val="0"/>
+          <w:numId w:val="1016"/>
+        </w:numPr>
+      </w:pPr>
+      <w:r>
+        <w:t xml:space="preserve">Information on sensory calibration should be available in the metadata as a single DOI landing page.</w:t>
+      </w:r>
+    </w:p>
     <w:bookmarkEnd w:id="72"/>
-    <w:bookmarkStart w:id="73" w:name="goal-requirements-10"/>
-    <w:p>
-      <w:pPr>
-        <w:pStyle w:val="berschrift5"/>
-      </w:pPr>
-      <w:r>
-        <w:t xml:space="preserve">Goal requirements:</w:t>
-      </w:r>
-    </w:p>
-    <w:p>
-      <w:pPr>
-        <w:pStyle w:val="FirstParagraph"/>
-      </w:pPr>
-      <w:r>
-        <w:t xml:space="preserve">Sensor calibration parameters are identified in the metadata or can be accessed using details included in the metadata.</w:t>
-      </w:r>
-      <w:r>
-        <w:t xml:space="preserve"> </w:t>
-      </w:r>
-      <w:r>
-        <w:t xml:space="preserve">Ideally this would support machine-to-machine access.</w:t>
-      </w:r>
-    </w:p>
-    <w:p>
-      <w:pPr>
-        <w:pStyle w:val="Textkrper"/>
-      </w:pPr>
-      <w:r>
-        <w:t xml:space="preserve">Notes:</w:t>
-      </w:r>
-    </w:p>
-    <w:p>
-      <w:pPr>
-        <w:pStyle w:val="Compact"/>
-        <w:numPr>
-          <w:ilvl w:val="0"/>
-          <w:numId w:val="1016"/>
-        </w:numPr>
-      </w:pPr>
-      <w:r>
-        <w:t xml:space="preserve">Information on sensory calibration should be available in the metadata as a single DOI landing page.</w:t>
-      </w:r>
-    </w:p>
-    <w:bookmarkEnd w:id="73"/>
-    <w:bookmarkStart w:id="74" w:name="assessment-10"/>
+    <w:bookmarkStart w:id="73" w:name="assessment-10"/>
     <w:p>
       <w:pPr>
         <w:pStyle w:val="berschrift5"/>
@@ -2511,9 +2493,9 @@
         </w:pict>
       </w:r>
     </w:p>
+    <w:bookmarkEnd w:id="73"/>
     <w:bookmarkEnd w:id="74"/>
-    <w:bookmarkEnd w:id="75"/>
-    <w:bookmarkStart w:id="79" w:name="sec:meta-rmasr"/>
+    <w:bookmarkStart w:id="78" w:name="sec:meta-radacc-sr"/>
     <w:p>
       <w:pPr>
         <w:pStyle w:val="berschrift4"/>
@@ -2545,10 +2527,10 @@
         <w:rPr>
           <w:rStyle w:val="VerbatimChar"/>
         </w:rPr>
-        <w:t xml:space="preserve">meta-rmasr</w:t>
-      </w:r>
-    </w:p>
-    <w:bookmarkStart w:id="76" w:name="threshold-requirements-11"/>
+        <w:t xml:space="preserve">meta-radacc-sr</w:t>
+      </w:r>
+    </w:p>
+    <w:bookmarkStart w:id="75" w:name="threshold-requirements-11"/>
     <w:p>
       <w:pPr>
         <w:pStyle w:val="berschrift5"/>
@@ -2568,46 +2550,46 @@
         <w:t xml:space="preserve"> </w:t>
       </w:r>
     </w:p>
+    <w:bookmarkEnd w:id="75"/>
+    <w:bookmarkStart w:id="76" w:name="goal-requirements-11"/>
+    <w:p>
+      <w:pPr>
+        <w:pStyle w:val="berschrift5"/>
+      </w:pPr>
+      <w:r>
+        <w:t xml:space="preserve">Goal requirements:</w:t>
+      </w:r>
+    </w:p>
+    <w:p>
+      <w:pPr>
+        <w:pStyle w:val="FirstParagraph"/>
+      </w:pPr>
+      <w:r>
+        <w:t xml:space="preserve">The metadata includes metrics describing the assessed absolute radiometric uncertainty of the version of the data or product, expressed as absolute radiometric uncertainty relative to appropriate, known reference sites and standards (for example, pseudo-invariant calibration sites, rigorously collected field spectra, Rayleigh, DCC, etc.)</w:t>
+      </w:r>
+    </w:p>
+    <w:p>
+      <w:pPr>
+        <w:pStyle w:val="Textkrper"/>
+      </w:pPr>
+      <w:r>
+        <w:t xml:space="preserve">Note:</w:t>
+      </w:r>
+    </w:p>
+    <w:p>
+      <w:pPr>
+        <w:pStyle w:val="Compact"/>
+        <w:numPr>
+          <w:ilvl w:val="0"/>
+          <w:numId w:val="1018"/>
+        </w:numPr>
+      </w:pPr>
+      <w:r>
+        <w:t xml:space="preserve">Information on radiometric accuracy should be available in the metadata as a single DOI landing page.</w:t>
+      </w:r>
+    </w:p>
     <w:bookmarkEnd w:id="76"/>
-    <w:bookmarkStart w:id="77" w:name="goal-requirements-11"/>
-    <w:p>
-      <w:pPr>
-        <w:pStyle w:val="berschrift5"/>
-      </w:pPr>
-      <w:r>
-        <w:t xml:space="preserve">Goal requirements:</w:t>
-      </w:r>
-    </w:p>
-    <w:p>
-      <w:pPr>
-        <w:pStyle w:val="FirstParagraph"/>
-      </w:pPr>
-      <w:r>
-        <w:t xml:space="preserve">The metadata includes metrics describing the assessed absolute radiometric uncertainty of the version of the data or product, expressed as absolute radiometric uncertainty relative to appropriate, known reference sites and standards (for example, pseudo-invariant calibration sites, rigorously collected field spectra, Rayleigh, DCC, etc.)</w:t>
-      </w:r>
-    </w:p>
-    <w:p>
-      <w:pPr>
-        <w:pStyle w:val="Textkrper"/>
-      </w:pPr>
-      <w:r>
-        <w:t xml:space="preserve">Notes:</w:t>
-      </w:r>
-    </w:p>
-    <w:p>
-      <w:pPr>
-        <w:pStyle w:val="Compact"/>
-        <w:numPr>
-          <w:ilvl w:val="0"/>
-          <w:numId w:val="1018"/>
-        </w:numPr>
-      </w:pPr>
-      <w:r>
-        <w:t xml:space="preserve">Information on radiometric accuracy should be available in the metadata as a single DOI landing page.</w:t>
-      </w:r>
-    </w:p>
-    <w:bookmarkEnd w:id="77"/>
-    <w:bookmarkStart w:id="78" w:name="assessment-11"/>
+    <w:bookmarkStart w:id="77" w:name="assessment-11"/>
     <w:p>
       <w:pPr>
         <w:pStyle w:val="berschrift5"/>
@@ -2671,9 +2653,9 @@
         </w:pict>
       </w:r>
     </w:p>
+    <w:bookmarkEnd w:id="77"/>
     <w:bookmarkEnd w:id="78"/>
-    <w:bookmarkEnd w:id="79"/>
-    <w:bookmarkStart w:id="83" w:name="sec:meta-algosr"/>
+    <w:bookmarkStart w:id="82" w:name="sec:meta-malgos-sr"/>
     <w:p>
       <w:pPr>
         <w:pStyle w:val="berschrift4"/>
@@ -2705,10 +2687,10 @@
         <w:rPr>
           <w:rStyle w:val="VerbatimChar"/>
         </w:rPr>
-        <w:t xml:space="preserve">meta-algosr</w:t>
-      </w:r>
-    </w:p>
-    <w:bookmarkStart w:id="80" w:name="threshold-requirements-12"/>
+        <w:t xml:space="preserve">meta-malgos-sr</w:t>
+      </w:r>
+    </w:p>
+    <w:bookmarkStart w:id="79" w:name="threshold-requirements-12"/>
     <w:p>
       <w:pPr>
         <w:pStyle w:val="berschrift5"/>
@@ -2736,6 +2718,44 @@
         <w:pStyle w:val="Textkrper"/>
       </w:pPr>
       <w:r>
+        <w:t xml:space="preserve">Note:</w:t>
+      </w:r>
+    </w:p>
+    <w:p>
+      <w:pPr>
+        <w:pStyle w:val="Compact"/>
+        <w:numPr>
+          <w:ilvl w:val="0"/>
+          <w:numId w:val="1020"/>
+        </w:numPr>
+      </w:pPr>
+      <w:r>
+        <w:t xml:space="preserve">Information on algorithms should be available in the metadata as a single DOI landing page.</w:t>
+      </w:r>
+    </w:p>
+    <w:bookmarkEnd w:id="79"/>
+    <w:bookmarkStart w:id="80" w:name="goal-requirements-12"/>
+    <w:p>
+      <w:pPr>
+        <w:pStyle w:val="berschrift5"/>
+      </w:pPr>
+      <w:r>
+        <w:t xml:space="preserve">Goal requirements:</w:t>
+      </w:r>
+    </w:p>
+    <w:p>
+      <w:pPr>
+        <w:pStyle w:val="FirstParagraph"/>
+      </w:pPr>
+      <w:r>
+        <w:t xml:space="preserve">As threshold, but only algorithms that have been published in a peer-reviewed journal.</w:t>
+      </w:r>
+    </w:p>
+    <w:p>
+      <w:pPr>
+        <w:pStyle w:val="Textkrper"/>
+      </w:pPr>
+      <w:r>
         <w:t xml:space="preserve">Notes:</w:t>
       </w:r>
     </w:p>
@@ -2744,7 +2764,19 @@
         <w:pStyle w:val="Compact"/>
         <w:numPr>
           <w:ilvl w:val="0"/>
-          <w:numId w:val="1020"/>
+          <w:numId w:val="1021"/>
+        </w:numPr>
+      </w:pPr>
+      <w:r>
+        <w:t xml:space="preserve">It is possible that high-quality corrections are applied through non-disclosed processes. CEOS-ARD does not per-se require full and open data and methods.</w:t>
+      </w:r>
+    </w:p>
+    <w:p>
+      <w:pPr>
+        <w:pStyle w:val="Compact"/>
+        <w:numPr>
+          <w:ilvl w:val="0"/>
+          <w:numId w:val="1021"/>
         </w:numPr>
       </w:pPr>
       <w:r>
@@ -2752,57 +2784,7 @@
       </w:r>
     </w:p>
     <w:bookmarkEnd w:id="80"/>
-    <w:bookmarkStart w:id="81" w:name="goal-requirements-12"/>
-    <w:p>
-      <w:pPr>
-        <w:pStyle w:val="berschrift5"/>
-      </w:pPr>
-      <w:r>
-        <w:t xml:space="preserve">Goal requirements:</w:t>
-      </w:r>
-    </w:p>
-    <w:p>
-      <w:pPr>
-        <w:pStyle w:val="FirstParagraph"/>
-      </w:pPr>
-      <w:r>
-        <w:t xml:space="preserve">As threshold, but only algorithms that have been published in a peer-reviewed journal.</w:t>
-      </w:r>
-    </w:p>
-    <w:p>
-      <w:pPr>
-        <w:pStyle w:val="Textkrper"/>
-      </w:pPr>
-      <w:r>
-        <w:t xml:space="preserve">Notes:</w:t>
-      </w:r>
-    </w:p>
-    <w:p>
-      <w:pPr>
-        <w:pStyle w:val="Compact"/>
-        <w:numPr>
-          <w:ilvl w:val="0"/>
-          <w:numId w:val="1021"/>
-        </w:numPr>
-      </w:pPr>
-      <w:r>
-        <w:t xml:space="preserve">It is possible that high-quality corrections are applied through non-disclosed processes. CEOS-ARD does not per-se require full and open data and methods.</w:t>
-      </w:r>
-    </w:p>
-    <w:p>
-      <w:pPr>
-        <w:pStyle w:val="Compact"/>
-        <w:numPr>
-          <w:ilvl w:val="0"/>
-          <w:numId w:val="1021"/>
-        </w:numPr>
-      </w:pPr>
-      <w:r>
-        <w:t xml:space="preserve">Information on algorithms should be available in the metadata as a single DOI landing page.</w:t>
-      </w:r>
-    </w:p>
-    <w:bookmarkEnd w:id="81"/>
-    <w:bookmarkStart w:id="82" w:name="assessment-12"/>
+    <w:bookmarkStart w:id="81" w:name="assessment-12"/>
     <w:p>
       <w:pPr>
         <w:pStyle w:val="berschrift5"/>
@@ -2866,9 +2848,9 @@
         </w:pict>
       </w:r>
     </w:p>
+    <w:bookmarkEnd w:id="81"/>
     <w:bookmarkEnd w:id="82"/>
-    <w:bookmarkEnd w:id="83"/>
-    <w:bookmarkStart w:id="87" w:name="sec:meta-auxopt"/>
+    <w:bookmarkStart w:id="86" w:name="sec:meta-auxdat-optical"/>
     <w:p>
       <w:pPr>
         <w:pStyle w:val="berschrift4"/>
@@ -2900,10 +2882,10 @@
         <w:rPr>
           <w:rStyle w:val="VerbatimChar"/>
         </w:rPr>
-        <w:t xml:space="preserve">meta-auxopt</w:t>
-      </w:r>
-    </w:p>
-    <w:bookmarkStart w:id="84" w:name="threshold-requirements-13"/>
+        <w:t xml:space="preserve">meta-auxdat-optical</w:t>
+      </w:r>
+    </w:p>
+    <w:bookmarkStart w:id="83" w:name="threshold-requirements-13"/>
     <w:p>
       <w:pPr>
         <w:pStyle w:val="berschrift5"/>
@@ -2925,7 +2907,7 @@
         <w:pStyle w:val="Textkrper"/>
       </w:pPr>
       <w:r>
-        <w:t xml:space="preserve">Notes:</w:t>
+        <w:t xml:space="preserve">Note:</w:t>
       </w:r>
     </w:p>
     <w:p>
@@ -2940,26 +2922,26 @@
         <w:t xml:space="preserve">Auxiliary data includes DEMs, aerosols, etc. data sources.</w:t>
       </w:r>
     </w:p>
+    <w:bookmarkEnd w:id="83"/>
+    <w:bookmarkStart w:id="84" w:name="goal-requirements-13"/>
+    <w:p>
+      <w:pPr>
+        <w:pStyle w:val="berschrift5"/>
+      </w:pPr>
+      <w:r>
+        <w:t xml:space="preserve">Goal requirements:</w:t>
+      </w:r>
+    </w:p>
+    <w:p>
+      <w:pPr>
+        <w:pStyle w:val="FirstParagraph"/>
+      </w:pPr>
+      <w:r>
+        <w:t xml:space="preserve">As threshold, but information on auxiliary data should be available in the metadata as a single DOI landing page and is also available for free online download, contemporaneously with the product or through a link to the source.</w:t>
+      </w:r>
+    </w:p>
     <w:bookmarkEnd w:id="84"/>
-    <w:bookmarkStart w:id="85" w:name="goal-requirements-13"/>
-    <w:p>
-      <w:pPr>
-        <w:pStyle w:val="berschrift5"/>
-      </w:pPr>
-      <w:r>
-        <w:t xml:space="preserve">Goal requirements:</w:t>
-      </w:r>
-    </w:p>
-    <w:p>
-      <w:pPr>
-        <w:pStyle w:val="FirstParagraph"/>
-      </w:pPr>
-      <w:r>
-        <w:t xml:space="preserve">As threshold, but information on auxiliary data should be available in the metadata as a single DOI landing page and is also available for free online download, contemporaneously with the product or through a link to the source.</w:t>
-      </w:r>
-    </w:p>
-    <w:bookmarkEnd w:id="85"/>
-    <w:bookmarkStart w:id="86" w:name="assessment-13"/>
+    <w:bookmarkStart w:id="85" w:name="assessment-13"/>
     <w:p>
       <w:pPr>
         <w:pStyle w:val="berschrift5"/>
@@ -3023,9 +3005,9 @@
         </w:pict>
       </w:r>
     </w:p>
+    <w:bookmarkEnd w:id="85"/>
     <w:bookmarkEnd w:id="86"/>
-    <w:bookmarkEnd w:id="87"/>
-    <w:bookmarkStart w:id="91" w:name="sec:meta-pcpsr"/>
+    <w:bookmarkStart w:id="90" w:name="sec:meta-proprov-sr"/>
     <w:p>
       <w:pPr>
         <w:pStyle w:val="berschrift4"/>
@@ -3057,10 +3039,10 @@
         <w:rPr>
           <w:rStyle w:val="VerbatimChar"/>
         </w:rPr>
-        <w:t xml:space="preserve">meta-pcpsr</w:t>
-      </w:r>
-    </w:p>
-    <w:bookmarkStart w:id="88" w:name="threshold-requirements-14"/>
+        <w:t xml:space="preserve">meta-proprov-sr</w:t>
+      </w:r>
+    </w:p>
+    <w:bookmarkStart w:id="87" w:name="threshold-requirements-14"/>
     <w:p>
       <w:pPr>
         <w:pStyle w:val="berschrift5"/>
@@ -3080,26 +3062,26 @@
         <w:t xml:space="preserve"> </w:t>
       </w:r>
     </w:p>
+    <w:bookmarkEnd w:id="87"/>
+    <w:bookmarkStart w:id="88" w:name="goal-requirements-14"/>
+    <w:p>
+      <w:pPr>
+        <w:pStyle w:val="berschrift5"/>
+      </w:pPr>
+      <w:r>
+        <w:t xml:space="preserve">Goal requirements:</w:t>
+      </w:r>
+    </w:p>
+    <w:p>
+      <w:pPr>
+        <w:pStyle w:val="FirstParagraph"/>
+      </w:pPr>
+      <w:r>
+        <w:t xml:space="preserve">Information on processing chain provenance should be available in the metadata as a single DOI landing page containing detailed description of the processing steps used to generate the product, including the versions of software used, giving full transparency to the users.</w:t>
+      </w:r>
+    </w:p>
     <w:bookmarkEnd w:id="88"/>
-    <w:bookmarkStart w:id="89" w:name="goal-requirements-14"/>
-    <w:p>
-      <w:pPr>
-        <w:pStyle w:val="berschrift5"/>
-      </w:pPr>
-      <w:r>
-        <w:t xml:space="preserve">Goal requirements:</w:t>
-      </w:r>
-    </w:p>
-    <w:p>
-      <w:pPr>
-        <w:pStyle w:val="FirstParagraph"/>
-      </w:pPr>
-      <w:r>
-        <w:t xml:space="preserve">Information on processing chain provenance should be available in the metadata as a single DOI landing page containing detailed description of the processing steps used to generate the product, including the versions of software used, giving full transparency to the users.</w:t>
-      </w:r>
-    </w:p>
-    <w:bookmarkEnd w:id="89"/>
-    <w:bookmarkStart w:id="90" w:name="assessment-14"/>
+    <w:bookmarkStart w:id="89" w:name="assessment-14"/>
     <w:p>
       <w:pPr>
         <w:pStyle w:val="berschrift5"/>
@@ -3163,9 +3145,9 @@
         </w:pict>
       </w:r>
     </w:p>
+    <w:bookmarkEnd w:id="89"/>
     <w:bookmarkEnd w:id="90"/>
-    <w:bookmarkEnd w:id="91"/>
-    <w:bookmarkStart w:id="95" w:name="sec:meta-dacces"/>
+    <w:bookmarkStart w:id="94" w:name="sec:meta-daccess"/>
     <w:p>
       <w:pPr>
         <w:pStyle w:val="berschrift4"/>
@@ -3197,10 +3179,10 @@
         <w:rPr>
           <w:rStyle w:val="VerbatimChar"/>
         </w:rPr>
-        <w:t xml:space="preserve">meta-dacces</w:t>
-      </w:r>
-    </w:p>
-    <w:bookmarkStart w:id="92" w:name="threshold-requirements-15"/>
+        <w:t xml:space="preserve">meta-daccess</w:t>
+      </w:r>
+    </w:p>
+    <w:bookmarkStart w:id="91" w:name="threshold-requirements-15"/>
     <w:p>
       <w:pPr>
         <w:pStyle w:val="berschrift5"/>
@@ -3222,7 +3204,7 @@
         <w:pStyle w:val="Textkrper"/>
       </w:pPr>
       <w:r>
-        <w:t xml:space="preserve">Notes:</w:t>
+        <w:t xml:space="preserve">Note:</w:t>
       </w:r>
     </w:p>
     <w:p>
@@ -3237,29 +3219,29 @@
         <w:t xml:space="preserve">Manual and offline interaction action (e.g., login) may be required.</w:t>
       </w:r>
     </w:p>
+    <w:bookmarkEnd w:id="91"/>
+    <w:bookmarkStart w:id="92" w:name="goal-requirements-15"/>
+    <w:p>
+      <w:pPr>
+        <w:pStyle w:val="berschrift5"/>
+      </w:pPr>
+      <w:r>
+        <w:t xml:space="preserve">Goal requirements:</w:t>
+      </w:r>
+    </w:p>
+    <w:p>
+      <w:pPr>
+        <w:pStyle w:val="FirstParagraph"/>
+      </w:pPr>
+      <w:r>
+        <w:t xml:space="preserve">As threshold.</w:t>
+      </w:r>
+      <w:r>
+        <w:t xml:space="preserve"> </w:t>
+      </w:r>
+    </w:p>
     <w:bookmarkEnd w:id="92"/>
-    <w:bookmarkStart w:id="93" w:name="goal-requirements-15"/>
-    <w:p>
-      <w:pPr>
-        <w:pStyle w:val="berschrift5"/>
-      </w:pPr>
-      <w:r>
-        <w:t xml:space="preserve">Goal requirements:</w:t>
-      </w:r>
-    </w:p>
-    <w:p>
-      <w:pPr>
-        <w:pStyle w:val="FirstParagraph"/>
-      </w:pPr>
-      <w:r>
-        <w:t xml:space="preserve">As threshold.</w:t>
-      </w:r>
-      <w:r>
-        <w:t xml:space="preserve"> </w:t>
-      </w:r>
-    </w:p>
-    <w:bookmarkEnd w:id="93"/>
-    <w:bookmarkStart w:id="94" w:name="assessment-15"/>
+    <w:bookmarkStart w:id="93" w:name="assessment-15"/>
     <w:p>
       <w:pPr>
         <w:pStyle w:val="berschrift5"/>
@@ -3323,9 +3305,9 @@
         </w:pict>
       </w:r>
     </w:p>
+    <w:bookmarkEnd w:id="93"/>
     <w:bookmarkEnd w:id="94"/>
-    <w:bookmarkEnd w:id="95"/>
-    <w:bookmarkStart w:id="99" w:name="sec:meta-dqlsr"/>
+    <w:bookmarkStart w:id="98" w:name="sec:meta-odqual-sr"/>
     <w:p>
       <w:pPr>
         <w:pStyle w:val="berschrift4"/>
@@ -3357,10 +3339,10 @@
         <w:rPr>
           <w:rStyle w:val="VerbatimChar"/>
         </w:rPr>
-        <w:t xml:space="preserve">meta-dqlsr</w:t>
-      </w:r>
-    </w:p>
-    <w:bookmarkStart w:id="96" w:name="threshold-requirements-16"/>
+        <w:t xml:space="preserve">meta-odqual-sr</w:t>
+      </w:r>
+    </w:p>
+    <w:bookmarkStart w:id="95" w:name="threshold-requirements-16"/>
     <w:p>
       <w:pPr>
         <w:pStyle w:val="berschrift5"/>
@@ -3380,98 +3362,98 @@
         <w:t xml:space="preserve"> </w:t>
       </w:r>
     </w:p>
+    <w:bookmarkEnd w:id="95"/>
+    <w:bookmarkStart w:id="96" w:name="goal-requirements-16"/>
+    <w:p>
+      <w:pPr>
+        <w:pStyle w:val="berschrift5"/>
+      </w:pPr>
+      <w:r>
+        <w:t xml:space="preserve">Goal requirements:</w:t>
+      </w:r>
+    </w:p>
+    <w:p>
+      <w:pPr>
+        <w:pStyle w:val="FirstParagraph"/>
+      </w:pPr>
+      <w:r>
+        <w:t xml:space="preserve">Machine-readable metrics describing the overall quality of the data are included in the metadata, at minimum the cloud cover extent, i.e.:</w:t>
+      </w:r>
+    </w:p>
+    <w:p>
+      <w:pPr>
+        <w:pStyle w:val="Compact"/>
+        <w:numPr>
+          <w:ilvl w:val="0"/>
+          <w:numId w:val="1028"/>
+        </w:numPr>
+      </w:pPr>
+      <w:r>
+        <w:t xml:space="preserve">Proportion of observations over land (c.f. ocean) affected by non-target phenomena, e.g., cloud and cloud shadows</w:t>
+      </w:r>
+    </w:p>
     <w:bookmarkEnd w:id="96"/>
-    <w:bookmarkStart w:id="97" w:name="goal-requirements-16"/>
+    <w:bookmarkStart w:id="97" w:name="assessment-16"/>
     <w:p>
       <w:pPr>
         <w:pStyle w:val="berschrift5"/>
       </w:pPr>
       <w:r>
-        <w:t xml:space="preserve">Goal requirements:</w:t>
-      </w:r>
-    </w:p>
-    <w:p>
-      <w:pPr>
-        <w:pStyle w:val="FirstParagraph"/>
-      </w:pPr>
-      <w:r>
-        <w:t xml:space="preserve">Machine-readable metrics describing the overall quality of the data are included in the metadata, at minimum the cloud cover extent, i.e.:</w:t>
-      </w:r>
-    </w:p>
-    <w:p>
-      <w:pPr>
-        <w:pStyle w:val="Compact"/>
-        <w:numPr>
-          <w:ilvl w:val="0"/>
-          <w:numId w:val="1028"/>
-        </w:numPr>
-      </w:pPr>
-      <w:r>
-        <w:t xml:space="preserve">Proportion of observations over land (c.f. ocean) affected by non-target phenomena, e.g., cloud and cloud shadows</w:t>
+        <w:t xml:space="preserve">Assessment:</w:t>
+      </w:r>
+    </w:p>
+    <w:p>
+      <w:pPr>
+        <w:pStyle w:val="Compact"/>
+        <w:numPr>
+          <w:ilvl w:val="0"/>
+          <w:numId w:val="1029"/>
+        </w:numPr>
+      </w:pPr>
+      <w:r>
+        <w:t xml:space="preserve">Threshold Self-Assessment:</w:t>
+      </w:r>
+    </w:p>
+    <w:p>
+      <w:pPr>
+        <w:pStyle w:val="Compact"/>
+        <w:numPr>
+          <w:ilvl w:val="0"/>
+          <w:numId w:val="1029"/>
+        </w:numPr>
+      </w:pPr>
+      <w:r>
+        <w:t xml:space="preserve">Goal Self-Assessment:</w:t>
+      </w:r>
+    </w:p>
+    <w:p>
+      <w:pPr>
+        <w:pStyle w:val="Compact"/>
+        <w:numPr>
+          <w:ilvl w:val="0"/>
+          <w:numId w:val="1029"/>
+        </w:numPr>
+      </w:pPr>
+      <w:r>
+        <w:t xml:space="preserve">Self-Assessment Explanation/ Justification:</w:t>
+      </w:r>
+    </w:p>
+    <w:p>
+      <w:pPr>
+        <w:pStyle w:val="Compact"/>
+        <w:numPr>
+          <w:ilvl w:val="0"/>
+          <w:numId w:val="1029"/>
+        </w:numPr>
+      </w:pPr>
+      <w:r>
+        <w:t xml:space="preserve">Recommended Requirement Modification:</w:t>
       </w:r>
     </w:p>
     <w:bookmarkEnd w:id="97"/>
-    <w:bookmarkStart w:id="98" w:name="assessment-16"/>
-    <w:p>
-      <w:pPr>
-        <w:pStyle w:val="berschrift5"/>
-      </w:pPr>
-      <w:r>
-        <w:t xml:space="preserve">Assessment:</w:t>
-      </w:r>
-    </w:p>
-    <w:p>
-      <w:pPr>
-        <w:pStyle w:val="Compact"/>
-        <w:numPr>
-          <w:ilvl w:val="0"/>
-          <w:numId w:val="1029"/>
-        </w:numPr>
-      </w:pPr>
-      <w:r>
-        <w:t xml:space="preserve">Threshold Self-Assessment:</w:t>
-      </w:r>
-    </w:p>
-    <w:p>
-      <w:pPr>
-        <w:pStyle w:val="Compact"/>
-        <w:numPr>
-          <w:ilvl w:val="0"/>
-          <w:numId w:val="1029"/>
-        </w:numPr>
-      </w:pPr>
-      <w:r>
-        <w:t xml:space="preserve">Goal Self-Assessment:</w:t>
-      </w:r>
-    </w:p>
-    <w:p>
-      <w:pPr>
-        <w:pStyle w:val="Compact"/>
-        <w:numPr>
-          <w:ilvl w:val="0"/>
-          <w:numId w:val="1029"/>
-        </w:numPr>
-      </w:pPr>
-      <w:r>
-        <w:t xml:space="preserve">Self-Assessment Explanation/ Justification:</w:t>
-      </w:r>
-    </w:p>
-    <w:p>
-      <w:pPr>
-        <w:pStyle w:val="Compact"/>
-        <w:numPr>
-          <w:ilvl w:val="0"/>
-          <w:numId w:val="1029"/>
-        </w:numPr>
-      </w:pPr>
-      <w:r>
-        <w:t xml:space="preserve">Recommended Requirement Modification:</w:t>
-      </w:r>
-    </w:p>
     <w:bookmarkEnd w:id="98"/>
     <w:bookmarkEnd w:id="99"/>
-    <w:bookmarkEnd w:id="100"/>
-    <w:bookmarkStart w:id="149" w:name="sec:pxl"/>
+    <w:bookmarkStart w:id="148" w:name="sec:pxl"/>
     <w:p>
       <w:pPr>
         <w:pStyle w:val="berschrift3"/>
@@ -3500,16 +3482,32 @@
         <w:t xml:space="preserve"> </w:t>
       </w:r>
       <w:r>
-        <w:t xml:space="preserve">Whether the metadata are provided in a single record relevant to all pixels or separately for each pixel is at the discretion of the data provider.</w:t>
-      </w:r>
-      <w:r>
-        <w:t xml:space="preserve"> </w:t>
-      </w:r>
-      <w:r>
-        <w:t xml:space="preserve">Per-pixel metadata should allow users to discriminate between (choose) observations on the basis of their individual suitability for applications.</w:t>
-      </w:r>
-    </w:p>
-    <w:bookmarkStart w:id="104" w:name="sec:pxl-mrdppo"/>
+        <w:t xml:space="preserve">Whether the metadata is provided in a single record relevant to all pixels, or separately for each pixel, is at the discretion of the data provider.</w:t>
+      </w:r>
+      <w:r>
+        <w:t xml:space="preserve"> </w:t>
+      </w:r>
+      <w:r>
+        <w:t xml:space="preserve">Per-pixel metadata should allow users to</w:t>
+      </w:r>
+      <w:r>
+        <w:t xml:space="preserve"> </w:t>
+      </w:r>
+      <w:r>
+        <w:rPr>
+          <w:b/>
+          <w:bCs/>
+        </w:rPr>
+        <w:t xml:space="preserve">discriminate between</w:t>
+      </w:r>
+      <w:r>
+        <w:t xml:space="preserve"> </w:t>
+      </w:r>
+      <w:r>
+        <w:t xml:space="preserve">(choose) observations on the basis of their individual suitability for application.</w:t>
+      </w:r>
+    </w:p>
+    <w:bookmarkStart w:id="103" w:name="sec:pxl-pimemare"/>
     <w:p>
       <w:pPr>
         <w:pStyle w:val="berschrift4"/>
@@ -3541,10 +3539,10 @@
         <w:rPr>
           <w:rStyle w:val="VerbatimChar"/>
         </w:rPr>
-        <w:t xml:space="preserve">pxl-mrdppo</w:t>
-      </w:r>
-    </w:p>
-    <w:bookmarkStart w:id="101" w:name="threshold-requirements-17"/>
+        <w:t xml:space="preserve">pxl-pimemare</w:t>
+      </w:r>
+    </w:p>
+    <w:bookmarkStart w:id="100" w:name="threshold-requirements-17"/>
     <w:p>
       <w:pPr>
         <w:pStyle w:val="berschrift5"/>
@@ -3561,29 +3559,29 @@
         <w:t xml:space="preserve">Metadata is provided in a structure that enables a computer algorithm to be used to consistently and automatically identify and extract each component part for further use.</w:t>
       </w:r>
     </w:p>
+    <w:bookmarkEnd w:id="100"/>
+    <w:bookmarkStart w:id="101" w:name="goal-requirements-17"/>
+    <w:p>
+      <w:pPr>
+        <w:pStyle w:val="berschrift5"/>
+      </w:pPr>
+      <w:r>
+        <w:t xml:space="preserve">Goal requirements:</w:t>
+      </w:r>
+    </w:p>
+    <w:p>
+      <w:pPr>
+        <w:pStyle w:val="FirstParagraph"/>
+      </w:pPr>
+      <w:r>
+        <w:t xml:space="preserve">As threshold.</w:t>
+      </w:r>
+      <w:r>
+        <w:t xml:space="preserve"> </w:t>
+      </w:r>
+    </w:p>
     <w:bookmarkEnd w:id="101"/>
-    <w:bookmarkStart w:id="102" w:name="goal-requirements-17"/>
-    <w:p>
-      <w:pPr>
-        <w:pStyle w:val="berschrift5"/>
-      </w:pPr>
-      <w:r>
-        <w:t xml:space="preserve">Goal requirements:</w:t>
-      </w:r>
-    </w:p>
-    <w:p>
-      <w:pPr>
-        <w:pStyle w:val="FirstParagraph"/>
-      </w:pPr>
-      <w:r>
-        <w:t xml:space="preserve">As threshold.</w:t>
-      </w:r>
-      <w:r>
-        <w:t xml:space="preserve"> </w:t>
-      </w:r>
-    </w:p>
-    <w:bookmarkEnd w:id="102"/>
-    <w:bookmarkStart w:id="103" w:name="assessment-17"/>
+    <w:bookmarkStart w:id="102" w:name="assessment-17"/>
     <w:p>
       <w:pPr>
         <w:pStyle w:val="berschrift5"/>
@@ -3647,9 +3645,9 @@
         </w:pict>
       </w:r>
     </w:p>
+    <w:bookmarkEnd w:id="102"/>
     <w:bookmarkEnd w:id="103"/>
-    <w:bookmarkEnd w:id="104"/>
-    <w:bookmarkStart w:id="108" w:name="sec:pxl-ppnodt"/>
+    <w:bookmarkStart w:id="107" w:name="sec:pxl-pinodat"/>
     <w:p>
       <w:pPr>
         <w:pStyle w:val="berschrift4"/>
@@ -3681,10 +3679,10 @@
         <w:rPr>
           <w:rStyle w:val="VerbatimChar"/>
         </w:rPr>
-        <w:t xml:space="preserve">pxl-ppnodt</w:t>
-      </w:r>
-    </w:p>
-    <w:bookmarkStart w:id="105" w:name="threshold-requirements-18"/>
+        <w:t xml:space="preserve">pxl-pinodat</w:t>
+      </w:r>
+    </w:p>
+    <w:bookmarkStart w:id="104" w:name="threshold-requirements-18"/>
     <w:p>
       <w:pPr>
         <w:pStyle w:val="berschrift5"/>
@@ -3707,29 +3705,29 @@
         <w:t xml:space="preserve">) are flagged.</w:t>
       </w:r>
     </w:p>
+    <w:bookmarkEnd w:id="104"/>
+    <w:bookmarkStart w:id="105" w:name="goal-requirements-18"/>
+    <w:p>
+      <w:pPr>
+        <w:pStyle w:val="berschrift5"/>
+      </w:pPr>
+      <w:r>
+        <w:t xml:space="preserve">Goal requirements:</w:t>
+      </w:r>
+    </w:p>
+    <w:p>
+      <w:pPr>
+        <w:pStyle w:val="FirstParagraph"/>
+      </w:pPr>
+      <w:r>
+        <w:t xml:space="preserve">As threshold.</w:t>
+      </w:r>
+      <w:r>
+        <w:t xml:space="preserve"> </w:t>
+      </w:r>
+    </w:p>
     <w:bookmarkEnd w:id="105"/>
-    <w:bookmarkStart w:id="106" w:name="goal-requirements-18"/>
-    <w:p>
-      <w:pPr>
-        <w:pStyle w:val="berschrift5"/>
-      </w:pPr>
-      <w:r>
-        <w:t xml:space="preserve">Goal requirements:</w:t>
-      </w:r>
-    </w:p>
-    <w:p>
-      <w:pPr>
-        <w:pStyle w:val="FirstParagraph"/>
-      </w:pPr>
-      <w:r>
-        <w:t xml:space="preserve">As threshold.</w:t>
-      </w:r>
-      <w:r>
-        <w:t xml:space="preserve"> </w:t>
-      </w:r>
-    </w:p>
-    <w:bookmarkEnd w:id="106"/>
-    <w:bookmarkStart w:id="107" w:name="assessment-18"/>
+    <w:bookmarkStart w:id="106" w:name="assessment-18"/>
     <w:p>
       <w:pPr>
         <w:pStyle w:val="berschrift5"/>
@@ -3793,9 +3791,9 @@
         </w:pict>
       </w:r>
     </w:p>
+    <w:bookmarkEnd w:id="106"/>
     <w:bookmarkEnd w:id="107"/>
-    <w:bookmarkEnd w:id="108"/>
-    <w:bookmarkStart w:id="112" w:name="sec:pxl-ppinct"/>
+    <w:bookmarkStart w:id="111" w:name="sec:pxl-pincot"/>
     <w:p>
       <w:pPr>
         <w:pStyle w:val="berschrift4"/>
@@ -3827,10 +3825,10 @@
         <w:rPr>
           <w:rStyle w:val="VerbatimChar"/>
         </w:rPr>
-        <w:t xml:space="preserve">pxl-ppinct</w:t>
-      </w:r>
-    </w:p>
-    <w:bookmarkStart w:id="109" w:name="threshold-requirements-19"/>
+        <w:t xml:space="preserve">pxl-pincot</w:t>
+      </w:r>
+    </w:p>
+    <w:bookmarkStart w:id="108" w:name="threshold-requirements-19"/>
     <w:p>
       <w:pPr>
         <w:pStyle w:val="berschrift5"/>
@@ -3852,7 +3850,7 @@
         <w:pStyle w:val="Textkrper"/>
       </w:pPr>
       <w:r>
-        <w:t xml:space="preserve">Notes:</w:t>
+        <w:t xml:space="preserve">Note:</w:t>
       </w:r>
     </w:p>
     <w:p>
@@ -3867,26 +3865,26 @@
         <w:t xml:space="preserve">This may be the result of missing ancillary data for a subset of the pixels.</w:t>
       </w:r>
     </w:p>
+    <w:bookmarkEnd w:id="108"/>
+    <w:bookmarkStart w:id="109" w:name="goal-requirements-19"/>
+    <w:p>
+      <w:pPr>
+        <w:pStyle w:val="berschrift5"/>
+      </w:pPr>
+      <w:r>
+        <w:t xml:space="preserve">Goal requirements:</w:t>
+      </w:r>
+    </w:p>
+    <w:p>
+      <w:pPr>
+        <w:pStyle w:val="FirstParagraph"/>
+      </w:pPr>
+      <w:r>
+        <w:t xml:space="preserve">The metadata identifies which tests have, and have not, been successfully completed for each pixel.</w:t>
+      </w:r>
+    </w:p>
     <w:bookmarkEnd w:id="109"/>
-    <w:bookmarkStart w:id="110" w:name="goal-requirements-19"/>
-    <w:p>
-      <w:pPr>
-        <w:pStyle w:val="berschrift5"/>
-      </w:pPr>
-      <w:r>
-        <w:t xml:space="preserve">Goal requirements:</w:t>
-      </w:r>
-    </w:p>
-    <w:p>
-      <w:pPr>
-        <w:pStyle w:val="FirstParagraph"/>
-      </w:pPr>
-      <w:r>
-        <w:t xml:space="preserve">The metadata identifies which tests have, and have not, been successfully completed for each pixel.</w:t>
-      </w:r>
-    </w:p>
-    <w:bookmarkEnd w:id="110"/>
-    <w:bookmarkStart w:id="111" w:name="assessment-19"/>
+    <w:bookmarkStart w:id="110" w:name="assessment-19"/>
     <w:p>
       <w:pPr>
         <w:pStyle w:val="berschrift5"/>
@@ -3950,9 +3948,9 @@
         </w:pict>
       </w:r>
     </w:p>
+    <w:bookmarkEnd w:id="110"/>
     <w:bookmarkEnd w:id="111"/>
-    <w:bookmarkEnd w:id="112"/>
-    <w:bookmarkStart w:id="116" w:name="sec:pxl-ppsatn"/>
+    <w:bookmarkStart w:id="115" w:name="sec:pxl-pisatur"/>
     <w:p>
       <w:pPr>
         <w:pStyle w:val="berschrift4"/>
@@ -3984,10 +3982,10 @@
         <w:rPr>
           <w:rStyle w:val="VerbatimChar"/>
         </w:rPr>
-        <w:t xml:space="preserve">pxl-ppsatn</w:t>
-      </w:r>
-    </w:p>
-    <w:bookmarkStart w:id="113" w:name="threshold-requirements-20"/>
+        <w:t xml:space="preserve">pxl-pisatur</w:t>
+      </w:r>
+    </w:p>
+    <w:bookmarkStart w:id="112" w:name="threshold-requirements-20"/>
     <w:p>
       <w:pPr>
         <w:pStyle w:val="berschrift5"/>
@@ -4004,26 +4002,26 @@
         <w:t xml:space="preserve">Metadata indicates where one or more pixel in the input spectral bands are saturated.</w:t>
       </w:r>
     </w:p>
+    <w:bookmarkEnd w:id="112"/>
+    <w:bookmarkStart w:id="113" w:name="goal-requirements-20"/>
+    <w:p>
+      <w:pPr>
+        <w:pStyle w:val="berschrift5"/>
+      </w:pPr>
+      <w:r>
+        <w:t xml:space="preserve">Goal requirements:</w:t>
+      </w:r>
+    </w:p>
+    <w:p>
+      <w:pPr>
+        <w:pStyle w:val="FirstParagraph"/>
+      </w:pPr>
+      <w:r>
+        <w:t xml:space="preserve">Metadata indicates which pixels are saturated for each spectral band.</w:t>
+      </w:r>
+    </w:p>
     <w:bookmarkEnd w:id="113"/>
-    <w:bookmarkStart w:id="114" w:name="goal-requirements-20"/>
-    <w:p>
-      <w:pPr>
-        <w:pStyle w:val="berschrift5"/>
-      </w:pPr>
-      <w:r>
-        <w:t xml:space="preserve">Goal requirements:</w:t>
-      </w:r>
-    </w:p>
-    <w:p>
-      <w:pPr>
-        <w:pStyle w:val="FirstParagraph"/>
-      </w:pPr>
-      <w:r>
-        <w:t xml:space="preserve">Metadata indicates which pixels are saturated for each spectral band.</w:t>
-      </w:r>
-    </w:p>
-    <w:bookmarkEnd w:id="114"/>
-    <w:bookmarkStart w:id="115" w:name="assessment-20"/>
+    <w:bookmarkStart w:id="114" w:name="assessment-20"/>
     <w:p>
       <w:pPr>
         <w:pStyle w:val="berschrift5"/>
@@ -4087,9 +4085,9 @@
         </w:pict>
       </w:r>
     </w:p>
+    <w:bookmarkEnd w:id="114"/>
     <w:bookmarkEnd w:id="115"/>
-    <w:bookmarkEnd w:id="116"/>
-    <w:bookmarkStart w:id="120" w:name="sec:pxl-ppclod"/>
+    <w:bookmarkStart w:id="119" w:name="sec:pxl-picloud"/>
     <w:p>
       <w:pPr>
         <w:pStyle w:val="berschrift4"/>
@@ -4121,10 +4119,10 @@
         <w:rPr>
           <w:rStyle w:val="VerbatimChar"/>
         </w:rPr>
-        <w:t xml:space="preserve">pxl-ppclod</w:t>
-      </w:r>
-    </w:p>
-    <w:bookmarkStart w:id="117" w:name="threshold-requirements-21"/>
+        <w:t xml:space="preserve">pxl-picloud</w:t>
+      </w:r>
+    </w:p>
+    <w:bookmarkStart w:id="116" w:name="threshold-requirements-21"/>
     <w:p>
       <w:pPr>
         <w:pStyle w:val="berschrift5"/>
@@ -4141,26 +4139,26 @@
         <w:t xml:space="preserve">Metadata indicates whether a pixel is assessed as being cloud.</w:t>
       </w:r>
     </w:p>
+    <w:bookmarkEnd w:id="116"/>
+    <w:bookmarkStart w:id="117" w:name="goal-requirements-21"/>
+    <w:p>
+      <w:pPr>
+        <w:pStyle w:val="berschrift5"/>
+      </w:pPr>
+      <w:r>
+        <w:t xml:space="preserve">Goal requirements:</w:t>
+      </w:r>
+    </w:p>
+    <w:p>
+      <w:pPr>
+        <w:pStyle w:val="FirstParagraph"/>
+      </w:pPr>
+      <w:r>
+        <w:t xml:space="preserve">As threshold, but information on cloud detection should be available in the metadata as a single DOI landing page.</w:t>
+      </w:r>
+    </w:p>
     <w:bookmarkEnd w:id="117"/>
-    <w:bookmarkStart w:id="118" w:name="goal-requirements-21"/>
-    <w:p>
-      <w:pPr>
-        <w:pStyle w:val="berschrift5"/>
-      </w:pPr>
-      <w:r>
-        <w:t xml:space="preserve">Goal requirements:</w:t>
-      </w:r>
-    </w:p>
-    <w:p>
-      <w:pPr>
-        <w:pStyle w:val="FirstParagraph"/>
-      </w:pPr>
-      <w:r>
-        <w:t xml:space="preserve">As threshold, but information on cloud detection should be available in the metadata as a single DOI landing page.</w:t>
-      </w:r>
-    </w:p>
-    <w:bookmarkEnd w:id="118"/>
-    <w:bookmarkStart w:id="119" w:name="assessment-21"/>
+    <w:bookmarkStart w:id="118" w:name="assessment-21"/>
     <w:p>
       <w:pPr>
         <w:pStyle w:val="berschrift5"/>
@@ -4224,9 +4222,9 @@
         </w:pict>
       </w:r>
     </w:p>
+    <w:bookmarkEnd w:id="118"/>
     <w:bookmarkEnd w:id="119"/>
-    <w:bookmarkEnd w:id="120"/>
-    <w:bookmarkStart w:id="124" w:name="sec:pxl-ppclsd"/>
+    <w:bookmarkStart w:id="123" w:name="sec:pxl-picloudsh"/>
     <w:p>
       <w:pPr>
         <w:pStyle w:val="berschrift4"/>
@@ -4258,10 +4256,10 @@
         <w:rPr>
           <w:rStyle w:val="VerbatimChar"/>
         </w:rPr>
-        <w:t xml:space="preserve">pxl-ppclsd</w:t>
-      </w:r>
-    </w:p>
-    <w:bookmarkStart w:id="121" w:name="threshold-requirements-22"/>
+        <w:t xml:space="preserve">pxl-picloudsh</w:t>
+      </w:r>
+    </w:p>
+    <w:bookmarkStart w:id="120" w:name="threshold-requirements-22"/>
     <w:p>
       <w:pPr>
         <w:pStyle w:val="berschrift5"/>
@@ -4278,26 +4276,26 @@
         <w:t xml:space="preserve">Metadata indicates whether a pixel is assessed as being cloud shadow.</w:t>
       </w:r>
     </w:p>
+    <w:bookmarkEnd w:id="120"/>
+    <w:bookmarkStart w:id="121" w:name="goal-requirements-22"/>
+    <w:p>
+      <w:pPr>
+        <w:pStyle w:val="berschrift5"/>
+      </w:pPr>
+      <w:r>
+        <w:t xml:space="preserve">Goal requirements:</w:t>
+      </w:r>
+    </w:p>
+    <w:p>
+      <w:pPr>
+        <w:pStyle w:val="FirstParagraph"/>
+      </w:pPr>
+      <w:r>
+        <w:t xml:space="preserve">As threshold, but information on cloud shadow detection should be available in the metadata as a single DOI landing page.</w:t>
+      </w:r>
+    </w:p>
     <w:bookmarkEnd w:id="121"/>
-    <w:bookmarkStart w:id="122" w:name="goal-requirements-22"/>
-    <w:p>
-      <w:pPr>
-        <w:pStyle w:val="berschrift5"/>
-      </w:pPr>
-      <w:r>
-        <w:t xml:space="preserve">Goal requirements:</w:t>
-      </w:r>
-    </w:p>
-    <w:p>
-      <w:pPr>
-        <w:pStyle w:val="FirstParagraph"/>
-      </w:pPr>
-      <w:r>
-        <w:t xml:space="preserve">As threshold, but information on cloud shadow detection should be available in the metadata as a single DOI landing page.</w:t>
-      </w:r>
-    </w:p>
-    <w:bookmarkEnd w:id="122"/>
-    <w:bookmarkStart w:id="123" w:name="assessment-22"/>
+    <w:bookmarkStart w:id="122" w:name="assessment-22"/>
     <w:p>
       <w:pPr>
         <w:pStyle w:val="berschrift5"/>
@@ -4361,9 +4359,9 @@
         </w:pict>
       </w:r>
     </w:p>
+    <w:bookmarkEnd w:id="122"/>
     <w:bookmarkEnd w:id="123"/>
-    <w:bookmarkEnd w:id="124"/>
-    <w:bookmarkStart w:id="128" w:name="sec:pxl-pplwsr"/>
+    <w:bookmarkStart w:id="127" w:name="sec:pxl-lawama-sr"/>
     <w:p>
       <w:pPr>
         <w:pStyle w:val="berschrift4"/>
@@ -4395,10 +4393,10 @@
         <w:rPr>
           <w:rStyle w:val="VerbatimChar"/>
         </w:rPr>
-        <w:t xml:space="preserve">pxl-pplwsr</w:t>
-      </w:r>
-    </w:p>
-    <w:bookmarkStart w:id="125" w:name="threshold-requirements-23"/>
+        <w:t xml:space="preserve">pxl-lawama-sr</w:t>
+      </w:r>
+    </w:p>
+    <w:bookmarkStart w:id="124" w:name="threshold-requirements-23"/>
     <w:p>
       <w:pPr>
         <w:pStyle w:val="berschrift5"/>
@@ -4418,26 +4416,26 @@
         <w:t xml:space="preserve"> </w:t>
       </w:r>
     </w:p>
+    <w:bookmarkEnd w:id="124"/>
+    <w:bookmarkStart w:id="125" w:name="goal-requirements-23"/>
+    <w:p>
+      <w:pPr>
+        <w:pStyle w:val="berschrift5"/>
+      </w:pPr>
+      <w:r>
+        <w:t xml:space="preserve">Goal requirements:</w:t>
+      </w:r>
+    </w:p>
+    <w:p>
+      <w:pPr>
+        <w:pStyle w:val="FirstParagraph"/>
+      </w:pPr>
+      <w:r>
+        <w:t xml:space="preserve">The metadata indicates whether a pixel is assessed as being land or water. Information on land/water mask should be available in the metadata as a single DOI landing page.</w:t>
+      </w:r>
+    </w:p>
     <w:bookmarkEnd w:id="125"/>
-    <w:bookmarkStart w:id="126" w:name="goal-requirements-23"/>
-    <w:p>
-      <w:pPr>
-        <w:pStyle w:val="berschrift5"/>
-      </w:pPr>
-      <w:r>
-        <w:t xml:space="preserve">Goal requirements:</w:t>
-      </w:r>
-    </w:p>
-    <w:p>
-      <w:pPr>
-        <w:pStyle w:val="FirstParagraph"/>
-      </w:pPr>
-      <w:r>
-        <w:t xml:space="preserve">The metadata indicates whether a pixel is assessed as being land or water. Information on land/water mask should be available in the metadata as a single DOI landing page.</w:t>
-      </w:r>
-    </w:p>
-    <w:bookmarkEnd w:id="126"/>
-    <w:bookmarkStart w:id="127" w:name="assessment-23"/>
+    <w:bookmarkStart w:id="126" w:name="assessment-23"/>
     <w:p>
       <w:pPr>
         <w:pStyle w:val="berschrift5"/>
@@ -4501,9 +4499,9 @@
         </w:pict>
       </w:r>
     </w:p>
+    <w:bookmarkEnd w:id="126"/>
     <w:bookmarkEnd w:id="127"/>
-    <w:bookmarkEnd w:id="128"/>
-    <w:bookmarkStart w:id="132" w:name="sec:pxl-ppsisr"/>
+    <w:bookmarkStart w:id="131" w:name="sec:pxl-snowice-sr"/>
     <w:p>
       <w:pPr>
         <w:pStyle w:val="berschrift4"/>
@@ -4535,10 +4533,10 @@
         <w:rPr>
           <w:rStyle w:val="VerbatimChar"/>
         </w:rPr>
-        <w:t xml:space="preserve">pxl-ppsisr</w:t>
-      </w:r>
-    </w:p>
-    <w:bookmarkStart w:id="129" w:name="threshold-requirements-24"/>
+        <w:t xml:space="preserve">pxl-snowice-sr</w:t>
+      </w:r>
+    </w:p>
+    <w:bookmarkStart w:id="128" w:name="threshold-requirements-24"/>
     <w:p>
       <w:pPr>
         <w:pStyle w:val="berschrift5"/>
@@ -4558,26 +4556,26 @@
         <w:t xml:space="preserve"> </w:t>
       </w:r>
     </w:p>
+    <w:bookmarkEnd w:id="128"/>
+    <w:bookmarkStart w:id="129" w:name="goal-requirements-24"/>
+    <w:p>
+      <w:pPr>
+        <w:pStyle w:val="berschrift5"/>
+      </w:pPr>
+      <w:r>
+        <w:t xml:space="preserve">Goal requirements:</w:t>
+      </w:r>
+    </w:p>
+    <w:p>
+      <w:pPr>
+        <w:pStyle w:val="FirstParagraph"/>
+      </w:pPr>
+      <w:r>
+        <w:t xml:space="preserve">The metadata indicates whether a pixel is assessed as being snow/ice or not. Information on snow/ice mask should be available in the metadata as a single DOI landing page.</w:t>
+      </w:r>
+    </w:p>
     <w:bookmarkEnd w:id="129"/>
-    <w:bookmarkStart w:id="130" w:name="goal-requirements-24"/>
-    <w:p>
-      <w:pPr>
-        <w:pStyle w:val="berschrift5"/>
-      </w:pPr>
-      <w:r>
-        <w:t xml:space="preserve">Goal requirements:</w:t>
-      </w:r>
-    </w:p>
-    <w:p>
-      <w:pPr>
-        <w:pStyle w:val="FirstParagraph"/>
-      </w:pPr>
-      <w:r>
-        <w:t xml:space="preserve">The metadata indicates whether a pixel is assessed as being snow/ice or not. Information on snow/ice mask should be available in the metadata as a single DOI landing page.</w:t>
-      </w:r>
-    </w:p>
-    <w:bookmarkEnd w:id="130"/>
-    <w:bookmarkStart w:id="131" w:name="assessment-24"/>
+    <w:bookmarkStart w:id="130" w:name="assessment-24"/>
     <w:p>
       <w:pPr>
         <w:pStyle w:val="berschrift5"/>
@@ -4641,9 +4639,9 @@
         </w:pict>
       </w:r>
     </w:p>
+    <w:bookmarkEnd w:id="130"/>
     <w:bookmarkEnd w:id="131"/>
-    <w:bookmarkEnd w:id="132"/>
-    <w:bookmarkStart w:id="136" w:name="sec:pxl-pptshr"/>
+    <w:bookmarkStart w:id="135" w:name="sec:pxl-tershad"/>
     <w:p>
       <w:pPr>
         <w:pStyle w:val="berschrift4"/>
@@ -4675,10 +4673,10 @@
         <w:rPr>
           <w:rStyle w:val="VerbatimChar"/>
         </w:rPr>
-        <w:t xml:space="preserve">pxl-pptshr</w:t>
-      </w:r>
-    </w:p>
-    <w:bookmarkStart w:id="133" w:name="threshold-requirements-25"/>
+        <w:t xml:space="preserve">pxl-tershad</w:t>
+      </w:r>
+    </w:p>
+    <w:bookmarkStart w:id="132" w:name="threshold-requirements-25"/>
     <w:p>
       <w:pPr>
         <w:pStyle w:val="berschrift5"/>
@@ -4698,26 +4696,26 @@
         <w:t xml:space="preserve"> </w:t>
       </w:r>
     </w:p>
+    <w:bookmarkEnd w:id="132"/>
+    <w:bookmarkStart w:id="133" w:name="goal-requirements-25"/>
+    <w:p>
+      <w:pPr>
+        <w:pStyle w:val="berschrift5"/>
+      </w:pPr>
+      <w:r>
+        <w:t xml:space="preserve">Goal requirements:</w:t>
+      </w:r>
+    </w:p>
+    <w:p>
+      <w:pPr>
+        <w:pStyle w:val="FirstParagraph"/>
+      </w:pPr>
+      <w:r>
+        <w:t xml:space="preserve">The metadata indicates pixels that are not directly illuminated due to terrain shadowing.</w:t>
+      </w:r>
+    </w:p>
     <w:bookmarkEnd w:id="133"/>
-    <w:bookmarkStart w:id="134" w:name="goal-requirements-25"/>
-    <w:p>
-      <w:pPr>
-        <w:pStyle w:val="berschrift5"/>
-      </w:pPr>
-      <w:r>
-        <w:t xml:space="preserve">Goal requirements:</w:t>
-      </w:r>
-    </w:p>
-    <w:p>
-      <w:pPr>
-        <w:pStyle w:val="FirstParagraph"/>
-      </w:pPr>
-      <w:r>
-        <w:t xml:space="preserve">The metadata indicates pixels that are not directly illuminated due to terrain shadowing.</w:t>
-      </w:r>
-    </w:p>
-    <w:bookmarkEnd w:id="134"/>
-    <w:bookmarkStart w:id="135" w:name="assessment-25"/>
+    <w:bookmarkStart w:id="134" w:name="assessment-25"/>
     <w:p>
       <w:pPr>
         <w:pStyle w:val="berschrift5"/>
@@ -4781,9 +4779,9 @@
         </w:pict>
       </w:r>
     </w:p>
+    <w:bookmarkEnd w:id="134"/>
     <w:bookmarkEnd w:id="135"/>
-    <w:bookmarkEnd w:id="136"/>
-    <w:bookmarkStart w:id="140" w:name="sec:pxl-pptocc"/>
+    <w:bookmarkStart w:id="139" w:name="sec:pxl-terocc"/>
     <w:p>
       <w:pPr>
         <w:pStyle w:val="berschrift4"/>
@@ -4815,10 +4813,10 @@
         <w:rPr>
           <w:rStyle w:val="VerbatimChar"/>
         </w:rPr>
-        <w:t xml:space="preserve">pxl-pptocc</w:t>
-      </w:r>
-    </w:p>
-    <w:bookmarkStart w:id="137" w:name="threshold-requirements-26"/>
+        <w:t xml:space="preserve">pxl-terocc</w:t>
+      </w:r>
+    </w:p>
+    <w:bookmarkStart w:id="136" w:name="threshold-requirements-26"/>
     <w:p>
       <w:pPr>
         <w:pStyle w:val="berschrift5"/>
@@ -4838,26 +4836,26 @@
         <w:t xml:space="preserve"> </w:t>
       </w:r>
     </w:p>
+    <w:bookmarkEnd w:id="136"/>
+    <w:bookmarkStart w:id="137" w:name="goal-requirements-26"/>
+    <w:p>
+      <w:pPr>
+        <w:pStyle w:val="berschrift5"/>
+      </w:pPr>
+      <w:r>
+        <w:t xml:space="preserve">Goal requirements:</w:t>
+      </w:r>
+    </w:p>
+    <w:p>
+      <w:pPr>
+        <w:pStyle w:val="FirstParagraph"/>
+      </w:pPr>
+      <w:r>
+        <w:t xml:space="preserve">The metadata indicates pixels that are not visible to the sensor due to terrain occlusion during off-nadir viewing.</w:t>
+      </w:r>
+    </w:p>
     <w:bookmarkEnd w:id="137"/>
-    <w:bookmarkStart w:id="138" w:name="goal-requirements-26"/>
-    <w:p>
-      <w:pPr>
-        <w:pStyle w:val="berschrift5"/>
-      </w:pPr>
-      <w:r>
-        <w:t xml:space="preserve">Goal requirements:</w:t>
-      </w:r>
-    </w:p>
-    <w:p>
-      <w:pPr>
-        <w:pStyle w:val="FirstParagraph"/>
-      </w:pPr>
-      <w:r>
-        <w:t xml:space="preserve">The metadata indicates pixels that are not visible to the sensor due to terrain occlusion during off-nadir viewing.</w:t>
-      </w:r>
-    </w:p>
-    <w:bookmarkEnd w:id="138"/>
-    <w:bookmarkStart w:id="139" w:name="assessment-26"/>
+    <w:bookmarkStart w:id="138" w:name="assessment-26"/>
     <w:p>
       <w:pPr>
         <w:pStyle w:val="berschrift5"/>
@@ -4921,9 +4919,9 @@
         </w:pict>
       </w:r>
     </w:p>
+    <w:bookmarkEnd w:id="138"/>
     <w:bookmarkEnd w:id="139"/>
-    <w:bookmarkEnd w:id="140"/>
-    <w:bookmarkStart w:id="144" w:name="sec:pxl-ppvaso"/>
+    <w:bookmarkStart w:id="143" w:name="sec:pxl-vigeso"/>
     <w:p>
       <w:pPr>
         <w:pStyle w:val="berschrift4"/>
@@ -4955,10 +4953,10 @@
         <w:rPr>
           <w:rStyle w:val="VerbatimChar"/>
         </w:rPr>
-        <w:t xml:space="preserve">pxl-ppvaso</w:t>
-      </w:r>
-    </w:p>
-    <w:bookmarkStart w:id="141" w:name="threshold-requirements-27"/>
+        <w:t xml:space="preserve">pxl-vigeso</w:t>
+      </w:r>
+    </w:p>
+    <w:bookmarkStart w:id="140" w:name="threshold-requirements-27"/>
     <w:p>
       <w:pPr>
         <w:pStyle w:val="berschrift5"/>
@@ -4975,26 +4973,26 @@
         <w:t xml:space="preserve">Provide average solar and sensor viewing azimuth and zenith angles.</w:t>
       </w:r>
     </w:p>
+    <w:bookmarkEnd w:id="140"/>
+    <w:bookmarkStart w:id="141" w:name="goal-requirements-27"/>
+    <w:p>
+      <w:pPr>
+        <w:pStyle w:val="berschrift5"/>
+      </w:pPr>
+      <w:r>
+        <w:t xml:space="preserve">Goal requirements:</w:t>
+      </w:r>
+    </w:p>
+    <w:p>
+      <w:pPr>
+        <w:pStyle w:val="FirstParagraph"/>
+      </w:pPr>
+      <w:r>
+        <w:t xml:space="preserve">Provide per-pixel solar and sensor viewing azimuth and zenith angles.</w:t>
+      </w:r>
+    </w:p>
     <w:bookmarkEnd w:id="141"/>
-    <w:bookmarkStart w:id="142" w:name="goal-requirements-27"/>
-    <w:p>
-      <w:pPr>
-        <w:pStyle w:val="berschrift5"/>
-      </w:pPr>
-      <w:r>
-        <w:t xml:space="preserve">Goal requirements:</w:t>
-      </w:r>
-    </w:p>
-    <w:p>
-      <w:pPr>
-        <w:pStyle w:val="FirstParagraph"/>
-      </w:pPr>
-      <w:r>
-        <w:t xml:space="preserve">Provide per-pixel solar and sensor viewing azimuth and zenith angles.</w:t>
-      </w:r>
-    </w:p>
-    <w:bookmarkEnd w:id="142"/>
-    <w:bookmarkStart w:id="143" w:name="assessment-27"/>
+    <w:bookmarkStart w:id="142" w:name="assessment-27"/>
     <w:p>
       <w:pPr>
         <w:pStyle w:val="berschrift5"/>
@@ -5058,9 +5056,9 @@
         </w:pict>
       </w:r>
     </w:p>
+    <w:bookmarkEnd w:id="142"/>
     <w:bookmarkEnd w:id="143"/>
-    <w:bookmarkEnd w:id="144"/>
-    <w:bookmarkStart w:id="148" w:name="sec:pxl-pptill"/>
+    <w:bookmarkStart w:id="147" w:name="sec:pxl-piteric"/>
     <w:p>
       <w:pPr>
         <w:pStyle w:val="berschrift4"/>
@@ -5092,10 +5090,10 @@
         <w:rPr>
           <w:rStyle w:val="VerbatimChar"/>
         </w:rPr>
-        <w:t xml:space="preserve">pxl-pptill</w:t>
-      </w:r>
-    </w:p>
-    <w:bookmarkStart w:id="145" w:name="threshold-requirements-28"/>
+        <w:t xml:space="preserve">pxl-piteric</w:t>
+      </w:r>
+    </w:p>
+    <w:bookmarkStart w:id="144" w:name="threshold-requirements-28"/>
     <w:p>
       <w:pPr>
         <w:pStyle w:val="berschrift5"/>
@@ -5115,86 +5113,86 @@
         <w:t xml:space="preserve"> </w:t>
       </w:r>
     </w:p>
+    <w:bookmarkEnd w:id="144"/>
+    <w:bookmarkStart w:id="145" w:name="goal-requirements-28"/>
+    <w:p>
+      <w:pPr>
+        <w:pStyle w:val="berschrift5"/>
+      </w:pPr>
+      <w:r>
+        <w:t xml:space="preserve">Goal requirements:</w:t>
+      </w:r>
+    </w:p>
+    <w:p>
+      <w:pPr>
+        <w:pStyle w:val="FirstParagraph"/>
+      </w:pPr>
+      <w:r>
+        <w:t xml:space="preserve">Coefficients used for terrain illumination correction are provided for each pixel.</w:t>
+      </w:r>
+    </w:p>
     <w:bookmarkEnd w:id="145"/>
-    <w:bookmarkStart w:id="146" w:name="goal-requirements-28"/>
+    <w:bookmarkStart w:id="146" w:name="assessment-28"/>
     <w:p>
       <w:pPr>
         <w:pStyle w:val="berschrift5"/>
       </w:pPr>
       <w:r>
-        <w:t xml:space="preserve">Goal requirements:</w:t>
-      </w:r>
-    </w:p>
-    <w:p>
-      <w:pPr>
-        <w:pStyle w:val="FirstParagraph"/>
-      </w:pPr>
-      <w:r>
-        <w:t xml:space="preserve">Coefficients used for terrain illumination correction are provided for each pixel.</w:t>
+        <w:t xml:space="preserve">Assessment:</w:t>
+      </w:r>
+    </w:p>
+    <w:p>
+      <w:pPr>
+        <w:pStyle w:val="Compact"/>
+        <w:numPr>
+          <w:ilvl w:val="0"/>
+          <w:numId w:val="1042"/>
+        </w:numPr>
+      </w:pPr>
+      <w:r>
+        <w:t xml:space="preserve">Threshold Self-Assessment:</w:t>
+      </w:r>
+    </w:p>
+    <w:p>
+      <w:pPr>
+        <w:pStyle w:val="Compact"/>
+        <w:numPr>
+          <w:ilvl w:val="0"/>
+          <w:numId w:val="1042"/>
+        </w:numPr>
+      </w:pPr>
+      <w:r>
+        <w:t xml:space="preserve">Goal Self-Assessment:</w:t>
+      </w:r>
+    </w:p>
+    <w:p>
+      <w:pPr>
+        <w:pStyle w:val="Compact"/>
+        <w:numPr>
+          <w:ilvl w:val="0"/>
+          <w:numId w:val="1042"/>
+        </w:numPr>
+      </w:pPr>
+      <w:r>
+        <w:t xml:space="preserve">Self-Assessment Explanation/ Justification:</w:t>
+      </w:r>
+    </w:p>
+    <w:p>
+      <w:pPr>
+        <w:pStyle w:val="Compact"/>
+        <w:numPr>
+          <w:ilvl w:val="0"/>
+          <w:numId w:val="1042"/>
+        </w:numPr>
+      </w:pPr>
+      <w:r>
+        <w:t xml:space="preserve">Recommended Requirement Modification:</w:t>
       </w:r>
     </w:p>
     <w:bookmarkEnd w:id="146"/>
-    <w:bookmarkStart w:id="147" w:name="assessment-28"/>
-    <w:p>
-      <w:pPr>
-        <w:pStyle w:val="berschrift5"/>
-      </w:pPr>
-      <w:r>
-        <w:t xml:space="preserve">Assessment:</w:t>
-      </w:r>
-    </w:p>
-    <w:p>
-      <w:pPr>
-        <w:pStyle w:val="Compact"/>
-        <w:numPr>
-          <w:ilvl w:val="0"/>
-          <w:numId w:val="1042"/>
-        </w:numPr>
-      </w:pPr>
-      <w:r>
-        <w:t xml:space="preserve">Threshold Self-Assessment:</w:t>
-      </w:r>
-    </w:p>
-    <w:p>
-      <w:pPr>
-        <w:pStyle w:val="Compact"/>
-        <w:numPr>
-          <w:ilvl w:val="0"/>
-          <w:numId w:val="1042"/>
-        </w:numPr>
-      </w:pPr>
-      <w:r>
-        <w:t xml:space="preserve">Goal Self-Assessment:</w:t>
-      </w:r>
-    </w:p>
-    <w:p>
-      <w:pPr>
-        <w:pStyle w:val="Compact"/>
-        <w:numPr>
-          <w:ilvl w:val="0"/>
-          <w:numId w:val="1042"/>
-        </w:numPr>
-      </w:pPr>
-      <w:r>
-        <w:t xml:space="preserve">Self-Assessment Explanation/ Justification:</w:t>
-      </w:r>
-    </w:p>
-    <w:p>
-      <w:pPr>
-        <w:pStyle w:val="Compact"/>
-        <w:numPr>
-          <w:ilvl w:val="0"/>
-          <w:numId w:val="1042"/>
-        </w:numPr>
-      </w:pPr>
-      <w:r>
-        <w:t xml:space="preserve">Recommended Requirement Modification:</w:t>
-      </w:r>
-    </w:p>
     <w:bookmarkEnd w:id="147"/>
     <w:bookmarkEnd w:id="148"/>
-    <w:bookmarkEnd w:id="149"/>
-    <w:bookmarkStart w:id="174" w:name="sec:rac"/>
+    <w:bookmarkStart w:id="173" w:name="sec:rac"/>
     <w:p>
       <w:pPr>
         <w:pStyle w:val="berschrift3"/>
@@ -5226,7 +5224,7 @@
         <w:t xml:space="preserve">The requirements indicate both the necessary outcomes and the minimum steps necessary to be deemed to have achieved those outcomes.</w:t>
       </w:r>
     </w:p>
-    <w:bookmarkStart w:id="153" w:name="sec:rac-mssr"/>
+    <w:bookmarkStart w:id="152" w:name="sec:rac-measur-sr"/>
     <w:p>
       <w:pPr>
         <w:pStyle w:val="berschrift4"/>
@@ -5258,10 +5256,10 @@
         <w:rPr>
           <w:rStyle w:val="VerbatimChar"/>
         </w:rPr>
-        <w:t xml:space="preserve">rac-mssr</w:t>
-      </w:r>
-    </w:p>
-    <w:bookmarkStart w:id="150" w:name="threshold-requirements-29"/>
+        <w:t xml:space="preserve">rac-measur-sr</w:t>
+      </w:r>
+    </w:p>
+    <w:bookmarkStart w:id="149" w:name="threshold-requirements-29"/>
     <w:p>
       <w:pPr>
         <w:pStyle w:val="berschrift5"/>
@@ -5283,7 +5281,7 @@
         <w:pStyle w:val="Textkrper"/>
       </w:pPr>
       <w:r>
-        <w:t xml:space="preserve">Notes:</w:t>
+        <w:t xml:space="preserve">Note:</w:t>
       </w:r>
     </w:p>
     <w:p>
@@ -5298,8 +5296,8 @@
         <w:t xml:space="preserve">Radiometric corrections must lead to a valid measurement of surface reflectance.</w:t>
       </w:r>
     </w:p>
-    <w:bookmarkEnd w:id="150"/>
-    <w:bookmarkStart w:id="151" w:name="goal-requirements-29"/>
+    <w:bookmarkEnd w:id="149"/>
+    <w:bookmarkStart w:id="150" w:name="goal-requirements-29"/>
     <w:p>
       <w:pPr>
         <w:pStyle w:val="berschrift5"/>
@@ -5318,7 +5316,7 @@
       <w:r>
         <w:t xml:space="preserve">“</w:t>
       </w:r>
-      <w:hyperlink w:anchor="sec:meta-trcsr">
+      <w:hyperlink w:anchor="sec:meta-trace-sr">
         <w:r>
           <w:rPr>
             <w:rStyle w:val="Hyperlink"/>
@@ -5333,8 +5331,8 @@
         <w:t xml:space="preserve">).</w:t>
       </w:r>
     </w:p>
-    <w:bookmarkEnd w:id="151"/>
-    <w:bookmarkStart w:id="152" w:name="assessment-29"/>
+    <w:bookmarkEnd w:id="150"/>
+    <w:bookmarkStart w:id="151" w:name="assessment-29"/>
     <w:p>
       <w:pPr>
         <w:pStyle w:val="berschrift5"/>
@@ -5398,9 +5396,9 @@
         </w:pict>
       </w:r>
     </w:p>
+    <w:bookmarkEnd w:id="151"/>
     <w:bookmarkEnd w:id="152"/>
-    <w:bookmarkEnd w:id="153"/>
-    <w:bookmarkStart w:id="157" w:name="sec:rac-uncsr"/>
+    <w:bookmarkStart w:id="156" w:name="sec:rac-muncer-sr"/>
     <w:p>
       <w:pPr>
         <w:pStyle w:val="berschrift4"/>
@@ -5432,7 +5430,7 @@
         <w:rPr>
           <w:rStyle w:val="VerbatimChar"/>
         </w:rPr>
-        <w:t xml:space="preserve">rac-uncsr</w:t>
+        <w:t xml:space="preserve">rac-muncer-sr</w:t>
       </w:r>
     </w:p>
     <w:p>
@@ -5443,7 +5441,7 @@
         <w:t xml:space="preserve">Note: In current practice, users determine fitness for purpose based on knowledge of the lineage of the data, rather than on a specific estimate of measurement uncertainty.</w:t>
       </w:r>
     </w:p>
-    <w:bookmarkStart w:id="154" w:name="threshold-requirements-30"/>
+    <w:bookmarkStart w:id="153" w:name="threshold-requirements-30"/>
     <w:p>
       <w:pPr>
         <w:pStyle w:val="berschrift5"/>
@@ -5463,8 +5461,8 @@
         <w:t xml:space="preserve"> </w:t>
       </w:r>
     </w:p>
-    <w:bookmarkEnd w:id="154"/>
-    <w:bookmarkStart w:id="155" w:name="goal-requirements-30"/>
+    <w:bookmarkEnd w:id="153"/>
+    <w:bookmarkStart w:id="154" w:name="goal-requirements-30"/>
     <w:p>
       <w:pPr>
         <w:pStyle w:val="berschrift5"/>
@@ -5503,7 +5501,7 @@
       <w:r>
         <w:t xml:space="preserve">“</w:t>
       </w:r>
-      <w:hyperlink w:anchor="sec:meta-trcsr">
+      <w:hyperlink w:anchor="sec:meta-trace-sr">
         <w:r>
           <w:rPr>
             <w:rStyle w:val="Hyperlink"/>
@@ -5530,8 +5528,8 @@
         <w:t xml:space="preserve">Information on measurement uncertainty should be available in the metadata as a single DOI landing page.</w:t>
       </w:r>
     </w:p>
-    <w:bookmarkEnd w:id="155"/>
-    <w:bookmarkStart w:id="156" w:name="assessment-30"/>
+    <w:bookmarkEnd w:id="154"/>
+    <w:bookmarkStart w:id="155" w:name="assessment-30"/>
     <w:p>
       <w:pPr>
         <w:pStyle w:val="berschrift5"/>
@@ -5595,9 +5593,9 @@
         </w:pict>
       </w:r>
     </w:p>
+    <w:bookmarkEnd w:id="155"/>
     <w:bookmarkEnd w:id="156"/>
-    <w:bookmarkEnd w:id="157"/>
-    <w:bookmarkStart w:id="161" w:name="sec:rac-nrmsr"/>
+    <w:bookmarkStart w:id="160" w:name="sec:rac-mnormal-sr"/>
     <w:p>
       <w:pPr>
         <w:pStyle w:val="berschrift4"/>
@@ -5629,10 +5627,10 @@
         <w:rPr>
           <w:rStyle w:val="VerbatimChar"/>
         </w:rPr>
-        <w:t xml:space="preserve">rac-nrmsr</w:t>
-      </w:r>
-    </w:p>
-    <w:bookmarkStart w:id="158" w:name="threshold-requirements-31"/>
+        <w:t xml:space="preserve">rac-mnormal-sr</w:t>
+      </w:r>
+    </w:p>
+    <w:bookmarkStart w:id="157" w:name="threshold-requirements-31"/>
     <w:p>
       <w:pPr>
         <w:pStyle w:val="berschrift5"/>
@@ -5652,46 +5650,46 @@
         <w:t xml:space="preserve"> </w:t>
       </w:r>
     </w:p>
+    <w:bookmarkEnd w:id="157"/>
+    <w:bookmarkStart w:id="158" w:name="goal-requirements-31"/>
+    <w:p>
+      <w:pPr>
+        <w:pStyle w:val="berschrift5"/>
+      </w:pPr>
+      <w:r>
+        <w:t xml:space="preserve">Goal requirements:</w:t>
+      </w:r>
+    </w:p>
+    <w:p>
+      <w:pPr>
+        <w:pStyle w:val="FirstParagraph"/>
+      </w:pPr>
+      <w:r>
+        <w:t xml:space="preserve">Measurements are normalised for solar and viewing conditions (i.e., nadir view angle and average solar angles). This may include terrain illumination and/or Bi-Directional Reflectance Function (BRDF) correction.</w:t>
+      </w:r>
+    </w:p>
+    <w:p>
+      <w:pPr>
+        <w:pStyle w:val="Textkrper"/>
+      </w:pPr>
+      <w:r>
+        <w:t xml:space="preserve">Note:</w:t>
+      </w:r>
+    </w:p>
+    <w:p>
+      <w:pPr>
+        <w:pStyle w:val="Compact"/>
+        <w:numPr>
+          <w:ilvl w:val="0"/>
+          <w:numId w:val="1047"/>
+        </w:numPr>
+      </w:pPr>
+      <w:r>
+        <w:t xml:space="preserve">Information on measurement normalisation should be available in the metadata as a single DOI landing page.</w:t>
+      </w:r>
+    </w:p>
     <w:bookmarkEnd w:id="158"/>
-    <w:bookmarkStart w:id="159" w:name="goal-requirements-31"/>
-    <w:p>
-      <w:pPr>
-        <w:pStyle w:val="berschrift5"/>
-      </w:pPr>
-      <w:r>
-        <w:t xml:space="preserve">Goal requirements:</w:t>
-      </w:r>
-    </w:p>
-    <w:p>
-      <w:pPr>
-        <w:pStyle w:val="FirstParagraph"/>
-      </w:pPr>
-      <w:r>
-        <w:t xml:space="preserve">Measurements are normalised for solar and viewing conditions (i.e., nadir view angle and average solar angles). This may include terrain illumination and/or Bi-Directional Reflectance Function (BRDF) correction.</w:t>
-      </w:r>
-    </w:p>
-    <w:p>
-      <w:pPr>
-        <w:pStyle w:val="Textkrper"/>
-      </w:pPr>
-      <w:r>
-        <w:t xml:space="preserve">Notes:</w:t>
-      </w:r>
-    </w:p>
-    <w:p>
-      <w:pPr>
-        <w:pStyle w:val="Compact"/>
-        <w:numPr>
-          <w:ilvl w:val="0"/>
-          <w:numId w:val="1047"/>
-        </w:numPr>
-      </w:pPr>
-      <w:r>
-        <w:t xml:space="preserve">Information on measurement normalisation should be available in the metadata as a single DOI landing page.</w:t>
-      </w:r>
-    </w:p>
-    <w:bookmarkEnd w:id="159"/>
-    <w:bookmarkStart w:id="160" w:name="assessment-31"/>
+    <w:bookmarkStart w:id="159" w:name="assessment-31"/>
     <w:p>
       <w:pPr>
         <w:pStyle w:val="berschrift5"/>
@@ -5755,9 +5753,9 @@
         </w:pict>
       </w:r>
     </w:p>
+    <w:bookmarkEnd w:id="159"/>
     <w:bookmarkEnd w:id="160"/>
-    <w:bookmarkEnd w:id="161"/>
-    <w:bookmarkStart w:id="165" w:name="sec:rac-dirsct"/>
+    <w:bookmarkStart w:id="164" w:name="sec:rac-dirats-sr"/>
     <w:p>
       <w:pPr>
         <w:pStyle w:val="berschrift4"/>
@@ -5789,10 +5787,10 @@
         <w:rPr>
           <w:rStyle w:val="VerbatimChar"/>
         </w:rPr>
-        <w:t xml:space="preserve">rac-dirsct</w:t>
-      </w:r>
-    </w:p>
-    <w:bookmarkStart w:id="162" w:name="threshold-requirements-32"/>
+        <w:t xml:space="preserve">rac-dirats-sr</w:t>
+      </w:r>
+    </w:p>
+    <w:bookmarkStart w:id="161" w:name="threshold-requirements-32"/>
     <w:p>
       <w:pPr>
         <w:pStyle w:val="berschrift5"/>
@@ -5858,7 +5856,7 @@
         <w:pStyle w:val="FirstParagraph"/>
       </w:pPr>
       <w:r>
-        <w:t xml:space="preserve">Notes:</w:t>
+        <w:t xml:space="preserve">Note:</w:t>
       </w:r>
     </w:p>
     <w:p>
@@ -5873,29 +5871,29 @@
         <w:t xml:space="preserve">Examples of technical documentation include an Algorithm Theoretical Basis Document, product user guide, etc.</w:t>
       </w:r>
     </w:p>
+    <w:bookmarkEnd w:id="161"/>
+    <w:bookmarkStart w:id="162" w:name="goal-requirements-32"/>
+    <w:p>
+      <w:pPr>
+        <w:pStyle w:val="berschrift5"/>
+      </w:pPr>
+      <w:r>
+        <w:t xml:space="preserve">Goal requirements:</w:t>
+      </w:r>
+    </w:p>
+    <w:p>
+      <w:pPr>
+        <w:pStyle w:val="FirstParagraph"/>
+      </w:pPr>
+      <w:r>
+        <w:t xml:space="preserve">As threshold.</w:t>
+      </w:r>
+      <w:r>
+        <w:t xml:space="preserve"> </w:t>
+      </w:r>
+    </w:p>
     <w:bookmarkEnd w:id="162"/>
-    <w:bookmarkStart w:id="163" w:name="goal-requirements-32"/>
-    <w:p>
-      <w:pPr>
-        <w:pStyle w:val="berschrift5"/>
-      </w:pPr>
-      <w:r>
-        <w:t xml:space="preserve">Goal requirements:</w:t>
-      </w:r>
-    </w:p>
-    <w:p>
-      <w:pPr>
-        <w:pStyle w:val="FirstParagraph"/>
-      </w:pPr>
-      <w:r>
-        <w:t xml:space="preserve">As threshold.</w:t>
-      </w:r>
-      <w:r>
-        <w:t xml:space="preserve"> </w:t>
-      </w:r>
-    </w:p>
-    <w:bookmarkEnd w:id="163"/>
-    <w:bookmarkStart w:id="164" w:name="assessment-32"/>
+    <w:bookmarkStart w:id="163" w:name="assessment-32"/>
     <w:p>
       <w:pPr>
         <w:pStyle w:val="berschrift5"/>
@@ -5959,9 +5957,9 @@
         </w:pict>
       </w:r>
     </w:p>
+    <w:bookmarkEnd w:id="163"/>
     <w:bookmarkEnd w:id="164"/>
-    <w:bookmarkEnd w:id="165"/>
-    <w:bookmarkStart w:id="169" w:name="sec:rac-wvapor"/>
+    <w:bookmarkStart w:id="168" w:name="sec:rac-wavap-sr"/>
     <w:p>
       <w:pPr>
         <w:pStyle w:val="berschrift4"/>
@@ -5993,10 +5991,10 @@
         <w:rPr>
           <w:rStyle w:val="VerbatimChar"/>
         </w:rPr>
-        <w:t xml:space="preserve">rac-wvapor</w:t>
-      </w:r>
-    </w:p>
-    <w:bookmarkStart w:id="166" w:name="threshold-requirements-33"/>
+        <w:t xml:space="preserve">rac-wavap-sr</w:t>
+      </w:r>
+    </w:p>
+    <w:bookmarkStart w:id="165" w:name="threshold-requirements-33"/>
     <w:p>
       <w:pPr>
         <w:pStyle w:val="berschrift5"/>
@@ -6042,7 +6040,7 @@
         <w:pStyle w:val="FirstParagraph"/>
       </w:pPr>
       <w:r>
-        <w:t xml:space="preserve">Notes:</w:t>
+        <w:t xml:space="preserve">Note:</w:t>
       </w:r>
     </w:p>
     <w:p>
@@ -6057,29 +6055,29 @@
         <w:t xml:space="preserve">Examples of technical documentation include an Algorithm Theoretical Basis Document, product user guide, etc.</w:t>
       </w:r>
     </w:p>
+    <w:bookmarkEnd w:id="165"/>
+    <w:bookmarkStart w:id="166" w:name="goal-requirements-33"/>
+    <w:p>
+      <w:pPr>
+        <w:pStyle w:val="berschrift5"/>
+      </w:pPr>
+      <w:r>
+        <w:t xml:space="preserve">Goal requirements:</w:t>
+      </w:r>
+    </w:p>
+    <w:p>
+      <w:pPr>
+        <w:pStyle w:val="FirstParagraph"/>
+      </w:pPr>
+      <w:r>
+        <w:t xml:space="preserve">As threshold.</w:t>
+      </w:r>
+      <w:r>
+        <w:t xml:space="preserve"> </w:t>
+      </w:r>
+    </w:p>
     <w:bookmarkEnd w:id="166"/>
-    <w:bookmarkStart w:id="167" w:name="goal-requirements-33"/>
-    <w:p>
-      <w:pPr>
-        <w:pStyle w:val="berschrift5"/>
-      </w:pPr>
-      <w:r>
-        <w:t xml:space="preserve">Goal requirements:</w:t>
-      </w:r>
-    </w:p>
-    <w:p>
-      <w:pPr>
-        <w:pStyle w:val="FirstParagraph"/>
-      </w:pPr>
-      <w:r>
-        <w:t xml:space="preserve">As threshold.</w:t>
-      </w:r>
-      <w:r>
-        <w:t xml:space="preserve"> </w:t>
-      </w:r>
-    </w:p>
-    <w:bookmarkEnd w:id="167"/>
-    <w:bookmarkStart w:id="168" w:name="assessment-33"/>
+    <w:bookmarkStart w:id="167" w:name="assessment-33"/>
     <w:p>
       <w:pPr>
         <w:pStyle w:val="berschrift5"/>
@@ -6143,9 +6141,9 @@
         </w:pict>
       </w:r>
     </w:p>
+    <w:bookmarkEnd w:id="167"/>
     <w:bookmarkEnd w:id="168"/>
-    <w:bookmarkEnd w:id="169"/>
-    <w:bookmarkStart w:id="173" w:name="sec:rac-ozone"/>
+    <w:bookmarkStart w:id="172" w:name="sec:rac-cozone-sr"/>
     <w:p>
       <w:pPr>
         <w:pStyle w:val="berschrift4"/>
@@ -6177,10 +6175,10 @@
         <w:rPr>
           <w:rStyle w:val="VerbatimChar"/>
         </w:rPr>
-        <w:t xml:space="preserve">rac-ozone</w:t>
-      </w:r>
-    </w:p>
-    <w:bookmarkStart w:id="170" w:name="threshold-requirements-34"/>
+        <w:t xml:space="preserve">rac-cozone-sr</w:t>
+      </w:r>
+    </w:p>
+    <w:bookmarkStart w:id="169" w:name="threshold-requirements-34"/>
     <w:p>
       <w:pPr>
         <w:pStyle w:val="berschrift5"/>
@@ -6200,8 +6198,8 @@
         <w:t xml:space="preserve"> </w:t>
       </w:r>
     </w:p>
-    <w:bookmarkEnd w:id="170"/>
-    <w:bookmarkStart w:id="171" w:name="goal-requirements-34"/>
+    <w:bookmarkEnd w:id="169"/>
+    <w:bookmarkStart w:id="170" w:name="goal-requirements-34"/>
     <w:p>
       <w:pPr>
         <w:pStyle w:val="berschrift5"/>
@@ -6228,7 +6226,7 @@
       <w:r>
         <w:t xml:space="preserve">“</w:t>
       </w:r>
-      <w:hyperlink w:anchor="sec:meta-gmasr">
+      <w:hyperlink w:anchor="sec:meta-geoacc-sr">
         <w:r>
           <w:rPr>
             <w:rStyle w:val="Hyperlink"/>
@@ -6248,7 +6246,7 @@
       <w:r>
         <w:t xml:space="preserve">“</w:t>
       </w:r>
-      <w:hyperlink w:anchor="sec:meta-insopt">
+      <w:hyperlink w:anchor="sec:meta-instru-optical">
         <w:r>
           <w:rPr>
             <w:rStyle w:val="Hyperlink"/>
@@ -6295,68 +6293,68 @@
         <w:t xml:space="preserve">technical documentation regarding the implementation of that algorithm</w:t>
       </w:r>
     </w:p>
+    <w:bookmarkEnd w:id="170"/>
+    <w:bookmarkStart w:id="171" w:name="assessment-34"/>
+    <w:p>
+      <w:pPr>
+        <w:pStyle w:val="berschrift5"/>
+      </w:pPr>
+      <w:r>
+        <w:t xml:space="preserve">Assessment:</w:t>
+      </w:r>
+    </w:p>
+    <w:p>
+      <w:pPr>
+        <w:pStyle w:val="Compact"/>
+        <w:numPr>
+          <w:ilvl w:val="0"/>
+          <w:numId w:val="1056"/>
+        </w:numPr>
+      </w:pPr>
+      <w:r>
+        <w:t xml:space="preserve">Threshold Self-Assessment:</w:t>
+      </w:r>
+    </w:p>
+    <w:p>
+      <w:pPr>
+        <w:pStyle w:val="Compact"/>
+        <w:numPr>
+          <w:ilvl w:val="0"/>
+          <w:numId w:val="1056"/>
+        </w:numPr>
+      </w:pPr>
+      <w:r>
+        <w:t xml:space="preserve">Goal Self-Assessment:</w:t>
+      </w:r>
+    </w:p>
+    <w:p>
+      <w:pPr>
+        <w:pStyle w:val="Compact"/>
+        <w:numPr>
+          <w:ilvl w:val="0"/>
+          <w:numId w:val="1056"/>
+        </w:numPr>
+      </w:pPr>
+      <w:r>
+        <w:t xml:space="preserve">Self-Assessment Explanation/ Justification:</w:t>
+      </w:r>
+    </w:p>
+    <w:p>
+      <w:pPr>
+        <w:pStyle w:val="Compact"/>
+        <w:numPr>
+          <w:ilvl w:val="0"/>
+          <w:numId w:val="1056"/>
+        </w:numPr>
+      </w:pPr>
+      <w:r>
+        <w:t xml:space="preserve">Recommended Requirement Modification:</w:t>
+      </w:r>
+    </w:p>
     <w:bookmarkEnd w:id="171"/>
-    <w:bookmarkStart w:id="172" w:name="assessment-34"/>
-    <w:p>
-      <w:pPr>
-        <w:pStyle w:val="berschrift5"/>
-      </w:pPr>
-      <w:r>
-        <w:t xml:space="preserve">Assessment:</w:t>
-      </w:r>
-    </w:p>
-    <w:p>
-      <w:pPr>
-        <w:pStyle w:val="Compact"/>
-        <w:numPr>
-          <w:ilvl w:val="0"/>
-          <w:numId w:val="1056"/>
-        </w:numPr>
-      </w:pPr>
-      <w:r>
-        <w:t xml:space="preserve">Threshold Self-Assessment:</w:t>
-      </w:r>
-    </w:p>
-    <w:p>
-      <w:pPr>
-        <w:pStyle w:val="Compact"/>
-        <w:numPr>
-          <w:ilvl w:val="0"/>
-          <w:numId w:val="1056"/>
-        </w:numPr>
-      </w:pPr>
-      <w:r>
-        <w:t xml:space="preserve">Goal Self-Assessment:</w:t>
-      </w:r>
-    </w:p>
-    <w:p>
-      <w:pPr>
-        <w:pStyle w:val="Compact"/>
-        <w:numPr>
-          <w:ilvl w:val="0"/>
-          <w:numId w:val="1056"/>
-        </w:numPr>
-      </w:pPr>
-      <w:r>
-        <w:t xml:space="preserve">Self-Assessment Explanation/ Justification:</w:t>
-      </w:r>
-    </w:p>
-    <w:p>
-      <w:pPr>
-        <w:pStyle w:val="Compact"/>
-        <w:numPr>
-          <w:ilvl w:val="0"/>
-          <w:numId w:val="1056"/>
-        </w:numPr>
-      </w:pPr>
-      <w:r>
-        <w:t xml:space="preserve">Recommended Requirement Modification:</w:t>
-      </w:r>
-    </w:p>
     <w:bookmarkEnd w:id="172"/>
     <w:bookmarkEnd w:id="173"/>
-    <w:bookmarkEnd w:id="174"/>
-    <w:bookmarkStart w:id="179" w:name="sec:gcor"/>
+    <w:bookmarkStart w:id="178" w:name="sec:gcor"/>
     <w:p>
       <w:pPr>
         <w:pStyle w:val="berschrift3"/>
@@ -6388,7 +6386,7 @@
         <w:t xml:space="preserve">This section specifies any geometric correction requirements that must be met in order for the data to be analysis ready.</w:t>
       </w:r>
     </w:p>
-    <w:bookmarkStart w:id="178" w:name="sec:gcor-geocsr"/>
+    <w:bookmarkStart w:id="177" w:name="sec:gcor-geocorr-sr"/>
     <w:p>
       <w:pPr>
         <w:pStyle w:val="berschrift4"/>
@@ -6420,10 +6418,10 @@
         <w:rPr>
           <w:rStyle w:val="VerbatimChar"/>
         </w:rPr>
-        <w:t xml:space="preserve">gcor-geocsr</w:t>
-      </w:r>
-    </w:p>
-    <w:bookmarkStart w:id="175" w:name="threshold-requirements-35"/>
+        <w:t xml:space="preserve">gcor-geocorr-sr</w:t>
+      </w:r>
+    </w:p>
+    <w:bookmarkStart w:id="174" w:name="threshold-requirements-35"/>
     <w:p>
       <w:pPr>
         <w:pStyle w:val="berschrift5"/>
@@ -6482,7 +6480,7 @@
       <w:r>
         <w:t xml:space="preserve">“</w:t>
       </w:r>
-      <w:hyperlink w:anchor="sec:meta-gmasr">
+      <w:hyperlink w:anchor="sec:meta-geoacc-sr">
         <w:r>
           <w:rPr>
             <w:rStyle w:val="Hyperlink"/>
@@ -6502,7 +6500,7 @@
       <w:r>
         <w:t xml:space="preserve">“</w:t>
       </w:r>
-      <w:hyperlink w:anchor="sec:meta-insopt">
+      <w:hyperlink w:anchor="sec:meta-instru-optical">
         <w:r>
           <w:rPr>
             <w:rStyle w:val="Hyperlink"/>
@@ -6522,7 +6520,7 @@
         <w:pStyle w:val="Textkrper"/>
       </w:pPr>
       <w:r>
-        <w:t xml:space="preserve">Notes:</w:t>
+        <w:t xml:space="preserve">Note:</w:t>
       </w:r>
     </w:p>
     <w:p>
@@ -6553,8 +6551,8 @@
         <w:t xml:space="preserve">sources as the geometric corrections for each of the sources may differ.</w:t>
       </w:r>
     </w:p>
-    <w:bookmarkEnd w:id="175"/>
-    <w:bookmarkStart w:id="176" w:name="goal-requirements-35"/>
+    <w:bookmarkEnd w:id="174"/>
+    <w:bookmarkStart w:id="175" w:name="goal-requirements-35"/>
     <w:p>
       <w:pPr>
         <w:pStyle w:val="berschrift5"/>
@@ -6589,7 +6587,7 @@
       <w:r>
         <w:t xml:space="preserve">“</w:t>
       </w:r>
-      <w:hyperlink w:anchor="sec:meta-gmasr">
+      <w:hyperlink w:anchor="sec:meta-geoacc-sr">
         <w:r>
           <w:rPr>
             <w:rStyle w:val="Hyperlink"/>
@@ -6609,7 +6607,7 @@
       <w:r>
         <w:t xml:space="preserve">“</w:t>
       </w:r>
-      <w:hyperlink w:anchor="sec:meta-insopt">
+      <w:hyperlink w:anchor="sec:meta-instru-optical">
         <w:r>
           <w:rPr>
             <w:rStyle w:val="Hyperlink"/>
@@ -6629,7 +6627,7 @@
         <w:pStyle w:val="Textkrper"/>
       </w:pPr>
       <w:r>
-        <w:t xml:space="preserve">Notes:</w:t>
+        <w:t xml:space="preserve">Note:</w:t>
       </w:r>
     </w:p>
     <w:p>
@@ -6644,74 +6642,74 @@
         <w:t xml:space="preserve">This requirement is intended to enable interoperability between imagery from different platforms that meet this level of correction, and with non-image spatial data such as GIS layers and terrain models.</w:t>
       </w:r>
     </w:p>
+    <w:bookmarkEnd w:id="175"/>
+    <w:bookmarkStart w:id="176" w:name="assessment-35"/>
+    <w:p>
+      <w:pPr>
+        <w:pStyle w:val="berschrift5"/>
+      </w:pPr>
+      <w:r>
+        <w:t xml:space="preserve">Assessment:</w:t>
+      </w:r>
+    </w:p>
+    <w:p>
+      <w:pPr>
+        <w:pStyle w:val="Compact"/>
+        <w:numPr>
+          <w:ilvl w:val="0"/>
+          <w:numId w:val="1059"/>
+        </w:numPr>
+      </w:pPr>
+      <w:r>
+        <w:t xml:space="preserve">Threshold Self-Assessment:</w:t>
+      </w:r>
+    </w:p>
+    <w:p>
+      <w:pPr>
+        <w:pStyle w:val="Compact"/>
+        <w:numPr>
+          <w:ilvl w:val="0"/>
+          <w:numId w:val="1059"/>
+        </w:numPr>
+      </w:pPr>
+      <w:r>
+        <w:t xml:space="preserve">Goal Self-Assessment:</w:t>
+      </w:r>
+    </w:p>
+    <w:p>
+      <w:pPr>
+        <w:pStyle w:val="Compact"/>
+        <w:numPr>
+          <w:ilvl w:val="0"/>
+          <w:numId w:val="1059"/>
+        </w:numPr>
+      </w:pPr>
+      <w:r>
+        <w:t xml:space="preserve">Self-Assessment Explanation/ Justification:</w:t>
+      </w:r>
+    </w:p>
+    <w:p>
+      <w:pPr>
+        <w:pStyle w:val="Compact"/>
+        <w:numPr>
+          <w:ilvl w:val="0"/>
+          <w:numId w:val="1059"/>
+        </w:numPr>
+      </w:pPr>
+      <w:r>
+        <w:t xml:space="preserve">Recommended Requirement Modification:</w:t>
+      </w:r>
+    </w:p>
+    <w:p>
+      <w:r>
+        <w:br w:type="page"/>
+      </w:r>
+    </w:p>
     <w:bookmarkEnd w:id="176"/>
-    <w:bookmarkStart w:id="177" w:name="assessment-35"/>
-    <w:p>
-      <w:pPr>
-        <w:pStyle w:val="berschrift5"/>
-      </w:pPr>
-      <w:r>
-        <w:t xml:space="preserve">Assessment:</w:t>
-      </w:r>
-    </w:p>
-    <w:p>
-      <w:pPr>
-        <w:pStyle w:val="Compact"/>
-        <w:numPr>
-          <w:ilvl w:val="0"/>
-          <w:numId w:val="1059"/>
-        </w:numPr>
-      </w:pPr>
-      <w:r>
-        <w:t xml:space="preserve">Threshold Self-Assessment:</w:t>
-      </w:r>
-    </w:p>
-    <w:p>
-      <w:pPr>
-        <w:pStyle w:val="Compact"/>
-        <w:numPr>
-          <w:ilvl w:val="0"/>
-          <w:numId w:val="1059"/>
-        </w:numPr>
-      </w:pPr>
-      <w:r>
-        <w:t xml:space="preserve">Goal Self-Assessment:</w:t>
-      </w:r>
-    </w:p>
-    <w:p>
-      <w:pPr>
-        <w:pStyle w:val="Compact"/>
-        <w:numPr>
-          <w:ilvl w:val="0"/>
-          <w:numId w:val="1059"/>
-        </w:numPr>
-      </w:pPr>
-      <w:r>
-        <w:t xml:space="preserve">Self-Assessment Explanation/ Justification:</w:t>
-      </w:r>
-    </w:p>
-    <w:p>
-      <w:pPr>
-        <w:pStyle w:val="Compact"/>
-        <w:numPr>
-          <w:ilvl w:val="0"/>
-          <w:numId w:val="1059"/>
-        </w:numPr>
-      </w:pPr>
-      <w:r>
-        <w:t xml:space="preserve">Recommended Requirement Modification:</w:t>
-      </w:r>
-    </w:p>
-    <w:p>
-      <w:r>
-        <w:br w:type="page"/>
-      </w:r>
-    </w:p>
     <w:bookmarkEnd w:id="177"/>
     <w:bookmarkEnd w:id="178"/>
     <w:bookmarkEnd w:id="179"/>
-    <w:bookmarkEnd w:id="180"/>
-    <w:bookmarkStart w:id="185" w:name="summary-self-assessment-table"/>
+    <w:bookmarkStart w:id="184" w:name="summary-self-assessment-table"/>
     <w:p>
       <w:pPr>
         <w:pStyle w:val="berschrift2"/>
@@ -6720,1544 +6718,13 @@
         <w:t xml:space="preserve">Summary Self-Assessment Table</w:t>
       </w:r>
     </w:p>
-    <w:bookmarkStart w:id="181" w:name="general-metadata"/>
+    <w:bookmarkStart w:id="180" w:name="general-metadata"/>
     <w:p>
       <w:pPr>
         <w:pStyle w:val="berschrift3"/>
       </w:pPr>
       <w:r>
         <w:t xml:space="preserve">General Metadata</w:t>
-      </w:r>
-    </w:p>
-    <w:tbl>
-      <w:tblPr>
-        <w:tblStyle w:val="Table"/>
-        <w:tblW w:type="auto" w:w="0"/>
-        <w:tblLook w:firstRow="1" w:lastRow="0" w:firstColumn="0" w:lastColumn="0" w:noHBand="0" w:noVBand="0" w:val="0020"/>
-      </w:tblPr>
-      <w:tblGrid>
-        <w:gridCol w:w="1980"/>
-        <w:gridCol w:w="1980"/>
-        <w:gridCol w:w="1980"/>
-        <w:gridCol w:w="1980"/>
-      </w:tblGrid>
-      <w:tr>
-        <w:trPr>
-          <w:tblHeader w:val="on"/>
-        </w:trPr>
-        <w:tc>
-          <w:tcPr/>
-          <w:p>
-            <w:pPr>
-              <w:pStyle w:val="Compact"/>
-            </w:pPr>
-            <w:r>
-              <w:t xml:space="preserve">Requirement ID</w:t>
-            </w:r>
-          </w:p>
-        </w:tc>
-        <w:tc>
-          <w:tcPr/>
-          <w:p>
-            <w:pPr>
-              <w:pStyle w:val="Compact"/>
-            </w:pPr>
-            <w:r>
-              <w:t xml:space="preserve">Requirement Title</w:t>
-            </w:r>
-          </w:p>
-        </w:tc>
-        <w:tc>
-          <w:tcPr/>
-          <w:p>
-            <w:pPr>
-              <w:pStyle w:val="Compact"/>
-              <w:jc w:val="center"/>
-            </w:pPr>
-            <w:r>
-              <w:t xml:space="preserve">Threshold</w:t>
-            </w:r>
-          </w:p>
-        </w:tc>
-        <w:tc>
-          <w:tcPr/>
-          <w:p>
-            <w:pPr>
-              <w:pStyle w:val="Compact"/>
-              <w:jc w:val="center"/>
-            </w:pPr>
-            <w:r>
-              <w:t xml:space="preserve">Goal</w:t>
-            </w:r>
-          </w:p>
-        </w:tc>
-      </w:tr>
-      <w:tr>
-        <w:tc>
-          <w:tcPr/>
-          <w:p>
-            <w:pPr>
-              <w:pStyle w:val="Compact"/>
-            </w:pPr>
-            <w:r>
-              <w:rPr>
-                <w:rStyle w:val="VerbatimChar"/>
-              </w:rPr>
-              <w:t xml:space="preserve">meta-trcsr</w:t>
-            </w:r>
-          </w:p>
-        </w:tc>
-        <w:tc>
-          <w:tcPr/>
-          <w:p>
-            <w:pPr>
-              <w:pStyle w:val="Compact"/>
-            </w:pPr>
-            <w:r>
-              <w:t xml:space="preserve">Traceability</w:t>
-            </w:r>
-          </w:p>
-        </w:tc>
-        <w:tc>
-          <w:tcPr/>
-          <w:p>
-            <w:pPr>
-              <w:pStyle w:val="Compact"/>
-              <w:jc w:val="center"/>
-            </w:pPr>
-            <w:r>
-              <w:rPr>
-                <w:i/>
-                <w:iCs/>
-              </w:rPr>
-              <w:t xml:space="preserve">not required</w:t>
-            </w:r>
-          </w:p>
-        </w:tc>
-        <w:tc>
-          <w:tcPr/>
-          <w:p>
-            <w:pPr>
-              <w:pStyle w:val="Compact"/>
-            </w:pPr>
-          </w:p>
-        </w:tc>
-      </w:tr>
-      <w:tr>
-        <w:tc>
-          <w:tcPr/>
-          <w:p>
-            <w:pPr>
-              <w:pStyle w:val="Compact"/>
-            </w:pPr>
-            <w:r>
-              <w:rPr>
-                <w:rStyle w:val="VerbatimChar"/>
-              </w:rPr>
-              <w:t xml:space="preserve">meta-mrdopt</w:t>
-            </w:r>
-          </w:p>
-        </w:tc>
-        <w:tc>
-          <w:tcPr/>
-          <w:p>
-            <w:pPr>
-              <w:pStyle w:val="Compact"/>
-            </w:pPr>
-            <w:r>
-              <w:t xml:space="preserve">Metadata Machine Readability</w:t>
-            </w:r>
-          </w:p>
-        </w:tc>
-        <w:tc>
-          <w:tcPr/>
-          <w:p>
-            <w:pPr>
-              <w:pStyle w:val="Compact"/>
-            </w:pPr>
-          </w:p>
-        </w:tc>
-        <w:tc>
-          <w:tcPr/>
-          <w:p>
-            <w:pPr>
-              <w:pStyle w:val="Compact"/>
-            </w:pPr>
-          </w:p>
-        </w:tc>
-      </w:tr>
-      <w:tr>
-        <w:tc>
-          <w:tcPr/>
-          <w:p>
-            <w:pPr>
-              <w:pStyle w:val="Compact"/>
-            </w:pPr>
-            <w:r>
-              <w:rPr>
-                <w:rStyle w:val="VerbatimChar"/>
-              </w:rPr>
-              <w:t xml:space="preserve">meta-timsr</w:t>
-            </w:r>
-          </w:p>
-        </w:tc>
-        <w:tc>
-          <w:tcPr/>
-          <w:p>
-            <w:pPr>
-              <w:pStyle w:val="Compact"/>
-            </w:pPr>
-            <w:r>
-              <w:t xml:space="preserve">Data Collection Time</w:t>
-            </w:r>
-          </w:p>
-        </w:tc>
-        <w:tc>
-          <w:tcPr/>
-          <w:p>
-            <w:pPr>
-              <w:pStyle w:val="Compact"/>
-            </w:pPr>
-          </w:p>
-        </w:tc>
-        <w:tc>
-          <w:tcPr/>
-          <w:p>
-            <w:pPr>
-              <w:pStyle w:val="Compact"/>
-            </w:pPr>
-          </w:p>
-        </w:tc>
-      </w:tr>
-      <w:tr>
-        <w:tc>
-          <w:tcPr/>
-          <w:p>
-            <w:pPr>
-              <w:pStyle w:val="Compact"/>
-            </w:pPr>
-            <w:r>
-              <w:rPr>
-                <w:rStyle w:val="VerbatimChar"/>
-              </w:rPr>
-              <w:t xml:space="preserve">meta-geoasr</w:t>
-            </w:r>
-          </w:p>
-        </w:tc>
-        <w:tc>
-          <w:tcPr/>
-          <w:p>
-            <w:pPr>
-              <w:pStyle w:val="Compact"/>
-            </w:pPr>
-            <w:r>
-              <w:t xml:space="preserve">Geographical Area</w:t>
-            </w:r>
-          </w:p>
-        </w:tc>
-        <w:tc>
-          <w:tcPr/>
-          <w:p>
-            <w:pPr>
-              <w:pStyle w:val="Compact"/>
-            </w:pPr>
-          </w:p>
-        </w:tc>
-        <w:tc>
-          <w:tcPr/>
-          <w:p>
-            <w:pPr>
-              <w:pStyle w:val="Compact"/>
-            </w:pPr>
-          </w:p>
-        </w:tc>
-      </w:tr>
-      <w:tr>
-        <w:tc>
-          <w:tcPr/>
-          <w:p>
-            <w:pPr>
-              <w:pStyle w:val="Compact"/>
-            </w:pPr>
-            <w:r>
-              <w:rPr>
-                <w:rStyle w:val="VerbatimChar"/>
-              </w:rPr>
-              <w:t xml:space="preserve">meta-crsopt</w:t>
-            </w:r>
-          </w:p>
-        </w:tc>
-        <w:tc>
-          <w:tcPr/>
-          <w:p>
-            <w:pPr>
-              <w:pStyle w:val="Compact"/>
-            </w:pPr>
-            <w:r>
-              <w:t xml:space="preserve">Coordinate Reference System</w:t>
-            </w:r>
-          </w:p>
-        </w:tc>
-        <w:tc>
-          <w:tcPr/>
-          <w:p>
-            <w:pPr>
-              <w:pStyle w:val="Compact"/>
-            </w:pPr>
-          </w:p>
-        </w:tc>
-        <w:tc>
-          <w:tcPr/>
-          <w:p>
-            <w:pPr>
-              <w:pStyle w:val="Compact"/>
-              <w:jc w:val="center"/>
-            </w:pPr>
-            <w:r>
-              <w:rPr>
-                <w:i/>
-                <w:iCs/>
-              </w:rPr>
-              <w:t xml:space="preserve">as threshold</w:t>
-            </w:r>
-          </w:p>
-        </w:tc>
-      </w:tr>
-      <w:tr>
-        <w:tc>
-          <w:tcPr/>
-          <w:p>
-            <w:pPr>
-              <w:pStyle w:val="Compact"/>
-            </w:pPr>
-            <w:r>
-              <w:rPr>
-                <w:rStyle w:val="VerbatimChar"/>
-              </w:rPr>
-              <w:t xml:space="preserve">meta-mpsr</w:t>
-            </w:r>
-          </w:p>
-        </w:tc>
-        <w:tc>
-          <w:tcPr/>
-          <w:p>
-            <w:pPr>
-              <w:pStyle w:val="Compact"/>
-            </w:pPr>
-            <w:r>
-              <w:t xml:space="preserve">Map Projection</w:t>
-            </w:r>
-          </w:p>
-        </w:tc>
-        <w:tc>
-          <w:tcPr/>
-          <w:p>
-            <w:pPr>
-              <w:pStyle w:val="Compact"/>
-            </w:pPr>
-          </w:p>
-        </w:tc>
-        <w:tc>
-          <w:tcPr/>
-          <w:p>
-            <w:pPr>
-              <w:pStyle w:val="Compact"/>
-              <w:jc w:val="center"/>
-            </w:pPr>
-            <w:r>
-              <w:rPr>
-                <w:i/>
-                <w:iCs/>
-              </w:rPr>
-              <w:t xml:space="preserve">as threshold</w:t>
-            </w:r>
-          </w:p>
-        </w:tc>
-      </w:tr>
-      <w:tr>
-        <w:tc>
-          <w:tcPr/>
-          <w:p>
-            <w:pPr>
-              <w:pStyle w:val="Compact"/>
-            </w:pPr>
-            <w:r>
-              <w:rPr>
-                <w:rStyle w:val="VerbatimChar"/>
-              </w:rPr>
-              <w:t xml:space="preserve">meta-gmcmsr</w:t>
-            </w:r>
-          </w:p>
-        </w:tc>
-        <w:tc>
-          <w:tcPr/>
-          <w:p>
-            <w:pPr>
-              <w:pStyle w:val="Compact"/>
-            </w:pPr>
-            <w:r>
-              <w:t xml:space="preserve">Geometric Correction Methods</w:t>
-            </w:r>
-          </w:p>
-        </w:tc>
-        <w:tc>
-          <w:tcPr/>
-          <w:p>
-            <w:pPr>
-              <w:pStyle w:val="Compact"/>
-              <w:jc w:val="center"/>
-            </w:pPr>
-            <w:r>
-              <w:rPr>
-                <w:i/>
-                <w:iCs/>
-              </w:rPr>
-              <w:t xml:space="preserve">not required</w:t>
-            </w:r>
-          </w:p>
-        </w:tc>
-        <w:tc>
-          <w:tcPr/>
-          <w:p>
-            <w:pPr>
-              <w:pStyle w:val="Compact"/>
-            </w:pPr>
-          </w:p>
-        </w:tc>
-      </w:tr>
-      <w:tr>
-        <w:tc>
-          <w:tcPr/>
-          <w:p>
-            <w:pPr>
-              <w:pStyle w:val="Compact"/>
-            </w:pPr>
-            <w:r>
-              <w:rPr>
-                <w:rStyle w:val="VerbatimChar"/>
-              </w:rPr>
-              <w:t xml:space="preserve">meta-gmasr</w:t>
-            </w:r>
-          </w:p>
-        </w:tc>
-        <w:tc>
-          <w:tcPr/>
-          <w:p>
-            <w:pPr>
-              <w:pStyle w:val="Compact"/>
-            </w:pPr>
-            <w:r>
-              <w:t xml:space="preserve">Geometric Accuracy of the Data</w:t>
-            </w:r>
-          </w:p>
-        </w:tc>
-        <w:tc>
-          <w:tcPr/>
-          <w:p>
-            <w:pPr>
-              <w:pStyle w:val="Compact"/>
-              <w:jc w:val="center"/>
-            </w:pPr>
-            <w:r>
-              <w:rPr>
-                <w:i/>
-                <w:iCs/>
-              </w:rPr>
-              <w:t xml:space="preserve">not required</w:t>
-            </w:r>
-          </w:p>
-        </w:tc>
-        <w:tc>
-          <w:tcPr/>
-          <w:p>
-            <w:pPr>
-              <w:pStyle w:val="Compact"/>
-            </w:pPr>
-          </w:p>
-        </w:tc>
-      </w:tr>
-      <w:tr>
-        <w:tc>
-          <w:tcPr/>
-          <w:p>
-            <w:pPr>
-              <w:pStyle w:val="Compact"/>
-            </w:pPr>
-            <w:r>
-              <w:rPr>
-                <w:rStyle w:val="VerbatimChar"/>
-              </w:rPr>
-              <w:t xml:space="preserve">meta-insopt</w:t>
-            </w:r>
-          </w:p>
-        </w:tc>
-        <w:tc>
-          <w:tcPr/>
-          <w:p>
-            <w:pPr>
-              <w:pStyle w:val="Compact"/>
-            </w:pPr>
-            <w:r>
-              <w:t xml:space="preserve">Instrument</w:t>
-            </w:r>
-          </w:p>
-        </w:tc>
-        <w:tc>
-          <w:tcPr/>
-          <w:p>
-            <w:pPr>
-              <w:pStyle w:val="Compact"/>
-            </w:pPr>
-          </w:p>
-        </w:tc>
-        <w:tc>
-          <w:tcPr/>
-          <w:p>
-            <w:pPr>
-              <w:pStyle w:val="Compact"/>
-            </w:pPr>
-          </w:p>
-        </w:tc>
-      </w:tr>
-      <w:tr>
-        <w:tc>
-          <w:tcPr/>
-          <w:p>
-            <w:pPr>
-              <w:pStyle w:val="Compact"/>
-            </w:pPr>
-            <w:r>
-              <w:rPr>
-                <w:rStyle w:val="VerbatimChar"/>
-              </w:rPr>
-              <w:t xml:space="preserve">meta-spcbnd</w:t>
-            </w:r>
-          </w:p>
-        </w:tc>
-        <w:tc>
-          <w:tcPr/>
-          <w:p>
-            <w:pPr>
-              <w:pStyle w:val="Compact"/>
-            </w:pPr>
-            <w:r>
-              <w:t xml:space="preserve">Spectral Bands</w:t>
-            </w:r>
-          </w:p>
-        </w:tc>
-        <w:tc>
-          <w:tcPr/>
-          <w:p>
-            <w:pPr>
-              <w:pStyle w:val="Compact"/>
-            </w:pPr>
-          </w:p>
-        </w:tc>
-        <w:tc>
-          <w:tcPr/>
-          <w:p>
-            <w:pPr>
-              <w:pStyle w:val="Compact"/>
-            </w:pPr>
-          </w:p>
-        </w:tc>
-      </w:tr>
-      <w:tr>
-        <w:tc>
-          <w:tcPr/>
-          <w:p>
-            <w:pPr>
-              <w:pStyle w:val="Compact"/>
-            </w:pPr>
-            <w:r>
-              <w:rPr>
-                <w:rStyle w:val="VerbatimChar"/>
-              </w:rPr>
-              <w:t xml:space="preserve">meta-scaopt</w:t>
-            </w:r>
-          </w:p>
-        </w:tc>
-        <w:tc>
-          <w:tcPr/>
-          <w:p>
-            <w:pPr>
-              <w:pStyle w:val="Compact"/>
-            </w:pPr>
-            <w:r>
-              <w:t xml:space="preserve">Sensor Calibration</w:t>
-            </w:r>
-          </w:p>
-        </w:tc>
-        <w:tc>
-          <w:tcPr/>
-          <w:p>
-            <w:pPr>
-              <w:pStyle w:val="Compact"/>
-              <w:jc w:val="center"/>
-            </w:pPr>
-            <w:r>
-              <w:rPr>
-                <w:i/>
-                <w:iCs/>
-              </w:rPr>
-              <w:t xml:space="preserve">not required</w:t>
-            </w:r>
-          </w:p>
-        </w:tc>
-        <w:tc>
-          <w:tcPr/>
-          <w:p>
-            <w:pPr>
-              <w:pStyle w:val="Compact"/>
-            </w:pPr>
-          </w:p>
-        </w:tc>
-      </w:tr>
-      <w:tr>
-        <w:tc>
-          <w:tcPr/>
-          <w:p>
-            <w:pPr>
-              <w:pStyle w:val="Compact"/>
-            </w:pPr>
-            <w:r>
-              <w:rPr>
-                <w:rStyle w:val="VerbatimChar"/>
-              </w:rPr>
-              <w:t xml:space="preserve">meta-rmasr</w:t>
-            </w:r>
-          </w:p>
-        </w:tc>
-        <w:tc>
-          <w:tcPr/>
-          <w:p>
-            <w:pPr>
-              <w:pStyle w:val="Compact"/>
-            </w:pPr>
-            <w:r>
-              <w:t xml:space="preserve">Radiometric Accuracy</w:t>
-            </w:r>
-          </w:p>
-        </w:tc>
-        <w:tc>
-          <w:tcPr/>
-          <w:p>
-            <w:pPr>
-              <w:pStyle w:val="Compact"/>
-              <w:jc w:val="center"/>
-            </w:pPr>
-            <w:r>
-              <w:rPr>
-                <w:i/>
-                <w:iCs/>
-              </w:rPr>
-              <w:t xml:space="preserve">not required</w:t>
-            </w:r>
-          </w:p>
-        </w:tc>
-        <w:tc>
-          <w:tcPr/>
-          <w:p>
-            <w:pPr>
-              <w:pStyle w:val="Compact"/>
-            </w:pPr>
-          </w:p>
-        </w:tc>
-      </w:tr>
-      <w:tr>
-        <w:tc>
-          <w:tcPr/>
-          <w:p>
-            <w:pPr>
-              <w:pStyle w:val="Compact"/>
-            </w:pPr>
-            <w:r>
-              <w:rPr>
-                <w:rStyle w:val="VerbatimChar"/>
-              </w:rPr>
-              <w:t xml:space="preserve">meta-algosr</w:t>
-            </w:r>
-          </w:p>
-        </w:tc>
-        <w:tc>
-          <w:tcPr/>
-          <w:p>
-            <w:pPr>
-              <w:pStyle w:val="Compact"/>
-            </w:pPr>
-            <w:r>
-              <w:t xml:space="preserve">Algorithms</w:t>
-            </w:r>
-          </w:p>
-        </w:tc>
-        <w:tc>
-          <w:tcPr/>
-          <w:p>
-            <w:pPr>
-              <w:pStyle w:val="Compact"/>
-            </w:pPr>
-          </w:p>
-        </w:tc>
-        <w:tc>
-          <w:tcPr/>
-          <w:p>
-            <w:pPr>
-              <w:pStyle w:val="Compact"/>
-            </w:pPr>
-          </w:p>
-        </w:tc>
-      </w:tr>
-      <w:tr>
-        <w:tc>
-          <w:tcPr/>
-          <w:p>
-            <w:pPr>
-              <w:pStyle w:val="Compact"/>
-            </w:pPr>
-            <w:r>
-              <w:rPr>
-                <w:rStyle w:val="VerbatimChar"/>
-              </w:rPr>
-              <w:t xml:space="preserve">meta-auxopt</w:t>
-            </w:r>
-          </w:p>
-        </w:tc>
-        <w:tc>
-          <w:tcPr/>
-          <w:p>
-            <w:pPr>
-              <w:pStyle w:val="Compact"/>
-            </w:pPr>
-            <w:r>
-              <w:t xml:space="preserve">Auxiliary Data</w:t>
-            </w:r>
-          </w:p>
-        </w:tc>
-        <w:tc>
-          <w:tcPr/>
-          <w:p>
-            <w:pPr>
-              <w:pStyle w:val="Compact"/>
-            </w:pPr>
-          </w:p>
-        </w:tc>
-        <w:tc>
-          <w:tcPr/>
-          <w:p>
-            <w:pPr>
-              <w:pStyle w:val="Compact"/>
-            </w:pPr>
-          </w:p>
-        </w:tc>
-      </w:tr>
-      <w:tr>
-        <w:tc>
-          <w:tcPr/>
-          <w:p>
-            <w:pPr>
-              <w:pStyle w:val="Compact"/>
-            </w:pPr>
-            <w:r>
-              <w:rPr>
-                <w:rStyle w:val="VerbatimChar"/>
-              </w:rPr>
-              <w:t xml:space="preserve">meta-pcpsr</w:t>
-            </w:r>
-          </w:p>
-        </w:tc>
-        <w:tc>
-          <w:tcPr/>
-          <w:p>
-            <w:pPr>
-              <w:pStyle w:val="Compact"/>
-            </w:pPr>
-            <w:r>
-              <w:t xml:space="preserve">Processing Chain Provenance</w:t>
-            </w:r>
-          </w:p>
-        </w:tc>
-        <w:tc>
-          <w:tcPr/>
-          <w:p>
-            <w:pPr>
-              <w:pStyle w:val="Compact"/>
-              <w:jc w:val="center"/>
-            </w:pPr>
-            <w:r>
-              <w:rPr>
-                <w:i/>
-                <w:iCs/>
-              </w:rPr>
-              <w:t xml:space="preserve">not required</w:t>
-            </w:r>
-          </w:p>
-        </w:tc>
-        <w:tc>
-          <w:tcPr/>
-          <w:p>
-            <w:pPr>
-              <w:pStyle w:val="Compact"/>
-            </w:pPr>
-          </w:p>
-        </w:tc>
-      </w:tr>
-      <w:tr>
-        <w:tc>
-          <w:tcPr/>
-          <w:p>
-            <w:pPr>
-              <w:pStyle w:val="Compact"/>
-            </w:pPr>
-            <w:r>
-              <w:rPr>
-                <w:rStyle w:val="VerbatimChar"/>
-              </w:rPr>
-              <w:t xml:space="preserve">meta-dacces</w:t>
-            </w:r>
-          </w:p>
-        </w:tc>
-        <w:tc>
-          <w:tcPr/>
-          <w:p>
-            <w:pPr>
-              <w:pStyle w:val="Compact"/>
-            </w:pPr>
-            <w:r>
-              <w:t xml:space="preserve">Data Access</w:t>
-            </w:r>
-          </w:p>
-        </w:tc>
-        <w:tc>
-          <w:tcPr/>
-          <w:p>
-            <w:pPr>
-              <w:pStyle w:val="Compact"/>
-            </w:pPr>
-          </w:p>
-        </w:tc>
-        <w:tc>
-          <w:tcPr/>
-          <w:p>
-            <w:pPr>
-              <w:pStyle w:val="Compact"/>
-              <w:jc w:val="center"/>
-            </w:pPr>
-            <w:r>
-              <w:rPr>
-                <w:i/>
-                <w:iCs/>
-              </w:rPr>
-              <w:t xml:space="preserve">as threshold</w:t>
-            </w:r>
-          </w:p>
-        </w:tc>
-      </w:tr>
-      <w:tr>
-        <w:tc>
-          <w:tcPr/>
-          <w:p>
-            <w:pPr>
-              <w:pStyle w:val="Compact"/>
-            </w:pPr>
-            <w:r>
-              <w:rPr>
-                <w:rStyle w:val="VerbatimChar"/>
-              </w:rPr>
-              <w:t xml:space="preserve">meta-dqlsr</w:t>
-            </w:r>
-          </w:p>
-        </w:tc>
-        <w:tc>
-          <w:tcPr/>
-          <w:p>
-            <w:pPr>
-              <w:pStyle w:val="Compact"/>
-            </w:pPr>
-            <w:r>
-              <w:t xml:space="preserve">Overall Data Quality</w:t>
-            </w:r>
-          </w:p>
-        </w:tc>
-        <w:tc>
-          <w:tcPr/>
-          <w:p>
-            <w:pPr>
-              <w:pStyle w:val="Compact"/>
-              <w:jc w:val="center"/>
-            </w:pPr>
-            <w:r>
-              <w:rPr>
-                <w:i/>
-                <w:iCs/>
-              </w:rPr>
-              <w:t xml:space="preserve">not required</w:t>
-            </w:r>
-          </w:p>
-        </w:tc>
-        <w:tc>
-          <w:tcPr/>
-          <w:p>
-            <w:pPr>
-              <w:pStyle w:val="Compact"/>
-            </w:pPr>
-          </w:p>
-        </w:tc>
-      </w:tr>
-    </w:tbl>
-    <w:bookmarkEnd w:id="181"/>
-    <w:bookmarkStart w:id="182" w:name="per-pixel-metadata"/>
-    <w:p>
-      <w:pPr>
-        <w:pStyle w:val="berschrift3"/>
-      </w:pPr>
-      <w:r>
-        <w:t xml:space="preserve">Per-Pixel Metadata</w:t>
-      </w:r>
-    </w:p>
-    <w:tbl>
-      <w:tblPr>
-        <w:tblStyle w:val="Table"/>
-        <w:tblW w:type="auto" w:w="0"/>
-        <w:tblLook w:firstRow="1" w:lastRow="0" w:firstColumn="0" w:lastColumn="0" w:noHBand="0" w:noVBand="0" w:val="0020"/>
-      </w:tblPr>
-      <w:tblGrid>
-        <w:gridCol w:w="1980"/>
-        <w:gridCol w:w="1980"/>
-        <w:gridCol w:w="1980"/>
-        <w:gridCol w:w="1980"/>
-      </w:tblGrid>
-      <w:tr>
-        <w:trPr>
-          <w:tblHeader w:val="on"/>
-        </w:trPr>
-        <w:tc>
-          <w:tcPr/>
-          <w:p>
-            <w:pPr>
-              <w:pStyle w:val="Compact"/>
-            </w:pPr>
-            <w:r>
-              <w:t xml:space="preserve">Requirement ID</w:t>
-            </w:r>
-          </w:p>
-        </w:tc>
-        <w:tc>
-          <w:tcPr/>
-          <w:p>
-            <w:pPr>
-              <w:pStyle w:val="Compact"/>
-            </w:pPr>
-            <w:r>
-              <w:t xml:space="preserve">Requirement Title</w:t>
-            </w:r>
-          </w:p>
-        </w:tc>
-        <w:tc>
-          <w:tcPr/>
-          <w:p>
-            <w:pPr>
-              <w:pStyle w:val="Compact"/>
-              <w:jc w:val="center"/>
-            </w:pPr>
-            <w:r>
-              <w:t xml:space="preserve">Threshold</w:t>
-            </w:r>
-          </w:p>
-        </w:tc>
-        <w:tc>
-          <w:tcPr/>
-          <w:p>
-            <w:pPr>
-              <w:pStyle w:val="Compact"/>
-              <w:jc w:val="center"/>
-            </w:pPr>
-            <w:r>
-              <w:t xml:space="preserve">Goal</w:t>
-            </w:r>
-          </w:p>
-        </w:tc>
-      </w:tr>
-      <w:tr>
-        <w:tc>
-          <w:tcPr/>
-          <w:p>
-            <w:pPr>
-              <w:pStyle w:val="Compact"/>
-            </w:pPr>
-            <w:r>
-              <w:rPr>
-                <w:rStyle w:val="VerbatimChar"/>
-              </w:rPr>
-              <w:t xml:space="preserve">pxl-mrdppo</w:t>
-            </w:r>
-          </w:p>
-        </w:tc>
-        <w:tc>
-          <w:tcPr/>
-          <w:p>
-            <w:pPr>
-              <w:pStyle w:val="Compact"/>
-            </w:pPr>
-            <w:r>
-              <w:t xml:space="preserve">Metadata Machine Readability</w:t>
-            </w:r>
-          </w:p>
-        </w:tc>
-        <w:tc>
-          <w:tcPr/>
-          <w:p>
-            <w:pPr>
-              <w:pStyle w:val="Compact"/>
-            </w:pPr>
-          </w:p>
-        </w:tc>
-        <w:tc>
-          <w:tcPr/>
-          <w:p>
-            <w:pPr>
-              <w:pStyle w:val="Compact"/>
-              <w:jc w:val="center"/>
-            </w:pPr>
-            <w:r>
-              <w:rPr>
-                <w:i/>
-                <w:iCs/>
-              </w:rPr>
-              <w:t xml:space="preserve">as threshold</w:t>
-            </w:r>
-          </w:p>
-        </w:tc>
-      </w:tr>
-      <w:tr>
-        <w:tc>
-          <w:tcPr/>
-          <w:p>
-            <w:pPr>
-              <w:pStyle w:val="Compact"/>
-            </w:pPr>
-            <w:r>
-              <w:rPr>
-                <w:rStyle w:val="VerbatimChar"/>
-              </w:rPr>
-              <w:t xml:space="preserve">pxl-ppnodt</w:t>
-            </w:r>
-          </w:p>
-        </w:tc>
-        <w:tc>
-          <w:tcPr/>
-          <w:p>
-            <w:pPr>
-              <w:pStyle w:val="Compact"/>
-            </w:pPr>
-            <w:r>
-              <w:t xml:space="preserve">No Data</w:t>
-            </w:r>
-          </w:p>
-        </w:tc>
-        <w:tc>
-          <w:tcPr/>
-          <w:p>
-            <w:pPr>
-              <w:pStyle w:val="Compact"/>
-            </w:pPr>
-          </w:p>
-        </w:tc>
-        <w:tc>
-          <w:tcPr/>
-          <w:p>
-            <w:pPr>
-              <w:pStyle w:val="Compact"/>
-              <w:jc w:val="center"/>
-            </w:pPr>
-            <w:r>
-              <w:rPr>
-                <w:i/>
-                <w:iCs/>
-              </w:rPr>
-              <w:t xml:space="preserve">as threshold</w:t>
-            </w:r>
-          </w:p>
-        </w:tc>
-      </w:tr>
-      <w:tr>
-        <w:tc>
-          <w:tcPr/>
-          <w:p>
-            <w:pPr>
-              <w:pStyle w:val="Compact"/>
-            </w:pPr>
-            <w:r>
-              <w:rPr>
-                <w:rStyle w:val="VerbatimChar"/>
-              </w:rPr>
-              <w:t xml:space="preserve">pxl-ppinct</w:t>
-            </w:r>
-          </w:p>
-        </w:tc>
-        <w:tc>
-          <w:tcPr/>
-          <w:p>
-            <w:pPr>
-              <w:pStyle w:val="Compact"/>
-            </w:pPr>
-            <w:r>
-              <w:t xml:space="preserve">Incomplete Testing</w:t>
-            </w:r>
-          </w:p>
-        </w:tc>
-        <w:tc>
-          <w:tcPr/>
-          <w:p>
-            <w:pPr>
-              <w:pStyle w:val="Compact"/>
-            </w:pPr>
-          </w:p>
-        </w:tc>
-        <w:tc>
-          <w:tcPr/>
-          <w:p>
-            <w:pPr>
-              <w:pStyle w:val="Compact"/>
-            </w:pPr>
-          </w:p>
-        </w:tc>
-      </w:tr>
-      <w:tr>
-        <w:tc>
-          <w:tcPr/>
-          <w:p>
-            <w:pPr>
-              <w:pStyle w:val="Compact"/>
-            </w:pPr>
-            <w:r>
-              <w:rPr>
-                <w:rStyle w:val="VerbatimChar"/>
-              </w:rPr>
-              <w:t xml:space="preserve">pxl-ppsatn</w:t>
-            </w:r>
-          </w:p>
-        </w:tc>
-        <w:tc>
-          <w:tcPr/>
-          <w:p>
-            <w:pPr>
-              <w:pStyle w:val="Compact"/>
-            </w:pPr>
-            <w:r>
-              <w:t xml:space="preserve">Saturation</w:t>
-            </w:r>
-          </w:p>
-        </w:tc>
-        <w:tc>
-          <w:tcPr/>
-          <w:p>
-            <w:pPr>
-              <w:pStyle w:val="Compact"/>
-            </w:pPr>
-          </w:p>
-        </w:tc>
-        <w:tc>
-          <w:tcPr/>
-          <w:p>
-            <w:pPr>
-              <w:pStyle w:val="Compact"/>
-            </w:pPr>
-          </w:p>
-        </w:tc>
-      </w:tr>
-      <w:tr>
-        <w:tc>
-          <w:tcPr/>
-          <w:p>
-            <w:pPr>
-              <w:pStyle w:val="Compact"/>
-            </w:pPr>
-            <w:r>
-              <w:rPr>
-                <w:rStyle w:val="VerbatimChar"/>
-              </w:rPr>
-              <w:t xml:space="preserve">pxl-ppclod</w:t>
-            </w:r>
-          </w:p>
-        </w:tc>
-        <w:tc>
-          <w:tcPr/>
-          <w:p>
-            <w:pPr>
-              <w:pStyle w:val="Compact"/>
-            </w:pPr>
-            <w:r>
-              <w:t xml:space="preserve">Cloud</w:t>
-            </w:r>
-          </w:p>
-        </w:tc>
-        <w:tc>
-          <w:tcPr/>
-          <w:p>
-            <w:pPr>
-              <w:pStyle w:val="Compact"/>
-            </w:pPr>
-          </w:p>
-        </w:tc>
-        <w:tc>
-          <w:tcPr/>
-          <w:p>
-            <w:pPr>
-              <w:pStyle w:val="Compact"/>
-            </w:pPr>
-          </w:p>
-        </w:tc>
-      </w:tr>
-      <w:tr>
-        <w:tc>
-          <w:tcPr/>
-          <w:p>
-            <w:pPr>
-              <w:pStyle w:val="Compact"/>
-            </w:pPr>
-            <w:r>
-              <w:rPr>
-                <w:rStyle w:val="VerbatimChar"/>
-              </w:rPr>
-              <w:t xml:space="preserve">pxl-ppclsd</w:t>
-            </w:r>
-          </w:p>
-        </w:tc>
-        <w:tc>
-          <w:tcPr/>
-          <w:p>
-            <w:pPr>
-              <w:pStyle w:val="Compact"/>
-            </w:pPr>
-            <w:r>
-              <w:t xml:space="preserve">Cloud Shadow</w:t>
-            </w:r>
-          </w:p>
-        </w:tc>
-        <w:tc>
-          <w:tcPr/>
-          <w:p>
-            <w:pPr>
-              <w:pStyle w:val="Compact"/>
-            </w:pPr>
-          </w:p>
-        </w:tc>
-        <w:tc>
-          <w:tcPr/>
-          <w:p>
-            <w:pPr>
-              <w:pStyle w:val="Compact"/>
-            </w:pPr>
-          </w:p>
-        </w:tc>
-      </w:tr>
-      <w:tr>
-        <w:tc>
-          <w:tcPr/>
-          <w:p>
-            <w:pPr>
-              <w:pStyle w:val="Compact"/>
-            </w:pPr>
-            <w:r>
-              <w:rPr>
-                <w:rStyle w:val="VerbatimChar"/>
-              </w:rPr>
-              <w:t xml:space="preserve">pxl-pplwsr</w:t>
-            </w:r>
-          </w:p>
-        </w:tc>
-        <w:tc>
-          <w:tcPr/>
-          <w:p>
-            <w:pPr>
-              <w:pStyle w:val="Compact"/>
-            </w:pPr>
-            <w:r>
-              <w:t xml:space="preserve">Land/Water Mask</w:t>
-            </w:r>
-          </w:p>
-        </w:tc>
-        <w:tc>
-          <w:tcPr/>
-          <w:p>
-            <w:pPr>
-              <w:pStyle w:val="Compact"/>
-              <w:jc w:val="center"/>
-            </w:pPr>
-            <w:r>
-              <w:rPr>
-                <w:i/>
-                <w:iCs/>
-              </w:rPr>
-              <w:t xml:space="preserve">not required</w:t>
-            </w:r>
-          </w:p>
-        </w:tc>
-        <w:tc>
-          <w:tcPr/>
-          <w:p>
-            <w:pPr>
-              <w:pStyle w:val="Compact"/>
-            </w:pPr>
-          </w:p>
-        </w:tc>
-      </w:tr>
-      <w:tr>
-        <w:tc>
-          <w:tcPr/>
-          <w:p>
-            <w:pPr>
-              <w:pStyle w:val="Compact"/>
-            </w:pPr>
-            <w:r>
-              <w:rPr>
-                <w:rStyle w:val="VerbatimChar"/>
-              </w:rPr>
-              <w:t xml:space="preserve">pxl-ppsisr</w:t>
-            </w:r>
-          </w:p>
-        </w:tc>
-        <w:tc>
-          <w:tcPr/>
-          <w:p>
-            <w:pPr>
-              <w:pStyle w:val="Compact"/>
-            </w:pPr>
-            <w:r>
-              <w:t xml:space="preserve">Snow/Ice Mask</w:t>
-            </w:r>
-          </w:p>
-        </w:tc>
-        <w:tc>
-          <w:tcPr/>
-          <w:p>
-            <w:pPr>
-              <w:pStyle w:val="Compact"/>
-              <w:jc w:val="center"/>
-            </w:pPr>
-            <w:r>
-              <w:rPr>
-                <w:i/>
-                <w:iCs/>
-              </w:rPr>
-              <w:t xml:space="preserve">not required</w:t>
-            </w:r>
-          </w:p>
-        </w:tc>
-        <w:tc>
-          <w:tcPr/>
-          <w:p>
-            <w:pPr>
-              <w:pStyle w:val="Compact"/>
-            </w:pPr>
-          </w:p>
-        </w:tc>
-      </w:tr>
-      <w:tr>
-        <w:tc>
-          <w:tcPr/>
-          <w:p>
-            <w:pPr>
-              <w:pStyle w:val="Compact"/>
-            </w:pPr>
-            <w:r>
-              <w:rPr>
-                <w:rStyle w:val="VerbatimChar"/>
-              </w:rPr>
-              <w:t xml:space="preserve">pxl-pptshr</w:t>
-            </w:r>
-          </w:p>
-        </w:tc>
-        <w:tc>
-          <w:tcPr/>
-          <w:p>
-            <w:pPr>
-              <w:pStyle w:val="Compact"/>
-            </w:pPr>
-            <w:r>
-              <w:t xml:space="preserve">Terrain Shadow Mask</w:t>
-            </w:r>
-          </w:p>
-        </w:tc>
-        <w:tc>
-          <w:tcPr/>
-          <w:p>
-            <w:pPr>
-              <w:pStyle w:val="Compact"/>
-              <w:jc w:val="center"/>
-            </w:pPr>
-            <w:r>
-              <w:rPr>
-                <w:i/>
-                <w:iCs/>
-              </w:rPr>
-              <w:t xml:space="preserve">not required</w:t>
-            </w:r>
-          </w:p>
-        </w:tc>
-        <w:tc>
-          <w:tcPr/>
-          <w:p>
-            <w:pPr>
-              <w:pStyle w:val="Compact"/>
-            </w:pPr>
-          </w:p>
-        </w:tc>
-      </w:tr>
-      <w:tr>
-        <w:tc>
-          <w:tcPr/>
-          <w:p>
-            <w:pPr>
-              <w:pStyle w:val="Compact"/>
-            </w:pPr>
-            <w:r>
-              <w:rPr>
-                <w:rStyle w:val="VerbatimChar"/>
-              </w:rPr>
-              <w:t xml:space="preserve">pxl-pptocc</w:t>
-            </w:r>
-          </w:p>
-        </w:tc>
-        <w:tc>
-          <w:tcPr/>
-          <w:p>
-            <w:pPr>
-              <w:pStyle w:val="Compact"/>
-            </w:pPr>
-            <w:r>
-              <w:t xml:space="preserve">Terrain Occlusion</w:t>
-            </w:r>
-          </w:p>
-        </w:tc>
-        <w:tc>
-          <w:tcPr/>
-          <w:p>
-            <w:pPr>
-              <w:pStyle w:val="Compact"/>
-              <w:jc w:val="center"/>
-            </w:pPr>
-            <w:r>
-              <w:rPr>
-                <w:i/>
-                <w:iCs/>
-              </w:rPr>
-              <w:t xml:space="preserve">not required</w:t>
-            </w:r>
-          </w:p>
-        </w:tc>
-        <w:tc>
-          <w:tcPr/>
-          <w:p>
-            <w:pPr>
-              <w:pStyle w:val="Compact"/>
-            </w:pPr>
-          </w:p>
-        </w:tc>
-      </w:tr>
-      <w:tr>
-        <w:tc>
-          <w:tcPr/>
-          <w:p>
-            <w:pPr>
-              <w:pStyle w:val="Compact"/>
-            </w:pPr>
-            <w:r>
-              <w:rPr>
-                <w:rStyle w:val="VerbatimChar"/>
-              </w:rPr>
-              <w:t xml:space="preserve">pxl-ppvaso</w:t>
-            </w:r>
-          </w:p>
-        </w:tc>
-        <w:tc>
-          <w:tcPr/>
-          <w:p>
-            <w:pPr>
-              <w:pStyle w:val="Compact"/>
-            </w:pPr>
-            <w:r>
-              <w:t xml:space="preserve">Solar and Viewing Geometry</w:t>
-            </w:r>
-          </w:p>
-        </w:tc>
-        <w:tc>
-          <w:tcPr/>
-          <w:p>
-            <w:pPr>
-              <w:pStyle w:val="Compact"/>
-            </w:pPr>
-          </w:p>
-        </w:tc>
-        <w:tc>
-          <w:tcPr/>
-          <w:p>
-            <w:pPr>
-              <w:pStyle w:val="Compact"/>
-            </w:pPr>
-          </w:p>
-        </w:tc>
-      </w:tr>
-      <w:tr>
-        <w:tc>
-          <w:tcPr/>
-          <w:p>
-            <w:pPr>
-              <w:pStyle w:val="Compact"/>
-            </w:pPr>
-            <w:r>
-              <w:rPr>
-                <w:rStyle w:val="VerbatimChar"/>
-              </w:rPr>
-              <w:t xml:space="preserve">pxl-pptill</w:t>
-            </w:r>
-          </w:p>
-        </w:tc>
-        <w:tc>
-          <w:tcPr/>
-          <w:p>
-            <w:pPr>
-              <w:pStyle w:val="Compact"/>
-            </w:pPr>
-            <w:r>
-              <w:t xml:space="preserve">Terrain Illumination Correction</w:t>
-            </w:r>
-          </w:p>
-        </w:tc>
-        <w:tc>
-          <w:tcPr/>
-          <w:p>
-            <w:pPr>
-              <w:pStyle w:val="Compact"/>
-              <w:jc w:val="center"/>
-            </w:pPr>
-            <w:r>
-              <w:rPr>
-                <w:i/>
-                <w:iCs/>
-              </w:rPr>
-              <w:t xml:space="preserve">not required</w:t>
-            </w:r>
-          </w:p>
-        </w:tc>
-        <w:tc>
-          <w:tcPr/>
-          <w:p>
-            <w:pPr>
-              <w:pStyle w:val="Compact"/>
-            </w:pPr>
-          </w:p>
-        </w:tc>
-      </w:tr>
-    </w:tbl>
-    <w:bookmarkEnd w:id="182"/>
-    <w:bookmarkStart w:id="183" w:name="radiometric-and-atmospheric-corrections"/>
-    <w:p>
-      <w:pPr>
-        <w:pStyle w:val="berschrift3"/>
-      </w:pPr>
-      <w:r>
-        <w:t xml:space="preserve">Radiometric and Atmospheric Corrections</w:t>
       </w:r>
     </w:p>
     <w:tbl>
@@ -8335,7 +6802,7 @@
               <w:rPr>
                 <w:rStyle w:val="VerbatimChar"/>
               </w:rPr>
-              <w:t xml:space="preserve">rac-mssr</w:t>
+              <w:t xml:space="preserve">meta-trace-sr</w:t>
             </w:r>
           </w:p>
         </w:tc>
@@ -8346,50 +6813,7 @@
               <w:pStyle w:val="Compact"/>
             </w:pPr>
             <w:r>
-              <w:t xml:space="preserve">Measurement</w:t>
-            </w:r>
-          </w:p>
-        </w:tc>
-        <w:tc>
-          <w:tcPr/>
-          <w:p>
-            <w:pPr>
-              <w:pStyle w:val="Compact"/>
-            </w:pPr>
-          </w:p>
-        </w:tc>
-        <w:tc>
-          <w:tcPr/>
-          <w:p>
-            <w:pPr>
-              <w:pStyle w:val="Compact"/>
-            </w:pPr>
-          </w:p>
-        </w:tc>
-      </w:tr>
-      <w:tr>
-        <w:tc>
-          <w:tcPr/>
-          <w:p>
-            <w:pPr>
-              <w:pStyle w:val="Compact"/>
-            </w:pPr>
-            <w:r>
-              <w:rPr>
-                <w:rStyle w:val="VerbatimChar"/>
-              </w:rPr>
-              <w:t xml:space="preserve">rac-uncsr</w:t>
-            </w:r>
-          </w:p>
-        </w:tc>
-        <w:tc>
-          <w:tcPr/>
-          <w:p>
-            <w:pPr>
-              <w:pStyle w:val="Compact"/>
-            </w:pPr>
-            <w:r>
-              <w:t xml:space="preserve">Measurement Uncertainty</w:t>
+              <w:t xml:space="preserve">Traceability</w:t>
             </w:r>
           </w:p>
         </w:tc>
@@ -8429,7 +6853,7 @@
               <w:rPr>
                 <w:rStyle w:val="VerbatimChar"/>
               </w:rPr>
-              <w:t xml:space="preserve">rac-nrmsr</w:t>
+              <w:t xml:space="preserve">meta-memare-optical</w:t>
             </w:r>
           </w:p>
         </w:tc>
@@ -8440,7 +6864,238 @@
               <w:pStyle w:val="Compact"/>
             </w:pPr>
             <w:r>
-              <w:t xml:space="preserve">Measurement Normalisation</w:t>
+              <w:t xml:space="preserve">Metadata Machine Readability</w:t>
+            </w:r>
+          </w:p>
+        </w:tc>
+        <w:tc>
+          <w:tcPr/>
+          <w:p>
+            <w:pPr>
+              <w:pStyle w:val="Compact"/>
+            </w:pPr>
+          </w:p>
+        </w:tc>
+        <w:tc>
+          <w:tcPr/>
+          <w:p>
+            <w:pPr>
+              <w:pStyle w:val="Compact"/>
+            </w:pPr>
+          </w:p>
+        </w:tc>
+      </w:tr>
+      <w:tr>
+        <w:tc>
+          <w:tcPr/>
+          <w:p>
+            <w:pPr>
+              <w:pStyle w:val="Compact"/>
+            </w:pPr>
+            <w:r>
+              <w:rPr>
+                <w:rStyle w:val="VerbatimChar"/>
+              </w:rPr>
+              <w:t xml:space="preserve">meta-time-sr</w:t>
+            </w:r>
+          </w:p>
+        </w:tc>
+        <w:tc>
+          <w:tcPr/>
+          <w:p>
+            <w:pPr>
+              <w:pStyle w:val="Compact"/>
+            </w:pPr>
+            <w:r>
+              <w:t xml:space="preserve">Data Collection Time</w:t>
+            </w:r>
+          </w:p>
+        </w:tc>
+        <w:tc>
+          <w:tcPr/>
+          <w:p>
+            <w:pPr>
+              <w:pStyle w:val="Compact"/>
+            </w:pPr>
+          </w:p>
+        </w:tc>
+        <w:tc>
+          <w:tcPr/>
+          <w:p>
+            <w:pPr>
+              <w:pStyle w:val="Compact"/>
+            </w:pPr>
+          </w:p>
+        </w:tc>
+      </w:tr>
+      <w:tr>
+        <w:tc>
+          <w:tcPr/>
+          <w:p>
+            <w:pPr>
+              <w:pStyle w:val="Compact"/>
+            </w:pPr>
+            <w:r>
+              <w:rPr>
+                <w:rStyle w:val="VerbatimChar"/>
+              </w:rPr>
+              <w:t xml:space="preserve">meta-geoarea-optical</w:t>
+            </w:r>
+          </w:p>
+        </w:tc>
+        <w:tc>
+          <w:tcPr/>
+          <w:p>
+            <w:pPr>
+              <w:pStyle w:val="Compact"/>
+            </w:pPr>
+            <w:r>
+              <w:t xml:space="preserve">Geographical Area</w:t>
+            </w:r>
+          </w:p>
+        </w:tc>
+        <w:tc>
+          <w:tcPr/>
+          <w:p>
+            <w:pPr>
+              <w:pStyle w:val="Compact"/>
+            </w:pPr>
+          </w:p>
+        </w:tc>
+        <w:tc>
+          <w:tcPr/>
+          <w:p>
+            <w:pPr>
+              <w:pStyle w:val="Compact"/>
+            </w:pPr>
+          </w:p>
+        </w:tc>
+      </w:tr>
+      <w:tr>
+        <w:tc>
+          <w:tcPr/>
+          <w:p>
+            <w:pPr>
+              <w:pStyle w:val="Compact"/>
+            </w:pPr>
+            <w:r>
+              <w:rPr>
+                <w:rStyle w:val="VerbatimChar"/>
+              </w:rPr>
+              <w:t xml:space="preserve">meta-crs-optical</w:t>
+            </w:r>
+          </w:p>
+        </w:tc>
+        <w:tc>
+          <w:tcPr/>
+          <w:p>
+            <w:pPr>
+              <w:pStyle w:val="Compact"/>
+            </w:pPr>
+            <w:r>
+              <w:t xml:space="preserve">Coordinate Reference System</w:t>
+            </w:r>
+          </w:p>
+        </w:tc>
+        <w:tc>
+          <w:tcPr/>
+          <w:p>
+            <w:pPr>
+              <w:pStyle w:val="Compact"/>
+            </w:pPr>
+          </w:p>
+        </w:tc>
+        <w:tc>
+          <w:tcPr/>
+          <w:p>
+            <w:pPr>
+              <w:pStyle w:val="Compact"/>
+              <w:jc w:val="center"/>
+            </w:pPr>
+            <w:r>
+              <w:rPr>
+                <w:i/>
+                <w:iCs/>
+              </w:rPr>
+              <w:t xml:space="preserve">as threshold</w:t>
+            </w:r>
+          </w:p>
+        </w:tc>
+      </w:tr>
+      <w:tr>
+        <w:tc>
+          <w:tcPr/>
+          <w:p>
+            <w:pPr>
+              <w:pStyle w:val="Compact"/>
+            </w:pPr>
+            <w:r>
+              <w:rPr>
+                <w:rStyle w:val="VerbatimChar"/>
+              </w:rPr>
+              <w:t xml:space="preserve">meta-mapproj-sr</w:t>
+            </w:r>
+          </w:p>
+        </w:tc>
+        <w:tc>
+          <w:tcPr/>
+          <w:p>
+            <w:pPr>
+              <w:pStyle w:val="Compact"/>
+            </w:pPr>
+            <w:r>
+              <w:t xml:space="preserve">Map Projection</w:t>
+            </w:r>
+          </w:p>
+        </w:tc>
+        <w:tc>
+          <w:tcPr/>
+          <w:p>
+            <w:pPr>
+              <w:pStyle w:val="Compact"/>
+            </w:pPr>
+          </w:p>
+        </w:tc>
+        <w:tc>
+          <w:tcPr/>
+          <w:p>
+            <w:pPr>
+              <w:pStyle w:val="Compact"/>
+              <w:jc w:val="center"/>
+            </w:pPr>
+            <w:r>
+              <w:rPr>
+                <w:i/>
+                <w:iCs/>
+              </w:rPr>
+              <w:t xml:space="preserve">as threshold</w:t>
+            </w:r>
+          </w:p>
+        </w:tc>
+      </w:tr>
+      <w:tr>
+        <w:tc>
+          <w:tcPr/>
+          <w:p>
+            <w:pPr>
+              <w:pStyle w:val="Compact"/>
+            </w:pPr>
+            <w:r>
+              <w:rPr>
+                <w:rStyle w:val="VerbatimChar"/>
+              </w:rPr>
+              <w:t xml:space="preserve">meta-geocorm-sr</w:t>
+            </w:r>
+          </w:p>
+        </w:tc>
+        <w:tc>
+          <w:tcPr/>
+          <w:p>
+            <w:pPr>
+              <w:pStyle w:val="Compact"/>
+            </w:pPr>
+            <w:r>
+              <w:t xml:space="preserve">Geometric Correction Methods</w:t>
             </w:r>
           </w:p>
         </w:tc>
@@ -8480,7 +7135,7 @@
               <w:rPr>
                 <w:rStyle w:val="VerbatimChar"/>
               </w:rPr>
-              <w:t xml:space="preserve">rac-dirsct</w:t>
+              <w:t xml:space="preserve">meta-geoacc-sr</w:t>
             </w:r>
           </w:p>
         </w:tc>
@@ -8491,7 +7146,383 @@
               <w:pStyle w:val="Compact"/>
             </w:pPr>
             <w:r>
-              <w:t xml:space="preserve">Directional Atmospheric Scattering</w:t>
+              <w:t xml:space="preserve">Geometric Accuracy of the Data</w:t>
+            </w:r>
+          </w:p>
+        </w:tc>
+        <w:tc>
+          <w:tcPr/>
+          <w:p>
+            <w:pPr>
+              <w:pStyle w:val="Compact"/>
+              <w:jc w:val="center"/>
+            </w:pPr>
+            <w:r>
+              <w:rPr>
+                <w:i/>
+                <w:iCs/>
+              </w:rPr>
+              <w:t xml:space="preserve">not required</w:t>
+            </w:r>
+          </w:p>
+        </w:tc>
+        <w:tc>
+          <w:tcPr/>
+          <w:p>
+            <w:pPr>
+              <w:pStyle w:val="Compact"/>
+            </w:pPr>
+          </w:p>
+        </w:tc>
+      </w:tr>
+      <w:tr>
+        <w:tc>
+          <w:tcPr/>
+          <w:p>
+            <w:pPr>
+              <w:pStyle w:val="Compact"/>
+            </w:pPr>
+            <w:r>
+              <w:rPr>
+                <w:rStyle w:val="VerbatimChar"/>
+              </w:rPr>
+              <w:t xml:space="preserve">meta-instru-optical</w:t>
+            </w:r>
+          </w:p>
+        </w:tc>
+        <w:tc>
+          <w:tcPr/>
+          <w:p>
+            <w:pPr>
+              <w:pStyle w:val="Compact"/>
+            </w:pPr>
+            <w:r>
+              <w:t xml:space="preserve">Instrument</w:t>
+            </w:r>
+          </w:p>
+        </w:tc>
+        <w:tc>
+          <w:tcPr/>
+          <w:p>
+            <w:pPr>
+              <w:pStyle w:val="Compact"/>
+            </w:pPr>
+          </w:p>
+        </w:tc>
+        <w:tc>
+          <w:tcPr/>
+          <w:p>
+            <w:pPr>
+              <w:pStyle w:val="Compact"/>
+            </w:pPr>
+          </w:p>
+        </w:tc>
+      </w:tr>
+      <w:tr>
+        <w:tc>
+          <w:tcPr/>
+          <w:p>
+            <w:pPr>
+              <w:pStyle w:val="Compact"/>
+            </w:pPr>
+            <w:r>
+              <w:rPr>
+                <w:rStyle w:val="VerbatimChar"/>
+              </w:rPr>
+              <w:t xml:space="preserve">meta-specband</w:t>
+            </w:r>
+          </w:p>
+        </w:tc>
+        <w:tc>
+          <w:tcPr/>
+          <w:p>
+            <w:pPr>
+              <w:pStyle w:val="Compact"/>
+            </w:pPr>
+            <w:r>
+              <w:t xml:space="preserve">Spectral Bands</w:t>
+            </w:r>
+          </w:p>
+        </w:tc>
+        <w:tc>
+          <w:tcPr/>
+          <w:p>
+            <w:pPr>
+              <w:pStyle w:val="Compact"/>
+            </w:pPr>
+          </w:p>
+        </w:tc>
+        <w:tc>
+          <w:tcPr/>
+          <w:p>
+            <w:pPr>
+              <w:pStyle w:val="Compact"/>
+            </w:pPr>
+          </w:p>
+        </w:tc>
+      </w:tr>
+      <w:tr>
+        <w:tc>
+          <w:tcPr/>
+          <w:p>
+            <w:pPr>
+              <w:pStyle w:val="Compact"/>
+            </w:pPr>
+            <w:r>
+              <w:rPr>
+                <w:rStyle w:val="VerbatimChar"/>
+              </w:rPr>
+              <w:t xml:space="preserve">meta-sencal-optical</w:t>
+            </w:r>
+          </w:p>
+        </w:tc>
+        <w:tc>
+          <w:tcPr/>
+          <w:p>
+            <w:pPr>
+              <w:pStyle w:val="Compact"/>
+            </w:pPr>
+            <w:r>
+              <w:t xml:space="preserve">Sensor Calibration</w:t>
+            </w:r>
+          </w:p>
+        </w:tc>
+        <w:tc>
+          <w:tcPr/>
+          <w:p>
+            <w:pPr>
+              <w:pStyle w:val="Compact"/>
+              <w:jc w:val="center"/>
+            </w:pPr>
+            <w:r>
+              <w:rPr>
+                <w:i/>
+                <w:iCs/>
+              </w:rPr>
+              <w:t xml:space="preserve">not required</w:t>
+            </w:r>
+          </w:p>
+        </w:tc>
+        <w:tc>
+          <w:tcPr/>
+          <w:p>
+            <w:pPr>
+              <w:pStyle w:val="Compact"/>
+            </w:pPr>
+          </w:p>
+        </w:tc>
+      </w:tr>
+      <w:tr>
+        <w:tc>
+          <w:tcPr/>
+          <w:p>
+            <w:pPr>
+              <w:pStyle w:val="Compact"/>
+            </w:pPr>
+            <w:r>
+              <w:rPr>
+                <w:rStyle w:val="VerbatimChar"/>
+              </w:rPr>
+              <w:t xml:space="preserve">meta-radacc-sr</w:t>
+            </w:r>
+          </w:p>
+        </w:tc>
+        <w:tc>
+          <w:tcPr/>
+          <w:p>
+            <w:pPr>
+              <w:pStyle w:val="Compact"/>
+            </w:pPr>
+            <w:r>
+              <w:t xml:space="preserve">Radiometric Accuracy</w:t>
+            </w:r>
+          </w:p>
+        </w:tc>
+        <w:tc>
+          <w:tcPr/>
+          <w:p>
+            <w:pPr>
+              <w:pStyle w:val="Compact"/>
+              <w:jc w:val="center"/>
+            </w:pPr>
+            <w:r>
+              <w:rPr>
+                <w:i/>
+                <w:iCs/>
+              </w:rPr>
+              <w:t xml:space="preserve">not required</w:t>
+            </w:r>
+          </w:p>
+        </w:tc>
+        <w:tc>
+          <w:tcPr/>
+          <w:p>
+            <w:pPr>
+              <w:pStyle w:val="Compact"/>
+            </w:pPr>
+          </w:p>
+        </w:tc>
+      </w:tr>
+      <w:tr>
+        <w:tc>
+          <w:tcPr/>
+          <w:p>
+            <w:pPr>
+              <w:pStyle w:val="Compact"/>
+            </w:pPr>
+            <w:r>
+              <w:rPr>
+                <w:rStyle w:val="VerbatimChar"/>
+              </w:rPr>
+              <w:t xml:space="preserve">meta-malgos-sr</w:t>
+            </w:r>
+          </w:p>
+        </w:tc>
+        <w:tc>
+          <w:tcPr/>
+          <w:p>
+            <w:pPr>
+              <w:pStyle w:val="Compact"/>
+            </w:pPr>
+            <w:r>
+              <w:t xml:space="preserve">Algorithms</w:t>
+            </w:r>
+          </w:p>
+        </w:tc>
+        <w:tc>
+          <w:tcPr/>
+          <w:p>
+            <w:pPr>
+              <w:pStyle w:val="Compact"/>
+            </w:pPr>
+          </w:p>
+        </w:tc>
+        <w:tc>
+          <w:tcPr/>
+          <w:p>
+            <w:pPr>
+              <w:pStyle w:val="Compact"/>
+            </w:pPr>
+          </w:p>
+        </w:tc>
+      </w:tr>
+      <w:tr>
+        <w:tc>
+          <w:tcPr/>
+          <w:p>
+            <w:pPr>
+              <w:pStyle w:val="Compact"/>
+            </w:pPr>
+            <w:r>
+              <w:rPr>
+                <w:rStyle w:val="VerbatimChar"/>
+              </w:rPr>
+              <w:t xml:space="preserve">meta-auxdat-optical</w:t>
+            </w:r>
+          </w:p>
+        </w:tc>
+        <w:tc>
+          <w:tcPr/>
+          <w:p>
+            <w:pPr>
+              <w:pStyle w:val="Compact"/>
+            </w:pPr>
+            <w:r>
+              <w:t xml:space="preserve">Auxiliary Data</w:t>
+            </w:r>
+          </w:p>
+        </w:tc>
+        <w:tc>
+          <w:tcPr/>
+          <w:p>
+            <w:pPr>
+              <w:pStyle w:val="Compact"/>
+            </w:pPr>
+          </w:p>
+        </w:tc>
+        <w:tc>
+          <w:tcPr/>
+          <w:p>
+            <w:pPr>
+              <w:pStyle w:val="Compact"/>
+            </w:pPr>
+          </w:p>
+        </w:tc>
+      </w:tr>
+      <w:tr>
+        <w:tc>
+          <w:tcPr/>
+          <w:p>
+            <w:pPr>
+              <w:pStyle w:val="Compact"/>
+            </w:pPr>
+            <w:r>
+              <w:rPr>
+                <w:rStyle w:val="VerbatimChar"/>
+              </w:rPr>
+              <w:t xml:space="preserve">meta-proprov-sr</w:t>
+            </w:r>
+          </w:p>
+        </w:tc>
+        <w:tc>
+          <w:tcPr/>
+          <w:p>
+            <w:pPr>
+              <w:pStyle w:val="Compact"/>
+            </w:pPr>
+            <w:r>
+              <w:t xml:space="preserve">Processing Chain Provenance</w:t>
+            </w:r>
+          </w:p>
+        </w:tc>
+        <w:tc>
+          <w:tcPr/>
+          <w:p>
+            <w:pPr>
+              <w:pStyle w:val="Compact"/>
+              <w:jc w:val="center"/>
+            </w:pPr>
+            <w:r>
+              <w:rPr>
+                <w:i/>
+                <w:iCs/>
+              </w:rPr>
+              <w:t xml:space="preserve">not required</w:t>
+            </w:r>
+          </w:p>
+        </w:tc>
+        <w:tc>
+          <w:tcPr/>
+          <w:p>
+            <w:pPr>
+              <w:pStyle w:val="Compact"/>
+            </w:pPr>
+          </w:p>
+        </w:tc>
+      </w:tr>
+      <w:tr>
+        <w:tc>
+          <w:tcPr/>
+          <w:p>
+            <w:pPr>
+              <w:pStyle w:val="Compact"/>
+            </w:pPr>
+            <w:r>
+              <w:rPr>
+                <w:rStyle w:val="VerbatimChar"/>
+              </w:rPr>
+              <w:t xml:space="preserve">meta-daccess</w:t>
+            </w:r>
+          </w:p>
+        </w:tc>
+        <w:tc>
+          <w:tcPr/>
+          <w:p>
+            <w:pPr>
+              <w:pStyle w:val="Compact"/>
+            </w:pPr>
+            <w:r>
+              <w:t xml:space="preserve">Data Access</w:t>
             </w:r>
           </w:p>
         </w:tc>
@@ -8531,7 +7562,7 @@
               <w:rPr>
                 <w:rStyle w:val="VerbatimChar"/>
               </w:rPr>
-              <w:t xml:space="preserve">rac-wvapor</w:t>
+              <w:t xml:space="preserve">meta-odqual-sr</w:t>
             </w:r>
           </w:p>
         </w:tc>
@@ -8542,58 +7573,7 @@
               <w:pStyle w:val="Compact"/>
             </w:pPr>
             <w:r>
-              <w:t xml:space="preserve">Water Vapour Corrections</w:t>
-            </w:r>
-          </w:p>
-        </w:tc>
-        <w:tc>
-          <w:tcPr/>
-          <w:p>
-            <w:pPr>
-              <w:pStyle w:val="Compact"/>
-            </w:pPr>
-          </w:p>
-        </w:tc>
-        <w:tc>
-          <w:tcPr/>
-          <w:p>
-            <w:pPr>
-              <w:pStyle w:val="Compact"/>
-              <w:jc w:val="center"/>
-            </w:pPr>
-            <w:r>
-              <w:rPr>
-                <w:i/>
-                <w:iCs/>
-              </w:rPr>
-              <w:t xml:space="preserve">as threshold</w:t>
-            </w:r>
-          </w:p>
-        </w:tc>
-      </w:tr>
-      <w:tr>
-        <w:tc>
-          <w:tcPr/>
-          <w:p>
-            <w:pPr>
-              <w:pStyle w:val="Compact"/>
-            </w:pPr>
-            <w:r>
-              <w:rPr>
-                <w:rStyle w:val="VerbatimChar"/>
-              </w:rPr>
-              <w:t xml:space="preserve">rac-ozone</w:t>
-            </w:r>
-          </w:p>
-        </w:tc>
-        <w:tc>
-          <w:tcPr/>
-          <w:p>
-            <w:pPr>
-              <w:pStyle w:val="Compact"/>
-            </w:pPr>
-            <w:r>
-              <w:t xml:space="preserve">Ozone Corrections</w:t>
+              <w:t xml:space="preserve">Overall Data Quality</w:t>
             </w:r>
           </w:p>
         </w:tc>
@@ -8623,14 +7603,14 @@
         </w:tc>
       </w:tr>
     </w:tbl>
-    <w:bookmarkEnd w:id="183"/>
-    <w:bookmarkStart w:id="184" w:name="geometric-corrections"/>
+    <w:bookmarkEnd w:id="180"/>
+    <w:bookmarkStart w:id="181" w:name="per-pixel-metadata"/>
     <w:p>
       <w:pPr>
         <w:pStyle w:val="berschrift3"/>
       </w:pPr>
       <w:r>
-        <w:t xml:space="preserve">Geometric Corrections</w:t>
+        <w:t xml:space="preserve">Per-Pixel Metadata</w:t>
       </w:r>
     </w:p>
     <w:tbl>
@@ -8707,7 +7687,1026 @@
               <w:rPr>
                 <w:rStyle w:val="VerbatimChar"/>
               </w:rPr>
-              <w:t xml:space="preserve">gcor-geocsr</w:t>
+              <w:t xml:space="preserve">pxl-pimemare</w:t>
+            </w:r>
+          </w:p>
+        </w:tc>
+        <w:tc>
+          <w:tcPr/>
+          <w:p>
+            <w:pPr>
+              <w:pStyle w:val="Compact"/>
+            </w:pPr>
+            <w:r>
+              <w:t xml:space="preserve">Metadata Machine Readability</w:t>
+            </w:r>
+          </w:p>
+        </w:tc>
+        <w:tc>
+          <w:tcPr/>
+          <w:p>
+            <w:pPr>
+              <w:pStyle w:val="Compact"/>
+            </w:pPr>
+          </w:p>
+        </w:tc>
+        <w:tc>
+          <w:tcPr/>
+          <w:p>
+            <w:pPr>
+              <w:pStyle w:val="Compact"/>
+              <w:jc w:val="center"/>
+            </w:pPr>
+            <w:r>
+              <w:rPr>
+                <w:i/>
+                <w:iCs/>
+              </w:rPr>
+              <w:t xml:space="preserve">as threshold</w:t>
+            </w:r>
+          </w:p>
+        </w:tc>
+      </w:tr>
+      <w:tr>
+        <w:tc>
+          <w:tcPr/>
+          <w:p>
+            <w:pPr>
+              <w:pStyle w:val="Compact"/>
+            </w:pPr>
+            <w:r>
+              <w:rPr>
+                <w:rStyle w:val="VerbatimChar"/>
+              </w:rPr>
+              <w:t xml:space="preserve">pxl-pinodat</w:t>
+            </w:r>
+          </w:p>
+        </w:tc>
+        <w:tc>
+          <w:tcPr/>
+          <w:p>
+            <w:pPr>
+              <w:pStyle w:val="Compact"/>
+            </w:pPr>
+            <w:r>
+              <w:t xml:space="preserve">No Data</w:t>
+            </w:r>
+          </w:p>
+        </w:tc>
+        <w:tc>
+          <w:tcPr/>
+          <w:p>
+            <w:pPr>
+              <w:pStyle w:val="Compact"/>
+            </w:pPr>
+          </w:p>
+        </w:tc>
+        <w:tc>
+          <w:tcPr/>
+          <w:p>
+            <w:pPr>
+              <w:pStyle w:val="Compact"/>
+              <w:jc w:val="center"/>
+            </w:pPr>
+            <w:r>
+              <w:rPr>
+                <w:i/>
+                <w:iCs/>
+              </w:rPr>
+              <w:t xml:space="preserve">as threshold</w:t>
+            </w:r>
+          </w:p>
+        </w:tc>
+      </w:tr>
+      <w:tr>
+        <w:tc>
+          <w:tcPr/>
+          <w:p>
+            <w:pPr>
+              <w:pStyle w:val="Compact"/>
+            </w:pPr>
+            <w:r>
+              <w:rPr>
+                <w:rStyle w:val="VerbatimChar"/>
+              </w:rPr>
+              <w:t xml:space="preserve">pxl-pincot</w:t>
+            </w:r>
+          </w:p>
+        </w:tc>
+        <w:tc>
+          <w:tcPr/>
+          <w:p>
+            <w:pPr>
+              <w:pStyle w:val="Compact"/>
+            </w:pPr>
+            <w:r>
+              <w:t xml:space="preserve">Incomplete Testing</w:t>
+            </w:r>
+          </w:p>
+        </w:tc>
+        <w:tc>
+          <w:tcPr/>
+          <w:p>
+            <w:pPr>
+              <w:pStyle w:val="Compact"/>
+            </w:pPr>
+          </w:p>
+        </w:tc>
+        <w:tc>
+          <w:tcPr/>
+          <w:p>
+            <w:pPr>
+              <w:pStyle w:val="Compact"/>
+            </w:pPr>
+          </w:p>
+        </w:tc>
+      </w:tr>
+      <w:tr>
+        <w:tc>
+          <w:tcPr/>
+          <w:p>
+            <w:pPr>
+              <w:pStyle w:val="Compact"/>
+            </w:pPr>
+            <w:r>
+              <w:rPr>
+                <w:rStyle w:val="VerbatimChar"/>
+              </w:rPr>
+              <w:t xml:space="preserve">pxl-pisatur</w:t>
+            </w:r>
+          </w:p>
+        </w:tc>
+        <w:tc>
+          <w:tcPr/>
+          <w:p>
+            <w:pPr>
+              <w:pStyle w:val="Compact"/>
+            </w:pPr>
+            <w:r>
+              <w:t xml:space="preserve">Saturation</w:t>
+            </w:r>
+          </w:p>
+        </w:tc>
+        <w:tc>
+          <w:tcPr/>
+          <w:p>
+            <w:pPr>
+              <w:pStyle w:val="Compact"/>
+            </w:pPr>
+          </w:p>
+        </w:tc>
+        <w:tc>
+          <w:tcPr/>
+          <w:p>
+            <w:pPr>
+              <w:pStyle w:val="Compact"/>
+            </w:pPr>
+          </w:p>
+        </w:tc>
+      </w:tr>
+      <w:tr>
+        <w:tc>
+          <w:tcPr/>
+          <w:p>
+            <w:pPr>
+              <w:pStyle w:val="Compact"/>
+            </w:pPr>
+            <w:r>
+              <w:rPr>
+                <w:rStyle w:val="VerbatimChar"/>
+              </w:rPr>
+              <w:t xml:space="preserve">pxl-picloud</w:t>
+            </w:r>
+          </w:p>
+        </w:tc>
+        <w:tc>
+          <w:tcPr/>
+          <w:p>
+            <w:pPr>
+              <w:pStyle w:val="Compact"/>
+            </w:pPr>
+            <w:r>
+              <w:t xml:space="preserve">Cloud</w:t>
+            </w:r>
+          </w:p>
+        </w:tc>
+        <w:tc>
+          <w:tcPr/>
+          <w:p>
+            <w:pPr>
+              <w:pStyle w:val="Compact"/>
+            </w:pPr>
+          </w:p>
+        </w:tc>
+        <w:tc>
+          <w:tcPr/>
+          <w:p>
+            <w:pPr>
+              <w:pStyle w:val="Compact"/>
+            </w:pPr>
+          </w:p>
+        </w:tc>
+      </w:tr>
+      <w:tr>
+        <w:tc>
+          <w:tcPr/>
+          <w:p>
+            <w:pPr>
+              <w:pStyle w:val="Compact"/>
+            </w:pPr>
+            <w:r>
+              <w:rPr>
+                <w:rStyle w:val="VerbatimChar"/>
+              </w:rPr>
+              <w:t xml:space="preserve">pxl-picloudsh</w:t>
+            </w:r>
+          </w:p>
+        </w:tc>
+        <w:tc>
+          <w:tcPr/>
+          <w:p>
+            <w:pPr>
+              <w:pStyle w:val="Compact"/>
+            </w:pPr>
+            <w:r>
+              <w:t xml:space="preserve">Cloud Shadow</w:t>
+            </w:r>
+          </w:p>
+        </w:tc>
+        <w:tc>
+          <w:tcPr/>
+          <w:p>
+            <w:pPr>
+              <w:pStyle w:val="Compact"/>
+            </w:pPr>
+          </w:p>
+        </w:tc>
+        <w:tc>
+          <w:tcPr/>
+          <w:p>
+            <w:pPr>
+              <w:pStyle w:val="Compact"/>
+            </w:pPr>
+          </w:p>
+        </w:tc>
+      </w:tr>
+      <w:tr>
+        <w:tc>
+          <w:tcPr/>
+          <w:p>
+            <w:pPr>
+              <w:pStyle w:val="Compact"/>
+            </w:pPr>
+            <w:r>
+              <w:rPr>
+                <w:rStyle w:val="VerbatimChar"/>
+              </w:rPr>
+              <w:t xml:space="preserve">pxl-lawama-sr</w:t>
+            </w:r>
+          </w:p>
+        </w:tc>
+        <w:tc>
+          <w:tcPr/>
+          <w:p>
+            <w:pPr>
+              <w:pStyle w:val="Compact"/>
+            </w:pPr>
+            <w:r>
+              <w:t xml:space="preserve">Land/Water Mask</w:t>
+            </w:r>
+          </w:p>
+        </w:tc>
+        <w:tc>
+          <w:tcPr/>
+          <w:p>
+            <w:pPr>
+              <w:pStyle w:val="Compact"/>
+              <w:jc w:val="center"/>
+            </w:pPr>
+            <w:r>
+              <w:rPr>
+                <w:i/>
+                <w:iCs/>
+              </w:rPr>
+              <w:t xml:space="preserve">not required</w:t>
+            </w:r>
+          </w:p>
+        </w:tc>
+        <w:tc>
+          <w:tcPr/>
+          <w:p>
+            <w:pPr>
+              <w:pStyle w:val="Compact"/>
+            </w:pPr>
+          </w:p>
+        </w:tc>
+      </w:tr>
+      <w:tr>
+        <w:tc>
+          <w:tcPr/>
+          <w:p>
+            <w:pPr>
+              <w:pStyle w:val="Compact"/>
+            </w:pPr>
+            <w:r>
+              <w:rPr>
+                <w:rStyle w:val="VerbatimChar"/>
+              </w:rPr>
+              <w:t xml:space="preserve">pxl-snowice-sr</w:t>
+            </w:r>
+          </w:p>
+        </w:tc>
+        <w:tc>
+          <w:tcPr/>
+          <w:p>
+            <w:pPr>
+              <w:pStyle w:val="Compact"/>
+            </w:pPr>
+            <w:r>
+              <w:t xml:space="preserve">Snow/Ice Mask</w:t>
+            </w:r>
+          </w:p>
+        </w:tc>
+        <w:tc>
+          <w:tcPr/>
+          <w:p>
+            <w:pPr>
+              <w:pStyle w:val="Compact"/>
+              <w:jc w:val="center"/>
+            </w:pPr>
+            <w:r>
+              <w:rPr>
+                <w:i/>
+                <w:iCs/>
+              </w:rPr>
+              <w:t xml:space="preserve">not required</w:t>
+            </w:r>
+          </w:p>
+        </w:tc>
+        <w:tc>
+          <w:tcPr/>
+          <w:p>
+            <w:pPr>
+              <w:pStyle w:val="Compact"/>
+            </w:pPr>
+          </w:p>
+        </w:tc>
+      </w:tr>
+      <w:tr>
+        <w:tc>
+          <w:tcPr/>
+          <w:p>
+            <w:pPr>
+              <w:pStyle w:val="Compact"/>
+            </w:pPr>
+            <w:r>
+              <w:rPr>
+                <w:rStyle w:val="VerbatimChar"/>
+              </w:rPr>
+              <w:t xml:space="preserve">pxl-tershad</w:t>
+            </w:r>
+          </w:p>
+        </w:tc>
+        <w:tc>
+          <w:tcPr/>
+          <w:p>
+            <w:pPr>
+              <w:pStyle w:val="Compact"/>
+            </w:pPr>
+            <w:r>
+              <w:t xml:space="preserve">Terrain Shadow Mask</w:t>
+            </w:r>
+          </w:p>
+        </w:tc>
+        <w:tc>
+          <w:tcPr/>
+          <w:p>
+            <w:pPr>
+              <w:pStyle w:val="Compact"/>
+              <w:jc w:val="center"/>
+            </w:pPr>
+            <w:r>
+              <w:rPr>
+                <w:i/>
+                <w:iCs/>
+              </w:rPr>
+              <w:t xml:space="preserve">not required</w:t>
+            </w:r>
+          </w:p>
+        </w:tc>
+        <w:tc>
+          <w:tcPr/>
+          <w:p>
+            <w:pPr>
+              <w:pStyle w:val="Compact"/>
+            </w:pPr>
+          </w:p>
+        </w:tc>
+      </w:tr>
+      <w:tr>
+        <w:tc>
+          <w:tcPr/>
+          <w:p>
+            <w:pPr>
+              <w:pStyle w:val="Compact"/>
+            </w:pPr>
+            <w:r>
+              <w:rPr>
+                <w:rStyle w:val="VerbatimChar"/>
+              </w:rPr>
+              <w:t xml:space="preserve">pxl-terocc</w:t>
+            </w:r>
+          </w:p>
+        </w:tc>
+        <w:tc>
+          <w:tcPr/>
+          <w:p>
+            <w:pPr>
+              <w:pStyle w:val="Compact"/>
+            </w:pPr>
+            <w:r>
+              <w:t xml:space="preserve">Terrain Occlusion</w:t>
+            </w:r>
+          </w:p>
+        </w:tc>
+        <w:tc>
+          <w:tcPr/>
+          <w:p>
+            <w:pPr>
+              <w:pStyle w:val="Compact"/>
+              <w:jc w:val="center"/>
+            </w:pPr>
+            <w:r>
+              <w:rPr>
+                <w:i/>
+                <w:iCs/>
+              </w:rPr>
+              <w:t xml:space="preserve">not required</w:t>
+            </w:r>
+          </w:p>
+        </w:tc>
+        <w:tc>
+          <w:tcPr/>
+          <w:p>
+            <w:pPr>
+              <w:pStyle w:val="Compact"/>
+            </w:pPr>
+          </w:p>
+        </w:tc>
+      </w:tr>
+      <w:tr>
+        <w:tc>
+          <w:tcPr/>
+          <w:p>
+            <w:pPr>
+              <w:pStyle w:val="Compact"/>
+            </w:pPr>
+            <w:r>
+              <w:rPr>
+                <w:rStyle w:val="VerbatimChar"/>
+              </w:rPr>
+              <w:t xml:space="preserve">pxl-vigeso</w:t>
+            </w:r>
+          </w:p>
+        </w:tc>
+        <w:tc>
+          <w:tcPr/>
+          <w:p>
+            <w:pPr>
+              <w:pStyle w:val="Compact"/>
+            </w:pPr>
+            <w:r>
+              <w:t xml:space="preserve">Solar and Viewing Geometry</w:t>
+            </w:r>
+          </w:p>
+        </w:tc>
+        <w:tc>
+          <w:tcPr/>
+          <w:p>
+            <w:pPr>
+              <w:pStyle w:val="Compact"/>
+            </w:pPr>
+          </w:p>
+        </w:tc>
+        <w:tc>
+          <w:tcPr/>
+          <w:p>
+            <w:pPr>
+              <w:pStyle w:val="Compact"/>
+            </w:pPr>
+          </w:p>
+        </w:tc>
+      </w:tr>
+      <w:tr>
+        <w:tc>
+          <w:tcPr/>
+          <w:p>
+            <w:pPr>
+              <w:pStyle w:val="Compact"/>
+            </w:pPr>
+            <w:r>
+              <w:rPr>
+                <w:rStyle w:val="VerbatimChar"/>
+              </w:rPr>
+              <w:t xml:space="preserve">pxl-piteric</w:t>
+            </w:r>
+          </w:p>
+        </w:tc>
+        <w:tc>
+          <w:tcPr/>
+          <w:p>
+            <w:pPr>
+              <w:pStyle w:val="Compact"/>
+            </w:pPr>
+            <w:r>
+              <w:t xml:space="preserve">Terrain Illumination Correction</w:t>
+            </w:r>
+          </w:p>
+        </w:tc>
+        <w:tc>
+          <w:tcPr/>
+          <w:p>
+            <w:pPr>
+              <w:pStyle w:val="Compact"/>
+              <w:jc w:val="center"/>
+            </w:pPr>
+            <w:r>
+              <w:rPr>
+                <w:i/>
+                <w:iCs/>
+              </w:rPr>
+              <w:t xml:space="preserve">not required</w:t>
+            </w:r>
+          </w:p>
+        </w:tc>
+        <w:tc>
+          <w:tcPr/>
+          <w:p>
+            <w:pPr>
+              <w:pStyle w:val="Compact"/>
+            </w:pPr>
+          </w:p>
+        </w:tc>
+      </w:tr>
+    </w:tbl>
+    <w:bookmarkEnd w:id="181"/>
+    <w:bookmarkStart w:id="182" w:name="radiometric-and-atmospheric-corrections"/>
+    <w:p>
+      <w:pPr>
+        <w:pStyle w:val="berschrift3"/>
+      </w:pPr>
+      <w:r>
+        <w:t xml:space="preserve">Radiometric and Atmospheric Corrections</w:t>
+      </w:r>
+    </w:p>
+    <w:tbl>
+      <w:tblPr>
+        <w:tblStyle w:val="Table"/>
+        <w:tblW w:type="pct" w:w="5000"/>
+        <w:tblLayout w:type="fixed"/>
+        <w:tblLook w:firstRow="1" w:lastRow="0" w:firstColumn="0" w:lastColumn="0" w:noHBand="0" w:noVBand="0" w:val="0020"/>
+      </w:tblPr>
+      <w:tblGrid>
+        <w:gridCol w:w="2520"/>
+        <w:gridCol w:w="3060"/>
+        <w:gridCol w:w="1620"/>
+        <w:gridCol w:w="720"/>
+      </w:tblGrid>
+      <w:tr>
+        <w:trPr>
+          <w:tblHeader w:val="on"/>
+        </w:trPr>
+        <w:tc>
+          <w:tcPr/>
+          <w:p>
+            <w:pPr>
+              <w:pStyle w:val="Compact"/>
+            </w:pPr>
+            <w:r>
+              <w:t xml:space="preserve">Requirement ID</w:t>
+            </w:r>
+          </w:p>
+        </w:tc>
+        <w:tc>
+          <w:tcPr/>
+          <w:p>
+            <w:pPr>
+              <w:pStyle w:val="Compact"/>
+            </w:pPr>
+            <w:r>
+              <w:t xml:space="preserve">Requirement Title</w:t>
+            </w:r>
+          </w:p>
+        </w:tc>
+        <w:tc>
+          <w:tcPr/>
+          <w:p>
+            <w:pPr>
+              <w:pStyle w:val="Compact"/>
+              <w:jc w:val="center"/>
+            </w:pPr>
+            <w:r>
+              <w:t xml:space="preserve">Threshold</w:t>
+            </w:r>
+          </w:p>
+        </w:tc>
+        <w:tc>
+          <w:tcPr/>
+          <w:p>
+            <w:pPr>
+              <w:pStyle w:val="Compact"/>
+              <w:jc w:val="center"/>
+            </w:pPr>
+            <w:r>
+              <w:t xml:space="preserve">Goal</w:t>
+            </w:r>
+          </w:p>
+        </w:tc>
+      </w:tr>
+      <w:tr>
+        <w:tc>
+          <w:tcPr/>
+          <w:p>
+            <w:pPr>
+              <w:pStyle w:val="Compact"/>
+            </w:pPr>
+            <w:r>
+              <w:rPr>
+                <w:rStyle w:val="VerbatimChar"/>
+              </w:rPr>
+              <w:t xml:space="preserve">rac-measur-sr</w:t>
+            </w:r>
+          </w:p>
+        </w:tc>
+        <w:tc>
+          <w:tcPr/>
+          <w:p>
+            <w:pPr>
+              <w:pStyle w:val="Compact"/>
+            </w:pPr>
+            <w:r>
+              <w:t xml:space="preserve">Measurement</w:t>
+            </w:r>
+          </w:p>
+        </w:tc>
+        <w:tc>
+          <w:tcPr/>
+          <w:p>
+            <w:pPr>
+              <w:pStyle w:val="Compact"/>
+            </w:pPr>
+          </w:p>
+        </w:tc>
+        <w:tc>
+          <w:tcPr/>
+          <w:p>
+            <w:pPr>
+              <w:pStyle w:val="Compact"/>
+            </w:pPr>
+          </w:p>
+        </w:tc>
+      </w:tr>
+      <w:tr>
+        <w:tc>
+          <w:tcPr/>
+          <w:p>
+            <w:pPr>
+              <w:pStyle w:val="Compact"/>
+            </w:pPr>
+            <w:r>
+              <w:rPr>
+                <w:rStyle w:val="VerbatimChar"/>
+              </w:rPr>
+              <w:t xml:space="preserve">rac-muncer-sr</w:t>
+            </w:r>
+          </w:p>
+        </w:tc>
+        <w:tc>
+          <w:tcPr/>
+          <w:p>
+            <w:pPr>
+              <w:pStyle w:val="Compact"/>
+            </w:pPr>
+            <w:r>
+              <w:t xml:space="preserve">Measurement Uncertainty</w:t>
+            </w:r>
+          </w:p>
+        </w:tc>
+        <w:tc>
+          <w:tcPr/>
+          <w:p>
+            <w:pPr>
+              <w:pStyle w:val="Compact"/>
+              <w:jc w:val="center"/>
+            </w:pPr>
+            <w:r>
+              <w:rPr>
+                <w:i/>
+                <w:iCs/>
+              </w:rPr>
+              <w:t xml:space="preserve">not required</w:t>
+            </w:r>
+          </w:p>
+        </w:tc>
+        <w:tc>
+          <w:tcPr/>
+          <w:p>
+            <w:pPr>
+              <w:pStyle w:val="Compact"/>
+            </w:pPr>
+          </w:p>
+        </w:tc>
+      </w:tr>
+      <w:tr>
+        <w:tc>
+          <w:tcPr/>
+          <w:p>
+            <w:pPr>
+              <w:pStyle w:val="Compact"/>
+            </w:pPr>
+            <w:r>
+              <w:rPr>
+                <w:rStyle w:val="VerbatimChar"/>
+              </w:rPr>
+              <w:t xml:space="preserve">rac-mnormal-sr</w:t>
+            </w:r>
+          </w:p>
+        </w:tc>
+        <w:tc>
+          <w:tcPr/>
+          <w:p>
+            <w:pPr>
+              <w:pStyle w:val="Compact"/>
+            </w:pPr>
+            <w:r>
+              <w:t xml:space="preserve">Measurement Normalisation</w:t>
+            </w:r>
+          </w:p>
+        </w:tc>
+        <w:tc>
+          <w:tcPr/>
+          <w:p>
+            <w:pPr>
+              <w:pStyle w:val="Compact"/>
+              <w:jc w:val="center"/>
+            </w:pPr>
+            <w:r>
+              <w:rPr>
+                <w:i/>
+                <w:iCs/>
+              </w:rPr>
+              <w:t xml:space="preserve">not required</w:t>
+            </w:r>
+          </w:p>
+        </w:tc>
+        <w:tc>
+          <w:tcPr/>
+          <w:p>
+            <w:pPr>
+              <w:pStyle w:val="Compact"/>
+            </w:pPr>
+          </w:p>
+        </w:tc>
+      </w:tr>
+      <w:tr>
+        <w:tc>
+          <w:tcPr/>
+          <w:p>
+            <w:pPr>
+              <w:pStyle w:val="Compact"/>
+            </w:pPr>
+            <w:r>
+              <w:rPr>
+                <w:rStyle w:val="VerbatimChar"/>
+              </w:rPr>
+              <w:t xml:space="preserve">rac-dirats-sr</w:t>
+            </w:r>
+          </w:p>
+        </w:tc>
+        <w:tc>
+          <w:tcPr/>
+          <w:p>
+            <w:pPr>
+              <w:pStyle w:val="Compact"/>
+            </w:pPr>
+            <w:r>
+              <w:t xml:space="preserve">Directional Atmospheric Scattering</w:t>
+            </w:r>
+          </w:p>
+        </w:tc>
+        <w:tc>
+          <w:tcPr/>
+          <w:p>
+            <w:pPr>
+              <w:pStyle w:val="Compact"/>
+            </w:pPr>
+          </w:p>
+        </w:tc>
+        <w:tc>
+          <w:tcPr/>
+          <w:p>
+            <w:pPr>
+              <w:pStyle w:val="Compact"/>
+              <w:jc w:val="center"/>
+            </w:pPr>
+            <w:r>
+              <w:rPr>
+                <w:i/>
+                <w:iCs/>
+              </w:rPr>
+              <w:t xml:space="preserve">as threshold</w:t>
+            </w:r>
+          </w:p>
+        </w:tc>
+      </w:tr>
+      <w:tr>
+        <w:tc>
+          <w:tcPr/>
+          <w:p>
+            <w:pPr>
+              <w:pStyle w:val="Compact"/>
+            </w:pPr>
+            <w:r>
+              <w:rPr>
+                <w:rStyle w:val="VerbatimChar"/>
+              </w:rPr>
+              <w:t xml:space="preserve">rac-wavap-sr</w:t>
+            </w:r>
+          </w:p>
+        </w:tc>
+        <w:tc>
+          <w:tcPr/>
+          <w:p>
+            <w:pPr>
+              <w:pStyle w:val="Compact"/>
+            </w:pPr>
+            <w:r>
+              <w:t xml:space="preserve">Water Vapour Corrections</w:t>
+            </w:r>
+          </w:p>
+        </w:tc>
+        <w:tc>
+          <w:tcPr/>
+          <w:p>
+            <w:pPr>
+              <w:pStyle w:val="Compact"/>
+            </w:pPr>
+          </w:p>
+        </w:tc>
+        <w:tc>
+          <w:tcPr/>
+          <w:p>
+            <w:pPr>
+              <w:pStyle w:val="Compact"/>
+              <w:jc w:val="center"/>
+            </w:pPr>
+            <w:r>
+              <w:rPr>
+                <w:i/>
+                <w:iCs/>
+              </w:rPr>
+              <w:t xml:space="preserve">as threshold</w:t>
+            </w:r>
+          </w:p>
+        </w:tc>
+      </w:tr>
+      <w:tr>
+        <w:tc>
+          <w:tcPr/>
+          <w:p>
+            <w:pPr>
+              <w:pStyle w:val="Compact"/>
+            </w:pPr>
+            <w:r>
+              <w:rPr>
+                <w:rStyle w:val="VerbatimChar"/>
+              </w:rPr>
+              <w:t xml:space="preserve">rac-cozone-sr</w:t>
+            </w:r>
+          </w:p>
+        </w:tc>
+        <w:tc>
+          <w:tcPr/>
+          <w:p>
+            <w:pPr>
+              <w:pStyle w:val="Compact"/>
+            </w:pPr>
+            <w:r>
+              <w:t xml:space="preserve">Ozone Corrections</w:t>
+            </w:r>
+          </w:p>
+        </w:tc>
+        <w:tc>
+          <w:tcPr/>
+          <w:p>
+            <w:pPr>
+              <w:pStyle w:val="Compact"/>
+              <w:jc w:val="center"/>
+            </w:pPr>
+            <w:r>
+              <w:rPr>
+                <w:i/>
+                <w:iCs/>
+              </w:rPr>
+              <w:t xml:space="preserve">not required</w:t>
+            </w:r>
+          </w:p>
+        </w:tc>
+        <w:tc>
+          <w:tcPr/>
+          <w:p>
+            <w:pPr>
+              <w:pStyle w:val="Compact"/>
+            </w:pPr>
+          </w:p>
+        </w:tc>
+      </w:tr>
+    </w:tbl>
+    <w:bookmarkEnd w:id="182"/>
+    <w:bookmarkStart w:id="183" w:name="geometric-corrections"/>
+    <w:p>
+      <w:pPr>
+        <w:pStyle w:val="berschrift3"/>
+      </w:pPr>
+      <w:r>
+        <w:t xml:space="preserve">Geometric Corrections</w:t>
+      </w:r>
+    </w:p>
+    <w:tbl>
+      <w:tblPr>
+        <w:tblStyle w:val="Table"/>
+        <w:tblW w:type="auto" w:w="0"/>
+        <w:tblLook w:firstRow="1" w:lastRow="0" w:firstColumn="0" w:lastColumn="0" w:noHBand="0" w:noVBand="0" w:val="0020"/>
+      </w:tblPr>
+      <w:tblGrid>
+        <w:gridCol w:w="1980"/>
+        <w:gridCol w:w="1980"/>
+        <w:gridCol w:w="1980"/>
+        <w:gridCol w:w="1980"/>
+      </w:tblGrid>
+      <w:tr>
+        <w:trPr>
+          <w:tblHeader w:val="on"/>
+        </w:trPr>
+        <w:tc>
+          <w:tcPr/>
+          <w:p>
+            <w:pPr>
+              <w:pStyle w:val="Compact"/>
+            </w:pPr>
+            <w:r>
+              <w:t xml:space="preserve">Requirement ID</w:t>
+            </w:r>
+          </w:p>
+        </w:tc>
+        <w:tc>
+          <w:tcPr/>
+          <w:p>
+            <w:pPr>
+              <w:pStyle w:val="Compact"/>
+            </w:pPr>
+            <w:r>
+              <w:t xml:space="preserve">Requirement Title</w:t>
+            </w:r>
+          </w:p>
+        </w:tc>
+        <w:tc>
+          <w:tcPr/>
+          <w:p>
+            <w:pPr>
+              <w:pStyle w:val="Compact"/>
+              <w:jc w:val="center"/>
+            </w:pPr>
+            <w:r>
+              <w:t xml:space="preserve">Threshold</w:t>
+            </w:r>
+          </w:p>
+        </w:tc>
+        <w:tc>
+          <w:tcPr/>
+          <w:p>
+            <w:pPr>
+              <w:pStyle w:val="Compact"/>
+              <w:jc w:val="center"/>
+            </w:pPr>
+            <w:r>
+              <w:t xml:space="preserve">Goal</w:t>
+            </w:r>
+          </w:p>
+        </w:tc>
+      </w:tr>
+      <w:tr>
+        <w:tc>
+          <w:tcPr/>
+          <w:p>
+            <w:pPr>
+              <w:pStyle w:val="Compact"/>
+            </w:pPr>
+            <w:r>
+              <w:rPr>
+                <w:rStyle w:val="VerbatimChar"/>
+              </w:rPr>
+              <w:t xml:space="preserve">gcor-geocorr-sr</w:t>
             </w:r>
           </w:p>
         </w:tc>
@@ -8745,9 +8744,9 @@
         <w:br w:type="page"/>
       </w:r>
     </w:p>
+    <w:bookmarkEnd w:id="183"/>
     <w:bookmarkEnd w:id="184"/>
-    <w:bookmarkEnd w:id="185"/>
-    <w:bookmarkStart w:id="190" w:name="introduction"/>
+    <w:bookmarkStart w:id="189" w:name="introduction"/>
     <w:p>
       <w:pPr>
         <w:pStyle w:val="berschrift2"/>
@@ -8776,7 +8775,7 @@
         <w:t xml:space="preserve">This Guidance material does not replace or override the specifications.</w:t>
       </w:r>
     </w:p>
-    <w:bookmarkStart w:id="186" w:name="sec:intro-what-are-ceos-ard-products"/>
+    <w:bookmarkStart w:id="185" w:name="sec:intro-what-are-ceos-ard-products"/>
     <w:p>
       <w:pPr>
         <w:pStyle w:val="berschrift3"/>
@@ -8835,8 +8834,8 @@
         <w:t xml:space="preserve">for other types of satellite products.</w:t>
       </w:r>
     </w:p>
-    <w:bookmarkEnd w:id="186"/>
-    <w:bookmarkStart w:id="188" w:name="sec:intro-when-is-a-product-ceos-ard"/>
+    <w:bookmarkEnd w:id="185"/>
+    <w:bookmarkStart w:id="187" w:name="sec:intro-when-is-a-product-ceos-ard"/>
     <w:p>
       <w:pPr>
         <w:pStyle w:val="berschrift3"/>
@@ -8887,7 +8886,7 @@
       <w:r>
         <w:t xml:space="preserve"> </w:t>
       </w:r>
-      <w:hyperlink r:id="rId187">
+      <w:hyperlink r:id="rId186">
         <w:r>
           <w:rPr>
             <w:rStyle w:val="Hyperlink"/>
@@ -8907,8 +8906,8 @@
         <w:t xml:space="preserve">A product can continue to use CEOS-ARD branding as long as its generation and distribution remain consistent with the peer-reviewed assessment.</w:t>
       </w:r>
     </w:p>
-    <w:bookmarkEnd w:id="188"/>
-    <w:bookmarkStart w:id="189" w:name="sec:intro-difference-threshold-goal"/>
+    <w:bookmarkEnd w:id="187"/>
+    <w:bookmarkStart w:id="188" w:name="sec:intro-difference-threshold-goal"/>
     <w:p>
       <w:pPr>
         <w:pStyle w:val="berschrift3"/>
@@ -9111,47 +9110,47 @@
         <w:br w:type="page"/>
       </w:r>
     </w:p>
+    <w:bookmarkEnd w:id="188"/>
     <w:bookmarkEnd w:id="189"/>
+    <w:bookmarkStart w:id="194" w:name="references"/>
+    <w:p>
+      <w:pPr>
+        <w:pStyle w:val="berschrift2"/>
+      </w:pPr>
+      <w:r>
+        <w:t xml:space="preserve">References</w:t>
+      </w:r>
+    </w:p>
+    <w:bookmarkStart w:id="193" w:name="refs"/>
+    <w:bookmarkStart w:id="190" w:name="ref-iso19115_2_2009"/>
+    <w:p>
+      <w:pPr>
+        <w:pStyle w:val="Literaturverzeichnis"/>
+      </w:pPr>
+      <w:r>
+        <w:t xml:space="preserve">International Organization for Standardization. 2009.</w:t>
+      </w:r>
+      <w:r>
+        <w:t xml:space="preserve"> </w:t>
+      </w:r>
+      <w:r>
+        <w:t xml:space="preserve">“</w:t>
+      </w:r>
+      <w:r>
+        <w:t xml:space="preserve">Geographic information — Metadata — Part 2: Extensions for imagery and gridded data</w:t>
+      </w:r>
+      <w:r>
+        <w:t xml:space="preserve">.”</w:t>
+      </w:r>
+      <w:r>
+        <w:t xml:space="preserve"> </w:t>
+      </w:r>
+      <w:r>
+        <w:t xml:space="preserve">Standard. Geneva, CH: International Organization for Standardization.</w:t>
+      </w:r>
+    </w:p>
     <w:bookmarkEnd w:id="190"/>
-    <w:bookmarkStart w:id="195" w:name="references"/>
-    <w:p>
-      <w:pPr>
-        <w:pStyle w:val="berschrift2"/>
-      </w:pPr>
-      <w:r>
-        <w:t xml:space="preserve">References</w:t>
-      </w:r>
-    </w:p>
-    <w:bookmarkStart w:id="194" w:name="refs"/>
-    <w:bookmarkStart w:id="191" w:name="ref-iso19115_2_2009"/>
-    <w:p>
-      <w:pPr>
-        <w:pStyle w:val="Literaturverzeichnis"/>
-      </w:pPr>
-      <w:r>
-        <w:t xml:space="preserve">International Organization for Standardization. 2009.</w:t>
-      </w:r>
-      <w:r>
-        <w:t xml:space="preserve"> </w:t>
-      </w:r>
-      <w:r>
-        <w:t xml:space="preserve">“</w:t>
-      </w:r>
-      <w:r>
-        <w:t xml:space="preserve">Geographic information — Metadata — Part 2: Extensions for imagery and gridded data</w:t>
-      </w:r>
-      <w:r>
-        <w:t xml:space="preserve">.”</w:t>
-      </w:r>
-      <w:r>
-        <w:t xml:space="preserve"> </w:t>
-      </w:r>
-      <w:r>
-        <w:t xml:space="preserve">Standard. Geneva, CH: International Organization for Standardization.</w:t>
-      </w:r>
-    </w:p>
-    <w:bookmarkEnd w:id="191"/>
-    <w:bookmarkStart w:id="193" w:name="ref-li2012"/>
+    <w:bookmarkStart w:id="192" w:name="ref-li2012"/>
     <w:p>
       <w:pPr>
         <w:pStyle w:val="Literaturverzeichnis"/>
@@ -9181,7 +9180,7 @@
       <w:r>
         <w:t xml:space="preserve">124: 756–70. https://doi.org/</w:t>
       </w:r>
-      <w:hyperlink r:id="rId192">
+      <w:hyperlink r:id="rId191">
         <w:r>
           <w:rPr>
             <w:rStyle w:val="Hyperlink"/>
@@ -9193,10 +9192,10 @@
         <w:t xml:space="preserve">.</w:t>
       </w:r>
     </w:p>
+    <w:bookmarkEnd w:id="192"/>
     <w:bookmarkEnd w:id="193"/>
     <w:bookmarkEnd w:id="194"/>
     <w:bookmarkEnd w:id="195"/>
-    <w:bookmarkEnd w:id="196"/>
     <w:sectPr>
       <w:headerReference r:id="rId11" w:type="even"/>
       <w:headerReference r:id="rId10" w:type="default"/>

--- a/latest/SR.docx
+++ b/latest/SR.docx
@@ -49,7 +49,7 @@
         </w:drawing>
       </w:r>
     </w:p>
-    <w:bookmarkStart w:id="195" w:name="ceos-ard---optical---surface-reflectance"/>
+    <w:bookmarkStart w:id="197" w:name="ceos-ard---optical---surface-reflectance"/>
     <w:p>
       <w:pPr>
         <w:pStyle w:val="berschrift1"/>
@@ -66,12 +66,53 @@
         <w:t xml:space="preserve"> </w:t>
       </w:r>
     </w:p>
-    <w:bookmarkStart w:id="24" w:name="document-status"/>
+    <w:bookmarkStart w:id="24" w:name="draft-version"/>
     <w:p>
       <w:pPr>
         <w:pStyle w:val="berschrift2"/>
       </w:pPr>
       <w:r>
+        <w:t xml:space="preserve">Draft Version</w:t>
+      </w:r>
+    </w:p>
+    <w:p>
+      <w:pPr>
+        <w:pStyle w:val="FirstParagraph"/>
+      </w:pPr>
+      <w:r>
+        <w:t xml:space="preserve">This is a draft version.</w:t>
+      </w:r>
+      <w:r>
+        <w:t xml:space="preserve"> </w:t>
+      </w:r>
+      <w:r>
+        <w:t xml:space="preserve">Please visit the</w:t>
+      </w:r>
+      <w:r>
+        <w:t xml:space="preserve"> </w:t>
+      </w:r>
+      <w:hyperlink r:id="rId23">
+        <w:r>
+          <w:rPr>
+            <w:rStyle w:val="Hyperlink"/>
+          </w:rPr>
+          <w:t xml:space="preserve">CEOS-ARD website</w:t>
+        </w:r>
+      </w:hyperlink>
+      <w:r>
+        <w:t xml:space="preserve"> </w:t>
+      </w:r>
+      <w:r>
+        <w:t xml:space="preserve">for the latest endorsed version of this document.</w:t>
+      </w:r>
+    </w:p>
+    <w:bookmarkEnd w:id="24"/>
+    <w:bookmarkStart w:id="26" w:name="document-status"/>
+    <w:p>
+      <w:pPr>
+        <w:pStyle w:val="berschrift2"/>
+      </w:pPr>
+      <w:r>
         <w:t xml:space="preserve">Document Status</w:t>
       </w:r>
     </w:p>
@@ -93,7 +134,7 @@
       <w:r>
         <w:t xml:space="preserve"> </w:t>
       </w:r>
-      <w:hyperlink r:id="rId23">
+      <w:hyperlink r:id="rId25">
         <w:r>
           <w:rPr>
             <w:rStyle w:val="Hyperlink"/>
@@ -102,8 +143,8 @@
         </w:r>
       </w:hyperlink>
     </w:p>
-    <w:bookmarkEnd w:id="24"/>
-    <w:bookmarkStart w:id="26" w:name="document-history"/>
+    <w:bookmarkEnd w:id="26"/>
+    <w:bookmarkStart w:id="28" w:name="document-history"/>
     <w:p>
       <w:pPr>
         <w:pStyle w:val="berschrift2"/>
@@ -112,7 +153,7 @@
         <w:t xml:space="preserve">Document History</w:t>
       </w:r>
     </w:p>
-    <w:bookmarkStart w:id="25" w:name="patch"/>
+    <w:bookmarkStart w:id="27" w:name="patch"/>
     <w:p>
       <w:pPr>
         <w:pStyle w:val="berschrift3"/>
@@ -253,9 +294,9 @@
         <w:t xml:space="preserve">Matthias Mohr</w:t>
       </w:r>
     </w:p>
-    <w:bookmarkEnd w:id="25"/>
-    <w:bookmarkEnd w:id="26"/>
-    <w:bookmarkStart w:id="27" w:name="contributing-authors"/>
+    <w:bookmarkEnd w:id="27"/>
+    <w:bookmarkEnd w:id="28"/>
+    <w:bookmarkStart w:id="29" w:name="contributing-authors"/>
     <w:p>
       <w:pPr>
         <w:pStyle w:val="berschrift2"/>
@@ -353,8 +394,8 @@
         <w:br w:type="page"/>
       </w:r>
     </w:p>
-    <w:bookmarkEnd w:id="27"/>
-    <w:bookmarkStart w:id="28" w:name="ceos-analysis-ready-data-definition"/>
+    <w:bookmarkEnd w:id="29"/>
+    <w:bookmarkStart w:id="30" w:name="ceos-analysis-ready-data-definition"/>
     <w:p>
       <w:pPr>
         <w:pStyle w:val="berschrift2"/>
@@ -371,8 +412,8 @@
         <w:t xml:space="preserve">CEOS Analysis Ready Data (CEOS-ARD) are satellite data that have been processed to a minimum set of requirements and organized into a form that allows immediate analysis with a minimum of additional user effort and interoperability both through time and with other datasets.</w:t>
       </w:r>
     </w:p>
-    <w:bookmarkEnd w:id="28"/>
-    <w:bookmarkStart w:id="29" w:name="description"/>
+    <w:bookmarkEnd w:id="30"/>
+    <w:bookmarkStart w:id="31" w:name="description"/>
     <w:p>
       <w:pPr>
         <w:pStyle w:val="berschrift2"/>
@@ -414,7 +455,7 @@
         <w:t xml:space="preserve"> </w:t>
       </w:r>
       <w:r>
-        <w:t xml:space="preserve">5.0.1-draft</w:t>
+        <w:t xml:space="preserve">5.0.2-draft</w:t>
       </w:r>
     </w:p>
     <w:p>
@@ -440,8 +481,8 @@
         <w:br w:type="page"/>
       </w:r>
     </w:p>
-    <w:bookmarkEnd w:id="29"/>
-    <w:bookmarkStart w:id="30" w:name="definitions-and-abbreviations"/>
+    <w:bookmarkEnd w:id="31"/>
+    <w:bookmarkStart w:id="32" w:name="definitions-and-abbreviations"/>
     <w:p>
       <w:pPr>
         <w:pStyle w:val="berschrift2"/>
@@ -727,8 +768,8 @@
         <w:br w:type="page"/>
       </w:r>
     </w:p>
-    <w:bookmarkEnd w:id="30"/>
-    <w:bookmarkStart w:id="179" w:name="requirements"/>
+    <w:bookmarkEnd w:id="32"/>
+    <w:bookmarkStart w:id="181" w:name="requirements"/>
     <w:p>
       <w:pPr>
         <w:pStyle w:val="berschrift2"/>
@@ -783,7 +824,7 @@
         <w:t xml:space="preserve">Instead, use the textual identifier that is provided below the title.</w:t>
       </w:r>
     </w:p>
-    <w:bookmarkStart w:id="99" w:name="sec:meta"/>
+    <w:bookmarkStart w:id="101" w:name="sec:meta"/>
     <w:p>
       <w:pPr>
         <w:pStyle w:val="berschrift3"/>
@@ -837,7 +878,7 @@
         <w:t xml:space="preserve">suitability of the dataset, and must meet the requirements listed below.</w:t>
       </w:r>
     </w:p>
-    <w:bookmarkStart w:id="34" w:name="sec:meta-trace-sr"/>
+    <w:bookmarkStart w:id="36" w:name="sec:meta-trace-sr"/>
     <w:p>
       <w:pPr>
         <w:pStyle w:val="berschrift4"/>
@@ -872,7 +913,7 @@
         <w:t xml:space="preserve">meta-trace-sr</w:t>
       </w:r>
     </w:p>
-    <w:bookmarkStart w:id="31" w:name="threshold-requirements"/>
+    <w:bookmarkStart w:id="33" w:name="threshold-requirements"/>
     <w:p>
       <w:pPr>
         <w:pStyle w:val="berschrift5"/>
@@ -892,8 +933,8 @@
         <w:t xml:space="preserve"> </w:t>
       </w:r>
     </w:p>
-    <w:bookmarkEnd w:id="31"/>
-    <w:bookmarkStart w:id="32" w:name="goal-requirements"/>
+    <w:bookmarkEnd w:id="33"/>
+    <w:bookmarkStart w:id="34" w:name="goal-requirements"/>
     <w:p>
       <w:pPr>
         <w:pStyle w:val="berschrift5"/>
@@ -959,8 +1000,8 @@
         <w:t xml:space="preserve">Information on traceability should be available in the metadata as a single DOI landing page.</w:t>
       </w:r>
     </w:p>
-    <w:bookmarkEnd w:id="32"/>
-    <w:bookmarkStart w:id="33" w:name="assessment"/>
+    <w:bookmarkEnd w:id="34"/>
+    <w:bookmarkStart w:id="35" w:name="assessment"/>
     <w:p>
       <w:pPr>
         <w:pStyle w:val="berschrift5"/>
@@ -1024,9 +1065,9 @@
         </w:pict>
       </w:r>
     </w:p>
-    <w:bookmarkEnd w:id="33"/>
-    <w:bookmarkEnd w:id="34"/>
-    <w:bookmarkStart w:id="38" w:name="sec:meta-memare-optical"/>
+    <w:bookmarkEnd w:id="35"/>
+    <w:bookmarkEnd w:id="36"/>
+    <w:bookmarkStart w:id="40" w:name="sec:meta-memare-optical"/>
     <w:p>
       <w:pPr>
         <w:pStyle w:val="berschrift4"/>
@@ -1061,7 +1102,7 @@
         <w:t xml:space="preserve">meta-memare-optical</w:t>
       </w:r>
     </w:p>
-    <w:bookmarkStart w:id="35" w:name="threshold-requirements-1"/>
+    <w:bookmarkStart w:id="37" w:name="threshold-requirements-1"/>
     <w:p>
       <w:pPr>
         <w:pStyle w:val="berschrift5"/>
@@ -1078,8 +1119,8 @@
         <w:t xml:space="preserve">Metadata is provided in a structure that enables a computer algorithm to be used to consistently and automatically identify and extract each component part for further use.</w:t>
       </w:r>
     </w:p>
-    <w:bookmarkEnd w:id="35"/>
-    <w:bookmarkStart w:id="36" w:name="goal-requirements-1"/>
+    <w:bookmarkEnd w:id="37"/>
+    <w:bookmarkStart w:id="38" w:name="goal-requirements-1"/>
     <w:p>
       <w:pPr>
         <w:pStyle w:val="berschrift5"/>
@@ -1096,8 +1137,8 @@
         <w:t xml:space="preserve">As threshold, but metadata should be provided in a community endorsed standard that facilitates machine-readability, such as ISO 19115-2.</w:t>
       </w:r>
     </w:p>
-    <w:bookmarkEnd w:id="36"/>
-    <w:bookmarkStart w:id="37" w:name="assessment-1"/>
+    <w:bookmarkEnd w:id="38"/>
+    <w:bookmarkStart w:id="39" w:name="assessment-1"/>
     <w:p>
       <w:pPr>
         <w:pStyle w:val="berschrift5"/>
@@ -1161,9 +1202,9 @@
         </w:pict>
       </w:r>
     </w:p>
-    <w:bookmarkEnd w:id="37"/>
-    <w:bookmarkEnd w:id="38"/>
-    <w:bookmarkStart w:id="42" w:name="sec:meta-time-sr"/>
+    <w:bookmarkEnd w:id="39"/>
+    <w:bookmarkEnd w:id="40"/>
+    <w:bookmarkStart w:id="44" w:name="sec:meta-time-sr"/>
     <w:p>
       <w:pPr>
         <w:pStyle w:val="berschrift4"/>
@@ -1198,7 +1239,7 @@
         <w:t xml:space="preserve">meta-time-sr</w:t>
       </w:r>
     </w:p>
-    <w:bookmarkStart w:id="39" w:name="threshold-requirements-2"/>
+    <w:bookmarkStart w:id="41" w:name="threshold-requirements-2"/>
     <w:p>
       <w:pPr>
         <w:pStyle w:val="berschrift5"/>
@@ -1215,8 +1256,8 @@
         <w:t xml:space="preserve">The data collection time is identified in the metadata, expressed in date/time, to the second, with the time offset from UTC unambiguously identified.</w:t>
       </w:r>
     </w:p>
-    <w:bookmarkEnd w:id="39"/>
-    <w:bookmarkStart w:id="40" w:name="goal-requirements-2"/>
+    <w:bookmarkEnd w:id="41"/>
+    <w:bookmarkStart w:id="42" w:name="goal-requirements-2"/>
     <w:p>
       <w:pPr>
         <w:pStyle w:val="berschrift5"/>
@@ -1233,8 +1274,8 @@
         <w:t xml:space="preserve">Acquisition time for each pixel is identified (or can be reliably determined) in the metadata, expressed in date/time at UTC, to the second.</w:t>
       </w:r>
     </w:p>
-    <w:bookmarkEnd w:id="40"/>
-    <w:bookmarkStart w:id="41" w:name="assessment-2"/>
+    <w:bookmarkEnd w:id="42"/>
+    <w:bookmarkStart w:id="43" w:name="assessment-2"/>
     <w:p>
       <w:pPr>
         <w:pStyle w:val="berschrift5"/>
@@ -1298,9 +1339,9 @@
         </w:pict>
       </w:r>
     </w:p>
-    <w:bookmarkEnd w:id="41"/>
-    <w:bookmarkEnd w:id="42"/>
-    <w:bookmarkStart w:id="46" w:name="sec:meta-geoarea-optical"/>
+    <w:bookmarkEnd w:id="43"/>
+    <w:bookmarkEnd w:id="44"/>
+    <w:bookmarkStart w:id="48" w:name="sec:meta-geoarea-optical"/>
     <w:p>
       <w:pPr>
         <w:pStyle w:val="berschrift4"/>
@@ -1335,7 +1376,7 @@
         <w:t xml:space="preserve">meta-geoarea-optical</w:t>
       </w:r>
     </w:p>
-    <w:bookmarkStart w:id="43" w:name="threshold-requirements-3"/>
+    <w:bookmarkStart w:id="45" w:name="threshold-requirements-3"/>
     <w:p>
       <w:pPr>
         <w:pStyle w:val="berschrift5"/>
@@ -1352,8 +1393,8 @@
         <w:t xml:space="preserve">The surface location to which the data relates is identified, typically as a series of four corner points, expressed in an accepted coordinate reference system (e.g., WGS84).</w:t>
       </w:r>
     </w:p>
-    <w:bookmarkEnd w:id="43"/>
-    <w:bookmarkStart w:id="44" w:name="goal-requirements-3"/>
+    <w:bookmarkEnd w:id="45"/>
+    <w:bookmarkStart w:id="46" w:name="goal-requirements-3"/>
     <w:p>
       <w:pPr>
         <w:pStyle w:val="berschrift5"/>
@@ -1370,8 +1411,8 @@
         <w:t xml:space="preserve">The geographic area covered by the observations is identified specifically, such as through a set of coordinates of a closely bounding polygon. The location to which each pixel refers is identified (or can be reliably determined) with the projection system (if any) and reference datum provided.</w:t>
       </w:r>
     </w:p>
-    <w:bookmarkEnd w:id="44"/>
-    <w:bookmarkStart w:id="45" w:name="assessment-3"/>
+    <w:bookmarkEnd w:id="46"/>
+    <w:bookmarkStart w:id="47" w:name="assessment-3"/>
     <w:p>
       <w:pPr>
         <w:pStyle w:val="berschrift5"/>
@@ -1435,9 +1476,9 @@
         </w:pict>
       </w:r>
     </w:p>
-    <w:bookmarkEnd w:id="45"/>
-    <w:bookmarkEnd w:id="46"/>
-    <w:bookmarkStart w:id="50" w:name="sec:meta-crs-optical"/>
+    <w:bookmarkEnd w:id="47"/>
+    <w:bookmarkEnd w:id="48"/>
+    <w:bookmarkStart w:id="52" w:name="sec:meta-crs-optical"/>
     <w:p>
       <w:pPr>
         <w:pStyle w:val="berschrift4"/>
@@ -1472,7 +1513,7 @@
         <w:t xml:space="preserve">meta-crs-optical</w:t>
       </w:r>
     </w:p>
-    <w:bookmarkStart w:id="47" w:name="threshold-requirements-4"/>
+    <w:bookmarkStart w:id="49" w:name="threshold-requirements-4"/>
     <w:p>
       <w:pPr>
         <w:pStyle w:val="berschrift5"/>
@@ -1489,8 +1530,8 @@
         <w:t xml:space="preserve">The metadata lists the coordinate reference system that has been used.</w:t>
       </w:r>
     </w:p>
-    <w:bookmarkEnd w:id="47"/>
-    <w:bookmarkStart w:id="48" w:name="goal-requirements-4"/>
+    <w:bookmarkEnd w:id="49"/>
+    <w:bookmarkStart w:id="50" w:name="goal-requirements-4"/>
     <w:p>
       <w:pPr>
         <w:pStyle w:val="berschrift5"/>
@@ -1510,8 +1551,8 @@
         <w:t xml:space="preserve"> </w:t>
       </w:r>
     </w:p>
-    <w:bookmarkEnd w:id="48"/>
-    <w:bookmarkStart w:id="49" w:name="assessment-4"/>
+    <w:bookmarkEnd w:id="50"/>
+    <w:bookmarkStart w:id="51" w:name="assessment-4"/>
     <w:p>
       <w:pPr>
         <w:pStyle w:val="berschrift5"/>
@@ -1575,9 +1616,9 @@
         </w:pict>
       </w:r>
     </w:p>
-    <w:bookmarkEnd w:id="49"/>
-    <w:bookmarkEnd w:id="50"/>
-    <w:bookmarkStart w:id="54" w:name="sec:meta-mapproj-sr"/>
+    <w:bookmarkEnd w:id="51"/>
+    <w:bookmarkEnd w:id="52"/>
+    <w:bookmarkStart w:id="56" w:name="sec:meta-mapproj-sr"/>
     <w:p>
       <w:pPr>
         <w:pStyle w:val="berschrift4"/>
@@ -1612,7 +1653,7 @@
         <w:t xml:space="preserve">meta-mapproj-sr</w:t>
       </w:r>
     </w:p>
-    <w:bookmarkStart w:id="51" w:name="threshold-requirements-5"/>
+    <w:bookmarkStart w:id="53" w:name="threshold-requirements-5"/>
     <w:p>
       <w:pPr>
         <w:pStyle w:val="berschrift5"/>
@@ -1629,8 +1670,8 @@
         <w:t xml:space="preserve">The metadata lists the map projection that has been used (or geographical coordinates, if applicable) and any relevant parameters required in relation to use of data in that map projection.</w:t>
       </w:r>
     </w:p>
-    <w:bookmarkEnd w:id="51"/>
-    <w:bookmarkStart w:id="52" w:name="goal-requirements-5"/>
+    <w:bookmarkEnd w:id="53"/>
+    <w:bookmarkStart w:id="54" w:name="goal-requirements-5"/>
     <w:p>
       <w:pPr>
         <w:pStyle w:val="berschrift5"/>
@@ -1650,8 +1691,8 @@
         <w:t xml:space="preserve"> </w:t>
       </w:r>
     </w:p>
-    <w:bookmarkEnd w:id="52"/>
-    <w:bookmarkStart w:id="53" w:name="assessment-5"/>
+    <w:bookmarkEnd w:id="54"/>
+    <w:bookmarkStart w:id="55" w:name="assessment-5"/>
     <w:p>
       <w:pPr>
         <w:pStyle w:val="berschrift5"/>
@@ -1715,9 +1756,9 @@
         </w:pict>
       </w:r>
     </w:p>
-    <w:bookmarkEnd w:id="53"/>
-    <w:bookmarkEnd w:id="54"/>
-    <w:bookmarkStart w:id="58" w:name="sec:meta-geocorm-sr"/>
+    <w:bookmarkEnd w:id="55"/>
+    <w:bookmarkEnd w:id="56"/>
+    <w:bookmarkStart w:id="60" w:name="sec:meta-geocorm-sr"/>
     <w:p>
       <w:pPr>
         <w:pStyle w:val="berschrift4"/>
@@ -1752,7 +1793,7 @@
         <w:t xml:space="preserve">meta-geocorm-sr</w:t>
       </w:r>
     </w:p>
-    <w:bookmarkStart w:id="55" w:name="threshold-requirements-6"/>
+    <w:bookmarkStart w:id="57" w:name="threshold-requirements-6"/>
     <w:p>
       <w:pPr>
         <w:pStyle w:val="berschrift5"/>
@@ -1772,8 +1813,8 @@
         <w:t xml:space="preserve"> </w:t>
       </w:r>
     </w:p>
-    <w:bookmarkEnd w:id="55"/>
-    <w:bookmarkStart w:id="56" w:name="goal-requirements-6"/>
+    <w:bookmarkEnd w:id="57"/>
+    <w:bookmarkStart w:id="58" w:name="goal-requirements-6"/>
     <w:p>
       <w:pPr>
         <w:pStyle w:val="berschrift5"/>
@@ -1790,8 +1831,8 @@
         <w:t xml:space="preserve">Information on geometric correction methods should be available in the metadata as a single DOI landing page, including reference database and auxiliary data such as elevation model(s) and reference chip-sets.</w:t>
       </w:r>
     </w:p>
-    <w:bookmarkEnd w:id="56"/>
-    <w:bookmarkStart w:id="57" w:name="assessment-6"/>
+    <w:bookmarkEnd w:id="58"/>
+    <w:bookmarkStart w:id="59" w:name="assessment-6"/>
     <w:p>
       <w:pPr>
         <w:pStyle w:val="berschrift5"/>
@@ -1855,9 +1896,9 @@
         </w:pict>
       </w:r>
     </w:p>
-    <w:bookmarkEnd w:id="57"/>
-    <w:bookmarkEnd w:id="58"/>
-    <w:bookmarkStart w:id="62" w:name="sec:meta-geoacc-sr"/>
+    <w:bookmarkEnd w:id="59"/>
+    <w:bookmarkEnd w:id="60"/>
+    <w:bookmarkStart w:id="64" w:name="sec:meta-geoacc-sr"/>
     <w:p>
       <w:pPr>
         <w:pStyle w:val="berschrift4"/>
@@ -1892,7 +1933,7 @@
         <w:t xml:space="preserve">meta-geoacc-sr</w:t>
       </w:r>
     </w:p>
-    <w:bookmarkStart w:id="59" w:name="threshold-requirements-7"/>
+    <w:bookmarkStart w:id="61" w:name="threshold-requirements-7"/>
     <w:p>
       <w:pPr>
         <w:pStyle w:val="berschrift5"/>
@@ -1912,8 +1953,8 @@
         <w:t xml:space="preserve"> </w:t>
       </w:r>
     </w:p>
-    <w:bookmarkEnd w:id="59"/>
-    <w:bookmarkStart w:id="60" w:name="goal-requirements-7"/>
+    <w:bookmarkEnd w:id="61"/>
+    <w:bookmarkStart w:id="62" w:name="goal-requirements-7"/>
     <w:p>
       <w:pPr>
         <w:pStyle w:val="berschrift5"/>
@@ -1962,8 +2003,8 @@
         <w:t xml:space="preserve">Information on geometric accuracy of the data should be available in the metadata as a single DOI landing page.</w:t>
       </w:r>
     </w:p>
-    <w:bookmarkEnd w:id="60"/>
-    <w:bookmarkStart w:id="61" w:name="assessment-7"/>
+    <w:bookmarkEnd w:id="62"/>
+    <w:bookmarkStart w:id="63" w:name="assessment-7"/>
     <w:p>
       <w:pPr>
         <w:pStyle w:val="berschrift5"/>
@@ -2027,9 +2068,9 @@
         </w:pict>
       </w:r>
     </w:p>
-    <w:bookmarkEnd w:id="61"/>
-    <w:bookmarkEnd w:id="62"/>
-    <w:bookmarkStart w:id="66" w:name="sec:meta-instru-optical"/>
+    <w:bookmarkEnd w:id="63"/>
+    <w:bookmarkEnd w:id="64"/>
+    <w:bookmarkStart w:id="68" w:name="sec:meta-instru-optical"/>
     <w:p>
       <w:pPr>
         <w:pStyle w:val="berschrift4"/>
@@ -2064,7 +2105,7 @@
         <w:t xml:space="preserve">meta-instru-optical</w:t>
       </w:r>
     </w:p>
-    <w:bookmarkStart w:id="63" w:name="threshold-requirements-8"/>
+    <w:bookmarkStart w:id="65" w:name="threshold-requirements-8"/>
     <w:p>
       <w:pPr>
         <w:pStyle w:val="berschrift5"/>
@@ -2081,8 +2122,8 @@
         <w:t xml:space="preserve">The instrument used to collect the data is identified in the metadata.</w:t>
       </w:r>
     </w:p>
-    <w:bookmarkEnd w:id="63"/>
-    <w:bookmarkStart w:id="64" w:name="goal-requirements-8"/>
+    <w:bookmarkEnd w:id="65"/>
+    <w:bookmarkStart w:id="66" w:name="goal-requirements-8"/>
     <w:p>
       <w:pPr>
         <w:pStyle w:val="berschrift5"/>
@@ -2099,8 +2140,8 @@
         <w:t xml:space="preserve">As threshold, but information should be available in the metadata as a single DOI landing page with references to the relevant CEOS Missions, Instruments, and Measurements Database record.</w:t>
       </w:r>
     </w:p>
-    <w:bookmarkEnd w:id="64"/>
-    <w:bookmarkStart w:id="65" w:name="assessment-8"/>
+    <w:bookmarkEnd w:id="66"/>
+    <w:bookmarkStart w:id="67" w:name="assessment-8"/>
     <w:p>
       <w:pPr>
         <w:pStyle w:val="berschrift5"/>
@@ -2164,9 +2205,9 @@
         </w:pict>
       </w:r>
     </w:p>
-    <w:bookmarkEnd w:id="65"/>
-    <w:bookmarkEnd w:id="66"/>
-    <w:bookmarkStart w:id="70" w:name="sec:meta-specband"/>
+    <w:bookmarkEnd w:id="67"/>
+    <w:bookmarkEnd w:id="68"/>
+    <w:bookmarkStart w:id="72" w:name="sec:meta-specband"/>
     <w:p>
       <w:pPr>
         <w:pStyle w:val="berschrift4"/>
@@ -2201,7 +2242,7 @@
         <w:t xml:space="preserve">meta-specband</w:t>
       </w:r>
     </w:p>
-    <w:bookmarkStart w:id="67" w:name="threshold-requirements-9"/>
+    <w:bookmarkStart w:id="69" w:name="threshold-requirements-9"/>
     <w:p>
       <w:pPr>
         <w:pStyle w:val="berschrift5"/>
@@ -2218,8 +2259,8 @@
         <w:t xml:space="preserve">The central wavelength for each band for which data is included is identified in the metadata, expressed in SI units.</w:t>
       </w:r>
     </w:p>
-    <w:bookmarkEnd w:id="67"/>
-    <w:bookmarkStart w:id="68" w:name="goal-requirements-9"/>
+    <w:bookmarkEnd w:id="69"/>
+    <w:bookmarkStart w:id="70" w:name="goal-requirements-9"/>
     <w:p>
       <w:pPr>
         <w:pStyle w:val="berschrift5"/>
@@ -2262,8 +2303,8 @@
         <w:t xml:space="preserve">Information on spectral bands should be available in the metadata as a single DOI landing page.</w:t>
       </w:r>
     </w:p>
-    <w:bookmarkEnd w:id="68"/>
-    <w:bookmarkStart w:id="69" w:name="assessment-9"/>
+    <w:bookmarkEnd w:id="70"/>
+    <w:bookmarkStart w:id="71" w:name="assessment-9"/>
     <w:p>
       <w:pPr>
         <w:pStyle w:val="berschrift5"/>
@@ -2327,9 +2368,9 @@
         </w:pict>
       </w:r>
     </w:p>
-    <w:bookmarkEnd w:id="69"/>
-    <w:bookmarkEnd w:id="70"/>
-    <w:bookmarkStart w:id="74" w:name="sec:meta-sencal-optical"/>
+    <w:bookmarkEnd w:id="71"/>
+    <w:bookmarkEnd w:id="72"/>
+    <w:bookmarkStart w:id="76" w:name="sec:meta-sencal-optical"/>
     <w:p>
       <w:pPr>
         <w:pStyle w:val="berschrift4"/>
@@ -2364,7 +2405,7 @@
         <w:t xml:space="preserve">meta-sencal-optical</w:t>
       </w:r>
     </w:p>
-    <w:bookmarkStart w:id="71" w:name="threshold-requirements-10"/>
+    <w:bookmarkStart w:id="73" w:name="threshold-requirements-10"/>
     <w:p>
       <w:pPr>
         <w:pStyle w:val="berschrift5"/>
@@ -2384,8 +2425,8 @@
         <w:t xml:space="preserve"> </w:t>
       </w:r>
     </w:p>
-    <w:bookmarkEnd w:id="71"/>
-    <w:bookmarkStart w:id="72" w:name="goal-requirements-10"/>
+    <w:bookmarkEnd w:id="73"/>
+    <w:bookmarkStart w:id="74" w:name="goal-requirements-10"/>
     <w:p>
       <w:pPr>
         <w:pStyle w:val="berschrift5"/>
@@ -2428,8 +2469,8 @@
         <w:t xml:space="preserve">Information on sensory calibration should be available in the metadata as a single DOI landing page.</w:t>
       </w:r>
     </w:p>
-    <w:bookmarkEnd w:id="72"/>
-    <w:bookmarkStart w:id="73" w:name="assessment-10"/>
+    <w:bookmarkEnd w:id="74"/>
+    <w:bookmarkStart w:id="75" w:name="assessment-10"/>
     <w:p>
       <w:pPr>
         <w:pStyle w:val="berschrift5"/>
@@ -2493,9 +2534,9 @@
         </w:pict>
       </w:r>
     </w:p>
-    <w:bookmarkEnd w:id="73"/>
-    <w:bookmarkEnd w:id="74"/>
-    <w:bookmarkStart w:id="78" w:name="sec:meta-radacc-sr"/>
+    <w:bookmarkEnd w:id="75"/>
+    <w:bookmarkEnd w:id="76"/>
+    <w:bookmarkStart w:id="80" w:name="sec:meta-radacc-sr"/>
     <w:p>
       <w:pPr>
         <w:pStyle w:val="berschrift4"/>
@@ -2530,7 +2571,7 @@
         <w:t xml:space="preserve">meta-radacc-sr</w:t>
       </w:r>
     </w:p>
-    <w:bookmarkStart w:id="75" w:name="threshold-requirements-11"/>
+    <w:bookmarkStart w:id="77" w:name="threshold-requirements-11"/>
     <w:p>
       <w:pPr>
         <w:pStyle w:val="berschrift5"/>
@@ -2550,8 +2591,8 @@
         <w:t xml:space="preserve"> </w:t>
       </w:r>
     </w:p>
-    <w:bookmarkEnd w:id="75"/>
-    <w:bookmarkStart w:id="76" w:name="goal-requirements-11"/>
+    <w:bookmarkEnd w:id="77"/>
+    <w:bookmarkStart w:id="78" w:name="goal-requirements-11"/>
     <w:p>
       <w:pPr>
         <w:pStyle w:val="berschrift5"/>
@@ -2588,8 +2629,8 @@
         <w:t xml:space="preserve">Information on radiometric accuracy should be available in the metadata as a single DOI landing page.</w:t>
       </w:r>
     </w:p>
-    <w:bookmarkEnd w:id="76"/>
-    <w:bookmarkStart w:id="77" w:name="assessment-11"/>
+    <w:bookmarkEnd w:id="78"/>
+    <w:bookmarkStart w:id="79" w:name="assessment-11"/>
     <w:p>
       <w:pPr>
         <w:pStyle w:val="berschrift5"/>
@@ -2653,9 +2694,9 @@
         </w:pict>
       </w:r>
     </w:p>
-    <w:bookmarkEnd w:id="77"/>
-    <w:bookmarkEnd w:id="78"/>
-    <w:bookmarkStart w:id="82" w:name="sec:meta-malgos-sr"/>
+    <w:bookmarkEnd w:id="79"/>
+    <w:bookmarkEnd w:id="80"/>
+    <w:bookmarkStart w:id="84" w:name="sec:meta-malgos-sr"/>
     <w:p>
       <w:pPr>
         <w:pStyle w:val="berschrift4"/>
@@ -2690,7 +2731,7 @@
         <w:t xml:space="preserve">meta-malgos-sr</w:t>
       </w:r>
     </w:p>
-    <w:bookmarkStart w:id="79" w:name="threshold-requirements-12"/>
+    <w:bookmarkStart w:id="81" w:name="threshold-requirements-12"/>
     <w:p>
       <w:pPr>
         <w:pStyle w:val="berschrift5"/>
@@ -2733,8 +2774,8 @@
         <w:t xml:space="preserve">Information on algorithms should be available in the metadata as a single DOI landing page.</w:t>
       </w:r>
     </w:p>
-    <w:bookmarkEnd w:id="79"/>
-    <w:bookmarkStart w:id="80" w:name="goal-requirements-12"/>
+    <w:bookmarkEnd w:id="81"/>
+    <w:bookmarkStart w:id="82" w:name="goal-requirements-12"/>
     <w:p>
       <w:pPr>
         <w:pStyle w:val="berschrift5"/>
@@ -2783,8 +2824,8 @@
         <w:t xml:space="preserve">Information on algorithms should be available in the metadata as a single DOI landing page.</w:t>
       </w:r>
     </w:p>
-    <w:bookmarkEnd w:id="80"/>
-    <w:bookmarkStart w:id="81" w:name="assessment-12"/>
+    <w:bookmarkEnd w:id="82"/>
+    <w:bookmarkStart w:id="83" w:name="assessment-12"/>
     <w:p>
       <w:pPr>
         <w:pStyle w:val="berschrift5"/>
@@ -2848,9 +2889,9 @@
         </w:pict>
       </w:r>
     </w:p>
-    <w:bookmarkEnd w:id="81"/>
-    <w:bookmarkEnd w:id="82"/>
-    <w:bookmarkStart w:id="86" w:name="sec:meta-auxdat-optical"/>
+    <w:bookmarkEnd w:id="83"/>
+    <w:bookmarkEnd w:id="84"/>
+    <w:bookmarkStart w:id="88" w:name="sec:meta-auxdat-optical"/>
     <w:p>
       <w:pPr>
         <w:pStyle w:val="berschrift4"/>
@@ -2885,7 +2926,7 @@
         <w:t xml:space="preserve">meta-auxdat-optical</w:t>
       </w:r>
     </w:p>
-    <w:bookmarkStart w:id="83" w:name="threshold-requirements-13"/>
+    <w:bookmarkStart w:id="85" w:name="threshold-requirements-13"/>
     <w:p>
       <w:pPr>
         <w:pStyle w:val="berschrift5"/>
@@ -2922,8 +2963,8 @@
         <w:t xml:space="preserve">Auxiliary data includes DEMs, aerosols, etc. data sources.</w:t>
       </w:r>
     </w:p>
-    <w:bookmarkEnd w:id="83"/>
-    <w:bookmarkStart w:id="84" w:name="goal-requirements-13"/>
+    <w:bookmarkEnd w:id="85"/>
+    <w:bookmarkStart w:id="86" w:name="goal-requirements-13"/>
     <w:p>
       <w:pPr>
         <w:pStyle w:val="berschrift5"/>
@@ -2940,8 +2981,8 @@
         <w:t xml:space="preserve">As threshold, but information on auxiliary data should be available in the metadata as a single DOI landing page and is also available for free online download, contemporaneously with the product or through a link to the source.</w:t>
       </w:r>
     </w:p>
-    <w:bookmarkEnd w:id="84"/>
-    <w:bookmarkStart w:id="85" w:name="assessment-13"/>
+    <w:bookmarkEnd w:id="86"/>
+    <w:bookmarkStart w:id="87" w:name="assessment-13"/>
     <w:p>
       <w:pPr>
         <w:pStyle w:val="berschrift5"/>
@@ -3005,9 +3046,9 @@
         </w:pict>
       </w:r>
     </w:p>
-    <w:bookmarkEnd w:id="85"/>
-    <w:bookmarkEnd w:id="86"/>
-    <w:bookmarkStart w:id="90" w:name="sec:meta-proprov-sr"/>
+    <w:bookmarkEnd w:id="87"/>
+    <w:bookmarkEnd w:id="88"/>
+    <w:bookmarkStart w:id="92" w:name="sec:meta-proprov-sr"/>
     <w:p>
       <w:pPr>
         <w:pStyle w:val="berschrift4"/>
@@ -3042,7 +3083,7 @@
         <w:t xml:space="preserve">meta-proprov-sr</w:t>
       </w:r>
     </w:p>
-    <w:bookmarkStart w:id="87" w:name="threshold-requirements-14"/>
+    <w:bookmarkStart w:id="89" w:name="threshold-requirements-14"/>
     <w:p>
       <w:pPr>
         <w:pStyle w:val="berschrift5"/>
@@ -3062,8 +3103,8 @@
         <w:t xml:space="preserve"> </w:t>
       </w:r>
     </w:p>
-    <w:bookmarkEnd w:id="87"/>
-    <w:bookmarkStart w:id="88" w:name="goal-requirements-14"/>
+    <w:bookmarkEnd w:id="89"/>
+    <w:bookmarkStart w:id="90" w:name="goal-requirements-14"/>
     <w:p>
       <w:pPr>
         <w:pStyle w:val="berschrift5"/>
@@ -3080,8 +3121,8 @@
         <w:t xml:space="preserve">Information on processing chain provenance should be available in the metadata as a single DOI landing page containing detailed description of the processing steps used to generate the product, including the versions of software used, giving full transparency to the users.</w:t>
       </w:r>
     </w:p>
-    <w:bookmarkEnd w:id="88"/>
-    <w:bookmarkStart w:id="89" w:name="assessment-14"/>
+    <w:bookmarkEnd w:id="90"/>
+    <w:bookmarkStart w:id="91" w:name="assessment-14"/>
     <w:p>
       <w:pPr>
         <w:pStyle w:val="berschrift5"/>
@@ -3145,9 +3186,9 @@
         </w:pict>
       </w:r>
     </w:p>
-    <w:bookmarkEnd w:id="89"/>
-    <w:bookmarkEnd w:id="90"/>
-    <w:bookmarkStart w:id="94" w:name="sec:meta-daccess"/>
+    <w:bookmarkEnd w:id="91"/>
+    <w:bookmarkEnd w:id="92"/>
+    <w:bookmarkStart w:id="96" w:name="sec:meta-daccess"/>
     <w:p>
       <w:pPr>
         <w:pStyle w:val="berschrift4"/>
@@ -3182,7 +3223,7 @@
         <w:t xml:space="preserve">meta-daccess</w:t>
       </w:r>
     </w:p>
-    <w:bookmarkStart w:id="91" w:name="threshold-requirements-15"/>
+    <w:bookmarkStart w:id="93" w:name="threshold-requirements-15"/>
     <w:p>
       <w:pPr>
         <w:pStyle w:val="berschrift5"/>
@@ -3219,8 +3260,8 @@
         <w:t xml:space="preserve">Manual and offline interaction action (e.g., login) may be required.</w:t>
       </w:r>
     </w:p>
-    <w:bookmarkEnd w:id="91"/>
-    <w:bookmarkStart w:id="92" w:name="goal-requirements-15"/>
+    <w:bookmarkEnd w:id="93"/>
+    <w:bookmarkStart w:id="94" w:name="goal-requirements-15"/>
     <w:p>
       <w:pPr>
         <w:pStyle w:val="berschrift5"/>
@@ -3240,8 +3281,8 @@
         <w:t xml:space="preserve"> </w:t>
       </w:r>
     </w:p>
-    <w:bookmarkEnd w:id="92"/>
-    <w:bookmarkStart w:id="93" w:name="assessment-15"/>
+    <w:bookmarkEnd w:id="94"/>
+    <w:bookmarkStart w:id="95" w:name="assessment-15"/>
     <w:p>
       <w:pPr>
         <w:pStyle w:val="berschrift5"/>
@@ -3305,9 +3346,9 @@
         </w:pict>
       </w:r>
     </w:p>
-    <w:bookmarkEnd w:id="93"/>
-    <w:bookmarkEnd w:id="94"/>
-    <w:bookmarkStart w:id="98" w:name="sec:meta-odqual-sr"/>
+    <w:bookmarkEnd w:id="95"/>
+    <w:bookmarkEnd w:id="96"/>
+    <w:bookmarkStart w:id="100" w:name="sec:meta-odqual-sr"/>
     <w:p>
       <w:pPr>
         <w:pStyle w:val="berschrift4"/>
@@ -3342,7 +3383,7 @@
         <w:t xml:space="preserve">meta-odqual-sr</w:t>
       </w:r>
     </w:p>
-    <w:bookmarkStart w:id="95" w:name="threshold-requirements-16"/>
+    <w:bookmarkStart w:id="97" w:name="threshold-requirements-16"/>
     <w:p>
       <w:pPr>
         <w:pStyle w:val="berschrift5"/>
@@ -3362,8 +3403,8 @@
         <w:t xml:space="preserve"> </w:t>
       </w:r>
     </w:p>
-    <w:bookmarkEnd w:id="95"/>
-    <w:bookmarkStart w:id="96" w:name="goal-requirements-16"/>
+    <w:bookmarkEnd w:id="97"/>
+    <w:bookmarkStart w:id="98" w:name="goal-requirements-16"/>
     <w:p>
       <w:pPr>
         <w:pStyle w:val="berschrift5"/>
@@ -3392,8 +3433,8 @@
         <w:t xml:space="preserve">Proportion of observations over land (c.f. ocean) affected by non-target phenomena, e.g., cloud and cloud shadows</w:t>
       </w:r>
     </w:p>
-    <w:bookmarkEnd w:id="96"/>
-    <w:bookmarkStart w:id="97" w:name="assessment-16"/>
+    <w:bookmarkEnd w:id="98"/>
+    <w:bookmarkStart w:id="99" w:name="assessment-16"/>
     <w:p>
       <w:pPr>
         <w:pStyle w:val="berschrift5"/>
@@ -3450,10 +3491,10 @@
         <w:t xml:space="preserve">Recommended Requirement Modification:</w:t>
       </w:r>
     </w:p>
-    <w:bookmarkEnd w:id="97"/>
-    <w:bookmarkEnd w:id="98"/>
     <w:bookmarkEnd w:id="99"/>
-    <w:bookmarkStart w:id="148" w:name="sec:pxl"/>
+    <w:bookmarkEnd w:id="100"/>
+    <w:bookmarkEnd w:id="101"/>
+    <w:bookmarkStart w:id="150" w:name="sec:pxl"/>
     <w:p>
       <w:pPr>
         <w:pStyle w:val="berschrift3"/>
@@ -3507,7 +3548,7 @@
         <w:t xml:space="preserve">(choose) observations on the basis of their individual suitability for application.</w:t>
       </w:r>
     </w:p>
-    <w:bookmarkStart w:id="103" w:name="sec:pxl-pimemare"/>
+    <w:bookmarkStart w:id="105" w:name="sec:pxl-pimemare"/>
     <w:p>
       <w:pPr>
         <w:pStyle w:val="berschrift4"/>
@@ -3542,7 +3583,7 @@
         <w:t xml:space="preserve">pxl-pimemare</w:t>
       </w:r>
     </w:p>
-    <w:bookmarkStart w:id="100" w:name="threshold-requirements-17"/>
+    <w:bookmarkStart w:id="102" w:name="threshold-requirements-17"/>
     <w:p>
       <w:pPr>
         <w:pStyle w:val="berschrift5"/>
@@ -3559,8 +3600,8 @@
         <w:t xml:space="preserve">Metadata is provided in a structure that enables a computer algorithm to be used to consistently and automatically identify and extract each component part for further use.</w:t>
       </w:r>
     </w:p>
-    <w:bookmarkEnd w:id="100"/>
-    <w:bookmarkStart w:id="101" w:name="goal-requirements-17"/>
+    <w:bookmarkEnd w:id="102"/>
+    <w:bookmarkStart w:id="103" w:name="goal-requirements-17"/>
     <w:p>
       <w:pPr>
         <w:pStyle w:val="berschrift5"/>
@@ -3580,8 +3621,8 @@
         <w:t xml:space="preserve"> </w:t>
       </w:r>
     </w:p>
-    <w:bookmarkEnd w:id="101"/>
-    <w:bookmarkStart w:id="102" w:name="assessment-17"/>
+    <w:bookmarkEnd w:id="103"/>
+    <w:bookmarkStart w:id="104" w:name="assessment-17"/>
     <w:p>
       <w:pPr>
         <w:pStyle w:val="berschrift5"/>
@@ -3645,9 +3686,9 @@
         </w:pict>
       </w:r>
     </w:p>
-    <w:bookmarkEnd w:id="102"/>
-    <w:bookmarkEnd w:id="103"/>
-    <w:bookmarkStart w:id="107" w:name="sec:pxl-pinodat"/>
+    <w:bookmarkEnd w:id="104"/>
+    <w:bookmarkEnd w:id="105"/>
+    <w:bookmarkStart w:id="109" w:name="sec:pxl-pinodat"/>
     <w:p>
       <w:pPr>
         <w:pStyle w:val="berschrift4"/>
@@ -3682,7 +3723,7 @@
         <w:t xml:space="preserve">pxl-pinodat</w:t>
       </w:r>
     </w:p>
-    <w:bookmarkStart w:id="104" w:name="threshold-requirements-18"/>
+    <w:bookmarkStart w:id="106" w:name="threshold-requirements-18"/>
     <w:p>
       <w:pPr>
         <w:pStyle w:val="berschrift5"/>
@@ -3705,8 +3746,8 @@
         <w:t xml:space="preserve">) are flagged.</w:t>
       </w:r>
     </w:p>
-    <w:bookmarkEnd w:id="104"/>
-    <w:bookmarkStart w:id="105" w:name="goal-requirements-18"/>
+    <w:bookmarkEnd w:id="106"/>
+    <w:bookmarkStart w:id="107" w:name="goal-requirements-18"/>
     <w:p>
       <w:pPr>
         <w:pStyle w:val="berschrift5"/>
@@ -3726,8 +3767,8 @@
         <w:t xml:space="preserve"> </w:t>
       </w:r>
     </w:p>
-    <w:bookmarkEnd w:id="105"/>
-    <w:bookmarkStart w:id="106" w:name="assessment-18"/>
+    <w:bookmarkEnd w:id="107"/>
+    <w:bookmarkStart w:id="108" w:name="assessment-18"/>
     <w:p>
       <w:pPr>
         <w:pStyle w:val="berschrift5"/>
@@ -3791,9 +3832,9 @@
         </w:pict>
       </w:r>
     </w:p>
-    <w:bookmarkEnd w:id="106"/>
-    <w:bookmarkEnd w:id="107"/>
-    <w:bookmarkStart w:id="111" w:name="sec:pxl-pincot"/>
+    <w:bookmarkEnd w:id="108"/>
+    <w:bookmarkEnd w:id="109"/>
+    <w:bookmarkStart w:id="113" w:name="sec:pxl-pincot"/>
     <w:p>
       <w:pPr>
         <w:pStyle w:val="berschrift4"/>
@@ -3828,7 +3869,7 @@
         <w:t xml:space="preserve">pxl-pincot</w:t>
       </w:r>
     </w:p>
-    <w:bookmarkStart w:id="108" w:name="threshold-requirements-19"/>
+    <w:bookmarkStart w:id="110" w:name="threshold-requirements-19"/>
     <w:p>
       <w:pPr>
         <w:pStyle w:val="berschrift5"/>
@@ -3865,8 +3906,8 @@
         <w:t xml:space="preserve">This may be the result of missing ancillary data for a subset of the pixels.</w:t>
       </w:r>
     </w:p>
-    <w:bookmarkEnd w:id="108"/>
-    <w:bookmarkStart w:id="109" w:name="goal-requirements-19"/>
+    <w:bookmarkEnd w:id="110"/>
+    <w:bookmarkStart w:id="111" w:name="goal-requirements-19"/>
     <w:p>
       <w:pPr>
         <w:pStyle w:val="berschrift5"/>
@@ -3883,8 +3924,8 @@
         <w:t xml:space="preserve">The metadata identifies which tests have, and have not, been successfully completed for each pixel.</w:t>
       </w:r>
     </w:p>
-    <w:bookmarkEnd w:id="109"/>
-    <w:bookmarkStart w:id="110" w:name="assessment-19"/>
+    <w:bookmarkEnd w:id="111"/>
+    <w:bookmarkStart w:id="112" w:name="assessment-19"/>
     <w:p>
       <w:pPr>
         <w:pStyle w:val="berschrift5"/>
@@ -3948,9 +3989,9 @@
         </w:pict>
       </w:r>
     </w:p>
-    <w:bookmarkEnd w:id="110"/>
-    <w:bookmarkEnd w:id="111"/>
-    <w:bookmarkStart w:id="115" w:name="sec:pxl-pisatur"/>
+    <w:bookmarkEnd w:id="112"/>
+    <w:bookmarkEnd w:id="113"/>
+    <w:bookmarkStart w:id="117" w:name="sec:pxl-pisatur"/>
     <w:p>
       <w:pPr>
         <w:pStyle w:val="berschrift4"/>
@@ -3985,7 +4026,7 @@
         <w:t xml:space="preserve">pxl-pisatur</w:t>
       </w:r>
     </w:p>
-    <w:bookmarkStart w:id="112" w:name="threshold-requirements-20"/>
+    <w:bookmarkStart w:id="114" w:name="threshold-requirements-20"/>
     <w:p>
       <w:pPr>
         <w:pStyle w:val="berschrift5"/>
@@ -4002,8 +4043,8 @@
         <w:t xml:space="preserve">Metadata indicates where one or more pixel in the input spectral bands are saturated.</w:t>
       </w:r>
     </w:p>
-    <w:bookmarkEnd w:id="112"/>
-    <w:bookmarkStart w:id="113" w:name="goal-requirements-20"/>
+    <w:bookmarkEnd w:id="114"/>
+    <w:bookmarkStart w:id="115" w:name="goal-requirements-20"/>
     <w:p>
       <w:pPr>
         <w:pStyle w:val="berschrift5"/>
@@ -4020,8 +4061,8 @@
         <w:t xml:space="preserve">Metadata indicates which pixels are saturated for each spectral band.</w:t>
       </w:r>
     </w:p>
-    <w:bookmarkEnd w:id="113"/>
-    <w:bookmarkStart w:id="114" w:name="assessment-20"/>
+    <w:bookmarkEnd w:id="115"/>
+    <w:bookmarkStart w:id="116" w:name="assessment-20"/>
     <w:p>
       <w:pPr>
         <w:pStyle w:val="berschrift5"/>
@@ -4085,9 +4126,9 @@
         </w:pict>
       </w:r>
     </w:p>
-    <w:bookmarkEnd w:id="114"/>
-    <w:bookmarkEnd w:id="115"/>
-    <w:bookmarkStart w:id="119" w:name="sec:pxl-picloud"/>
+    <w:bookmarkEnd w:id="116"/>
+    <w:bookmarkEnd w:id="117"/>
+    <w:bookmarkStart w:id="121" w:name="sec:pxl-picloud"/>
     <w:p>
       <w:pPr>
         <w:pStyle w:val="berschrift4"/>
@@ -4122,7 +4163,7 @@
         <w:t xml:space="preserve">pxl-picloud</w:t>
       </w:r>
     </w:p>
-    <w:bookmarkStart w:id="116" w:name="threshold-requirements-21"/>
+    <w:bookmarkStart w:id="118" w:name="threshold-requirements-21"/>
     <w:p>
       <w:pPr>
         <w:pStyle w:val="berschrift5"/>
@@ -4139,8 +4180,8 @@
         <w:t xml:space="preserve">Metadata indicates whether a pixel is assessed as being cloud.</w:t>
       </w:r>
     </w:p>
-    <w:bookmarkEnd w:id="116"/>
-    <w:bookmarkStart w:id="117" w:name="goal-requirements-21"/>
+    <w:bookmarkEnd w:id="118"/>
+    <w:bookmarkStart w:id="119" w:name="goal-requirements-21"/>
     <w:p>
       <w:pPr>
         <w:pStyle w:val="berschrift5"/>
@@ -4157,8 +4198,8 @@
         <w:t xml:space="preserve">As threshold, but information on cloud detection should be available in the metadata as a single DOI landing page.</w:t>
       </w:r>
     </w:p>
-    <w:bookmarkEnd w:id="117"/>
-    <w:bookmarkStart w:id="118" w:name="assessment-21"/>
+    <w:bookmarkEnd w:id="119"/>
+    <w:bookmarkStart w:id="120" w:name="assessment-21"/>
     <w:p>
       <w:pPr>
         <w:pStyle w:val="berschrift5"/>
@@ -4222,9 +4263,9 @@
         </w:pict>
       </w:r>
     </w:p>
-    <w:bookmarkEnd w:id="118"/>
-    <w:bookmarkEnd w:id="119"/>
-    <w:bookmarkStart w:id="123" w:name="sec:pxl-picloudsh"/>
+    <w:bookmarkEnd w:id="120"/>
+    <w:bookmarkEnd w:id="121"/>
+    <w:bookmarkStart w:id="125" w:name="sec:pxl-picloudsh"/>
     <w:p>
       <w:pPr>
         <w:pStyle w:val="berschrift4"/>
@@ -4259,7 +4300,7 @@
         <w:t xml:space="preserve">pxl-picloudsh</w:t>
       </w:r>
     </w:p>
-    <w:bookmarkStart w:id="120" w:name="threshold-requirements-22"/>
+    <w:bookmarkStart w:id="122" w:name="threshold-requirements-22"/>
     <w:p>
       <w:pPr>
         <w:pStyle w:val="berschrift5"/>
@@ -4276,8 +4317,8 @@
         <w:t xml:space="preserve">Metadata indicates whether a pixel is assessed as being cloud shadow.</w:t>
       </w:r>
     </w:p>
-    <w:bookmarkEnd w:id="120"/>
-    <w:bookmarkStart w:id="121" w:name="goal-requirements-22"/>
+    <w:bookmarkEnd w:id="122"/>
+    <w:bookmarkStart w:id="123" w:name="goal-requirements-22"/>
     <w:p>
       <w:pPr>
         <w:pStyle w:val="berschrift5"/>
@@ -4294,8 +4335,8 @@
         <w:t xml:space="preserve">As threshold, but information on cloud shadow detection should be available in the metadata as a single DOI landing page.</w:t>
       </w:r>
     </w:p>
-    <w:bookmarkEnd w:id="121"/>
-    <w:bookmarkStart w:id="122" w:name="assessment-22"/>
+    <w:bookmarkEnd w:id="123"/>
+    <w:bookmarkStart w:id="124" w:name="assessment-22"/>
     <w:p>
       <w:pPr>
         <w:pStyle w:val="berschrift5"/>
@@ -4359,9 +4400,9 @@
         </w:pict>
       </w:r>
     </w:p>
-    <w:bookmarkEnd w:id="122"/>
-    <w:bookmarkEnd w:id="123"/>
-    <w:bookmarkStart w:id="127" w:name="sec:pxl-lawama-sr"/>
+    <w:bookmarkEnd w:id="124"/>
+    <w:bookmarkEnd w:id="125"/>
+    <w:bookmarkStart w:id="129" w:name="sec:pxl-lawama-sr"/>
     <w:p>
       <w:pPr>
         <w:pStyle w:val="berschrift4"/>
@@ -4396,7 +4437,7 @@
         <w:t xml:space="preserve">pxl-lawama-sr</w:t>
       </w:r>
     </w:p>
-    <w:bookmarkStart w:id="124" w:name="threshold-requirements-23"/>
+    <w:bookmarkStart w:id="126" w:name="threshold-requirements-23"/>
     <w:p>
       <w:pPr>
         <w:pStyle w:val="berschrift5"/>
@@ -4416,8 +4457,8 @@
         <w:t xml:space="preserve"> </w:t>
       </w:r>
     </w:p>
-    <w:bookmarkEnd w:id="124"/>
-    <w:bookmarkStart w:id="125" w:name="goal-requirements-23"/>
+    <w:bookmarkEnd w:id="126"/>
+    <w:bookmarkStart w:id="127" w:name="goal-requirements-23"/>
     <w:p>
       <w:pPr>
         <w:pStyle w:val="berschrift5"/>
@@ -4434,8 +4475,8 @@
         <w:t xml:space="preserve">The metadata indicates whether a pixel is assessed as being land or water. Information on land/water mask should be available in the metadata as a single DOI landing page.</w:t>
       </w:r>
     </w:p>
-    <w:bookmarkEnd w:id="125"/>
-    <w:bookmarkStart w:id="126" w:name="assessment-23"/>
+    <w:bookmarkEnd w:id="127"/>
+    <w:bookmarkStart w:id="128" w:name="assessment-23"/>
     <w:p>
       <w:pPr>
         <w:pStyle w:val="berschrift5"/>
@@ -4499,9 +4540,9 @@
         </w:pict>
       </w:r>
     </w:p>
-    <w:bookmarkEnd w:id="126"/>
-    <w:bookmarkEnd w:id="127"/>
-    <w:bookmarkStart w:id="131" w:name="sec:pxl-snowice-sr"/>
+    <w:bookmarkEnd w:id="128"/>
+    <w:bookmarkEnd w:id="129"/>
+    <w:bookmarkStart w:id="133" w:name="sec:pxl-snowice-sr"/>
     <w:p>
       <w:pPr>
         <w:pStyle w:val="berschrift4"/>
@@ -4536,7 +4577,7 @@
         <w:t xml:space="preserve">pxl-snowice-sr</w:t>
       </w:r>
     </w:p>
-    <w:bookmarkStart w:id="128" w:name="threshold-requirements-24"/>
+    <w:bookmarkStart w:id="130" w:name="threshold-requirements-24"/>
     <w:p>
       <w:pPr>
         <w:pStyle w:val="berschrift5"/>
@@ -4556,8 +4597,8 @@
         <w:t xml:space="preserve"> </w:t>
       </w:r>
     </w:p>
-    <w:bookmarkEnd w:id="128"/>
-    <w:bookmarkStart w:id="129" w:name="goal-requirements-24"/>
+    <w:bookmarkEnd w:id="130"/>
+    <w:bookmarkStart w:id="131" w:name="goal-requirements-24"/>
     <w:p>
       <w:pPr>
         <w:pStyle w:val="berschrift5"/>
@@ -4574,8 +4615,8 @@
         <w:t xml:space="preserve">The metadata indicates whether a pixel is assessed as being snow/ice or not. Information on snow/ice mask should be available in the metadata as a single DOI landing page.</w:t>
       </w:r>
     </w:p>
-    <w:bookmarkEnd w:id="129"/>
-    <w:bookmarkStart w:id="130" w:name="assessment-24"/>
+    <w:bookmarkEnd w:id="131"/>
+    <w:bookmarkStart w:id="132" w:name="assessment-24"/>
     <w:p>
       <w:pPr>
         <w:pStyle w:val="berschrift5"/>
@@ -4639,9 +4680,9 @@
         </w:pict>
       </w:r>
     </w:p>
-    <w:bookmarkEnd w:id="130"/>
-    <w:bookmarkEnd w:id="131"/>
-    <w:bookmarkStart w:id="135" w:name="sec:pxl-tershad"/>
+    <w:bookmarkEnd w:id="132"/>
+    <w:bookmarkEnd w:id="133"/>
+    <w:bookmarkStart w:id="137" w:name="sec:pxl-tershad"/>
     <w:p>
       <w:pPr>
         <w:pStyle w:val="berschrift4"/>
@@ -4676,7 +4717,7 @@
         <w:t xml:space="preserve">pxl-tershad</w:t>
       </w:r>
     </w:p>
-    <w:bookmarkStart w:id="132" w:name="threshold-requirements-25"/>
+    <w:bookmarkStart w:id="134" w:name="threshold-requirements-25"/>
     <w:p>
       <w:pPr>
         <w:pStyle w:val="berschrift5"/>
@@ -4696,8 +4737,8 @@
         <w:t xml:space="preserve"> </w:t>
       </w:r>
     </w:p>
-    <w:bookmarkEnd w:id="132"/>
-    <w:bookmarkStart w:id="133" w:name="goal-requirements-25"/>
+    <w:bookmarkEnd w:id="134"/>
+    <w:bookmarkStart w:id="135" w:name="goal-requirements-25"/>
     <w:p>
       <w:pPr>
         <w:pStyle w:val="berschrift5"/>
@@ -4714,8 +4755,8 @@
         <w:t xml:space="preserve">The metadata indicates pixels that are not directly illuminated due to terrain shadowing.</w:t>
       </w:r>
     </w:p>
-    <w:bookmarkEnd w:id="133"/>
-    <w:bookmarkStart w:id="134" w:name="assessment-25"/>
+    <w:bookmarkEnd w:id="135"/>
+    <w:bookmarkStart w:id="136" w:name="assessment-25"/>
     <w:p>
       <w:pPr>
         <w:pStyle w:val="berschrift5"/>
@@ -4779,9 +4820,9 @@
         </w:pict>
       </w:r>
     </w:p>
-    <w:bookmarkEnd w:id="134"/>
-    <w:bookmarkEnd w:id="135"/>
-    <w:bookmarkStart w:id="139" w:name="sec:pxl-terocc"/>
+    <w:bookmarkEnd w:id="136"/>
+    <w:bookmarkEnd w:id="137"/>
+    <w:bookmarkStart w:id="141" w:name="sec:pxl-terocc"/>
     <w:p>
       <w:pPr>
         <w:pStyle w:val="berschrift4"/>
@@ -4816,7 +4857,7 @@
         <w:t xml:space="preserve">pxl-terocc</w:t>
       </w:r>
     </w:p>
-    <w:bookmarkStart w:id="136" w:name="threshold-requirements-26"/>
+    <w:bookmarkStart w:id="138" w:name="threshold-requirements-26"/>
     <w:p>
       <w:pPr>
         <w:pStyle w:val="berschrift5"/>
@@ -4836,8 +4877,8 @@
         <w:t xml:space="preserve"> </w:t>
       </w:r>
     </w:p>
-    <w:bookmarkEnd w:id="136"/>
-    <w:bookmarkStart w:id="137" w:name="goal-requirements-26"/>
+    <w:bookmarkEnd w:id="138"/>
+    <w:bookmarkStart w:id="139" w:name="goal-requirements-26"/>
     <w:p>
       <w:pPr>
         <w:pStyle w:val="berschrift5"/>
@@ -4854,8 +4895,8 @@
         <w:t xml:space="preserve">The metadata indicates pixels that are not visible to the sensor due to terrain occlusion during off-nadir viewing.</w:t>
       </w:r>
     </w:p>
-    <w:bookmarkEnd w:id="137"/>
-    <w:bookmarkStart w:id="138" w:name="assessment-26"/>
+    <w:bookmarkEnd w:id="139"/>
+    <w:bookmarkStart w:id="140" w:name="assessment-26"/>
     <w:p>
       <w:pPr>
         <w:pStyle w:val="berschrift5"/>
@@ -4919,9 +4960,9 @@
         </w:pict>
       </w:r>
     </w:p>
-    <w:bookmarkEnd w:id="138"/>
-    <w:bookmarkEnd w:id="139"/>
-    <w:bookmarkStart w:id="143" w:name="sec:pxl-vigeso"/>
+    <w:bookmarkEnd w:id="140"/>
+    <w:bookmarkEnd w:id="141"/>
+    <w:bookmarkStart w:id="145" w:name="sec:pxl-vigeso"/>
     <w:p>
       <w:pPr>
         <w:pStyle w:val="berschrift4"/>
@@ -4956,7 +4997,7 @@
         <w:t xml:space="preserve">pxl-vigeso</w:t>
       </w:r>
     </w:p>
-    <w:bookmarkStart w:id="140" w:name="threshold-requirements-27"/>
+    <w:bookmarkStart w:id="142" w:name="threshold-requirements-27"/>
     <w:p>
       <w:pPr>
         <w:pStyle w:val="berschrift5"/>
@@ -4973,8 +5014,8 @@
         <w:t xml:space="preserve">Provide average solar and sensor viewing azimuth and zenith angles.</w:t>
       </w:r>
     </w:p>
-    <w:bookmarkEnd w:id="140"/>
-    <w:bookmarkStart w:id="141" w:name="goal-requirements-27"/>
+    <w:bookmarkEnd w:id="142"/>
+    <w:bookmarkStart w:id="143" w:name="goal-requirements-27"/>
     <w:p>
       <w:pPr>
         <w:pStyle w:val="berschrift5"/>
@@ -4991,8 +5032,8 @@
         <w:t xml:space="preserve">Provide per-pixel solar and sensor viewing azimuth and zenith angles.</w:t>
       </w:r>
     </w:p>
-    <w:bookmarkEnd w:id="141"/>
-    <w:bookmarkStart w:id="142" w:name="assessment-27"/>
+    <w:bookmarkEnd w:id="143"/>
+    <w:bookmarkStart w:id="144" w:name="assessment-27"/>
     <w:p>
       <w:pPr>
         <w:pStyle w:val="berschrift5"/>
@@ -5056,9 +5097,9 @@
         </w:pict>
       </w:r>
     </w:p>
-    <w:bookmarkEnd w:id="142"/>
-    <w:bookmarkEnd w:id="143"/>
-    <w:bookmarkStart w:id="147" w:name="sec:pxl-piteric"/>
+    <w:bookmarkEnd w:id="144"/>
+    <w:bookmarkEnd w:id="145"/>
+    <w:bookmarkStart w:id="149" w:name="sec:pxl-piteric"/>
     <w:p>
       <w:pPr>
         <w:pStyle w:val="berschrift4"/>
@@ -5093,7 +5134,7 @@
         <w:t xml:space="preserve">pxl-piteric</w:t>
       </w:r>
     </w:p>
-    <w:bookmarkStart w:id="144" w:name="threshold-requirements-28"/>
+    <w:bookmarkStart w:id="146" w:name="threshold-requirements-28"/>
     <w:p>
       <w:pPr>
         <w:pStyle w:val="berschrift5"/>
@@ -5113,8 +5154,8 @@
         <w:t xml:space="preserve"> </w:t>
       </w:r>
     </w:p>
-    <w:bookmarkEnd w:id="144"/>
-    <w:bookmarkStart w:id="145" w:name="goal-requirements-28"/>
+    <w:bookmarkEnd w:id="146"/>
+    <w:bookmarkStart w:id="147" w:name="goal-requirements-28"/>
     <w:p>
       <w:pPr>
         <w:pStyle w:val="berschrift5"/>
@@ -5131,8 +5172,8 @@
         <w:t xml:space="preserve">Coefficients used for terrain illumination correction are provided for each pixel.</w:t>
       </w:r>
     </w:p>
-    <w:bookmarkEnd w:id="145"/>
-    <w:bookmarkStart w:id="146" w:name="assessment-28"/>
+    <w:bookmarkEnd w:id="147"/>
+    <w:bookmarkStart w:id="148" w:name="assessment-28"/>
     <w:p>
       <w:pPr>
         <w:pStyle w:val="berschrift5"/>
@@ -5189,10 +5230,10 @@
         <w:t xml:space="preserve">Recommended Requirement Modification:</w:t>
       </w:r>
     </w:p>
-    <w:bookmarkEnd w:id="146"/>
-    <w:bookmarkEnd w:id="147"/>
     <w:bookmarkEnd w:id="148"/>
-    <w:bookmarkStart w:id="173" w:name="sec:rac"/>
+    <w:bookmarkEnd w:id="149"/>
+    <w:bookmarkEnd w:id="150"/>
+    <w:bookmarkStart w:id="175" w:name="sec:rac"/>
     <w:p>
       <w:pPr>
         <w:pStyle w:val="berschrift3"/>
@@ -5224,7 +5265,7 @@
         <w:t xml:space="preserve">The requirements indicate both the necessary outcomes and the minimum steps necessary to be deemed to have achieved those outcomes.</w:t>
       </w:r>
     </w:p>
-    <w:bookmarkStart w:id="152" w:name="sec:rac-measur-sr"/>
+    <w:bookmarkStart w:id="154" w:name="sec:rac-measur-sr"/>
     <w:p>
       <w:pPr>
         <w:pStyle w:val="berschrift4"/>
@@ -5259,7 +5300,7 @@
         <w:t xml:space="preserve">rac-measur-sr</w:t>
       </w:r>
     </w:p>
-    <w:bookmarkStart w:id="149" w:name="threshold-requirements-29"/>
+    <w:bookmarkStart w:id="151" w:name="threshold-requirements-29"/>
     <w:p>
       <w:pPr>
         <w:pStyle w:val="berschrift5"/>
@@ -5296,8 +5337,8 @@
         <w:t xml:space="preserve">Radiometric corrections must lead to a valid measurement of surface reflectance.</w:t>
       </w:r>
     </w:p>
-    <w:bookmarkEnd w:id="149"/>
-    <w:bookmarkStart w:id="150" w:name="goal-requirements-29"/>
+    <w:bookmarkEnd w:id="151"/>
+    <w:bookmarkStart w:id="152" w:name="goal-requirements-29"/>
     <w:p>
       <w:pPr>
         <w:pStyle w:val="berschrift5"/>
@@ -5331,8 +5372,8 @@
         <w:t xml:space="preserve">).</w:t>
       </w:r>
     </w:p>
-    <w:bookmarkEnd w:id="150"/>
-    <w:bookmarkStart w:id="151" w:name="assessment-29"/>
+    <w:bookmarkEnd w:id="152"/>
+    <w:bookmarkStart w:id="153" w:name="assessment-29"/>
     <w:p>
       <w:pPr>
         <w:pStyle w:val="berschrift5"/>
@@ -5396,9 +5437,9 @@
         </w:pict>
       </w:r>
     </w:p>
-    <w:bookmarkEnd w:id="151"/>
-    <w:bookmarkEnd w:id="152"/>
-    <w:bookmarkStart w:id="156" w:name="sec:rac-muncer-sr"/>
+    <w:bookmarkEnd w:id="153"/>
+    <w:bookmarkEnd w:id="154"/>
+    <w:bookmarkStart w:id="158" w:name="sec:rac-muncer-sr"/>
     <w:p>
       <w:pPr>
         <w:pStyle w:val="berschrift4"/>
@@ -5441,7 +5482,7 @@
         <w:t xml:space="preserve">Note: In current practice, users determine fitness for purpose based on knowledge of the lineage of the data, rather than on a specific estimate of measurement uncertainty.</w:t>
       </w:r>
     </w:p>
-    <w:bookmarkStart w:id="153" w:name="threshold-requirements-30"/>
+    <w:bookmarkStart w:id="155" w:name="threshold-requirements-30"/>
     <w:p>
       <w:pPr>
         <w:pStyle w:val="berschrift5"/>
@@ -5461,8 +5502,8 @@
         <w:t xml:space="preserve"> </w:t>
       </w:r>
     </w:p>
-    <w:bookmarkEnd w:id="153"/>
-    <w:bookmarkStart w:id="154" w:name="goal-requirements-30"/>
+    <w:bookmarkEnd w:id="155"/>
+    <w:bookmarkStart w:id="156" w:name="goal-requirements-30"/>
     <w:p>
       <w:pPr>
         <w:pStyle w:val="berschrift5"/>
@@ -5528,8 +5569,8 @@
         <w:t xml:space="preserve">Information on measurement uncertainty should be available in the metadata as a single DOI landing page.</w:t>
       </w:r>
     </w:p>
-    <w:bookmarkEnd w:id="154"/>
-    <w:bookmarkStart w:id="155" w:name="assessment-30"/>
+    <w:bookmarkEnd w:id="156"/>
+    <w:bookmarkStart w:id="157" w:name="assessment-30"/>
     <w:p>
       <w:pPr>
         <w:pStyle w:val="berschrift5"/>
@@ -5593,9 +5634,9 @@
         </w:pict>
       </w:r>
     </w:p>
-    <w:bookmarkEnd w:id="155"/>
-    <w:bookmarkEnd w:id="156"/>
-    <w:bookmarkStart w:id="160" w:name="sec:rac-mnormal-sr"/>
+    <w:bookmarkEnd w:id="157"/>
+    <w:bookmarkEnd w:id="158"/>
+    <w:bookmarkStart w:id="162" w:name="sec:rac-mnormal-sr"/>
     <w:p>
       <w:pPr>
         <w:pStyle w:val="berschrift4"/>
@@ -5630,7 +5671,7 @@
         <w:t xml:space="preserve">rac-mnormal-sr</w:t>
       </w:r>
     </w:p>
-    <w:bookmarkStart w:id="157" w:name="threshold-requirements-31"/>
+    <w:bookmarkStart w:id="159" w:name="threshold-requirements-31"/>
     <w:p>
       <w:pPr>
         <w:pStyle w:val="berschrift5"/>
@@ -5650,8 +5691,8 @@
         <w:t xml:space="preserve"> </w:t>
       </w:r>
     </w:p>
-    <w:bookmarkEnd w:id="157"/>
-    <w:bookmarkStart w:id="158" w:name="goal-requirements-31"/>
+    <w:bookmarkEnd w:id="159"/>
+    <w:bookmarkStart w:id="160" w:name="goal-requirements-31"/>
     <w:p>
       <w:pPr>
         <w:pStyle w:val="berschrift5"/>
@@ -5688,8 +5729,8 @@
         <w:t xml:space="preserve">Information on measurement normalisation should be available in the metadata as a single DOI landing page.</w:t>
       </w:r>
     </w:p>
-    <w:bookmarkEnd w:id="158"/>
-    <w:bookmarkStart w:id="159" w:name="assessment-31"/>
+    <w:bookmarkEnd w:id="160"/>
+    <w:bookmarkStart w:id="161" w:name="assessment-31"/>
     <w:p>
       <w:pPr>
         <w:pStyle w:val="berschrift5"/>
@@ -5753,9 +5794,9 @@
         </w:pict>
       </w:r>
     </w:p>
-    <w:bookmarkEnd w:id="159"/>
-    <w:bookmarkEnd w:id="160"/>
-    <w:bookmarkStart w:id="164" w:name="sec:rac-dirats-sr"/>
+    <w:bookmarkEnd w:id="161"/>
+    <w:bookmarkEnd w:id="162"/>
+    <w:bookmarkStart w:id="166" w:name="sec:rac-dirats-sr"/>
     <w:p>
       <w:pPr>
         <w:pStyle w:val="berschrift4"/>
@@ -5790,7 +5831,7 @@
         <w:t xml:space="preserve">rac-dirats-sr</w:t>
       </w:r>
     </w:p>
-    <w:bookmarkStart w:id="161" w:name="threshold-requirements-32"/>
+    <w:bookmarkStart w:id="163" w:name="threshold-requirements-32"/>
     <w:p>
       <w:pPr>
         <w:pStyle w:val="berschrift5"/>
@@ -5871,8 +5912,8 @@
         <w:t xml:space="preserve">Examples of technical documentation include an Algorithm Theoretical Basis Document, product user guide, etc.</w:t>
       </w:r>
     </w:p>
-    <w:bookmarkEnd w:id="161"/>
-    <w:bookmarkStart w:id="162" w:name="goal-requirements-32"/>
+    <w:bookmarkEnd w:id="163"/>
+    <w:bookmarkStart w:id="164" w:name="goal-requirements-32"/>
     <w:p>
       <w:pPr>
         <w:pStyle w:val="berschrift5"/>
@@ -5892,8 +5933,8 @@
         <w:t xml:space="preserve"> </w:t>
       </w:r>
     </w:p>
-    <w:bookmarkEnd w:id="162"/>
-    <w:bookmarkStart w:id="163" w:name="assessment-32"/>
+    <w:bookmarkEnd w:id="164"/>
+    <w:bookmarkStart w:id="165" w:name="assessment-32"/>
     <w:p>
       <w:pPr>
         <w:pStyle w:val="berschrift5"/>
@@ -5957,9 +5998,9 @@
         </w:pict>
       </w:r>
     </w:p>
-    <w:bookmarkEnd w:id="163"/>
-    <w:bookmarkEnd w:id="164"/>
-    <w:bookmarkStart w:id="168" w:name="sec:rac-wavap-sr"/>
+    <w:bookmarkEnd w:id="165"/>
+    <w:bookmarkEnd w:id="166"/>
+    <w:bookmarkStart w:id="170" w:name="sec:rac-wavap-sr"/>
     <w:p>
       <w:pPr>
         <w:pStyle w:val="berschrift4"/>
@@ -5994,7 +6035,7 @@
         <w:t xml:space="preserve">rac-wavap-sr</w:t>
       </w:r>
     </w:p>
-    <w:bookmarkStart w:id="165" w:name="threshold-requirements-33"/>
+    <w:bookmarkStart w:id="167" w:name="threshold-requirements-33"/>
     <w:p>
       <w:pPr>
         <w:pStyle w:val="berschrift5"/>
@@ -6055,8 +6096,8 @@
         <w:t xml:space="preserve">Examples of technical documentation include an Algorithm Theoretical Basis Document, product user guide, etc.</w:t>
       </w:r>
     </w:p>
-    <w:bookmarkEnd w:id="165"/>
-    <w:bookmarkStart w:id="166" w:name="goal-requirements-33"/>
+    <w:bookmarkEnd w:id="167"/>
+    <w:bookmarkStart w:id="168" w:name="goal-requirements-33"/>
     <w:p>
       <w:pPr>
         <w:pStyle w:val="berschrift5"/>
@@ -6076,8 +6117,8 @@
         <w:t xml:space="preserve"> </w:t>
       </w:r>
     </w:p>
-    <w:bookmarkEnd w:id="166"/>
-    <w:bookmarkStart w:id="167" w:name="assessment-33"/>
+    <w:bookmarkEnd w:id="168"/>
+    <w:bookmarkStart w:id="169" w:name="assessment-33"/>
     <w:p>
       <w:pPr>
         <w:pStyle w:val="berschrift5"/>
@@ -6141,9 +6182,9 @@
         </w:pict>
       </w:r>
     </w:p>
-    <w:bookmarkEnd w:id="167"/>
-    <w:bookmarkEnd w:id="168"/>
-    <w:bookmarkStart w:id="172" w:name="sec:rac-cozone-sr"/>
+    <w:bookmarkEnd w:id="169"/>
+    <w:bookmarkEnd w:id="170"/>
+    <w:bookmarkStart w:id="174" w:name="sec:rac-cozone-sr"/>
     <w:p>
       <w:pPr>
         <w:pStyle w:val="berschrift4"/>
@@ -6178,7 +6219,7 @@
         <w:t xml:space="preserve">rac-cozone-sr</w:t>
       </w:r>
     </w:p>
-    <w:bookmarkStart w:id="169" w:name="threshold-requirements-34"/>
+    <w:bookmarkStart w:id="171" w:name="threshold-requirements-34"/>
     <w:p>
       <w:pPr>
         <w:pStyle w:val="berschrift5"/>
@@ -6198,8 +6239,8 @@
         <w:t xml:space="preserve"> </w:t>
       </w:r>
     </w:p>
-    <w:bookmarkEnd w:id="169"/>
-    <w:bookmarkStart w:id="170" w:name="goal-requirements-34"/>
+    <w:bookmarkEnd w:id="171"/>
+    <w:bookmarkStart w:id="172" w:name="goal-requirements-34"/>
     <w:p>
       <w:pPr>
         <w:pStyle w:val="berschrift5"/>
@@ -6293,8 +6334,8 @@
         <w:t xml:space="preserve">technical documentation regarding the implementation of that algorithm</w:t>
       </w:r>
     </w:p>
-    <w:bookmarkEnd w:id="170"/>
-    <w:bookmarkStart w:id="171" w:name="assessment-34"/>
+    <w:bookmarkEnd w:id="172"/>
+    <w:bookmarkStart w:id="173" w:name="assessment-34"/>
     <w:p>
       <w:pPr>
         <w:pStyle w:val="berschrift5"/>
@@ -6351,10 +6392,10 @@
         <w:t xml:space="preserve">Recommended Requirement Modification:</w:t>
       </w:r>
     </w:p>
-    <w:bookmarkEnd w:id="171"/>
-    <w:bookmarkEnd w:id="172"/>
     <w:bookmarkEnd w:id="173"/>
-    <w:bookmarkStart w:id="178" w:name="sec:gcor"/>
+    <w:bookmarkEnd w:id="174"/>
+    <w:bookmarkEnd w:id="175"/>
+    <w:bookmarkStart w:id="180" w:name="sec:gcor"/>
     <w:p>
       <w:pPr>
         <w:pStyle w:val="berschrift3"/>
@@ -6386,7 +6427,7 @@
         <w:t xml:space="preserve">This section specifies any geometric correction requirements that must be met in order for the data to be analysis ready.</w:t>
       </w:r>
     </w:p>
-    <w:bookmarkStart w:id="177" w:name="sec:gcor-geocorr-sr"/>
+    <w:bookmarkStart w:id="179" w:name="sec:gcor-geocorr-sr"/>
     <w:p>
       <w:pPr>
         <w:pStyle w:val="berschrift4"/>
@@ -6421,7 +6462,7 @@
         <w:t xml:space="preserve">gcor-geocorr-sr</w:t>
       </w:r>
     </w:p>
-    <w:bookmarkStart w:id="174" w:name="threshold-requirements-35"/>
+    <w:bookmarkStart w:id="176" w:name="threshold-requirements-35"/>
     <w:p>
       <w:pPr>
         <w:pStyle w:val="berschrift5"/>
@@ -6551,8 +6592,8 @@
         <w:t xml:space="preserve">sources as the geometric corrections for each of the sources may differ.</w:t>
       </w:r>
     </w:p>
-    <w:bookmarkEnd w:id="174"/>
-    <w:bookmarkStart w:id="175" w:name="goal-requirements-35"/>
+    <w:bookmarkEnd w:id="176"/>
+    <w:bookmarkStart w:id="177" w:name="goal-requirements-35"/>
     <w:p>
       <w:pPr>
         <w:pStyle w:val="berschrift5"/>
@@ -6642,8 +6683,8 @@
         <w:t xml:space="preserve">This requirement is intended to enable interoperability between imagery from different platforms that meet this level of correction, and with non-image spatial data such as GIS layers and terrain models.</w:t>
       </w:r>
     </w:p>
-    <w:bookmarkEnd w:id="175"/>
-    <w:bookmarkStart w:id="176" w:name="assessment-35"/>
+    <w:bookmarkEnd w:id="177"/>
+    <w:bookmarkStart w:id="178" w:name="assessment-35"/>
     <w:p>
       <w:pPr>
         <w:pStyle w:val="berschrift5"/>
@@ -6705,11 +6746,11 @@
         <w:br w:type="page"/>
       </w:r>
     </w:p>
-    <w:bookmarkEnd w:id="176"/>
-    <w:bookmarkEnd w:id="177"/>
     <w:bookmarkEnd w:id="178"/>
     <w:bookmarkEnd w:id="179"/>
-    <w:bookmarkStart w:id="184" w:name="summary-self-assessment-table"/>
+    <w:bookmarkEnd w:id="180"/>
+    <w:bookmarkEnd w:id="181"/>
+    <w:bookmarkStart w:id="186" w:name="summary-self-assessment-table"/>
     <w:p>
       <w:pPr>
         <w:pStyle w:val="berschrift2"/>
@@ -6718,7 +6759,7 @@
         <w:t xml:space="preserve">Summary Self-Assessment Table</w:t>
       </w:r>
     </w:p>
-    <w:bookmarkStart w:id="180" w:name="general-metadata"/>
+    <w:bookmarkStart w:id="182" w:name="general-metadata"/>
     <w:p>
       <w:pPr>
         <w:pStyle w:val="berschrift3"/>
@@ -7603,8 +7644,8 @@
         </w:tc>
       </w:tr>
     </w:tbl>
-    <w:bookmarkEnd w:id="180"/>
-    <w:bookmarkStart w:id="181" w:name="per-pixel-metadata"/>
+    <w:bookmarkEnd w:id="182"/>
+    <w:bookmarkStart w:id="183" w:name="per-pixel-metadata"/>
     <w:p>
       <w:pPr>
         <w:pStyle w:val="berschrift3"/>
@@ -8249,8 +8290,8 @@
         </w:tc>
       </w:tr>
     </w:tbl>
-    <w:bookmarkEnd w:id="181"/>
-    <w:bookmarkStart w:id="182" w:name="radiometric-and-atmospheric-corrections"/>
+    <w:bookmarkEnd w:id="183"/>
+    <w:bookmarkStart w:id="184" w:name="radiometric-and-atmospheric-corrections"/>
     <w:p>
       <w:pPr>
         <w:pStyle w:val="berschrift3"/>
@@ -8622,8 +8663,8 @@
         </w:tc>
       </w:tr>
     </w:tbl>
-    <w:bookmarkEnd w:id="182"/>
-    <w:bookmarkStart w:id="183" w:name="geometric-corrections"/>
+    <w:bookmarkEnd w:id="184"/>
+    <w:bookmarkStart w:id="185" w:name="geometric-corrections"/>
     <w:p>
       <w:pPr>
         <w:pStyle w:val="berschrift3"/>
@@ -8744,9 +8785,9 @@
         <w:br w:type="page"/>
       </w:r>
     </w:p>
-    <w:bookmarkEnd w:id="183"/>
-    <w:bookmarkEnd w:id="184"/>
-    <w:bookmarkStart w:id="189" w:name="introduction"/>
+    <w:bookmarkEnd w:id="185"/>
+    <w:bookmarkEnd w:id="186"/>
+    <w:bookmarkStart w:id="191" w:name="introduction"/>
     <w:p>
       <w:pPr>
         <w:pStyle w:val="berschrift2"/>
@@ -8775,7 +8816,7 @@
         <w:t xml:space="preserve">This Guidance material does not replace or override the specifications.</w:t>
       </w:r>
     </w:p>
-    <w:bookmarkStart w:id="185" w:name="sec:intro-what-are-ceos-ard-products"/>
+    <w:bookmarkStart w:id="187" w:name="sec:intro-what-are-ceos-ard-products"/>
     <w:p>
       <w:pPr>
         <w:pStyle w:val="berschrift3"/>
@@ -8834,8 +8875,8 @@
         <w:t xml:space="preserve">for other types of satellite products.</w:t>
       </w:r>
     </w:p>
-    <w:bookmarkEnd w:id="185"/>
-    <w:bookmarkStart w:id="187" w:name="sec:intro-when-is-a-product-ceos-ard"/>
+    <w:bookmarkEnd w:id="187"/>
+    <w:bookmarkStart w:id="189" w:name="sec:intro-when-is-a-product-ceos-ard"/>
     <w:p>
       <w:pPr>
         <w:pStyle w:val="berschrift3"/>
@@ -8886,7 +8927,7 @@
       <w:r>
         <w:t xml:space="preserve"> </w:t>
       </w:r>
-      <w:hyperlink r:id="rId186">
+      <w:hyperlink r:id="rId188">
         <w:r>
           <w:rPr>
             <w:rStyle w:val="Hyperlink"/>
@@ -8906,8 +8947,8 @@
         <w:t xml:space="preserve">A product can continue to use CEOS-ARD branding as long as its generation and distribution remain consistent with the peer-reviewed assessment.</w:t>
       </w:r>
     </w:p>
-    <w:bookmarkEnd w:id="187"/>
-    <w:bookmarkStart w:id="188" w:name="sec:intro-difference-threshold-goal"/>
+    <w:bookmarkEnd w:id="189"/>
+    <w:bookmarkStart w:id="190" w:name="sec:intro-difference-threshold-goal"/>
     <w:p>
       <w:pPr>
         <w:pStyle w:val="berschrift3"/>
@@ -9110,9 +9151,9 @@
         <w:br w:type="page"/>
       </w:r>
     </w:p>
-    <w:bookmarkEnd w:id="188"/>
-    <w:bookmarkEnd w:id="189"/>
-    <w:bookmarkStart w:id="194" w:name="references"/>
+    <w:bookmarkEnd w:id="190"/>
+    <w:bookmarkEnd w:id="191"/>
+    <w:bookmarkStart w:id="196" w:name="references"/>
     <w:p>
       <w:pPr>
         <w:pStyle w:val="berschrift2"/>
@@ -9121,8 +9162,8 @@
         <w:t xml:space="preserve">References</w:t>
       </w:r>
     </w:p>
-    <w:bookmarkStart w:id="193" w:name="refs"/>
-    <w:bookmarkStart w:id="190" w:name="ref-iso19115_2_2009"/>
+    <w:bookmarkStart w:id="195" w:name="refs"/>
+    <w:bookmarkStart w:id="192" w:name="ref-iso19115_2_2009"/>
     <w:p>
       <w:pPr>
         <w:pStyle w:val="Literaturverzeichnis"/>
@@ -9149,8 +9190,8 @@
         <w:t xml:space="preserve">Standard. Geneva, CH: International Organization for Standardization.</w:t>
       </w:r>
     </w:p>
-    <w:bookmarkEnd w:id="190"/>
-    <w:bookmarkStart w:id="192" w:name="ref-li2012"/>
+    <w:bookmarkEnd w:id="192"/>
+    <w:bookmarkStart w:id="194" w:name="ref-li2012"/>
     <w:p>
       <w:pPr>
         <w:pStyle w:val="Literaturverzeichnis"/>
@@ -9180,7 +9221,7 @@
       <w:r>
         <w:t xml:space="preserve">124: 756–70. https://doi.org/</w:t>
       </w:r>
-      <w:hyperlink r:id="rId191">
+      <w:hyperlink r:id="rId193">
         <w:r>
           <w:rPr>
             <w:rStyle w:val="Hyperlink"/>
@@ -9192,10 +9233,10 @@
         <w:t xml:space="preserve">.</w:t>
       </w:r>
     </w:p>
-    <w:bookmarkEnd w:id="192"/>
-    <w:bookmarkEnd w:id="193"/>
     <w:bookmarkEnd w:id="194"/>
     <w:bookmarkEnd w:id="195"/>
+    <w:bookmarkEnd w:id="196"/>
+    <w:bookmarkEnd w:id="197"/>
     <w:sectPr>
       <w:headerReference r:id="rId11" w:type="even"/>
       <w:headerReference r:id="rId10" w:type="default"/>

--- a/latest/SR.docx
+++ b/latest/SR.docx
@@ -11,18 +11,18 @@
           <wp:inline>
             <wp:extent cx="5727700" cy="1381957"/>
             <wp:effectExtent b="0" l="0" r="0" t="0"/>
-            <wp:docPr descr="" title="" id="21" name="Picture"/>
+            <wp:docPr descr="" title="" id="24" name="Picture"/>
             <a:graphic>
               <a:graphicData uri="http://schemas.openxmlformats.org/drawingml/2006/picture">
                 <pic:pic>
                   <pic:nvPicPr>
-                    <pic:cNvPr descr="assets/CEOS_logo_colour_black_text_right.png" id="22" name="Picture"/>
+                    <pic:cNvPr descr="assets/CEOS_logo_colour_black_text_right.png" id="25" name="Picture"/>
                     <pic:cNvPicPr>
                       <a:picLocks noChangeArrowheads="1" noChangeAspect="1"/>
                     </pic:cNvPicPr>
                   </pic:nvPicPr>
                   <pic:blipFill>
-                    <a:blip r:embed="rId20"/>
+                    <a:blip r:embed="rId23"/>
                     <a:stretch>
                       <a:fillRect/>
                     </a:stretch>
@@ -49,7 +49,7 @@
         </w:drawing>
       </w:r>
     </w:p>
-    <w:bookmarkStart w:id="197" w:name="ceos-ard---optical---surface-reflectance"/>
+    <w:bookmarkStart w:id="200" w:name="ceos-ard---optical---surface-reflectance"/>
     <w:p>
       <w:pPr>
         <w:pStyle w:val="berschrift1"/>
@@ -66,7 +66,7 @@
         <w:t xml:space="preserve"> </w:t>
       </w:r>
     </w:p>
-    <w:bookmarkStart w:id="24" w:name="draft-version"/>
+    <w:bookmarkStart w:id="27" w:name="draft-version"/>
     <w:p>
       <w:pPr>
         <w:pStyle w:val="berschrift2"/>
@@ -91,7 +91,7 @@
       <w:r>
         <w:t xml:space="preserve"> </w:t>
       </w:r>
-      <w:hyperlink r:id="rId23">
+      <w:hyperlink r:id="rId26">
         <w:r>
           <w:rPr>
             <w:rStyle w:val="Hyperlink"/>
@@ -106,8 +106,8 @@
         <w:t xml:space="preserve">for the latest endorsed version of this document.</w:t>
       </w:r>
     </w:p>
-    <w:bookmarkEnd w:id="24"/>
-    <w:bookmarkStart w:id="26" w:name="document-status"/>
+    <w:bookmarkEnd w:id="27"/>
+    <w:bookmarkStart w:id="29" w:name="document-status"/>
     <w:p>
       <w:pPr>
         <w:pStyle w:val="berschrift2"/>
@@ -134,7 +134,7 @@
       <w:r>
         <w:t xml:space="preserve"> </w:t>
       </w:r>
-      <w:hyperlink r:id="rId25">
+      <w:hyperlink r:id="rId28">
         <w:r>
           <w:rPr>
             <w:rStyle w:val="Hyperlink"/>
@@ -143,8 +143,8 @@
         </w:r>
       </w:hyperlink>
     </w:p>
-    <w:bookmarkEnd w:id="26"/>
-    <w:bookmarkStart w:id="28" w:name="document-history"/>
+    <w:bookmarkEnd w:id="29"/>
+    <w:bookmarkStart w:id="31" w:name="document-history"/>
     <w:p>
       <w:pPr>
         <w:pStyle w:val="berschrift2"/>
@@ -153,7 +153,7 @@
         <w:t xml:space="preserve">Document History</w:t>
       </w:r>
     </w:p>
-    <w:bookmarkStart w:id="27" w:name="patch"/>
+    <w:bookmarkStart w:id="30" w:name="patch"/>
     <w:p>
       <w:pPr>
         <w:pStyle w:val="berschrift3"/>
@@ -294,9 +294,9 @@
         <w:t xml:space="preserve">Matthias Mohr</w:t>
       </w:r>
     </w:p>
-    <w:bookmarkEnd w:id="27"/>
-    <w:bookmarkEnd w:id="28"/>
-    <w:bookmarkStart w:id="29" w:name="contributing-authors"/>
+    <w:bookmarkEnd w:id="30"/>
+    <w:bookmarkEnd w:id="31"/>
+    <w:bookmarkStart w:id="32" w:name="contributing-authors"/>
     <w:p>
       <w:pPr>
         <w:pStyle w:val="berschrift2"/>
@@ -394,8 +394,8 @@
         <w:br w:type="page"/>
       </w:r>
     </w:p>
-    <w:bookmarkEnd w:id="29"/>
-    <w:bookmarkStart w:id="30" w:name="ceos-analysis-ready-data-definition"/>
+    <w:bookmarkEnd w:id="32"/>
+    <w:bookmarkStart w:id="33" w:name="ceos-analysis-ready-data-definition"/>
     <w:p>
       <w:pPr>
         <w:pStyle w:val="berschrift2"/>
@@ -412,8 +412,8 @@
         <w:t xml:space="preserve">CEOS Analysis Ready Data (CEOS-ARD) are satellite data that have been processed to a minimum set of requirements and organized into a form that allows immediate analysis with a minimum of additional user effort and interoperability both through time and with other datasets.</w:t>
       </w:r>
     </w:p>
-    <w:bookmarkEnd w:id="30"/>
-    <w:bookmarkStart w:id="31" w:name="description"/>
+    <w:bookmarkEnd w:id="33"/>
+    <w:bookmarkStart w:id="34" w:name="description"/>
     <w:p>
       <w:pPr>
         <w:pStyle w:val="berschrift2"/>
@@ -481,8 +481,8 @@
         <w:br w:type="page"/>
       </w:r>
     </w:p>
-    <w:bookmarkEnd w:id="31"/>
-    <w:bookmarkStart w:id="32" w:name="definitions-and-abbreviations"/>
+    <w:bookmarkEnd w:id="34"/>
+    <w:bookmarkStart w:id="35" w:name="definitions-and-abbreviations"/>
     <w:p>
       <w:pPr>
         <w:pStyle w:val="berschrift2"/>
@@ -768,8 +768,8 @@
         <w:br w:type="page"/>
       </w:r>
     </w:p>
-    <w:bookmarkEnd w:id="32"/>
-    <w:bookmarkStart w:id="181" w:name="requirements"/>
+    <w:bookmarkEnd w:id="35"/>
+    <w:bookmarkStart w:id="184" w:name="requirements"/>
     <w:p>
       <w:pPr>
         <w:pStyle w:val="berschrift2"/>
@@ -824,7 +824,7 @@
         <w:t xml:space="preserve">Instead, use the textual identifier that is provided below the title.</w:t>
       </w:r>
     </w:p>
-    <w:bookmarkStart w:id="101" w:name="sec:meta"/>
+    <w:bookmarkStart w:id="104" w:name="sec:meta"/>
     <w:p>
       <w:pPr>
         <w:pStyle w:val="berschrift3"/>
@@ -878,7 +878,7 @@
         <w:t xml:space="preserve">suitability of the dataset, and must meet the requirements listed below.</w:t>
       </w:r>
     </w:p>
-    <w:bookmarkStart w:id="36" w:name="sec:meta-trace-sr"/>
+    <w:bookmarkStart w:id="39" w:name="sec:meta-trace-sr"/>
     <w:p>
       <w:pPr>
         <w:pStyle w:val="berschrift4"/>
@@ -913,7 +913,7 @@
         <w:t xml:space="preserve">meta-trace-sr</w:t>
       </w:r>
     </w:p>
-    <w:bookmarkStart w:id="33" w:name="threshold-requirements"/>
+    <w:bookmarkStart w:id="36" w:name="threshold-requirements"/>
     <w:p>
       <w:pPr>
         <w:pStyle w:val="berschrift5"/>
@@ -933,8 +933,8 @@
         <w:t xml:space="preserve"> </w:t>
       </w:r>
     </w:p>
-    <w:bookmarkEnd w:id="33"/>
-    <w:bookmarkStart w:id="34" w:name="goal-requirements"/>
+    <w:bookmarkEnd w:id="36"/>
+    <w:bookmarkStart w:id="37" w:name="goal-requirements"/>
     <w:p>
       <w:pPr>
         <w:pStyle w:val="berschrift5"/>
@@ -1000,8 +1000,8 @@
         <w:t xml:space="preserve">Information on traceability should be available in the metadata as a single DOI landing page.</w:t>
       </w:r>
     </w:p>
-    <w:bookmarkEnd w:id="34"/>
-    <w:bookmarkStart w:id="35" w:name="assessment"/>
+    <w:bookmarkEnd w:id="37"/>
+    <w:bookmarkStart w:id="38" w:name="assessment"/>
     <w:p>
       <w:pPr>
         <w:pStyle w:val="berschrift5"/>
@@ -1065,9 +1065,9 @@
         </w:pict>
       </w:r>
     </w:p>
-    <w:bookmarkEnd w:id="35"/>
-    <w:bookmarkEnd w:id="36"/>
-    <w:bookmarkStart w:id="40" w:name="sec:meta-memare-optical"/>
+    <w:bookmarkEnd w:id="38"/>
+    <w:bookmarkEnd w:id="39"/>
+    <w:bookmarkStart w:id="43" w:name="sec:meta-memare-optical"/>
     <w:p>
       <w:pPr>
         <w:pStyle w:val="berschrift4"/>
@@ -1102,7 +1102,7 @@
         <w:t xml:space="preserve">meta-memare-optical</w:t>
       </w:r>
     </w:p>
-    <w:bookmarkStart w:id="37" w:name="threshold-requirements-1"/>
+    <w:bookmarkStart w:id="40" w:name="threshold-requirements-1"/>
     <w:p>
       <w:pPr>
         <w:pStyle w:val="berschrift5"/>
@@ -1119,8 +1119,8 @@
         <w:t xml:space="preserve">Metadata is provided in a structure that enables a computer algorithm to be used to consistently and automatically identify and extract each component part for further use.</w:t>
       </w:r>
     </w:p>
-    <w:bookmarkEnd w:id="37"/>
-    <w:bookmarkStart w:id="38" w:name="goal-requirements-1"/>
+    <w:bookmarkEnd w:id="40"/>
+    <w:bookmarkStart w:id="41" w:name="goal-requirements-1"/>
     <w:p>
       <w:pPr>
         <w:pStyle w:val="berschrift5"/>
@@ -1137,8 +1137,8 @@
         <w:t xml:space="preserve">As threshold, but metadata should be provided in a community endorsed standard that facilitates machine-readability, such as ISO 19115-2.</w:t>
       </w:r>
     </w:p>
-    <w:bookmarkEnd w:id="38"/>
-    <w:bookmarkStart w:id="39" w:name="assessment-1"/>
+    <w:bookmarkEnd w:id="41"/>
+    <w:bookmarkStart w:id="42" w:name="assessment-1"/>
     <w:p>
       <w:pPr>
         <w:pStyle w:val="berschrift5"/>
@@ -1202,9 +1202,9 @@
         </w:pict>
       </w:r>
     </w:p>
-    <w:bookmarkEnd w:id="39"/>
-    <w:bookmarkEnd w:id="40"/>
-    <w:bookmarkStart w:id="44" w:name="sec:meta-time-sr"/>
+    <w:bookmarkEnd w:id="42"/>
+    <w:bookmarkEnd w:id="43"/>
+    <w:bookmarkStart w:id="47" w:name="sec:meta-time-sr"/>
     <w:p>
       <w:pPr>
         <w:pStyle w:val="berschrift4"/>
@@ -1239,7 +1239,7 @@
         <w:t xml:space="preserve">meta-time-sr</w:t>
       </w:r>
     </w:p>
-    <w:bookmarkStart w:id="41" w:name="threshold-requirements-2"/>
+    <w:bookmarkStart w:id="44" w:name="threshold-requirements-2"/>
     <w:p>
       <w:pPr>
         <w:pStyle w:val="berschrift5"/>
@@ -1256,8 +1256,8 @@
         <w:t xml:space="preserve">The data collection time is identified in the metadata, expressed in date/time, to the second, with the time offset from UTC unambiguously identified.</w:t>
       </w:r>
     </w:p>
-    <w:bookmarkEnd w:id="41"/>
-    <w:bookmarkStart w:id="42" w:name="goal-requirements-2"/>
+    <w:bookmarkEnd w:id="44"/>
+    <w:bookmarkStart w:id="45" w:name="goal-requirements-2"/>
     <w:p>
       <w:pPr>
         <w:pStyle w:val="berschrift5"/>
@@ -1274,8 +1274,8 @@
         <w:t xml:space="preserve">Acquisition time for each pixel is identified (or can be reliably determined) in the metadata, expressed in date/time at UTC, to the second.</w:t>
       </w:r>
     </w:p>
-    <w:bookmarkEnd w:id="42"/>
-    <w:bookmarkStart w:id="43" w:name="assessment-2"/>
+    <w:bookmarkEnd w:id="45"/>
+    <w:bookmarkStart w:id="46" w:name="assessment-2"/>
     <w:p>
       <w:pPr>
         <w:pStyle w:val="berschrift5"/>
@@ -1339,9 +1339,9 @@
         </w:pict>
       </w:r>
     </w:p>
-    <w:bookmarkEnd w:id="43"/>
-    <w:bookmarkEnd w:id="44"/>
-    <w:bookmarkStart w:id="48" w:name="sec:meta-geoarea-optical"/>
+    <w:bookmarkEnd w:id="46"/>
+    <w:bookmarkEnd w:id="47"/>
+    <w:bookmarkStart w:id="51" w:name="sec:meta-geoarea-optical"/>
     <w:p>
       <w:pPr>
         <w:pStyle w:val="berschrift4"/>
@@ -1376,7 +1376,7 @@
         <w:t xml:space="preserve">meta-geoarea-optical</w:t>
       </w:r>
     </w:p>
-    <w:bookmarkStart w:id="45" w:name="threshold-requirements-3"/>
+    <w:bookmarkStart w:id="48" w:name="threshold-requirements-3"/>
     <w:p>
       <w:pPr>
         <w:pStyle w:val="berschrift5"/>
@@ -1393,8 +1393,8 @@
         <w:t xml:space="preserve">The surface location to which the data relates is identified, typically as a series of four corner points, expressed in an accepted coordinate reference system (e.g., WGS84).</w:t>
       </w:r>
     </w:p>
-    <w:bookmarkEnd w:id="45"/>
-    <w:bookmarkStart w:id="46" w:name="goal-requirements-3"/>
+    <w:bookmarkEnd w:id="48"/>
+    <w:bookmarkStart w:id="49" w:name="goal-requirements-3"/>
     <w:p>
       <w:pPr>
         <w:pStyle w:val="berschrift5"/>
@@ -1411,8 +1411,8 @@
         <w:t xml:space="preserve">The geographic area covered by the observations is identified specifically, such as through a set of coordinates of a closely bounding polygon. The location to which each pixel refers is identified (or can be reliably determined) with the projection system (if any) and reference datum provided.</w:t>
       </w:r>
     </w:p>
-    <w:bookmarkEnd w:id="46"/>
-    <w:bookmarkStart w:id="47" w:name="assessment-3"/>
+    <w:bookmarkEnd w:id="49"/>
+    <w:bookmarkStart w:id="50" w:name="assessment-3"/>
     <w:p>
       <w:pPr>
         <w:pStyle w:val="berschrift5"/>
@@ -1476,9 +1476,9 @@
         </w:pict>
       </w:r>
     </w:p>
-    <w:bookmarkEnd w:id="47"/>
-    <w:bookmarkEnd w:id="48"/>
-    <w:bookmarkStart w:id="52" w:name="sec:meta-crs-optical"/>
+    <w:bookmarkEnd w:id="50"/>
+    <w:bookmarkEnd w:id="51"/>
+    <w:bookmarkStart w:id="55" w:name="sec:meta-crs-optical"/>
     <w:p>
       <w:pPr>
         <w:pStyle w:val="berschrift4"/>
@@ -1513,7 +1513,7 @@
         <w:t xml:space="preserve">meta-crs-optical</w:t>
       </w:r>
     </w:p>
-    <w:bookmarkStart w:id="49" w:name="threshold-requirements-4"/>
+    <w:bookmarkStart w:id="52" w:name="threshold-requirements-4"/>
     <w:p>
       <w:pPr>
         <w:pStyle w:val="berschrift5"/>
@@ -1530,8 +1530,8 @@
         <w:t xml:space="preserve">The metadata lists the coordinate reference system that has been used.</w:t>
       </w:r>
     </w:p>
-    <w:bookmarkEnd w:id="49"/>
-    <w:bookmarkStart w:id="50" w:name="goal-requirements-4"/>
+    <w:bookmarkEnd w:id="52"/>
+    <w:bookmarkStart w:id="53" w:name="goal-requirements-4"/>
     <w:p>
       <w:pPr>
         <w:pStyle w:val="berschrift5"/>
@@ -1551,8 +1551,8 @@
         <w:t xml:space="preserve"> </w:t>
       </w:r>
     </w:p>
-    <w:bookmarkEnd w:id="50"/>
-    <w:bookmarkStart w:id="51" w:name="assessment-4"/>
+    <w:bookmarkEnd w:id="53"/>
+    <w:bookmarkStart w:id="54" w:name="assessment-4"/>
     <w:p>
       <w:pPr>
         <w:pStyle w:val="berschrift5"/>
@@ -1616,9 +1616,9 @@
         </w:pict>
       </w:r>
     </w:p>
-    <w:bookmarkEnd w:id="51"/>
-    <w:bookmarkEnd w:id="52"/>
-    <w:bookmarkStart w:id="56" w:name="sec:meta-mapproj-sr"/>
+    <w:bookmarkEnd w:id="54"/>
+    <w:bookmarkEnd w:id="55"/>
+    <w:bookmarkStart w:id="59" w:name="sec:meta-mapproj-sr"/>
     <w:p>
       <w:pPr>
         <w:pStyle w:val="berschrift4"/>
@@ -1653,7 +1653,7 @@
         <w:t xml:space="preserve">meta-mapproj-sr</w:t>
       </w:r>
     </w:p>
-    <w:bookmarkStart w:id="53" w:name="threshold-requirements-5"/>
+    <w:bookmarkStart w:id="56" w:name="threshold-requirements-5"/>
     <w:p>
       <w:pPr>
         <w:pStyle w:val="berschrift5"/>
@@ -1670,8 +1670,8 @@
         <w:t xml:space="preserve">The metadata lists the map projection that has been used (or geographical coordinates, if applicable) and any relevant parameters required in relation to use of data in that map projection.</w:t>
       </w:r>
     </w:p>
-    <w:bookmarkEnd w:id="53"/>
-    <w:bookmarkStart w:id="54" w:name="goal-requirements-5"/>
+    <w:bookmarkEnd w:id="56"/>
+    <w:bookmarkStart w:id="57" w:name="goal-requirements-5"/>
     <w:p>
       <w:pPr>
         <w:pStyle w:val="berschrift5"/>
@@ -1691,8 +1691,8 @@
         <w:t xml:space="preserve"> </w:t>
       </w:r>
     </w:p>
-    <w:bookmarkEnd w:id="54"/>
-    <w:bookmarkStart w:id="55" w:name="assessment-5"/>
+    <w:bookmarkEnd w:id="57"/>
+    <w:bookmarkStart w:id="58" w:name="assessment-5"/>
     <w:p>
       <w:pPr>
         <w:pStyle w:val="berschrift5"/>
@@ -1756,9 +1756,9 @@
         </w:pict>
       </w:r>
     </w:p>
-    <w:bookmarkEnd w:id="55"/>
-    <w:bookmarkEnd w:id="56"/>
-    <w:bookmarkStart w:id="60" w:name="sec:meta-geocorm-sr"/>
+    <w:bookmarkEnd w:id="58"/>
+    <w:bookmarkEnd w:id="59"/>
+    <w:bookmarkStart w:id="63" w:name="sec:meta-geocorm-sr"/>
     <w:p>
       <w:pPr>
         <w:pStyle w:val="berschrift4"/>
@@ -1793,7 +1793,7 @@
         <w:t xml:space="preserve">meta-geocorm-sr</w:t>
       </w:r>
     </w:p>
-    <w:bookmarkStart w:id="57" w:name="threshold-requirements-6"/>
+    <w:bookmarkStart w:id="60" w:name="threshold-requirements-6"/>
     <w:p>
       <w:pPr>
         <w:pStyle w:val="berschrift5"/>
@@ -1813,8 +1813,8 @@
         <w:t xml:space="preserve"> </w:t>
       </w:r>
     </w:p>
-    <w:bookmarkEnd w:id="57"/>
-    <w:bookmarkStart w:id="58" w:name="goal-requirements-6"/>
+    <w:bookmarkEnd w:id="60"/>
+    <w:bookmarkStart w:id="61" w:name="goal-requirements-6"/>
     <w:p>
       <w:pPr>
         <w:pStyle w:val="berschrift5"/>
@@ -1831,8 +1831,8 @@
         <w:t xml:space="preserve">Information on geometric correction methods should be available in the metadata as a single DOI landing page, including reference database and auxiliary data such as elevation model(s) and reference chip-sets.</w:t>
       </w:r>
     </w:p>
-    <w:bookmarkEnd w:id="58"/>
-    <w:bookmarkStart w:id="59" w:name="assessment-6"/>
+    <w:bookmarkEnd w:id="61"/>
+    <w:bookmarkStart w:id="62" w:name="assessment-6"/>
     <w:p>
       <w:pPr>
         <w:pStyle w:val="berschrift5"/>
@@ -1896,9 +1896,9 @@
         </w:pict>
       </w:r>
     </w:p>
-    <w:bookmarkEnd w:id="59"/>
-    <w:bookmarkEnd w:id="60"/>
-    <w:bookmarkStart w:id="64" w:name="sec:meta-geoacc-sr"/>
+    <w:bookmarkEnd w:id="62"/>
+    <w:bookmarkEnd w:id="63"/>
+    <w:bookmarkStart w:id="67" w:name="sec:meta-geoacc-sr"/>
     <w:p>
       <w:pPr>
         <w:pStyle w:val="berschrift4"/>
@@ -1933,7 +1933,7 @@
         <w:t xml:space="preserve">meta-geoacc-sr</w:t>
       </w:r>
     </w:p>
-    <w:bookmarkStart w:id="61" w:name="threshold-requirements-7"/>
+    <w:bookmarkStart w:id="64" w:name="threshold-requirements-7"/>
     <w:p>
       <w:pPr>
         <w:pStyle w:val="berschrift5"/>
@@ -1953,8 +1953,8 @@
         <w:t xml:space="preserve"> </w:t>
       </w:r>
     </w:p>
-    <w:bookmarkEnd w:id="61"/>
-    <w:bookmarkStart w:id="62" w:name="goal-requirements-7"/>
+    <w:bookmarkEnd w:id="64"/>
+    <w:bookmarkStart w:id="65" w:name="goal-requirements-7"/>
     <w:p>
       <w:pPr>
         <w:pStyle w:val="berschrift5"/>
@@ -2003,8 +2003,8 @@
         <w:t xml:space="preserve">Information on geometric accuracy of the data should be available in the metadata as a single DOI landing page.</w:t>
       </w:r>
     </w:p>
-    <w:bookmarkEnd w:id="62"/>
-    <w:bookmarkStart w:id="63" w:name="assessment-7"/>
+    <w:bookmarkEnd w:id="65"/>
+    <w:bookmarkStart w:id="66" w:name="assessment-7"/>
     <w:p>
       <w:pPr>
         <w:pStyle w:val="berschrift5"/>
@@ -2068,9 +2068,9 @@
         </w:pict>
       </w:r>
     </w:p>
-    <w:bookmarkEnd w:id="63"/>
-    <w:bookmarkEnd w:id="64"/>
-    <w:bookmarkStart w:id="68" w:name="sec:meta-instru-optical"/>
+    <w:bookmarkEnd w:id="66"/>
+    <w:bookmarkEnd w:id="67"/>
+    <w:bookmarkStart w:id="71" w:name="sec:meta-instru-optical"/>
     <w:p>
       <w:pPr>
         <w:pStyle w:val="berschrift4"/>
@@ -2105,7 +2105,7 @@
         <w:t xml:space="preserve">meta-instru-optical</w:t>
       </w:r>
     </w:p>
-    <w:bookmarkStart w:id="65" w:name="threshold-requirements-8"/>
+    <w:bookmarkStart w:id="68" w:name="threshold-requirements-8"/>
     <w:p>
       <w:pPr>
         <w:pStyle w:val="berschrift5"/>
@@ -2122,8 +2122,8 @@
         <w:t xml:space="preserve">The instrument used to collect the data is identified in the metadata.</w:t>
       </w:r>
     </w:p>
-    <w:bookmarkEnd w:id="65"/>
-    <w:bookmarkStart w:id="66" w:name="goal-requirements-8"/>
+    <w:bookmarkEnd w:id="68"/>
+    <w:bookmarkStart w:id="69" w:name="goal-requirements-8"/>
     <w:p>
       <w:pPr>
         <w:pStyle w:val="berschrift5"/>
@@ -2140,8 +2140,8 @@
         <w:t xml:space="preserve">As threshold, but information should be available in the metadata as a single DOI landing page with references to the relevant CEOS Missions, Instruments, and Measurements Database record.</w:t>
       </w:r>
     </w:p>
-    <w:bookmarkEnd w:id="66"/>
-    <w:bookmarkStart w:id="67" w:name="assessment-8"/>
+    <w:bookmarkEnd w:id="69"/>
+    <w:bookmarkStart w:id="70" w:name="assessment-8"/>
     <w:p>
       <w:pPr>
         <w:pStyle w:val="berschrift5"/>
@@ -2205,9 +2205,9 @@
         </w:pict>
       </w:r>
     </w:p>
-    <w:bookmarkEnd w:id="67"/>
-    <w:bookmarkEnd w:id="68"/>
-    <w:bookmarkStart w:id="72" w:name="sec:meta-specband"/>
+    <w:bookmarkEnd w:id="70"/>
+    <w:bookmarkEnd w:id="71"/>
+    <w:bookmarkStart w:id="75" w:name="sec:meta-specband"/>
     <w:p>
       <w:pPr>
         <w:pStyle w:val="berschrift4"/>
@@ -2242,7 +2242,7 @@
         <w:t xml:space="preserve">meta-specband</w:t>
       </w:r>
     </w:p>
-    <w:bookmarkStart w:id="69" w:name="threshold-requirements-9"/>
+    <w:bookmarkStart w:id="72" w:name="threshold-requirements-9"/>
     <w:p>
       <w:pPr>
         <w:pStyle w:val="berschrift5"/>
@@ -2259,8 +2259,8 @@
         <w:t xml:space="preserve">The central wavelength for each band for which data is included is identified in the metadata, expressed in SI units.</w:t>
       </w:r>
     </w:p>
-    <w:bookmarkEnd w:id="69"/>
-    <w:bookmarkStart w:id="70" w:name="goal-requirements-9"/>
+    <w:bookmarkEnd w:id="72"/>
+    <w:bookmarkStart w:id="73" w:name="goal-requirements-9"/>
     <w:p>
       <w:pPr>
         <w:pStyle w:val="berschrift5"/>
@@ -2303,8 +2303,8 @@
         <w:t xml:space="preserve">Information on spectral bands should be available in the metadata as a single DOI landing page.</w:t>
       </w:r>
     </w:p>
-    <w:bookmarkEnd w:id="70"/>
-    <w:bookmarkStart w:id="71" w:name="assessment-9"/>
+    <w:bookmarkEnd w:id="73"/>
+    <w:bookmarkStart w:id="74" w:name="assessment-9"/>
     <w:p>
       <w:pPr>
         <w:pStyle w:val="berschrift5"/>
@@ -2368,9 +2368,9 @@
         </w:pict>
       </w:r>
     </w:p>
-    <w:bookmarkEnd w:id="71"/>
-    <w:bookmarkEnd w:id="72"/>
-    <w:bookmarkStart w:id="76" w:name="sec:meta-sencal-optical"/>
+    <w:bookmarkEnd w:id="74"/>
+    <w:bookmarkEnd w:id="75"/>
+    <w:bookmarkStart w:id="79" w:name="sec:meta-sencal-optical"/>
     <w:p>
       <w:pPr>
         <w:pStyle w:val="berschrift4"/>
@@ -2405,7 +2405,7 @@
         <w:t xml:space="preserve">meta-sencal-optical</w:t>
       </w:r>
     </w:p>
-    <w:bookmarkStart w:id="73" w:name="threshold-requirements-10"/>
+    <w:bookmarkStart w:id="76" w:name="threshold-requirements-10"/>
     <w:p>
       <w:pPr>
         <w:pStyle w:val="berschrift5"/>
@@ -2425,8 +2425,8 @@
         <w:t xml:space="preserve"> </w:t>
       </w:r>
     </w:p>
-    <w:bookmarkEnd w:id="73"/>
-    <w:bookmarkStart w:id="74" w:name="goal-requirements-10"/>
+    <w:bookmarkEnd w:id="76"/>
+    <w:bookmarkStart w:id="77" w:name="goal-requirements-10"/>
     <w:p>
       <w:pPr>
         <w:pStyle w:val="berschrift5"/>
@@ -2469,8 +2469,8 @@
         <w:t xml:space="preserve">Information on sensory calibration should be available in the metadata as a single DOI landing page.</w:t>
       </w:r>
     </w:p>
-    <w:bookmarkEnd w:id="74"/>
-    <w:bookmarkStart w:id="75" w:name="assessment-10"/>
+    <w:bookmarkEnd w:id="77"/>
+    <w:bookmarkStart w:id="78" w:name="assessment-10"/>
     <w:p>
       <w:pPr>
         <w:pStyle w:val="berschrift5"/>
@@ -2534,9 +2534,9 @@
         </w:pict>
       </w:r>
     </w:p>
-    <w:bookmarkEnd w:id="75"/>
-    <w:bookmarkEnd w:id="76"/>
-    <w:bookmarkStart w:id="80" w:name="sec:meta-radacc-sr"/>
+    <w:bookmarkEnd w:id="78"/>
+    <w:bookmarkEnd w:id="79"/>
+    <w:bookmarkStart w:id="83" w:name="sec:meta-radacc-sr"/>
     <w:p>
       <w:pPr>
         <w:pStyle w:val="berschrift4"/>
@@ -2571,7 +2571,7 @@
         <w:t xml:space="preserve">meta-radacc-sr</w:t>
       </w:r>
     </w:p>
-    <w:bookmarkStart w:id="77" w:name="threshold-requirements-11"/>
+    <w:bookmarkStart w:id="80" w:name="threshold-requirements-11"/>
     <w:p>
       <w:pPr>
         <w:pStyle w:val="berschrift5"/>
@@ -2591,8 +2591,8 @@
         <w:t xml:space="preserve"> </w:t>
       </w:r>
     </w:p>
-    <w:bookmarkEnd w:id="77"/>
-    <w:bookmarkStart w:id="78" w:name="goal-requirements-11"/>
+    <w:bookmarkEnd w:id="80"/>
+    <w:bookmarkStart w:id="81" w:name="goal-requirements-11"/>
     <w:p>
       <w:pPr>
         <w:pStyle w:val="berschrift5"/>
@@ -2629,8 +2629,8 @@
         <w:t xml:space="preserve">Information on radiometric accuracy should be available in the metadata as a single DOI landing page.</w:t>
       </w:r>
     </w:p>
-    <w:bookmarkEnd w:id="78"/>
-    <w:bookmarkStart w:id="79" w:name="assessment-11"/>
+    <w:bookmarkEnd w:id="81"/>
+    <w:bookmarkStart w:id="82" w:name="assessment-11"/>
     <w:p>
       <w:pPr>
         <w:pStyle w:val="berschrift5"/>
@@ -2694,9 +2694,9 @@
         </w:pict>
       </w:r>
     </w:p>
-    <w:bookmarkEnd w:id="79"/>
-    <w:bookmarkEnd w:id="80"/>
-    <w:bookmarkStart w:id="84" w:name="sec:meta-malgos-sr"/>
+    <w:bookmarkEnd w:id="82"/>
+    <w:bookmarkEnd w:id="83"/>
+    <w:bookmarkStart w:id="87" w:name="sec:meta-malgos-sr"/>
     <w:p>
       <w:pPr>
         <w:pStyle w:val="berschrift4"/>
@@ -2731,7 +2731,7 @@
         <w:t xml:space="preserve">meta-malgos-sr</w:t>
       </w:r>
     </w:p>
-    <w:bookmarkStart w:id="81" w:name="threshold-requirements-12"/>
+    <w:bookmarkStart w:id="84" w:name="threshold-requirements-12"/>
     <w:p>
       <w:pPr>
         <w:pStyle w:val="berschrift5"/>
@@ -2774,8 +2774,8 @@
         <w:t xml:space="preserve">Information on algorithms should be available in the metadata as a single DOI landing page.</w:t>
       </w:r>
     </w:p>
-    <w:bookmarkEnd w:id="81"/>
-    <w:bookmarkStart w:id="82" w:name="goal-requirements-12"/>
+    <w:bookmarkEnd w:id="84"/>
+    <w:bookmarkStart w:id="85" w:name="goal-requirements-12"/>
     <w:p>
       <w:pPr>
         <w:pStyle w:val="berschrift5"/>
@@ -2824,8 +2824,8 @@
         <w:t xml:space="preserve">Information on algorithms should be available in the metadata as a single DOI landing page.</w:t>
       </w:r>
     </w:p>
-    <w:bookmarkEnd w:id="82"/>
-    <w:bookmarkStart w:id="83" w:name="assessment-12"/>
+    <w:bookmarkEnd w:id="85"/>
+    <w:bookmarkStart w:id="86" w:name="assessment-12"/>
     <w:p>
       <w:pPr>
         <w:pStyle w:val="berschrift5"/>
@@ -2889,9 +2889,9 @@
         </w:pict>
       </w:r>
     </w:p>
-    <w:bookmarkEnd w:id="83"/>
-    <w:bookmarkEnd w:id="84"/>
-    <w:bookmarkStart w:id="88" w:name="sec:meta-auxdat-optical"/>
+    <w:bookmarkEnd w:id="86"/>
+    <w:bookmarkEnd w:id="87"/>
+    <w:bookmarkStart w:id="91" w:name="sec:meta-auxdat-optical"/>
     <w:p>
       <w:pPr>
         <w:pStyle w:val="berschrift4"/>
@@ -2926,7 +2926,7 @@
         <w:t xml:space="preserve">meta-auxdat-optical</w:t>
       </w:r>
     </w:p>
-    <w:bookmarkStart w:id="85" w:name="threshold-requirements-13"/>
+    <w:bookmarkStart w:id="88" w:name="threshold-requirements-13"/>
     <w:p>
       <w:pPr>
         <w:pStyle w:val="berschrift5"/>
@@ -2963,8 +2963,8 @@
         <w:t xml:space="preserve">Auxiliary data includes DEMs, aerosols, etc. data sources.</w:t>
       </w:r>
     </w:p>
-    <w:bookmarkEnd w:id="85"/>
-    <w:bookmarkStart w:id="86" w:name="goal-requirements-13"/>
+    <w:bookmarkEnd w:id="88"/>
+    <w:bookmarkStart w:id="89" w:name="goal-requirements-13"/>
     <w:p>
       <w:pPr>
         <w:pStyle w:val="berschrift5"/>
@@ -2981,8 +2981,8 @@
         <w:t xml:space="preserve">As threshold, but information on auxiliary data should be available in the metadata as a single DOI landing page and is also available for free online download, contemporaneously with the product or through a link to the source.</w:t>
       </w:r>
     </w:p>
-    <w:bookmarkEnd w:id="86"/>
-    <w:bookmarkStart w:id="87" w:name="assessment-13"/>
+    <w:bookmarkEnd w:id="89"/>
+    <w:bookmarkStart w:id="90" w:name="assessment-13"/>
     <w:p>
       <w:pPr>
         <w:pStyle w:val="berschrift5"/>
@@ -3046,9 +3046,9 @@
         </w:pict>
       </w:r>
     </w:p>
-    <w:bookmarkEnd w:id="87"/>
-    <w:bookmarkEnd w:id="88"/>
-    <w:bookmarkStart w:id="92" w:name="sec:meta-proprov-sr"/>
+    <w:bookmarkEnd w:id="90"/>
+    <w:bookmarkEnd w:id="91"/>
+    <w:bookmarkStart w:id="95" w:name="sec:meta-proprov-sr"/>
     <w:p>
       <w:pPr>
         <w:pStyle w:val="berschrift4"/>
@@ -3083,7 +3083,7 @@
         <w:t xml:space="preserve">meta-proprov-sr</w:t>
       </w:r>
     </w:p>
-    <w:bookmarkStart w:id="89" w:name="threshold-requirements-14"/>
+    <w:bookmarkStart w:id="92" w:name="threshold-requirements-14"/>
     <w:p>
       <w:pPr>
         <w:pStyle w:val="berschrift5"/>
@@ -3103,8 +3103,8 @@
         <w:t xml:space="preserve"> </w:t>
       </w:r>
     </w:p>
-    <w:bookmarkEnd w:id="89"/>
-    <w:bookmarkStart w:id="90" w:name="goal-requirements-14"/>
+    <w:bookmarkEnd w:id="92"/>
+    <w:bookmarkStart w:id="93" w:name="goal-requirements-14"/>
     <w:p>
       <w:pPr>
         <w:pStyle w:val="berschrift5"/>
@@ -3121,8 +3121,8 @@
         <w:t xml:space="preserve">Information on processing chain provenance should be available in the metadata as a single DOI landing page containing detailed description of the processing steps used to generate the product, including the versions of software used, giving full transparency to the users.</w:t>
       </w:r>
     </w:p>
-    <w:bookmarkEnd w:id="90"/>
-    <w:bookmarkStart w:id="91" w:name="assessment-14"/>
+    <w:bookmarkEnd w:id="93"/>
+    <w:bookmarkStart w:id="94" w:name="assessment-14"/>
     <w:p>
       <w:pPr>
         <w:pStyle w:val="berschrift5"/>
@@ -3186,9 +3186,9 @@
         </w:pict>
       </w:r>
     </w:p>
-    <w:bookmarkEnd w:id="91"/>
-    <w:bookmarkEnd w:id="92"/>
-    <w:bookmarkStart w:id="96" w:name="sec:meta-daccess"/>
+    <w:bookmarkEnd w:id="94"/>
+    <w:bookmarkEnd w:id="95"/>
+    <w:bookmarkStart w:id="99" w:name="sec:meta-daccess"/>
     <w:p>
       <w:pPr>
         <w:pStyle w:val="berschrift4"/>
@@ -3223,7 +3223,7 @@
         <w:t xml:space="preserve">meta-daccess</w:t>
       </w:r>
     </w:p>
-    <w:bookmarkStart w:id="93" w:name="threshold-requirements-15"/>
+    <w:bookmarkStart w:id="96" w:name="threshold-requirements-15"/>
     <w:p>
       <w:pPr>
         <w:pStyle w:val="berschrift5"/>
@@ -3260,8 +3260,8 @@
         <w:t xml:space="preserve">Manual and offline interaction action (e.g., login) may be required.</w:t>
       </w:r>
     </w:p>
-    <w:bookmarkEnd w:id="93"/>
-    <w:bookmarkStart w:id="94" w:name="goal-requirements-15"/>
+    <w:bookmarkEnd w:id="96"/>
+    <w:bookmarkStart w:id="97" w:name="goal-requirements-15"/>
     <w:p>
       <w:pPr>
         <w:pStyle w:val="berschrift5"/>
@@ -3281,8 +3281,8 @@
         <w:t xml:space="preserve"> </w:t>
       </w:r>
     </w:p>
-    <w:bookmarkEnd w:id="94"/>
-    <w:bookmarkStart w:id="95" w:name="assessment-15"/>
+    <w:bookmarkEnd w:id="97"/>
+    <w:bookmarkStart w:id="98" w:name="assessment-15"/>
     <w:p>
       <w:pPr>
         <w:pStyle w:val="berschrift5"/>
@@ -3346,9 +3346,9 @@
         </w:pict>
       </w:r>
     </w:p>
-    <w:bookmarkEnd w:id="95"/>
-    <w:bookmarkEnd w:id="96"/>
-    <w:bookmarkStart w:id="100" w:name="sec:meta-odqual-sr"/>
+    <w:bookmarkEnd w:id="98"/>
+    <w:bookmarkEnd w:id="99"/>
+    <w:bookmarkStart w:id="103" w:name="sec:meta-odqual-sr"/>
     <w:p>
       <w:pPr>
         <w:pStyle w:val="berschrift4"/>
@@ -3383,7 +3383,7 @@
         <w:t xml:space="preserve">meta-odqual-sr</w:t>
       </w:r>
     </w:p>
-    <w:bookmarkStart w:id="97" w:name="threshold-requirements-16"/>
+    <w:bookmarkStart w:id="100" w:name="threshold-requirements-16"/>
     <w:p>
       <w:pPr>
         <w:pStyle w:val="berschrift5"/>
@@ -3403,8 +3403,8 @@
         <w:t xml:space="preserve"> </w:t>
       </w:r>
     </w:p>
-    <w:bookmarkEnd w:id="97"/>
-    <w:bookmarkStart w:id="98" w:name="goal-requirements-16"/>
+    <w:bookmarkEnd w:id="100"/>
+    <w:bookmarkStart w:id="101" w:name="goal-requirements-16"/>
     <w:p>
       <w:pPr>
         <w:pStyle w:val="berschrift5"/>
@@ -3433,8 +3433,8 @@
         <w:t xml:space="preserve">Proportion of observations over land (c.f. ocean) affected by non-target phenomena, e.g., cloud and cloud shadows</w:t>
       </w:r>
     </w:p>
-    <w:bookmarkEnd w:id="98"/>
-    <w:bookmarkStart w:id="99" w:name="assessment-16"/>
+    <w:bookmarkEnd w:id="101"/>
+    <w:bookmarkStart w:id="102" w:name="assessment-16"/>
     <w:p>
       <w:pPr>
         <w:pStyle w:val="berschrift5"/>
@@ -3491,10 +3491,10 @@
         <w:t xml:space="preserve">Recommended Requirement Modification:</w:t>
       </w:r>
     </w:p>
-    <w:bookmarkEnd w:id="99"/>
-    <w:bookmarkEnd w:id="100"/>
-    <w:bookmarkEnd w:id="101"/>
-    <w:bookmarkStart w:id="150" w:name="sec:pxl"/>
+    <w:bookmarkEnd w:id="102"/>
+    <w:bookmarkEnd w:id="103"/>
+    <w:bookmarkEnd w:id="104"/>
+    <w:bookmarkStart w:id="153" w:name="sec:pxl"/>
     <w:p>
       <w:pPr>
         <w:pStyle w:val="berschrift3"/>
@@ -3548,7 +3548,7 @@
         <w:t xml:space="preserve">(choose) observations on the basis of their individual suitability for application.</w:t>
       </w:r>
     </w:p>
-    <w:bookmarkStart w:id="105" w:name="sec:pxl-pimemare"/>
+    <w:bookmarkStart w:id="108" w:name="sec:pxl-pimemare"/>
     <w:p>
       <w:pPr>
         <w:pStyle w:val="berschrift4"/>
@@ -3583,7 +3583,7 @@
         <w:t xml:space="preserve">pxl-pimemare</w:t>
       </w:r>
     </w:p>
-    <w:bookmarkStart w:id="102" w:name="threshold-requirements-17"/>
+    <w:bookmarkStart w:id="105" w:name="threshold-requirements-17"/>
     <w:p>
       <w:pPr>
         <w:pStyle w:val="berschrift5"/>
@@ -3600,8 +3600,8 @@
         <w:t xml:space="preserve">Metadata is provided in a structure that enables a computer algorithm to be used to consistently and automatically identify and extract each component part for further use.</w:t>
       </w:r>
     </w:p>
-    <w:bookmarkEnd w:id="102"/>
-    <w:bookmarkStart w:id="103" w:name="goal-requirements-17"/>
+    <w:bookmarkEnd w:id="105"/>
+    <w:bookmarkStart w:id="106" w:name="goal-requirements-17"/>
     <w:p>
       <w:pPr>
         <w:pStyle w:val="berschrift5"/>
@@ -3621,8 +3621,8 @@
         <w:t xml:space="preserve"> </w:t>
       </w:r>
     </w:p>
-    <w:bookmarkEnd w:id="103"/>
-    <w:bookmarkStart w:id="104" w:name="assessment-17"/>
+    <w:bookmarkEnd w:id="106"/>
+    <w:bookmarkStart w:id="107" w:name="assessment-17"/>
     <w:p>
       <w:pPr>
         <w:pStyle w:val="berschrift5"/>
@@ -3686,9 +3686,9 @@
         </w:pict>
       </w:r>
     </w:p>
-    <w:bookmarkEnd w:id="104"/>
-    <w:bookmarkEnd w:id="105"/>
-    <w:bookmarkStart w:id="109" w:name="sec:pxl-pinodat"/>
+    <w:bookmarkEnd w:id="107"/>
+    <w:bookmarkEnd w:id="108"/>
+    <w:bookmarkStart w:id="112" w:name="sec:pxl-pinodat"/>
     <w:p>
       <w:pPr>
         <w:pStyle w:val="berschrift4"/>
@@ -3723,7 +3723,7 @@
         <w:t xml:space="preserve">pxl-pinodat</w:t>
       </w:r>
     </w:p>
-    <w:bookmarkStart w:id="106" w:name="threshold-requirements-18"/>
+    <w:bookmarkStart w:id="109" w:name="threshold-requirements-18"/>
     <w:p>
       <w:pPr>
         <w:pStyle w:val="berschrift5"/>
@@ -3737,17 +3737,11 @@
         <w:pStyle w:val="FirstParagraph"/>
       </w:pPr>
       <w:r>
-        <w:t xml:space="preserve">Pixels that do not correspond to an observation (</w:t>
-      </w:r>
-      <w:r>
-        <w:t xml:space="preserve">‘empty pixels’</w:t>
-      </w:r>
-      <w:r>
-        <w:t xml:space="preserve">) are flagged.</w:t>
-      </w:r>
-    </w:p>
-    <w:bookmarkEnd w:id="106"/>
-    <w:bookmarkStart w:id="107" w:name="goal-requirements-18"/>
+        <w:t xml:space="preserve">Pixels that do not correspond to an observation (‘empty pixels’) are flagged.</w:t>
+      </w:r>
+    </w:p>
+    <w:bookmarkEnd w:id="109"/>
+    <w:bookmarkStart w:id="110" w:name="goal-requirements-18"/>
     <w:p>
       <w:pPr>
         <w:pStyle w:val="berschrift5"/>
@@ -3767,8 +3761,8 @@
         <w:t xml:space="preserve"> </w:t>
       </w:r>
     </w:p>
-    <w:bookmarkEnd w:id="107"/>
-    <w:bookmarkStart w:id="108" w:name="assessment-18"/>
+    <w:bookmarkEnd w:id="110"/>
+    <w:bookmarkStart w:id="111" w:name="assessment-18"/>
     <w:p>
       <w:pPr>
         <w:pStyle w:val="berschrift5"/>
@@ -3832,9 +3826,9 @@
         </w:pict>
       </w:r>
     </w:p>
-    <w:bookmarkEnd w:id="108"/>
-    <w:bookmarkEnd w:id="109"/>
-    <w:bookmarkStart w:id="113" w:name="sec:pxl-pincot"/>
+    <w:bookmarkEnd w:id="111"/>
+    <w:bookmarkEnd w:id="112"/>
+    <w:bookmarkStart w:id="116" w:name="sec:pxl-pincot"/>
     <w:p>
       <w:pPr>
         <w:pStyle w:val="berschrift4"/>
@@ -3869,7 +3863,7 @@
         <w:t xml:space="preserve">pxl-pincot</w:t>
       </w:r>
     </w:p>
-    <w:bookmarkStart w:id="110" w:name="threshold-requirements-19"/>
+    <w:bookmarkStart w:id="113" w:name="threshold-requirements-19"/>
     <w:p>
       <w:pPr>
         <w:pStyle w:val="berschrift5"/>
@@ -3906,8 +3900,8 @@
         <w:t xml:space="preserve">This may be the result of missing ancillary data for a subset of the pixels.</w:t>
       </w:r>
     </w:p>
-    <w:bookmarkEnd w:id="110"/>
-    <w:bookmarkStart w:id="111" w:name="goal-requirements-19"/>
+    <w:bookmarkEnd w:id="113"/>
+    <w:bookmarkStart w:id="114" w:name="goal-requirements-19"/>
     <w:p>
       <w:pPr>
         <w:pStyle w:val="berschrift5"/>
@@ -3924,8 +3918,8 @@
         <w:t xml:space="preserve">The metadata identifies which tests have, and have not, been successfully completed for each pixel.</w:t>
       </w:r>
     </w:p>
-    <w:bookmarkEnd w:id="111"/>
-    <w:bookmarkStart w:id="112" w:name="assessment-19"/>
+    <w:bookmarkEnd w:id="114"/>
+    <w:bookmarkStart w:id="115" w:name="assessment-19"/>
     <w:p>
       <w:pPr>
         <w:pStyle w:val="berschrift5"/>
@@ -3989,9 +3983,9 @@
         </w:pict>
       </w:r>
     </w:p>
-    <w:bookmarkEnd w:id="112"/>
-    <w:bookmarkEnd w:id="113"/>
-    <w:bookmarkStart w:id="117" w:name="sec:pxl-pisatur"/>
+    <w:bookmarkEnd w:id="115"/>
+    <w:bookmarkEnd w:id="116"/>
+    <w:bookmarkStart w:id="120" w:name="sec:pxl-pisatur"/>
     <w:p>
       <w:pPr>
         <w:pStyle w:val="berschrift4"/>
@@ -4026,7 +4020,7 @@
         <w:t xml:space="preserve">pxl-pisatur</w:t>
       </w:r>
     </w:p>
-    <w:bookmarkStart w:id="114" w:name="threshold-requirements-20"/>
+    <w:bookmarkStart w:id="117" w:name="threshold-requirements-20"/>
     <w:p>
       <w:pPr>
         <w:pStyle w:val="berschrift5"/>
@@ -4043,8 +4037,8 @@
         <w:t xml:space="preserve">Metadata indicates where one or more pixel in the input spectral bands are saturated.</w:t>
       </w:r>
     </w:p>
-    <w:bookmarkEnd w:id="114"/>
-    <w:bookmarkStart w:id="115" w:name="goal-requirements-20"/>
+    <w:bookmarkEnd w:id="117"/>
+    <w:bookmarkStart w:id="118" w:name="goal-requirements-20"/>
     <w:p>
       <w:pPr>
         <w:pStyle w:val="berschrift5"/>
@@ -4061,8 +4055,8 @@
         <w:t xml:space="preserve">Metadata indicates which pixels are saturated for each spectral band.</w:t>
       </w:r>
     </w:p>
-    <w:bookmarkEnd w:id="115"/>
-    <w:bookmarkStart w:id="116" w:name="assessment-20"/>
+    <w:bookmarkEnd w:id="118"/>
+    <w:bookmarkStart w:id="119" w:name="assessment-20"/>
     <w:p>
       <w:pPr>
         <w:pStyle w:val="berschrift5"/>
@@ -4126,9 +4120,9 @@
         </w:pict>
       </w:r>
     </w:p>
-    <w:bookmarkEnd w:id="116"/>
-    <w:bookmarkEnd w:id="117"/>
-    <w:bookmarkStart w:id="121" w:name="sec:pxl-picloud"/>
+    <w:bookmarkEnd w:id="119"/>
+    <w:bookmarkEnd w:id="120"/>
+    <w:bookmarkStart w:id="124" w:name="sec:pxl-picloud"/>
     <w:p>
       <w:pPr>
         <w:pStyle w:val="berschrift4"/>
@@ -4163,7 +4157,7 @@
         <w:t xml:space="preserve">pxl-picloud</w:t>
       </w:r>
     </w:p>
-    <w:bookmarkStart w:id="118" w:name="threshold-requirements-21"/>
+    <w:bookmarkStart w:id="121" w:name="threshold-requirements-21"/>
     <w:p>
       <w:pPr>
         <w:pStyle w:val="berschrift5"/>
@@ -4180,8 +4174,8 @@
         <w:t xml:space="preserve">Metadata indicates whether a pixel is assessed as being cloud.</w:t>
       </w:r>
     </w:p>
-    <w:bookmarkEnd w:id="118"/>
-    <w:bookmarkStart w:id="119" w:name="goal-requirements-21"/>
+    <w:bookmarkEnd w:id="121"/>
+    <w:bookmarkStart w:id="122" w:name="goal-requirements-21"/>
     <w:p>
       <w:pPr>
         <w:pStyle w:val="berschrift5"/>
@@ -4198,8 +4192,8 @@
         <w:t xml:space="preserve">As threshold, but information on cloud detection should be available in the metadata as a single DOI landing page.</w:t>
       </w:r>
     </w:p>
-    <w:bookmarkEnd w:id="119"/>
-    <w:bookmarkStart w:id="120" w:name="assessment-21"/>
+    <w:bookmarkEnd w:id="122"/>
+    <w:bookmarkStart w:id="123" w:name="assessment-21"/>
     <w:p>
       <w:pPr>
         <w:pStyle w:val="berschrift5"/>
@@ -4263,9 +4257,9 @@
         </w:pict>
       </w:r>
     </w:p>
-    <w:bookmarkEnd w:id="120"/>
-    <w:bookmarkEnd w:id="121"/>
-    <w:bookmarkStart w:id="125" w:name="sec:pxl-picloudsh"/>
+    <w:bookmarkEnd w:id="123"/>
+    <w:bookmarkEnd w:id="124"/>
+    <w:bookmarkStart w:id="128" w:name="sec:pxl-picloudsh"/>
     <w:p>
       <w:pPr>
         <w:pStyle w:val="berschrift4"/>
@@ -4300,7 +4294,7 @@
         <w:t xml:space="preserve">pxl-picloudsh</w:t>
       </w:r>
     </w:p>
-    <w:bookmarkStart w:id="122" w:name="threshold-requirements-22"/>
+    <w:bookmarkStart w:id="125" w:name="threshold-requirements-22"/>
     <w:p>
       <w:pPr>
         <w:pStyle w:val="berschrift5"/>
@@ -4317,8 +4311,8 @@
         <w:t xml:space="preserve">Metadata indicates whether a pixel is assessed as being cloud shadow.</w:t>
       </w:r>
     </w:p>
-    <w:bookmarkEnd w:id="122"/>
-    <w:bookmarkStart w:id="123" w:name="goal-requirements-22"/>
+    <w:bookmarkEnd w:id="125"/>
+    <w:bookmarkStart w:id="126" w:name="goal-requirements-22"/>
     <w:p>
       <w:pPr>
         <w:pStyle w:val="berschrift5"/>
@@ -4335,8 +4329,8 @@
         <w:t xml:space="preserve">As threshold, but information on cloud shadow detection should be available in the metadata as a single DOI landing page.</w:t>
       </w:r>
     </w:p>
-    <w:bookmarkEnd w:id="123"/>
-    <w:bookmarkStart w:id="124" w:name="assessment-22"/>
+    <w:bookmarkEnd w:id="126"/>
+    <w:bookmarkStart w:id="127" w:name="assessment-22"/>
     <w:p>
       <w:pPr>
         <w:pStyle w:val="berschrift5"/>
@@ -4400,9 +4394,9 @@
         </w:pict>
       </w:r>
     </w:p>
-    <w:bookmarkEnd w:id="124"/>
-    <w:bookmarkEnd w:id="125"/>
-    <w:bookmarkStart w:id="129" w:name="sec:pxl-lawama-sr"/>
+    <w:bookmarkEnd w:id="127"/>
+    <w:bookmarkEnd w:id="128"/>
+    <w:bookmarkStart w:id="132" w:name="sec:pxl-lawama-sr"/>
     <w:p>
       <w:pPr>
         <w:pStyle w:val="berschrift4"/>
@@ -4437,7 +4431,7 @@
         <w:t xml:space="preserve">pxl-lawama-sr</w:t>
       </w:r>
     </w:p>
-    <w:bookmarkStart w:id="126" w:name="threshold-requirements-23"/>
+    <w:bookmarkStart w:id="129" w:name="threshold-requirements-23"/>
     <w:p>
       <w:pPr>
         <w:pStyle w:val="berschrift5"/>
@@ -4457,8 +4451,8 @@
         <w:t xml:space="preserve"> </w:t>
       </w:r>
     </w:p>
-    <w:bookmarkEnd w:id="126"/>
-    <w:bookmarkStart w:id="127" w:name="goal-requirements-23"/>
+    <w:bookmarkEnd w:id="129"/>
+    <w:bookmarkStart w:id="130" w:name="goal-requirements-23"/>
     <w:p>
       <w:pPr>
         <w:pStyle w:val="berschrift5"/>
@@ -4475,8 +4469,8 @@
         <w:t xml:space="preserve">The metadata indicates whether a pixel is assessed as being land or water. Information on land/water mask should be available in the metadata as a single DOI landing page.</w:t>
       </w:r>
     </w:p>
-    <w:bookmarkEnd w:id="127"/>
-    <w:bookmarkStart w:id="128" w:name="assessment-23"/>
+    <w:bookmarkEnd w:id="130"/>
+    <w:bookmarkStart w:id="131" w:name="assessment-23"/>
     <w:p>
       <w:pPr>
         <w:pStyle w:val="berschrift5"/>
@@ -4540,9 +4534,9 @@
         </w:pict>
       </w:r>
     </w:p>
-    <w:bookmarkEnd w:id="128"/>
-    <w:bookmarkEnd w:id="129"/>
-    <w:bookmarkStart w:id="133" w:name="sec:pxl-snowice-sr"/>
+    <w:bookmarkEnd w:id="131"/>
+    <w:bookmarkEnd w:id="132"/>
+    <w:bookmarkStart w:id="136" w:name="sec:pxl-snowice-sr"/>
     <w:p>
       <w:pPr>
         <w:pStyle w:val="berschrift4"/>
@@ -4577,7 +4571,7 @@
         <w:t xml:space="preserve">pxl-snowice-sr</w:t>
       </w:r>
     </w:p>
-    <w:bookmarkStart w:id="130" w:name="threshold-requirements-24"/>
+    <w:bookmarkStart w:id="133" w:name="threshold-requirements-24"/>
     <w:p>
       <w:pPr>
         <w:pStyle w:val="berschrift5"/>
@@ -4597,8 +4591,8 @@
         <w:t xml:space="preserve"> </w:t>
       </w:r>
     </w:p>
-    <w:bookmarkEnd w:id="130"/>
-    <w:bookmarkStart w:id="131" w:name="goal-requirements-24"/>
+    <w:bookmarkEnd w:id="133"/>
+    <w:bookmarkStart w:id="134" w:name="goal-requirements-24"/>
     <w:p>
       <w:pPr>
         <w:pStyle w:val="berschrift5"/>
@@ -4615,8 +4609,8 @@
         <w:t xml:space="preserve">The metadata indicates whether a pixel is assessed as being snow/ice or not. Information on snow/ice mask should be available in the metadata as a single DOI landing page.</w:t>
       </w:r>
     </w:p>
-    <w:bookmarkEnd w:id="131"/>
-    <w:bookmarkStart w:id="132" w:name="assessment-24"/>
+    <w:bookmarkEnd w:id="134"/>
+    <w:bookmarkStart w:id="135" w:name="assessment-24"/>
     <w:p>
       <w:pPr>
         <w:pStyle w:val="berschrift5"/>
@@ -4680,9 +4674,9 @@
         </w:pict>
       </w:r>
     </w:p>
-    <w:bookmarkEnd w:id="132"/>
-    <w:bookmarkEnd w:id="133"/>
-    <w:bookmarkStart w:id="137" w:name="sec:pxl-tershad"/>
+    <w:bookmarkEnd w:id="135"/>
+    <w:bookmarkEnd w:id="136"/>
+    <w:bookmarkStart w:id="140" w:name="sec:pxl-tershad"/>
     <w:p>
       <w:pPr>
         <w:pStyle w:val="berschrift4"/>
@@ -4717,7 +4711,7 @@
         <w:t xml:space="preserve">pxl-tershad</w:t>
       </w:r>
     </w:p>
-    <w:bookmarkStart w:id="134" w:name="threshold-requirements-25"/>
+    <w:bookmarkStart w:id="137" w:name="threshold-requirements-25"/>
     <w:p>
       <w:pPr>
         <w:pStyle w:val="berschrift5"/>
@@ -4737,8 +4731,8 @@
         <w:t xml:space="preserve"> </w:t>
       </w:r>
     </w:p>
-    <w:bookmarkEnd w:id="134"/>
-    <w:bookmarkStart w:id="135" w:name="goal-requirements-25"/>
+    <w:bookmarkEnd w:id="137"/>
+    <w:bookmarkStart w:id="138" w:name="goal-requirements-25"/>
     <w:p>
       <w:pPr>
         <w:pStyle w:val="berschrift5"/>
@@ -4755,8 +4749,8 @@
         <w:t xml:space="preserve">The metadata indicates pixels that are not directly illuminated due to terrain shadowing.</w:t>
       </w:r>
     </w:p>
-    <w:bookmarkEnd w:id="135"/>
-    <w:bookmarkStart w:id="136" w:name="assessment-25"/>
+    <w:bookmarkEnd w:id="138"/>
+    <w:bookmarkStart w:id="139" w:name="assessment-25"/>
     <w:p>
       <w:pPr>
         <w:pStyle w:val="berschrift5"/>
@@ -4820,9 +4814,9 @@
         </w:pict>
       </w:r>
     </w:p>
-    <w:bookmarkEnd w:id="136"/>
-    <w:bookmarkEnd w:id="137"/>
-    <w:bookmarkStart w:id="141" w:name="sec:pxl-terocc"/>
+    <w:bookmarkEnd w:id="139"/>
+    <w:bookmarkEnd w:id="140"/>
+    <w:bookmarkStart w:id="144" w:name="sec:pxl-terocc"/>
     <w:p>
       <w:pPr>
         <w:pStyle w:val="berschrift4"/>
@@ -4857,7 +4851,7 @@
         <w:t xml:space="preserve">pxl-terocc</w:t>
       </w:r>
     </w:p>
-    <w:bookmarkStart w:id="138" w:name="threshold-requirements-26"/>
+    <w:bookmarkStart w:id="141" w:name="threshold-requirements-26"/>
     <w:p>
       <w:pPr>
         <w:pStyle w:val="berschrift5"/>
@@ -4877,8 +4871,8 @@
         <w:t xml:space="preserve"> </w:t>
       </w:r>
     </w:p>
-    <w:bookmarkEnd w:id="138"/>
-    <w:bookmarkStart w:id="139" w:name="goal-requirements-26"/>
+    <w:bookmarkEnd w:id="141"/>
+    <w:bookmarkStart w:id="142" w:name="goal-requirements-26"/>
     <w:p>
       <w:pPr>
         <w:pStyle w:val="berschrift5"/>
@@ -4895,8 +4889,8 @@
         <w:t xml:space="preserve">The metadata indicates pixels that are not visible to the sensor due to terrain occlusion during off-nadir viewing.</w:t>
       </w:r>
     </w:p>
-    <w:bookmarkEnd w:id="139"/>
-    <w:bookmarkStart w:id="140" w:name="assessment-26"/>
+    <w:bookmarkEnd w:id="142"/>
+    <w:bookmarkStart w:id="143" w:name="assessment-26"/>
     <w:p>
       <w:pPr>
         <w:pStyle w:val="berschrift5"/>
@@ -4960,9 +4954,9 @@
         </w:pict>
       </w:r>
     </w:p>
-    <w:bookmarkEnd w:id="140"/>
-    <w:bookmarkEnd w:id="141"/>
-    <w:bookmarkStart w:id="145" w:name="sec:pxl-vigeso"/>
+    <w:bookmarkEnd w:id="143"/>
+    <w:bookmarkEnd w:id="144"/>
+    <w:bookmarkStart w:id="148" w:name="sec:pxl-vigeso"/>
     <w:p>
       <w:pPr>
         <w:pStyle w:val="berschrift4"/>
@@ -4997,7 +4991,7 @@
         <w:t xml:space="preserve">pxl-vigeso</w:t>
       </w:r>
     </w:p>
-    <w:bookmarkStart w:id="142" w:name="threshold-requirements-27"/>
+    <w:bookmarkStart w:id="145" w:name="threshold-requirements-27"/>
     <w:p>
       <w:pPr>
         <w:pStyle w:val="berschrift5"/>
@@ -5014,8 +5008,8 @@
         <w:t xml:space="preserve">Provide average solar and sensor viewing azimuth and zenith angles.</w:t>
       </w:r>
     </w:p>
-    <w:bookmarkEnd w:id="142"/>
-    <w:bookmarkStart w:id="143" w:name="goal-requirements-27"/>
+    <w:bookmarkEnd w:id="145"/>
+    <w:bookmarkStart w:id="146" w:name="goal-requirements-27"/>
     <w:p>
       <w:pPr>
         <w:pStyle w:val="berschrift5"/>
@@ -5032,8 +5026,8 @@
         <w:t xml:space="preserve">Provide per-pixel solar and sensor viewing azimuth and zenith angles.</w:t>
       </w:r>
     </w:p>
-    <w:bookmarkEnd w:id="143"/>
-    <w:bookmarkStart w:id="144" w:name="assessment-27"/>
+    <w:bookmarkEnd w:id="146"/>
+    <w:bookmarkStart w:id="147" w:name="assessment-27"/>
     <w:p>
       <w:pPr>
         <w:pStyle w:val="berschrift5"/>
@@ -5097,9 +5091,9 @@
         </w:pict>
       </w:r>
     </w:p>
-    <w:bookmarkEnd w:id="144"/>
-    <w:bookmarkEnd w:id="145"/>
-    <w:bookmarkStart w:id="149" w:name="sec:pxl-piteric"/>
+    <w:bookmarkEnd w:id="147"/>
+    <w:bookmarkEnd w:id="148"/>
+    <w:bookmarkStart w:id="152" w:name="sec:pxl-piteric"/>
     <w:p>
       <w:pPr>
         <w:pStyle w:val="berschrift4"/>
@@ -5134,7 +5128,7 @@
         <w:t xml:space="preserve">pxl-piteric</w:t>
       </w:r>
     </w:p>
-    <w:bookmarkStart w:id="146" w:name="threshold-requirements-28"/>
+    <w:bookmarkStart w:id="149" w:name="threshold-requirements-28"/>
     <w:p>
       <w:pPr>
         <w:pStyle w:val="berschrift5"/>
@@ -5154,8 +5148,8 @@
         <w:t xml:space="preserve"> </w:t>
       </w:r>
     </w:p>
-    <w:bookmarkEnd w:id="146"/>
-    <w:bookmarkStart w:id="147" w:name="goal-requirements-28"/>
+    <w:bookmarkEnd w:id="149"/>
+    <w:bookmarkStart w:id="150" w:name="goal-requirements-28"/>
     <w:p>
       <w:pPr>
         <w:pStyle w:val="berschrift5"/>
@@ -5172,8 +5166,8 @@
         <w:t xml:space="preserve">Coefficients used for terrain illumination correction are provided for each pixel.</w:t>
       </w:r>
     </w:p>
-    <w:bookmarkEnd w:id="147"/>
-    <w:bookmarkStart w:id="148" w:name="assessment-28"/>
+    <w:bookmarkEnd w:id="150"/>
+    <w:bookmarkStart w:id="151" w:name="assessment-28"/>
     <w:p>
       <w:pPr>
         <w:pStyle w:val="berschrift5"/>
@@ -5230,10 +5224,10 @@
         <w:t xml:space="preserve">Recommended Requirement Modification:</w:t>
       </w:r>
     </w:p>
-    <w:bookmarkEnd w:id="148"/>
-    <w:bookmarkEnd w:id="149"/>
-    <w:bookmarkEnd w:id="150"/>
-    <w:bookmarkStart w:id="175" w:name="sec:rac"/>
+    <w:bookmarkEnd w:id="151"/>
+    <w:bookmarkEnd w:id="152"/>
+    <w:bookmarkEnd w:id="153"/>
+    <w:bookmarkStart w:id="178" w:name="sec:rac"/>
     <w:p>
       <w:pPr>
         <w:pStyle w:val="berschrift3"/>
@@ -5265,7 +5259,7 @@
         <w:t xml:space="preserve">The requirements indicate both the necessary outcomes and the minimum steps necessary to be deemed to have achieved those outcomes.</w:t>
       </w:r>
     </w:p>
-    <w:bookmarkStart w:id="154" w:name="sec:rac-measur-sr"/>
+    <w:bookmarkStart w:id="157" w:name="sec:rac-measur-sr"/>
     <w:p>
       <w:pPr>
         <w:pStyle w:val="berschrift4"/>
@@ -5300,7 +5294,7 @@
         <w:t xml:space="preserve">rac-measur-sr</w:t>
       </w:r>
     </w:p>
-    <w:bookmarkStart w:id="151" w:name="threshold-requirements-29"/>
+    <w:bookmarkStart w:id="154" w:name="threshold-requirements-29"/>
     <w:p>
       <w:pPr>
         <w:pStyle w:val="berschrift5"/>
@@ -5337,8 +5331,8 @@
         <w:t xml:space="preserve">Radiometric corrections must lead to a valid measurement of surface reflectance.</w:t>
       </w:r>
     </w:p>
-    <w:bookmarkEnd w:id="151"/>
-    <w:bookmarkStart w:id="152" w:name="goal-requirements-29"/>
+    <w:bookmarkEnd w:id="154"/>
+    <w:bookmarkStart w:id="155" w:name="goal-requirements-29"/>
     <w:p>
       <w:pPr>
         <w:pStyle w:val="berschrift5"/>
@@ -5372,8 +5366,8 @@
         <w:t xml:space="preserve">).</w:t>
       </w:r>
     </w:p>
-    <w:bookmarkEnd w:id="152"/>
-    <w:bookmarkStart w:id="153" w:name="assessment-29"/>
+    <w:bookmarkEnd w:id="155"/>
+    <w:bookmarkStart w:id="156" w:name="assessment-29"/>
     <w:p>
       <w:pPr>
         <w:pStyle w:val="berschrift5"/>
@@ -5437,9 +5431,9 @@
         </w:pict>
       </w:r>
     </w:p>
-    <w:bookmarkEnd w:id="153"/>
-    <w:bookmarkEnd w:id="154"/>
-    <w:bookmarkStart w:id="158" w:name="sec:rac-muncer-sr"/>
+    <w:bookmarkEnd w:id="156"/>
+    <w:bookmarkEnd w:id="157"/>
+    <w:bookmarkStart w:id="161" w:name="sec:rac-muncer-sr"/>
     <w:p>
       <w:pPr>
         <w:pStyle w:val="berschrift4"/>
@@ -5482,7 +5476,7 @@
         <w:t xml:space="preserve">Note: In current practice, users determine fitness for purpose based on knowledge of the lineage of the data, rather than on a specific estimate of measurement uncertainty.</w:t>
       </w:r>
     </w:p>
-    <w:bookmarkStart w:id="155" w:name="threshold-requirements-30"/>
+    <w:bookmarkStart w:id="158" w:name="threshold-requirements-30"/>
     <w:p>
       <w:pPr>
         <w:pStyle w:val="berschrift5"/>
@@ -5502,8 +5496,8 @@
         <w:t xml:space="preserve"> </w:t>
       </w:r>
     </w:p>
-    <w:bookmarkEnd w:id="155"/>
-    <w:bookmarkStart w:id="156" w:name="goal-requirements-30"/>
+    <w:bookmarkEnd w:id="158"/>
+    <w:bookmarkStart w:id="159" w:name="goal-requirements-30"/>
     <w:p>
       <w:pPr>
         <w:pStyle w:val="berschrift5"/>
@@ -5569,8 +5563,8 @@
         <w:t xml:space="preserve">Information on measurement uncertainty should be available in the metadata as a single DOI landing page.</w:t>
       </w:r>
     </w:p>
-    <w:bookmarkEnd w:id="156"/>
-    <w:bookmarkStart w:id="157" w:name="assessment-30"/>
+    <w:bookmarkEnd w:id="159"/>
+    <w:bookmarkStart w:id="160" w:name="assessment-30"/>
     <w:p>
       <w:pPr>
         <w:pStyle w:val="berschrift5"/>
@@ -5634,9 +5628,9 @@
         </w:pict>
       </w:r>
     </w:p>
-    <w:bookmarkEnd w:id="157"/>
-    <w:bookmarkEnd w:id="158"/>
-    <w:bookmarkStart w:id="162" w:name="sec:rac-mnormal-sr"/>
+    <w:bookmarkEnd w:id="160"/>
+    <w:bookmarkEnd w:id="161"/>
+    <w:bookmarkStart w:id="165" w:name="sec:rac-mnormal-sr"/>
     <w:p>
       <w:pPr>
         <w:pStyle w:val="berschrift4"/>
@@ -5671,7 +5665,7 @@
         <w:t xml:space="preserve">rac-mnormal-sr</w:t>
       </w:r>
     </w:p>
-    <w:bookmarkStart w:id="159" w:name="threshold-requirements-31"/>
+    <w:bookmarkStart w:id="162" w:name="threshold-requirements-31"/>
     <w:p>
       <w:pPr>
         <w:pStyle w:val="berschrift5"/>
@@ -5691,8 +5685,8 @@
         <w:t xml:space="preserve"> </w:t>
       </w:r>
     </w:p>
-    <w:bookmarkEnd w:id="159"/>
-    <w:bookmarkStart w:id="160" w:name="goal-requirements-31"/>
+    <w:bookmarkEnd w:id="162"/>
+    <w:bookmarkStart w:id="163" w:name="goal-requirements-31"/>
     <w:p>
       <w:pPr>
         <w:pStyle w:val="berschrift5"/>
@@ -5729,8 +5723,8 @@
         <w:t xml:space="preserve">Information on measurement normalisation should be available in the metadata as a single DOI landing page.</w:t>
       </w:r>
     </w:p>
-    <w:bookmarkEnd w:id="160"/>
-    <w:bookmarkStart w:id="161" w:name="assessment-31"/>
+    <w:bookmarkEnd w:id="163"/>
+    <w:bookmarkStart w:id="164" w:name="assessment-31"/>
     <w:p>
       <w:pPr>
         <w:pStyle w:val="berschrift5"/>
@@ -5794,9 +5788,9 @@
         </w:pict>
       </w:r>
     </w:p>
-    <w:bookmarkEnd w:id="161"/>
-    <w:bookmarkEnd w:id="162"/>
-    <w:bookmarkStart w:id="166" w:name="sec:rac-dirats-sr"/>
+    <w:bookmarkEnd w:id="164"/>
+    <w:bookmarkEnd w:id="165"/>
+    <w:bookmarkStart w:id="169" w:name="sec:rac-dirats-sr"/>
     <w:p>
       <w:pPr>
         <w:pStyle w:val="berschrift4"/>
@@ -5831,7 +5825,7 @@
         <w:t xml:space="preserve">rac-dirats-sr</w:t>
       </w:r>
     </w:p>
-    <w:bookmarkStart w:id="163" w:name="threshold-requirements-32"/>
+    <w:bookmarkStart w:id="166" w:name="threshold-requirements-32"/>
     <w:p>
       <w:pPr>
         <w:pStyle w:val="berschrift5"/>
@@ -5912,8 +5906,8 @@
         <w:t xml:space="preserve">Examples of technical documentation include an Algorithm Theoretical Basis Document, product user guide, etc.</w:t>
       </w:r>
     </w:p>
-    <w:bookmarkEnd w:id="163"/>
-    <w:bookmarkStart w:id="164" w:name="goal-requirements-32"/>
+    <w:bookmarkEnd w:id="166"/>
+    <w:bookmarkStart w:id="167" w:name="goal-requirements-32"/>
     <w:p>
       <w:pPr>
         <w:pStyle w:val="berschrift5"/>
@@ -5933,8 +5927,8 @@
         <w:t xml:space="preserve"> </w:t>
       </w:r>
     </w:p>
-    <w:bookmarkEnd w:id="164"/>
-    <w:bookmarkStart w:id="165" w:name="assessment-32"/>
+    <w:bookmarkEnd w:id="167"/>
+    <w:bookmarkStart w:id="168" w:name="assessment-32"/>
     <w:p>
       <w:pPr>
         <w:pStyle w:val="berschrift5"/>
@@ -5998,9 +5992,9 @@
         </w:pict>
       </w:r>
     </w:p>
-    <w:bookmarkEnd w:id="165"/>
-    <w:bookmarkEnd w:id="166"/>
-    <w:bookmarkStart w:id="170" w:name="sec:rac-wavap-sr"/>
+    <w:bookmarkEnd w:id="168"/>
+    <w:bookmarkEnd w:id="169"/>
+    <w:bookmarkStart w:id="173" w:name="sec:rac-wavap-sr"/>
     <w:p>
       <w:pPr>
         <w:pStyle w:val="berschrift4"/>
@@ -6035,7 +6029,7 @@
         <w:t xml:space="preserve">rac-wavap-sr</w:t>
       </w:r>
     </w:p>
-    <w:bookmarkStart w:id="167" w:name="threshold-requirements-33"/>
+    <w:bookmarkStart w:id="170" w:name="threshold-requirements-33"/>
     <w:p>
       <w:pPr>
         <w:pStyle w:val="berschrift5"/>
@@ -6096,8 +6090,8 @@
         <w:t xml:space="preserve">Examples of technical documentation include an Algorithm Theoretical Basis Document, product user guide, etc.</w:t>
       </w:r>
     </w:p>
-    <w:bookmarkEnd w:id="167"/>
-    <w:bookmarkStart w:id="168" w:name="goal-requirements-33"/>
+    <w:bookmarkEnd w:id="170"/>
+    <w:bookmarkStart w:id="171" w:name="goal-requirements-33"/>
     <w:p>
       <w:pPr>
         <w:pStyle w:val="berschrift5"/>
@@ -6117,8 +6111,8 @@
         <w:t xml:space="preserve"> </w:t>
       </w:r>
     </w:p>
-    <w:bookmarkEnd w:id="168"/>
-    <w:bookmarkStart w:id="169" w:name="assessment-33"/>
+    <w:bookmarkEnd w:id="171"/>
+    <w:bookmarkStart w:id="172" w:name="assessment-33"/>
     <w:p>
       <w:pPr>
         <w:pStyle w:val="berschrift5"/>
@@ -6182,9 +6176,9 @@
         </w:pict>
       </w:r>
     </w:p>
-    <w:bookmarkEnd w:id="169"/>
-    <w:bookmarkEnd w:id="170"/>
-    <w:bookmarkStart w:id="174" w:name="sec:rac-cozone-sr"/>
+    <w:bookmarkEnd w:id="172"/>
+    <w:bookmarkEnd w:id="173"/>
+    <w:bookmarkStart w:id="177" w:name="sec:rac-cozone-sr"/>
     <w:p>
       <w:pPr>
         <w:pStyle w:val="berschrift4"/>
@@ -6219,7 +6213,7 @@
         <w:t xml:space="preserve">rac-cozone-sr</w:t>
       </w:r>
     </w:p>
-    <w:bookmarkStart w:id="171" w:name="threshold-requirements-34"/>
+    <w:bookmarkStart w:id="174" w:name="threshold-requirements-34"/>
     <w:p>
       <w:pPr>
         <w:pStyle w:val="berschrift5"/>
@@ -6239,8 +6233,8 @@
         <w:t xml:space="preserve"> </w:t>
       </w:r>
     </w:p>
-    <w:bookmarkEnd w:id="171"/>
-    <w:bookmarkStart w:id="172" w:name="goal-requirements-34"/>
+    <w:bookmarkEnd w:id="174"/>
+    <w:bookmarkStart w:id="175" w:name="goal-requirements-34"/>
     <w:p>
       <w:pPr>
         <w:pStyle w:val="berschrift5"/>
@@ -6334,8 +6328,8 @@
         <w:t xml:space="preserve">technical documentation regarding the implementation of that algorithm</w:t>
       </w:r>
     </w:p>
-    <w:bookmarkEnd w:id="172"/>
-    <w:bookmarkStart w:id="173" w:name="assessment-34"/>
+    <w:bookmarkEnd w:id="175"/>
+    <w:bookmarkStart w:id="176" w:name="assessment-34"/>
     <w:p>
       <w:pPr>
         <w:pStyle w:val="berschrift5"/>
@@ -6392,10 +6386,10 @@
         <w:t xml:space="preserve">Recommended Requirement Modification:</w:t>
       </w:r>
     </w:p>
-    <w:bookmarkEnd w:id="173"/>
-    <w:bookmarkEnd w:id="174"/>
-    <w:bookmarkEnd w:id="175"/>
-    <w:bookmarkStart w:id="180" w:name="sec:gcor"/>
+    <w:bookmarkEnd w:id="176"/>
+    <w:bookmarkEnd w:id="177"/>
+    <w:bookmarkEnd w:id="178"/>
+    <w:bookmarkStart w:id="183" w:name="sec:gcor"/>
     <w:p>
       <w:pPr>
         <w:pStyle w:val="berschrift3"/>
@@ -6427,7 +6421,7 @@
         <w:t xml:space="preserve">This section specifies any geometric correction requirements that must be met in order for the data to be analysis ready.</w:t>
       </w:r>
     </w:p>
-    <w:bookmarkStart w:id="179" w:name="sec:gcor-geocorr-sr"/>
+    <w:bookmarkStart w:id="182" w:name="sec:gcor-geocorr-sr"/>
     <w:p>
       <w:pPr>
         <w:pStyle w:val="berschrift4"/>
@@ -6462,7 +6456,7 @@
         <w:t xml:space="preserve">gcor-geocorr-sr</w:t>
       </w:r>
     </w:p>
-    <w:bookmarkStart w:id="176" w:name="threshold-requirements-35"/>
+    <w:bookmarkStart w:id="179" w:name="threshold-requirements-35"/>
     <w:p>
       <w:pPr>
         <w:pStyle w:val="berschrift5"/>
@@ -6592,8 +6586,8 @@
         <w:t xml:space="preserve">sources as the geometric corrections for each of the sources may differ.</w:t>
       </w:r>
     </w:p>
-    <w:bookmarkEnd w:id="176"/>
-    <w:bookmarkStart w:id="177" w:name="goal-requirements-35"/>
+    <w:bookmarkEnd w:id="179"/>
+    <w:bookmarkStart w:id="180" w:name="goal-requirements-35"/>
     <w:p>
       <w:pPr>
         <w:pStyle w:val="berschrift5"/>
@@ -6683,8 +6677,8 @@
         <w:t xml:space="preserve">This requirement is intended to enable interoperability between imagery from different platforms that meet this level of correction, and with non-image spatial data such as GIS layers and terrain models.</w:t>
       </w:r>
     </w:p>
-    <w:bookmarkEnd w:id="177"/>
-    <w:bookmarkStart w:id="178" w:name="assessment-35"/>
+    <w:bookmarkEnd w:id="180"/>
+    <w:bookmarkStart w:id="181" w:name="assessment-35"/>
     <w:p>
       <w:pPr>
         <w:pStyle w:val="berschrift5"/>
@@ -6746,11 +6740,11 @@
         <w:br w:type="page"/>
       </w:r>
     </w:p>
-    <w:bookmarkEnd w:id="178"/>
-    <w:bookmarkEnd w:id="179"/>
-    <w:bookmarkEnd w:id="180"/>
     <w:bookmarkEnd w:id="181"/>
-    <w:bookmarkStart w:id="186" w:name="summary-self-assessment-table"/>
+    <w:bookmarkEnd w:id="182"/>
+    <w:bookmarkEnd w:id="183"/>
+    <w:bookmarkEnd w:id="184"/>
+    <w:bookmarkStart w:id="189" w:name="summary-self-assessment-table"/>
     <w:p>
       <w:pPr>
         <w:pStyle w:val="berschrift2"/>
@@ -6759,7 +6753,7 @@
         <w:t xml:space="preserve">Summary Self-Assessment Table</w:t>
       </w:r>
     </w:p>
-    <w:bookmarkStart w:id="182" w:name="general-metadata"/>
+    <w:bookmarkStart w:id="185" w:name="general-metadata"/>
     <w:p>
       <w:pPr>
         <w:pStyle w:val="berschrift3"/>
@@ -7644,8 +7638,8 @@
         </w:tc>
       </w:tr>
     </w:tbl>
-    <w:bookmarkEnd w:id="182"/>
-    <w:bookmarkStart w:id="183" w:name="per-pixel-metadata"/>
+    <w:bookmarkEnd w:id="185"/>
+    <w:bookmarkStart w:id="186" w:name="per-pixel-metadata"/>
     <w:p>
       <w:pPr>
         <w:pStyle w:val="berschrift3"/>
@@ -8290,8 +8284,8 @@
         </w:tc>
       </w:tr>
     </w:tbl>
-    <w:bookmarkEnd w:id="183"/>
-    <w:bookmarkStart w:id="184" w:name="radiometric-and-atmospheric-corrections"/>
+    <w:bookmarkEnd w:id="186"/>
+    <w:bookmarkStart w:id="187" w:name="radiometric-and-atmospheric-corrections"/>
     <w:p>
       <w:pPr>
         <w:pStyle w:val="berschrift3"/>
@@ -8663,8 +8657,8 @@
         </w:tc>
       </w:tr>
     </w:tbl>
-    <w:bookmarkEnd w:id="184"/>
-    <w:bookmarkStart w:id="185" w:name="geometric-corrections"/>
+    <w:bookmarkEnd w:id="187"/>
+    <w:bookmarkStart w:id="188" w:name="geometric-corrections"/>
     <w:p>
       <w:pPr>
         <w:pStyle w:val="berschrift3"/>
@@ -8785,9 +8779,9 @@
         <w:br w:type="page"/>
       </w:r>
     </w:p>
-    <w:bookmarkEnd w:id="185"/>
-    <w:bookmarkEnd w:id="186"/>
-    <w:bookmarkStart w:id="191" w:name="introduction"/>
+    <w:bookmarkEnd w:id="188"/>
+    <w:bookmarkEnd w:id="189"/>
+    <w:bookmarkStart w:id="194" w:name="introduction"/>
     <w:p>
       <w:pPr>
         <w:pStyle w:val="berschrift2"/>
@@ -8816,7 +8810,7 @@
         <w:t xml:space="preserve">This Guidance material does not replace or override the specifications.</w:t>
       </w:r>
     </w:p>
-    <w:bookmarkStart w:id="187" w:name="sec:intro-what-are-ceos-ard-products"/>
+    <w:bookmarkStart w:id="190" w:name="sec:intro-what-are-ceos-ard-products"/>
     <w:p>
       <w:pPr>
         <w:pStyle w:val="berschrift3"/>
@@ -8875,8 +8869,8 @@
         <w:t xml:space="preserve">for other types of satellite products.</w:t>
       </w:r>
     </w:p>
-    <w:bookmarkEnd w:id="187"/>
-    <w:bookmarkStart w:id="189" w:name="sec:intro-when-is-a-product-ceos-ard"/>
+    <w:bookmarkEnd w:id="190"/>
+    <w:bookmarkStart w:id="192" w:name="sec:intro-when-is-a-product-ceos-ard"/>
     <w:p>
       <w:pPr>
         <w:pStyle w:val="berschrift3"/>
@@ -8927,7 +8921,7 @@
       <w:r>
         <w:t xml:space="preserve"> </w:t>
       </w:r>
-      <w:hyperlink r:id="rId188">
+      <w:hyperlink r:id="rId191">
         <w:r>
           <w:rPr>
             <w:rStyle w:val="Hyperlink"/>
@@ -8947,8 +8941,8 @@
         <w:t xml:space="preserve">A product can continue to use CEOS-ARD branding as long as its generation and distribution remain consistent with the peer-reviewed assessment.</w:t>
       </w:r>
     </w:p>
-    <w:bookmarkEnd w:id="189"/>
-    <w:bookmarkStart w:id="190" w:name="sec:intro-difference-threshold-goal"/>
+    <w:bookmarkEnd w:id="192"/>
+    <w:bookmarkStart w:id="193" w:name="sec:intro-difference-threshold-goal"/>
     <w:p>
       <w:pPr>
         <w:pStyle w:val="berschrift3"/>
@@ -9012,16 +9006,7 @@
         <w:t xml:space="preserve"> </w:t>
       </w:r>
       <w:r>
-        <w:t xml:space="preserve">(Desired) requirements (previously referred to as</w:t>
-      </w:r>
-      <w:r>
-        <w:t xml:space="preserve"> </w:t>
-      </w:r>
-      <w:r>
-        <w:t xml:space="preserve">“Target”</w:t>
-      </w:r>
-      <w:r>
-        <w:t xml:space="preserve">) are the ideal; where we would like to be.</w:t>
+        <w:t xml:space="preserve">(Desired) requirements (previously referred to as “Target”) are the ideal; where we would like to be.</w:t>
       </w:r>
       <w:r>
         <w:t xml:space="preserve"> </w:t>
@@ -9151,9 +9136,9 @@
         <w:br w:type="page"/>
       </w:r>
     </w:p>
-    <w:bookmarkEnd w:id="190"/>
-    <w:bookmarkEnd w:id="191"/>
-    <w:bookmarkStart w:id="196" w:name="references"/>
+    <w:bookmarkEnd w:id="193"/>
+    <w:bookmarkEnd w:id="194"/>
+    <w:bookmarkStart w:id="199" w:name="references"/>
     <w:p>
       <w:pPr>
         <w:pStyle w:val="berschrift2"/>
@@ -9162,8 +9147,8 @@
         <w:t xml:space="preserve">References</w:t>
       </w:r>
     </w:p>
-    <w:bookmarkStart w:id="195" w:name="refs"/>
-    <w:bookmarkStart w:id="192" w:name="ref-iso19115_2_2009"/>
+    <w:bookmarkStart w:id="198" w:name="refs"/>
+    <w:bookmarkStart w:id="195" w:name="ref-iso19115_2_2009"/>
     <w:p>
       <w:pPr>
         <w:pStyle w:val="Literaturverzeichnis"/>
@@ -9175,29 +9160,24 @@
         <w:t xml:space="preserve"> </w:t>
       </w:r>
       <w:r>
-        <w:t xml:space="preserve">“</w:t>
-      </w:r>
-      <w:r>
+        <w:rPr>
+          <w:i/>
+          <w:iCs/>
+        </w:rPr>
         <w:t xml:space="preserve">Geographic information — Metadata — Part 2: Extensions for imagery and gridded data</w:t>
       </w:r>
       <w:r>
-        <w:t xml:space="preserve">.”</w:t>
-      </w:r>
-      <w:r>
-        <w:t xml:space="preserve"> </w:t>
-      </w:r>
-      <w:r>
-        <w:t xml:space="preserve">Standard. Geneva, CH: International Organization for Standardization.</w:t>
-      </w:r>
-    </w:p>
-    <w:bookmarkEnd w:id="192"/>
-    <w:bookmarkStart w:id="194" w:name="ref-li2012"/>
+        <w:t xml:space="preserve">. Standard. International Organization for Standardization.</w:t>
+      </w:r>
+    </w:p>
+    <w:bookmarkEnd w:id="195"/>
+    <w:bookmarkStart w:id="197" w:name="ref-li2012"/>
     <w:p>
       <w:pPr>
         <w:pStyle w:val="Literaturverzeichnis"/>
       </w:pPr>
       <w:r>
-        <w:t xml:space="preserve">Li, Fuqin, David L. B. Jupp, Medhavy Thankappan, Leo Lymburner, Norman Mueller, Adam Lewis, and Alex Held. 2012.</w:t>
+        <w:t xml:space="preserve">Li, Fuqin, David L. B. Jupp, Medhavy Thankappan, et al. 2012.</w:t>
       </w:r>
       <w:r>
         <w:t xml:space="preserve"> </w:t>
@@ -9221,7 +9201,7 @@
       <w:r>
         <w:t xml:space="preserve">124: 756–70. https://doi.org/</w:t>
       </w:r>
-      <w:hyperlink r:id="rId193">
+      <w:hyperlink r:id="rId196">
         <w:r>
           <w:rPr>
             <w:rStyle w:val="Hyperlink"/>
@@ -9233,16 +9213,16 @@
         <w:t xml:space="preserve">.</w:t>
       </w:r>
     </w:p>
-    <w:bookmarkEnd w:id="194"/>
-    <w:bookmarkEnd w:id="195"/>
-    <w:bookmarkEnd w:id="196"/>
     <w:bookmarkEnd w:id="197"/>
+    <w:bookmarkEnd w:id="198"/>
+    <w:bookmarkEnd w:id="199"/>
+    <w:bookmarkEnd w:id="200"/>
     <w:sectPr>
-      <w:headerReference r:id="rId11" w:type="even"/>
+      <w:headerReference r:id="rId9" w:type="even"/>
       <w:headerReference r:id="rId10" w:type="default"/>
-      <w:footerReference r:id="rId13" w:type="even"/>
+      <w:footerReference r:id="rId11" w:type="even"/>
       <w:footerReference r:id="rId12" w:type="default"/>
-      <w:headerReference r:id="rId9" w:type="first"/>
+      <w:headerReference r:id="rId13" w:type="first"/>
       <w:footerReference r:id="rId14" w:type="first"/>
       <w:pgSz w:code="9" w:h="16838" w:w="11906"/>
       <w:pgMar w:bottom="1080" w:footer="567" w:gutter="0" w:header="567" w:left="1440" w:right="1440" w:top="1080"/>

--- a/latest/SR.docx
+++ b/latest/SR.docx
@@ -968,10 +968,10 @@
         </w:numPr>
       </w:pPr>
       <w:r>
-        <w:t xml:space="preserve">Relationship to Section </w:t>
-      </w:r>
-      <w:r>
-        <w:t xml:space="preserve">“</w:t>
+        <w:t xml:space="preserve">Relationship to</w:t>
+      </w:r>
+      <w:r>
+        <w:t xml:space="preserve"> </w:t>
       </w:r>
       <w:hyperlink w:anchor="sec:rac-muncer-sr">
         <w:r>
@@ -982,9 +982,6 @@
         </w:r>
       </w:hyperlink>
       <w:r>
-        <w:t xml:space="preserve">”</w:t>
-      </w:r>
-      <w:r>
         <w:t xml:space="preserve">. Traceability requires an estimate of measurement uncertainty.</w:t>
       </w:r>
     </w:p>
@@ -3523,7 +3520,7 @@
         <w:t xml:space="preserve"> </w:t>
       </w:r>
       <w:r>
-        <w:t xml:space="preserve">Whether the metadata is provided in a single record relevant to all pixels, or separately for each pixel, is at the discretion of the data provider.</w:t>
+        <w:t xml:space="preserve">Whether the metadata is provided in a single record relevant to all pixels or separately for each pixel is at the discretion of the data provider.</w:t>
       </w:r>
       <w:r>
         <w:t xml:space="preserve"> </w:t>
@@ -5346,10 +5343,10 @@
         <w:pStyle w:val="FirstParagraph"/>
       </w:pPr>
       <w:r>
-        <w:t xml:space="preserve">Surface Reflectance measurements are SI traceable (see also Section </w:t>
-      </w:r>
-      <w:r>
-        <w:t xml:space="preserve">“</w:t>
+        <w:t xml:space="preserve">Surface Reflectance measurements are SI traceable (see also</w:t>
+      </w:r>
+      <w:r>
+        <w:t xml:space="preserve"> </w:t>
       </w:r>
       <w:hyperlink w:anchor="sec:meta-trace-sr">
         <w:r>
@@ -5360,9 +5357,6 @@
         </w:r>
       </w:hyperlink>
       <w:r>
-        <w:t xml:space="preserve">”</w:t>
-      </w:r>
-      <w:r>
         <w:t xml:space="preserve">).</w:t>
       </w:r>
     </w:p>
@@ -5531,10 +5525,10 @@
         </w:numPr>
       </w:pPr>
       <w:r>
-        <w:t xml:space="preserve">This is a requirement for SI traceability. See also Section </w:t>
-      </w:r>
-      <w:r>
-        <w:t xml:space="preserve">“</w:t>
+        <w:t xml:space="preserve">This is a requirement for SI traceability. See also</w:t>
+      </w:r>
+      <w:r>
+        <w:t xml:space="preserve"> </w:t>
       </w:r>
       <w:hyperlink w:anchor="sec:meta-trace-sr">
         <w:r>
@@ -5545,9 +5539,6 @@
         </w:r>
       </w:hyperlink>
       <w:r>
-        <w:t xml:space="preserve">”</w:t>
-      </w:r>
-      <w:r>
         <w:t xml:space="preserve">.</w:t>
       </w:r>
     </w:p>
@@ -6256,10 +6247,10 @@
         <w:pStyle w:val="Textkrper"/>
       </w:pPr>
       <w:r>
-        <w:t xml:space="preserve">Relevant metadata must be provided under Section </w:t>
-      </w:r>
-      <w:r>
-        <w:t xml:space="preserve">“</w:t>
+        <w:t xml:space="preserve">Relevant metadata must be provided under</w:t>
+      </w:r>
+      <w:r>
+        <w:t xml:space="preserve"> </w:t>
       </w:r>
       <w:hyperlink w:anchor="sec:meta-geoacc-sr">
         <w:r>
@@ -6270,16 +6261,13 @@
         </w:r>
       </w:hyperlink>
       <w:r>
-        <w:t xml:space="preserve">”</w:t>
-      </w:r>
-      <w:r>
-        <w:t xml:space="preserve"> </w:t>
-      </w:r>
-      <w:r>
-        <w:t xml:space="preserve">and Section </w:t>
-      </w:r>
-      <w:r>
-        <w:t xml:space="preserve">“</w:t>
+        <w:t xml:space="preserve"> </w:t>
+      </w:r>
+      <w:r>
+        <w:t xml:space="preserve">and</w:t>
+      </w:r>
+      <w:r>
+        <w:t xml:space="preserve"> </w:t>
       </w:r>
       <w:hyperlink w:anchor="sec:meta-instru-optical">
         <w:r>
@@ -6290,9 +6278,6 @@
         </w:r>
       </w:hyperlink>
       <w:r>
-        <w:t xml:space="preserve">”</w:t>
-      </w:r>
-      <w:r>
         <w:t xml:space="preserve">.</w:t>
       </w:r>
     </w:p>
@@ -6412,7 +6397,7 @@
         <w:pStyle w:val="FirstParagraph"/>
       </w:pPr>
       <w:r>
-        <w:t xml:space="preserve">The geometric corrections are steps that are taken to place the measurement accurately on the surface of the Earth (that is, to geolocate the measurement) allowing measurements taken through time to be compared.</w:t>
+        <w:t xml:space="preserve">Geometric corrections are steps that are taken to place the measurement accurately on the surface of the Earth (that is, to geolocate the measurement) allowing measurements taken through time to be compared.</w:t>
       </w:r>
       <w:r>
         <w:t xml:space="preserve"> </w:t>
@@ -6510,10 +6495,10 @@
         <w:pStyle w:val="Textkrper"/>
       </w:pPr>
       <w:r>
-        <w:t xml:space="preserve">Relevant metadata must be provided under Section </w:t>
-      </w:r>
-      <w:r>
-        <w:t xml:space="preserve">“</w:t>
+        <w:t xml:space="preserve">Relevant metadata must be provided under</w:t>
+      </w:r>
+      <w:r>
+        <w:t xml:space="preserve"> </w:t>
       </w:r>
       <w:hyperlink w:anchor="sec:meta-geoacc-sr">
         <w:r>
@@ -6524,16 +6509,13 @@
         </w:r>
       </w:hyperlink>
       <w:r>
-        <w:t xml:space="preserve">”</w:t>
-      </w:r>
-      <w:r>
-        <w:t xml:space="preserve"> </w:t>
-      </w:r>
-      <w:r>
-        <w:t xml:space="preserve">and Section </w:t>
-      </w:r>
-      <w:r>
-        <w:t xml:space="preserve">“</w:t>
+        <w:t xml:space="preserve"> </w:t>
+      </w:r>
+      <w:r>
+        <w:t xml:space="preserve">and</w:t>
+      </w:r>
+      <w:r>
+        <w:t xml:space="preserve"> </w:t>
       </w:r>
       <w:hyperlink w:anchor="sec:meta-instru-optical">
         <w:r>
@@ -6544,9 +6526,6 @@
         </w:r>
       </w:hyperlink>
       <w:r>
-        <w:t xml:space="preserve">”</w:t>
-      </w:r>
-      <w:r>
         <w:t xml:space="preserve">.</w:t>
       </w:r>
     </w:p>
@@ -6617,10 +6596,10 @@
         <w:pStyle w:val="Textkrper"/>
       </w:pPr>
       <w:r>
-        <w:t xml:space="preserve">Relevant metadata must be provided under Section </w:t>
-      </w:r>
-      <w:r>
-        <w:t xml:space="preserve">“</w:t>
+        <w:t xml:space="preserve">Relevant metadata must be provided under</w:t>
+      </w:r>
+      <w:r>
+        <w:t xml:space="preserve"> </w:t>
       </w:r>
       <w:hyperlink w:anchor="sec:meta-geoacc-sr">
         <w:r>
@@ -6631,16 +6610,13 @@
         </w:r>
       </w:hyperlink>
       <w:r>
-        <w:t xml:space="preserve">”</w:t>
-      </w:r>
-      <w:r>
-        <w:t xml:space="preserve"> </w:t>
-      </w:r>
-      <w:r>
-        <w:t xml:space="preserve">and Section </w:t>
-      </w:r>
-      <w:r>
-        <w:t xml:space="preserve">“</w:t>
+        <w:t xml:space="preserve"> </w:t>
+      </w:r>
+      <w:r>
+        <w:t xml:space="preserve">and</w:t>
+      </w:r>
+      <w:r>
+        <w:t xml:space="preserve"> </w:t>
       </w:r>
       <w:hyperlink w:anchor="sec:meta-instru-optical">
         <w:r>
@@ -6650,9 +6626,6 @@
           <w:t xml:space="preserve">General Metadata: Instrument</w:t>
         </w:r>
       </w:hyperlink>
-      <w:r>
-        <w:t xml:space="preserve">”</w:t>
-      </w:r>
       <w:r>
         <w:t xml:space="preserve">.</w:t>
       </w:r>
